--- a/proposal_skripsi_zahid_faqih_alim_rabbani.docx
+++ b/proposal_skripsi_zahid_faqih_alim_rabbani.docx
@@ -514,9 +514,11 @@
           <w:spacing w:val="-4"/>
           <w:sz w:val="28"/>
           <w:szCs w:val="28"/>
+          <w:lang w:val="fi-FI"/>
         </w:rPr>
         <w:sectPr>
-          <w:footerReference w:type="default" r:id="rId9"/>
+          <w:headerReference w:type="default" r:id="rId9"/>
+          <w:footerReference w:type="default" r:id="rId10"/>
           <w:pgSz w:w="11906" w:h="16838"/>
           <w:pgMar w:top="1701" w:right="1701" w:bottom="1701" w:left="2268" w:header="708" w:footer="708" w:gutter="0"/>
           <w:cols w:space="708"/>
@@ -540,6 +542,7 @@
           <w:spacing w:val="-4"/>
           <w:sz w:val="28"/>
           <w:szCs w:val="28"/>
+          <w:lang w:val="fi-FI"/>
         </w:rPr>
         <w:t>5</w:t>
       </w:r>
@@ -551,13 +554,218 @@
           <w:ilvl w:val="0"/>
           <w:numId w:val="0"/>
         </w:numPr>
-      </w:pPr>
-      <w:bookmarkStart w:id="1" w:name="_Toc217985536"/>
-      <w:r>
+        <w:ind w:left="360"/>
+        <w:rPr>
+          <w:noProof/>
+          <w:lang w:val="fi-FI"/>
+        </w:rPr>
+      </w:pPr>
+      <w:bookmarkStart w:id="1" w:name="_Toc218003254"/>
+      <w:r>
+        <w:rPr>
+          <w:noProof/>
+        </w:rPr>
+        <w:lastRenderedPageBreak/>
+        <w:drawing>
+          <wp:anchor distT="0" distB="0" distL="114300" distR="114300" simplePos="0" relativeHeight="251666432" behindDoc="0" locked="0" layoutInCell="1" allowOverlap="1" wp14:anchorId="3993C72D" wp14:editId="63D05DB2">
+            <wp:simplePos x="0" y="0"/>
+            <wp:positionH relativeFrom="column">
+              <wp:posOffset>-1440180</wp:posOffset>
+            </wp:positionH>
+            <wp:positionV relativeFrom="paragraph">
+              <wp:posOffset>-1049655</wp:posOffset>
+            </wp:positionV>
+            <wp:extent cx="7557135" cy="9707880"/>
+            <wp:effectExtent l="0" t="0" r="5715" b="7620"/>
+            <wp:wrapNone/>
+            <wp:docPr id="1241282984" name="Picture 1"/>
+            <wp:cNvGraphicFramePr>
+              <a:graphicFrameLocks xmlns:a="http://schemas.openxmlformats.org/drawingml/2006/main" noChangeAspect="1"/>
+            </wp:cNvGraphicFramePr>
+            <a:graphic xmlns:a="http://schemas.openxmlformats.org/drawingml/2006/main">
+              <a:graphicData uri="http://schemas.openxmlformats.org/drawingml/2006/picture">
+                <pic:pic xmlns:pic="http://schemas.openxmlformats.org/drawingml/2006/picture">
+                  <pic:nvPicPr>
+                    <pic:cNvPr id="1241282984" name="Picture 1241282984"/>
+                    <pic:cNvPicPr/>
+                  </pic:nvPicPr>
+                  <pic:blipFill rotWithShape="1">
+                    <a:blip r:embed="rId11">
+                      <a:extLst>
+                        <a:ext uri="{28A0092B-C50C-407E-A947-70E740481C1C}">
+                          <a14:useLocalDpi xmlns:a14="http://schemas.microsoft.com/office/drawing/2010/main" val="0"/>
+                        </a:ext>
+                      </a:extLst>
+                    </a:blip>
+                    <a:srcRect b="9128"/>
+                    <a:stretch>
+                      <a:fillRect/>
+                    </a:stretch>
+                  </pic:blipFill>
+                  <pic:spPr bwMode="auto">
+                    <a:xfrm>
+                      <a:off x="0" y="0"/>
+                      <a:ext cx="7557135" cy="9707880"/>
+                    </a:xfrm>
+                    <a:prstGeom prst="rect">
+                      <a:avLst/>
+                    </a:prstGeom>
+                    <a:ln>
+                      <a:noFill/>
+                    </a:ln>
+                    <a:extLst>
+                      <a:ext uri="{53640926-AAD7-44D8-BBD7-CCE9431645EC}">
+                        <a14:shadowObscured xmlns:a14="http://schemas.microsoft.com/office/drawing/2010/main"/>
+                      </a:ext>
+                    </a:extLst>
+                  </pic:spPr>
+                </pic:pic>
+              </a:graphicData>
+            </a:graphic>
+            <wp14:sizeRelH relativeFrom="margin">
+              <wp14:pctWidth>0</wp14:pctWidth>
+            </wp14:sizeRelH>
+            <wp14:sizeRelV relativeFrom="margin">
+              <wp14:pctHeight>0</wp14:pctHeight>
+            </wp14:sizeRelV>
+          </wp:anchor>
+        </w:drawing>
+      </w:r>
+      <w:r>
+        <w:rPr>
+          <w:noProof/>
+          <w:lang w:val="fi-FI"/>
+        </w:rPr>
+        <w:t>LEMBAR PENGESAHAN</w:t>
+      </w:r>
+      <w:bookmarkEnd w:id="1"/>
+      <w:r>
+        <w:rPr>
+          <w:noProof/>
+          <w:lang w:val="fi-FI"/>
+        </w:rPr>
+        <w:br w:type="page"/>
+      </w:r>
+    </w:p>
+    <w:p>
+      <w:pPr>
+        <w:pStyle w:val="Heading1"/>
+        <w:numPr>
+          <w:ilvl w:val="0"/>
+          <w:numId w:val="0"/>
+        </w:numPr>
+        <w:ind w:left="360"/>
+        <w:rPr>
+          <w:lang w:val="fi-FI"/>
+        </w:rPr>
+      </w:pPr>
+      <w:bookmarkStart w:id="2" w:name="_Toc218003255"/>
+      <w:r>
+        <w:rPr>
+          <w:noProof/>
+          <w14:ligatures w14:val="standardContextual"/>
+        </w:rPr>
+        <w:lastRenderedPageBreak/>
+        <w:drawing>
+          <wp:anchor distT="0" distB="0" distL="114300" distR="114300" simplePos="0" relativeHeight="251667456" behindDoc="0" locked="0" layoutInCell="1" allowOverlap="1" wp14:anchorId="61488A6F" wp14:editId="4889C878">
+            <wp:simplePos x="0" y="0"/>
+            <wp:positionH relativeFrom="column">
+              <wp:posOffset>-1485900</wp:posOffset>
+            </wp:positionH>
+            <wp:positionV relativeFrom="paragraph">
+              <wp:posOffset>-1049654</wp:posOffset>
+            </wp:positionV>
+            <wp:extent cx="7589191" cy="9357360"/>
+            <wp:effectExtent l="0" t="0" r="0" b="0"/>
+            <wp:wrapNone/>
+            <wp:docPr id="271770417" name="Picture 2"/>
+            <wp:cNvGraphicFramePr>
+              <a:graphicFrameLocks xmlns:a="http://schemas.openxmlformats.org/drawingml/2006/main" noChangeAspect="1"/>
+            </wp:cNvGraphicFramePr>
+            <a:graphic xmlns:a="http://schemas.openxmlformats.org/drawingml/2006/main">
+              <a:graphicData uri="http://schemas.openxmlformats.org/drawingml/2006/picture">
+                <pic:pic xmlns:pic="http://schemas.openxmlformats.org/drawingml/2006/picture">
+                  <pic:nvPicPr>
+                    <pic:cNvPr id="271770417" name="Picture 271770417"/>
+                    <pic:cNvPicPr/>
+                  </pic:nvPicPr>
+                  <pic:blipFill rotWithShape="1">
+                    <a:blip r:embed="rId12">
+                      <a:extLst>
+                        <a:ext uri="{28A0092B-C50C-407E-A947-70E740481C1C}">
+                          <a14:useLocalDpi xmlns:a14="http://schemas.microsoft.com/office/drawing/2010/main" val="0"/>
+                        </a:ext>
+                      </a:extLst>
+                    </a:blip>
+                    <a:srcRect b="12779"/>
+                    <a:stretch>
+                      <a:fillRect/>
+                    </a:stretch>
+                  </pic:blipFill>
+                  <pic:spPr bwMode="auto">
+                    <a:xfrm>
+                      <a:off x="0" y="0"/>
+                      <a:ext cx="7596416" cy="9366269"/>
+                    </a:xfrm>
+                    <a:prstGeom prst="rect">
+                      <a:avLst/>
+                    </a:prstGeom>
+                    <a:ln>
+                      <a:noFill/>
+                    </a:ln>
+                    <a:extLst>
+                      <a:ext uri="{53640926-AAD7-44D8-BBD7-CCE9431645EC}">
+                        <a14:shadowObscured xmlns:a14="http://schemas.microsoft.com/office/drawing/2010/main"/>
+                      </a:ext>
+                    </a:extLst>
+                  </pic:spPr>
+                </pic:pic>
+              </a:graphicData>
+            </a:graphic>
+            <wp14:sizeRelH relativeFrom="margin">
+              <wp14:pctWidth>0</wp14:pctWidth>
+            </wp14:sizeRelH>
+            <wp14:sizeRelV relativeFrom="margin">
+              <wp14:pctHeight>0</wp14:pctHeight>
+            </wp14:sizeRelV>
+          </wp:anchor>
+        </w:drawing>
+      </w:r>
+      <w:r>
+        <w:rPr>
+          <w:lang w:val="fi-FI"/>
+        </w:rPr>
+        <w:t>HALAMAN PERNYATAAN</w:t>
+      </w:r>
+      <w:bookmarkEnd w:id="2"/>
+      <w:r>
+        <w:rPr>
+          <w:lang w:val="fi-FI"/>
+        </w:rPr>
+        <w:br w:type="page"/>
+      </w:r>
+    </w:p>
+    <w:p>
+      <w:pPr>
+        <w:pStyle w:val="Heading1"/>
+        <w:numPr>
+          <w:ilvl w:val="0"/>
+          <w:numId w:val="0"/>
+        </w:numPr>
+        <w:spacing w:before="100" w:after="100"/>
+        <w:rPr>
+          <w:lang w:val="fi-FI"/>
+        </w:rPr>
+      </w:pPr>
+      <w:bookmarkStart w:id="3" w:name="_Toc218003256"/>
+      <w:r>
+        <w:rPr>
+          <w:lang w:val="fi-FI"/>
+        </w:rPr>
         <w:lastRenderedPageBreak/>
         <w:t>DAFTAR ISI</w:t>
       </w:r>
-      <w:bookmarkEnd w:id="1"/>
+      <w:bookmarkEnd w:id="3"/>
     </w:p>
     <w:p>
       <w:pPr>
@@ -581,13 +789,13 @@
       <w:r>
         <w:fldChar w:fldCharType="separate"/>
       </w:r>
-      <w:hyperlink w:anchor="_Toc217985536" w:history="1">
+      <w:hyperlink w:anchor="_Toc218003254" w:history="1">
         <w:r>
           <w:rPr>
             <w:rStyle w:val="Hyperlink"/>
             <w:noProof/>
           </w:rPr>
-          <w:t>DAFTAR ISI</w:t>
+          <w:t>LEMBAR PENGESAHAN</w:t>
         </w:r>
         <w:r>
           <w:rPr>
@@ -608,7 +816,7 @@
             <w:noProof/>
             <w:webHidden/>
           </w:rPr>
-          <w:instrText xml:space="preserve"> PAGEREF _Toc217985536 \h </w:instrText>
+          <w:instrText xml:space="preserve"> PAGEREF _Toc218003254 \h </w:instrText>
         </w:r>
         <w:r>
           <w:rPr>
@@ -652,13 +860,13 @@
           <w14:ligatures w14:val="standardContextual"/>
         </w:rPr>
       </w:pPr>
-      <w:hyperlink w:anchor="_Toc217985537" w:history="1">
+      <w:hyperlink w:anchor="_Toc218003255" w:history="1">
         <w:r>
           <w:rPr>
             <w:rStyle w:val="Hyperlink"/>
             <w:noProof/>
           </w:rPr>
-          <w:t>DAFTAR GAMBAR</w:t>
+          <w:t>HALAMAN PERNYATAAN</w:t>
         </w:r>
         <w:r>
           <w:rPr>
@@ -679,7 +887,7 @@
             <w:noProof/>
             <w:webHidden/>
           </w:rPr>
-          <w:instrText xml:space="preserve"> PAGEREF _Toc217985537 \h </w:instrText>
+          <w:instrText xml:space="preserve"> PAGEREF _Toc218003255 \h </w:instrText>
         </w:r>
         <w:r>
           <w:rPr>
@@ -699,7 +907,7 @@
             <w:noProof/>
             <w:webHidden/>
           </w:rPr>
-          <w:t>iv</w:t>
+          <w:t>ii</w:t>
         </w:r>
         <w:r>
           <w:rPr>
@@ -723,13 +931,13 @@
           <w14:ligatures w14:val="standardContextual"/>
         </w:rPr>
       </w:pPr>
-      <w:hyperlink w:anchor="_Toc217985538" w:history="1">
+      <w:hyperlink w:anchor="_Toc218003256" w:history="1">
         <w:r>
           <w:rPr>
             <w:rStyle w:val="Hyperlink"/>
             <w:noProof/>
           </w:rPr>
-          <w:t>DAFTAR TABEL</w:t>
+          <w:t>DAFTAR ISI</w:t>
         </w:r>
         <w:r>
           <w:rPr>
@@ -750,7 +958,7 @@
             <w:noProof/>
             <w:webHidden/>
           </w:rPr>
-          <w:instrText xml:space="preserve"> PAGEREF _Toc217985538 \h </w:instrText>
+          <w:instrText xml:space="preserve"> PAGEREF _Toc218003256 \h </w:instrText>
         </w:r>
         <w:r>
           <w:rPr>
@@ -770,7 +978,7 @@
             <w:noProof/>
             <w:webHidden/>
           </w:rPr>
-          <w:t>v</w:t>
+          <w:t>iii</w:t>
         </w:r>
         <w:r>
           <w:rPr>
@@ -794,13 +1002,13 @@
           <w14:ligatures w14:val="standardContextual"/>
         </w:rPr>
       </w:pPr>
-      <w:hyperlink w:anchor="_Toc217985539" w:history="1">
+      <w:hyperlink w:anchor="_Toc218003257" w:history="1">
         <w:r>
           <w:rPr>
             <w:rStyle w:val="Hyperlink"/>
             <w:noProof/>
           </w:rPr>
-          <w:t>BAB I PENDAHULUAN</w:t>
+          <w:t>DAFTAR GAMBAR</w:t>
         </w:r>
         <w:r>
           <w:rPr>
@@ -821,7 +1029,7 @@
             <w:noProof/>
             <w:webHidden/>
           </w:rPr>
-          <w:instrText xml:space="preserve"> PAGEREF _Toc217985539 \h </w:instrText>
+          <w:instrText xml:space="preserve"> PAGEREF _Toc218003257 \h </w:instrText>
         </w:r>
         <w:r>
           <w:rPr>
@@ -841,7 +1049,7 @@
             <w:noProof/>
             <w:webHidden/>
           </w:rPr>
-          <w:t>1</w:t>
+          <w:t>vi</w:t>
         </w:r>
         <w:r>
           <w:rPr>
@@ -854,7 +1062,7 @@
     </w:p>
     <w:p>
       <w:pPr>
-        <w:pStyle w:val="TOC2"/>
+        <w:pStyle w:val="TOC1"/>
         <w:tabs>
           <w:tab w:val="right" w:leader="dot" w:pos="7927"/>
         </w:tabs>
@@ -865,13 +1073,13 @@
           <w14:ligatures w14:val="standardContextual"/>
         </w:rPr>
       </w:pPr>
-      <w:hyperlink w:anchor="_Toc217985540" w:history="1">
+      <w:hyperlink w:anchor="_Toc218003258" w:history="1">
         <w:r>
           <w:rPr>
             <w:rStyle w:val="Hyperlink"/>
             <w:noProof/>
           </w:rPr>
-          <w:t>1.1 Latar Belakang</w:t>
+          <w:t>DAFTAR TABEL</w:t>
         </w:r>
         <w:r>
           <w:rPr>
@@ -892,7 +1100,7 @@
             <w:noProof/>
             <w:webHidden/>
           </w:rPr>
-          <w:instrText xml:space="preserve"> PAGEREF _Toc217985540 \h </w:instrText>
+          <w:instrText xml:space="preserve"> PAGEREF _Toc218003258 \h </w:instrText>
         </w:r>
         <w:r>
           <w:rPr>
@@ -912,7 +1120,7 @@
             <w:noProof/>
             <w:webHidden/>
           </w:rPr>
-          <w:t>1</w:t>
+          <w:t>vii</w:t>
         </w:r>
         <w:r>
           <w:rPr>
@@ -925,7 +1133,7 @@
     </w:p>
     <w:p>
       <w:pPr>
-        <w:pStyle w:val="TOC2"/>
+        <w:pStyle w:val="TOC1"/>
         <w:tabs>
           <w:tab w:val="right" w:leader="dot" w:pos="7927"/>
         </w:tabs>
@@ -936,13 +1144,13 @@
           <w14:ligatures w14:val="standardContextual"/>
         </w:rPr>
       </w:pPr>
-      <w:hyperlink w:anchor="_Toc217985541" w:history="1">
+      <w:hyperlink w:anchor="_Toc218003259" w:history="1">
         <w:r>
           <w:rPr>
             <w:rStyle w:val="Hyperlink"/>
             <w:noProof/>
           </w:rPr>
-          <w:t>1.2 Rumusan Masalah</w:t>
+          <w:t>BAB I PENDAHULUAN</w:t>
         </w:r>
         <w:r>
           <w:rPr>
@@ -963,7 +1171,7 @@
             <w:noProof/>
             <w:webHidden/>
           </w:rPr>
-          <w:instrText xml:space="preserve"> PAGEREF _Toc217985541 \h </w:instrText>
+          <w:instrText xml:space="preserve"> PAGEREF _Toc218003259 \h </w:instrText>
         </w:r>
         <w:r>
           <w:rPr>
@@ -983,7 +1191,7 @@
             <w:noProof/>
             <w:webHidden/>
           </w:rPr>
-          <w:t>2</w:t>
+          <w:t>1</w:t>
         </w:r>
         <w:r>
           <w:rPr>
@@ -1007,13 +1215,13 @@
           <w14:ligatures w14:val="standardContextual"/>
         </w:rPr>
       </w:pPr>
-      <w:hyperlink w:anchor="_Toc217985542" w:history="1">
+      <w:hyperlink w:anchor="_Toc218003260" w:history="1">
         <w:r>
           <w:rPr>
             <w:rStyle w:val="Hyperlink"/>
             <w:noProof/>
           </w:rPr>
-          <w:t>1.3 Tujuan Penelitian</w:t>
+          <w:t>1.1 Latar Belakang</w:t>
         </w:r>
         <w:r>
           <w:rPr>
@@ -1034,7 +1242,7 @@
             <w:noProof/>
             <w:webHidden/>
           </w:rPr>
-          <w:instrText xml:space="preserve"> PAGEREF _Toc217985542 \h </w:instrText>
+          <w:instrText xml:space="preserve"> PAGEREF _Toc218003260 \h </w:instrText>
         </w:r>
         <w:r>
           <w:rPr>
@@ -1054,7 +1262,7 @@
             <w:noProof/>
             <w:webHidden/>
           </w:rPr>
-          <w:t>3</w:t>
+          <w:t>1</w:t>
         </w:r>
         <w:r>
           <w:rPr>
@@ -1078,13 +1286,13 @@
           <w14:ligatures w14:val="standardContextual"/>
         </w:rPr>
       </w:pPr>
-      <w:hyperlink w:anchor="_Toc217985543" w:history="1">
+      <w:hyperlink w:anchor="_Toc218003261" w:history="1">
         <w:r>
           <w:rPr>
             <w:rStyle w:val="Hyperlink"/>
             <w:noProof/>
           </w:rPr>
-          <w:t>1.4 Batasan Masalah</w:t>
+          <w:t>1.2 Rumusan Masalah</w:t>
         </w:r>
         <w:r>
           <w:rPr>
@@ -1105,7 +1313,7 @@
             <w:noProof/>
             <w:webHidden/>
           </w:rPr>
-          <w:instrText xml:space="preserve"> PAGEREF _Toc217985543 \h </w:instrText>
+          <w:instrText xml:space="preserve"> PAGEREF _Toc218003261 \h </w:instrText>
         </w:r>
         <w:r>
           <w:rPr>
@@ -1125,7 +1333,7 @@
             <w:noProof/>
             <w:webHidden/>
           </w:rPr>
-          <w:t>3</w:t>
+          <w:t>2</w:t>
         </w:r>
         <w:r>
           <w:rPr>
@@ -1149,14 +1357,13 @@
           <w14:ligatures w14:val="standardContextual"/>
         </w:rPr>
       </w:pPr>
-      <w:hyperlink w:anchor="_Toc217985544" w:history="1">
+      <w:hyperlink w:anchor="_Toc218003262" w:history="1">
         <w:r>
           <w:rPr>
             <w:rStyle w:val="Hyperlink"/>
             <w:noProof/>
-            <w:lang w:val="fi-FI"/>
-          </w:rPr>
-          <w:t>1.5 Sistematika Penulisan</w:t>
+          </w:rPr>
+          <w:t>1.3 Tujuan Penelitian</w:t>
         </w:r>
         <w:r>
           <w:rPr>
@@ -1177,7 +1384,7 @@
             <w:noProof/>
             <w:webHidden/>
           </w:rPr>
-          <w:instrText xml:space="preserve"> PAGEREF _Toc217985544 \h </w:instrText>
+          <w:instrText xml:space="preserve"> PAGEREF _Toc218003262 \h </w:instrText>
         </w:r>
         <w:r>
           <w:rPr>
@@ -1197,7 +1404,7 @@
             <w:noProof/>
             <w:webHidden/>
           </w:rPr>
-          <w:t>4</w:t>
+          <w:t>3</w:t>
         </w:r>
         <w:r>
           <w:rPr>
@@ -1210,7 +1417,7 @@
     </w:p>
     <w:p>
       <w:pPr>
-        <w:pStyle w:val="TOC1"/>
+        <w:pStyle w:val="TOC2"/>
         <w:tabs>
           <w:tab w:val="right" w:leader="dot" w:pos="7927"/>
         </w:tabs>
@@ -1221,13 +1428,13 @@
           <w14:ligatures w14:val="standardContextual"/>
         </w:rPr>
       </w:pPr>
-      <w:hyperlink w:anchor="_Toc217985545" w:history="1">
+      <w:hyperlink w:anchor="_Toc218003263" w:history="1">
         <w:r>
           <w:rPr>
             <w:rStyle w:val="Hyperlink"/>
             <w:noProof/>
           </w:rPr>
-          <w:t>BAB II TINJAUAN PUSTAKA</w:t>
+          <w:t>1.4 Batasan Masalah</w:t>
         </w:r>
         <w:r>
           <w:rPr>
@@ -1248,7 +1455,7 @@
             <w:noProof/>
             <w:webHidden/>
           </w:rPr>
-          <w:instrText xml:space="preserve"> PAGEREF _Toc217985545 \h </w:instrText>
+          <w:instrText xml:space="preserve"> PAGEREF _Toc218003263 \h </w:instrText>
         </w:r>
         <w:r>
           <w:rPr>
@@ -1268,7 +1475,7 @@
             <w:noProof/>
             <w:webHidden/>
           </w:rPr>
-          <w:t>5</w:t>
+          <w:t>3</w:t>
         </w:r>
         <w:r>
           <w:rPr>
@@ -1292,13 +1499,14 @@
           <w14:ligatures w14:val="standardContextual"/>
         </w:rPr>
       </w:pPr>
-      <w:hyperlink w:anchor="_Toc217985546" w:history="1">
+      <w:hyperlink w:anchor="_Toc218003264" w:history="1">
         <w:r>
           <w:rPr>
             <w:rStyle w:val="Hyperlink"/>
             <w:noProof/>
-          </w:rPr>
-          <w:t>2.1 Penelitian Terdahulu</w:t>
+            <w:lang w:val="fi-FI"/>
+          </w:rPr>
+          <w:t>1.5 Sistematika Penulisan</w:t>
         </w:r>
         <w:r>
           <w:rPr>
@@ -1319,7 +1527,7 @@
             <w:noProof/>
             <w:webHidden/>
           </w:rPr>
-          <w:instrText xml:space="preserve"> PAGEREF _Toc217985546 \h </w:instrText>
+          <w:instrText xml:space="preserve"> PAGEREF _Toc218003264 \h </w:instrText>
         </w:r>
         <w:r>
           <w:rPr>
@@ -1339,7 +1547,7 @@
             <w:noProof/>
             <w:webHidden/>
           </w:rPr>
-          <w:t>5</w:t>
+          <w:t>4</w:t>
         </w:r>
         <w:r>
           <w:rPr>
@@ -1352,7 +1560,7 @@
     </w:p>
     <w:p>
       <w:pPr>
-        <w:pStyle w:val="TOC2"/>
+        <w:pStyle w:val="TOC1"/>
         <w:tabs>
           <w:tab w:val="right" w:leader="dot" w:pos="7927"/>
         </w:tabs>
@@ -1363,13 +1571,13 @@
           <w14:ligatures w14:val="standardContextual"/>
         </w:rPr>
       </w:pPr>
-      <w:hyperlink w:anchor="_Toc217985547" w:history="1">
+      <w:hyperlink w:anchor="_Toc218003265" w:history="1">
         <w:r>
           <w:rPr>
             <w:rStyle w:val="Hyperlink"/>
             <w:noProof/>
           </w:rPr>
-          <w:t>2.2 Kualitas Air Minum</w:t>
+          <w:t>BAB II TINJAUAN PUSTAKA</w:t>
         </w:r>
         <w:r>
           <w:rPr>
@@ -1390,7 +1598,7 @@
             <w:noProof/>
             <w:webHidden/>
           </w:rPr>
-          <w:instrText xml:space="preserve"> PAGEREF _Toc217985547 \h </w:instrText>
+          <w:instrText xml:space="preserve"> PAGEREF _Toc218003265 \h </w:instrText>
         </w:r>
         <w:r>
           <w:rPr>
@@ -1410,7 +1618,7 @@
             <w:noProof/>
             <w:webHidden/>
           </w:rPr>
-          <w:t>12</w:t>
+          <w:t>5</w:t>
         </w:r>
         <w:r>
           <w:rPr>
@@ -1423,7 +1631,7 @@
     </w:p>
     <w:p>
       <w:pPr>
-        <w:pStyle w:val="TOC3"/>
+        <w:pStyle w:val="TOC2"/>
         <w:tabs>
           <w:tab w:val="right" w:leader="dot" w:pos="7927"/>
         </w:tabs>
@@ -1434,13 +1642,13 @@
           <w14:ligatures w14:val="standardContextual"/>
         </w:rPr>
       </w:pPr>
-      <w:hyperlink w:anchor="_Toc217985548" w:history="1">
+      <w:hyperlink w:anchor="_Toc218003266" w:history="1">
         <w:r>
           <w:rPr>
             <w:rStyle w:val="Hyperlink"/>
             <w:noProof/>
           </w:rPr>
-          <w:t>2.2.1 Definisi Kualitas Air</w:t>
+          <w:t>2.1 Penelitian Terdahulu</w:t>
         </w:r>
         <w:r>
           <w:rPr>
@@ -1461,7 +1669,7 @@
             <w:noProof/>
             <w:webHidden/>
           </w:rPr>
-          <w:instrText xml:space="preserve"> PAGEREF _Toc217985548 \h </w:instrText>
+          <w:instrText xml:space="preserve"> PAGEREF _Toc218003266 \h </w:instrText>
         </w:r>
         <w:r>
           <w:rPr>
@@ -1481,7 +1689,7 @@
             <w:noProof/>
             <w:webHidden/>
           </w:rPr>
-          <w:t>12</w:t>
+          <w:t>5</w:t>
         </w:r>
         <w:r>
           <w:rPr>
@@ -1494,7 +1702,7 @@
     </w:p>
     <w:p>
       <w:pPr>
-        <w:pStyle w:val="TOC3"/>
+        <w:pStyle w:val="TOC2"/>
         <w:tabs>
           <w:tab w:val="right" w:leader="dot" w:pos="7927"/>
         </w:tabs>
@@ -1505,13 +1713,13 @@
           <w14:ligatures w14:val="standardContextual"/>
         </w:rPr>
       </w:pPr>
-      <w:hyperlink w:anchor="_Toc217985549" w:history="1">
+      <w:hyperlink w:anchor="_Toc218003267" w:history="1">
         <w:r>
           <w:rPr>
             <w:rStyle w:val="Hyperlink"/>
             <w:noProof/>
           </w:rPr>
-          <w:t>2.2.2 Standar Baku Mutu Air Minum</w:t>
+          <w:t>2.2 Kualitas Air Minum</w:t>
         </w:r>
         <w:r>
           <w:rPr>
@@ -1532,7 +1740,7 @@
             <w:noProof/>
             <w:webHidden/>
           </w:rPr>
-          <w:instrText xml:space="preserve"> PAGEREF _Toc217985549 \h </w:instrText>
+          <w:instrText xml:space="preserve"> PAGEREF _Toc218003267 \h </w:instrText>
         </w:r>
         <w:r>
           <w:rPr>
@@ -1565,7 +1773,7 @@
     </w:p>
     <w:p>
       <w:pPr>
-        <w:pStyle w:val="TOC4"/>
+        <w:pStyle w:val="TOC3"/>
         <w:tabs>
           <w:tab w:val="right" w:leader="dot" w:pos="7927"/>
         </w:tabs>
@@ -1576,13 +1784,13 @@
           <w14:ligatures w14:val="standardContextual"/>
         </w:rPr>
       </w:pPr>
-      <w:hyperlink w:anchor="_Toc217985550" w:history="1">
+      <w:hyperlink w:anchor="_Toc218003268" w:history="1">
         <w:r>
           <w:rPr>
             <w:rStyle w:val="Hyperlink"/>
             <w:noProof/>
           </w:rPr>
-          <w:t>2.2.2.1 WHO (World Health Organization)</w:t>
+          <w:t>2.2.1 Definisi Kualitas Air</w:t>
         </w:r>
         <w:r>
           <w:rPr>
@@ -1603,7 +1811,7 @@
             <w:noProof/>
             <w:webHidden/>
           </w:rPr>
-          <w:instrText xml:space="preserve"> PAGEREF _Toc217985550 \h </w:instrText>
+          <w:instrText xml:space="preserve"> PAGEREF _Toc218003268 \h </w:instrText>
         </w:r>
         <w:r>
           <w:rPr>
@@ -1636,7 +1844,7 @@
     </w:p>
     <w:p>
       <w:pPr>
-        <w:pStyle w:val="TOC4"/>
+        <w:pStyle w:val="TOC3"/>
         <w:tabs>
           <w:tab w:val="right" w:leader="dot" w:pos="7927"/>
         </w:tabs>
@@ -1647,13 +1855,13 @@
           <w14:ligatures w14:val="standardContextual"/>
         </w:rPr>
       </w:pPr>
-      <w:hyperlink w:anchor="_Toc217985551" w:history="1">
+      <w:hyperlink w:anchor="_Toc218003269" w:history="1">
         <w:r>
           <w:rPr>
             <w:rStyle w:val="Hyperlink"/>
             <w:noProof/>
           </w:rPr>
-          <w:t>2.2.2.2 Peraturan Pemerintah (PP)</w:t>
+          <w:t>2.2.2 Standar Baku Mutu Air Minum</w:t>
         </w:r>
         <w:r>
           <w:rPr>
@@ -1674,7 +1882,7 @@
             <w:noProof/>
             <w:webHidden/>
           </w:rPr>
-          <w:instrText xml:space="preserve"> PAGEREF _Toc217985551 \h </w:instrText>
+          <w:instrText xml:space="preserve"> PAGEREF _Toc218003269 \h </w:instrText>
         </w:r>
         <w:r>
           <w:rPr>
@@ -1718,13 +1926,13 @@
           <w14:ligatures w14:val="standardContextual"/>
         </w:rPr>
       </w:pPr>
-      <w:hyperlink w:anchor="_Toc217985552" w:history="1">
+      <w:hyperlink w:anchor="_Toc218003270" w:history="1">
         <w:r>
           <w:rPr>
             <w:rStyle w:val="Hyperlink"/>
             <w:noProof/>
           </w:rPr>
-          <w:t>2.2.2.3 Peraturan Menteri Kesehatan (Permenkes)</w:t>
+          <w:t>2.2.2.1 WHO (World Health Organization)</w:t>
         </w:r>
         <w:r>
           <w:rPr>
@@ -1745,7 +1953,7 @@
             <w:noProof/>
             <w:webHidden/>
           </w:rPr>
-          <w:instrText xml:space="preserve"> PAGEREF _Toc217985552 \h </w:instrText>
+          <w:instrText xml:space="preserve"> PAGEREF _Toc218003270 \h </w:instrText>
         </w:r>
         <w:r>
           <w:rPr>
@@ -1765,7 +1973,7 @@
             <w:noProof/>
             <w:webHidden/>
           </w:rPr>
-          <w:t>13</w:t>
+          <w:t>12</w:t>
         </w:r>
         <w:r>
           <w:rPr>
@@ -1778,7 +1986,7 @@
     </w:p>
     <w:p>
       <w:pPr>
-        <w:pStyle w:val="TOC3"/>
+        <w:pStyle w:val="TOC4"/>
         <w:tabs>
           <w:tab w:val="right" w:leader="dot" w:pos="7927"/>
         </w:tabs>
@@ -1789,13 +1997,13 @@
           <w14:ligatures w14:val="standardContextual"/>
         </w:rPr>
       </w:pPr>
-      <w:hyperlink w:anchor="_Toc217985553" w:history="1">
+      <w:hyperlink w:anchor="_Toc218003271" w:history="1">
         <w:r>
           <w:rPr>
             <w:rStyle w:val="Hyperlink"/>
             <w:noProof/>
           </w:rPr>
-          <w:t>2.2.3 Parameter Kualitas Air</w:t>
+          <w:t>2.2.2.2 Peraturan Pemerintah (PP)</w:t>
         </w:r>
         <w:r>
           <w:rPr>
@@ -1816,7 +2024,7 @@
             <w:noProof/>
             <w:webHidden/>
           </w:rPr>
-          <w:instrText xml:space="preserve"> PAGEREF _Toc217985553 \h </w:instrText>
+          <w:instrText xml:space="preserve"> PAGEREF _Toc218003271 \h </w:instrText>
         </w:r>
         <w:r>
           <w:rPr>
@@ -1836,7 +2044,7 @@
             <w:noProof/>
             <w:webHidden/>
           </w:rPr>
-          <w:t>13</w:t>
+          <w:t>12</w:t>
         </w:r>
         <w:r>
           <w:rPr>
@@ -1860,13 +2068,13 @@
           <w14:ligatures w14:val="standardContextual"/>
         </w:rPr>
       </w:pPr>
-      <w:hyperlink w:anchor="_Toc217985554" w:history="1">
+      <w:hyperlink w:anchor="_Toc218003272" w:history="1">
         <w:r>
           <w:rPr>
             <w:rStyle w:val="Hyperlink"/>
             <w:noProof/>
           </w:rPr>
-          <w:t>2.2.3.1 pH (Potential of Hydrogen)</w:t>
+          <w:t>2.2.2.3 Peraturan Menteri Kesehatan (Permenkes)</w:t>
         </w:r>
         <w:r>
           <w:rPr>
@@ -1887,7 +2095,7 @@
             <w:noProof/>
             <w:webHidden/>
           </w:rPr>
-          <w:instrText xml:space="preserve"> PAGEREF _Toc217985554 \h </w:instrText>
+          <w:instrText xml:space="preserve"> PAGEREF _Toc218003272 \h </w:instrText>
         </w:r>
         <w:r>
           <w:rPr>
@@ -1920,7 +2128,7 @@
     </w:p>
     <w:p>
       <w:pPr>
-        <w:pStyle w:val="TOC4"/>
+        <w:pStyle w:val="TOC3"/>
         <w:tabs>
           <w:tab w:val="right" w:leader="dot" w:pos="7927"/>
         </w:tabs>
@@ -1931,13 +2139,13 @@
           <w14:ligatures w14:val="standardContextual"/>
         </w:rPr>
       </w:pPr>
-      <w:hyperlink w:anchor="_Toc217985555" w:history="1">
+      <w:hyperlink w:anchor="_Toc218003273" w:history="1">
         <w:r>
           <w:rPr>
             <w:rStyle w:val="Hyperlink"/>
             <w:noProof/>
           </w:rPr>
-          <w:t>2.2.3.2 TDS (Total Dissolved Solids)</w:t>
+          <w:t>2.2.3 Parameter Kualitas Air</w:t>
         </w:r>
         <w:r>
           <w:rPr>
@@ -1958,7 +2166,7 @@
             <w:noProof/>
             <w:webHidden/>
           </w:rPr>
-          <w:instrText xml:space="preserve"> PAGEREF _Toc217985555 \h </w:instrText>
+          <w:instrText xml:space="preserve"> PAGEREF _Toc218003273 \h </w:instrText>
         </w:r>
         <w:r>
           <w:rPr>
@@ -1978,7 +2186,7 @@
             <w:noProof/>
             <w:webHidden/>
           </w:rPr>
-          <w:t>14</w:t>
+          <w:t>13</w:t>
         </w:r>
         <w:r>
           <w:rPr>
@@ -2002,13 +2210,13 @@
           <w14:ligatures w14:val="standardContextual"/>
         </w:rPr>
       </w:pPr>
-      <w:hyperlink w:anchor="_Toc217985556" w:history="1">
+      <w:hyperlink w:anchor="_Toc218003274" w:history="1">
         <w:r>
           <w:rPr>
             <w:rStyle w:val="Hyperlink"/>
             <w:noProof/>
           </w:rPr>
-          <w:t>2.2.3.3 Kekeruhan (Turbidity)</w:t>
+          <w:t>2.2.3.1 pH (Potential of Hydrogen)</w:t>
         </w:r>
         <w:r>
           <w:rPr>
@@ -2029,7 +2237,7 @@
             <w:noProof/>
             <w:webHidden/>
           </w:rPr>
-          <w:instrText xml:space="preserve"> PAGEREF _Toc217985556 \h </w:instrText>
+          <w:instrText xml:space="preserve"> PAGEREF _Toc218003274 \h </w:instrText>
         </w:r>
         <w:r>
           <w:rPr>
@@ -2049,7 +2257,7 @@
             <w:noProof/>
             <w:webHidden/>
           </w:rPr>
-          <w:t>14</w:t>
+          <w:t>13</w:t>
         </w:r>
         <w:r>
           <w:rPr>
@@ -2073,13 +2281,13 @@
           <w14:ligatures w14:val="standardContextual"/>
         </w:rPr>
       </w:pPr>
-      <w:hyperlink w:anchor="_Toc217985557" w:history="1">
+      <w:hyperlink w:anchor="_Toc218003275" w:history="1">
         <w:r>
           <w:rPr>
             <w:rStyle w:val="Hyperlink"/>
             <w:noProof/>
           </w:rPr>
-          <w:t>2.2.3.4 Suhu (Temperature)</w:t>
+          <w:t>2.2.3.2 TDS (Total Dissolved Solids)</w:t>
         </w:r>
         <w:r>
           <w:rPr>
@@ -2100,7 +2308,7 @@
             <w:noProof/>
             <w:webHidden/>
           </w:rPr>
-          <w:instrText xml:space="preserve"> PAGEREF _Toc217985557 \h </w:instrText>
+          <w:instrText xml:space="preserve"> PAGEREF _Toc218003275 \h </w:instrText>
         </w:r>
         <w:r>
           <w:rPr>
@@ -2133,7 +2341,7 @@
     </w:p>
     <w:p>
       <w:pPr>
-        <w:pStyle w:val="TOC2"/>
+        <w:pStyle w:val="TOC4"/>
         <w:tabs>
           <w:tab w:val="right" w:leader="dot" w:pos="7927"/>
         </w:tabs>
@@ -2144,13 +2352,13 @@
           <w14:ligatures w14:val="standardContextual"/>
         </w:rPr>
       </w:pPr>
-      <w:hyperlink w:anchor="_Toc217985558" w:history="1">
+      <w:hyperlink w:anchor="_Toc218003276" w:history="1">
         <w:r>
           <w:rPr>
             <w:rStyle w:val="Hyperlink"/>
             <w:noProof/>
           </w:rPr>
-          <w:t>2.3 Sistem Portabel</w:t>
+          <w:t>2.2.3.3 Kekeruhan (Turbidity)</w:t>
         </w:r>
         <w:r>
           <w:rPr>
@@ -2171,7 +2379,7 @@
             <w:noProof/>
             <w:webHidden/>
           </w:rPr>
-          <w:instrText xml:space="preserve"> PAGEREF _Toc217985558 \h </w:instrText>
+          <w:instrText xml:space="preserve"> PAGEREF _Toc218003276 \h </w:instrText>
         </w:r>
         <w:r>
           <w:rPr>
@@ -2191,7 +2399,7 @@
             <w:noProof/>
             <w:webHidden/>
           </w:rPr>
-          <w:t>15</w:t>
+          <w:t>14</w:t>
         </w:r>
         <w:r>
           <w:rPr>
@@ -2204,7 +2412,7 @@
     </w:p>
     <w:p>
       <w:pPr>
-        <w:pStyle w:val="TOC3"/>
+        <w:pStyle w:val="TOC4"/>
         <w:tabs>
           <w:tab w:val="right" w:leader="dot" w:pos="7927"/>
         </w:tabs>
@@ -2215,13 +2423,13 @@
           <w14:ligatures w14:val="standardContextual"/>
         </w:rPr>
       </w:pPr>
-      <w:hyperlink w:anchor="_Toc217985559" w:history="1">
+      <w:hyperlink w:anchor="_Toc218003277" w:history="1">
         <w:r>
           <w:rPr>
             <w:rStyle w:val="Hyperlink"/>
             <w:noProof/>
           </w:rPr>
-          <w:t>2.3.1 ESP32</w:t>
+          <w:t>2.2.3.4 Suhu (Temperature)</w:t>
         </w:r>
         <w:r>
           <w:rPr>
@@ -2242,7 +2450,7 @@
             <w:noProof/>
             <w:webHidden/>
           </w:rPr>
-          <w:instrText xml:space="preserve"> PAGEREF _Toc217985559 \h </w:instrText>
+          <w:instrText xml:space="preserve"> PAGEREF _Toc218003277 \h </w:instrText>
         </w:r>
         <w:r>
           <w:rPr>
@@ -2262,7 +2470,7 @@
             <w:noProof/>
             <w:webHidden/>
           </w:rPr>
-          <w:t>15</w:t>
+          <w:t>14</w:t>
         </w:r>
         <w:r>
           <w:rPr>
@@ -2275,7 +2483,7 @@
     </w:p>
     <w:p>
       <w:pPr>
-        <w:pStyle w:val="TOC3"/>
+        <w:pStyle w:val="TOC2"/>
         <w:tabs>
           <w:tab w:val="right" w:leader="dot" w:pos="7927"/>
         </w:tabs>
@@ -2286,13 +2494,13 @@
           <w14:ligatures w14:val="standardContextual"/>
         </w:rPr>
       </w:pPr>
-      <w:hyperlink w:anchor="_Toc217985560" w:history="1">
+      <w:hyperlink w:anchor="_Toc218003278" w:history="1">
         <w:r>
           <w:rPr>
             <w:rStyle w:val="Hyperlink"/>
             <w:noProof/>
           </w:rPr>
-          <w:t>2.3.2 Sensor pH</w:t>
+          <w:t>2.3 Sistem Portabel</w:t>
         </w:r>
         <w:r>
           <w:rPr>
@@ -2313,7 +2521,7 @@
             <w:noProof/>
             <w:webHidden/>
           </w:rPr>
-          <w:instrText xml:space="preserve"> PAGEREF _Toc217985560 \h </w:instrText>
+          <w:instrText xml:space="preserve"> PAGEREF _Toc218003278 \h </w:instrText>
         </w:r>
         <w:r>
           <w:rPr>
@@ -2333,7 +2541,7 @@
             <w:noProof/>
             <w:webHidden/>
           </w:rPr>
-          <w:t>17</w:t>
+          <w:t>15</w:t>
         </w:r>
         <w:r>
           <w:rPr>
@@ -2357,13 +2565,13 @@
           <w14:ligatures w14:val="standardContextual"/>
         </w:rPr>
       </w:pPr>
-      <w:hyperlink w:anchor="_Toc217985561" w:history="1">
+      <w:hyperlink w:anchor="_Toc218003279" w:history="1">
         <w:r>
           <w:rPr>
             <w:rStyle w:val="Hyperlink"/>
             <w:noProof/>
           </w:rPr>
-          <w:t>2.3.3 Sensor TDS</w:t>
+          <w:t>2.3.1 ESP32</w:t>
         </w:r>
         <w:r>
           <w:rPr>
@@ -2384,7 +2592,7 @@
             <w:noProof/>
             <w:webHidden/>
           </w:rPr>
-          <w:instrText xml:space="preserve"> PAGEREF _Toc217985561 \h </w:instrText>
+          <w:instrText xml:space="preserve"> PAGEREF _Toc218003279 \h </w:instrText>
         </w:r>
         <w:r>
           <w:rPr>
@@ -2404,7 +2612,7 @@
             <w:noProof/>
             <w:webHidden/>
           </w:rPr>
-          <w:t>17</w:t>
+          <w:t>15</w:t>
         </w:r>
         <w:r>
           <w:rPr>
@@ -2428,13 +2636,13 @@
           <w14:ligatures w14:val="standardContextual"/>
         </w:rPr>
       </w:pPr>
-      <w:hyperlink w:anchor="_Toc217985562" w:history="1">
+      <w:hyperlink w:anchor="_Toc218003280" w:history="1">
         <w:r>
           <w:rPr>
             <w:rStyle w:val="Hyperlink"/>
             <w:noProof/>
           </w:rPr>
-          <w:t>2.3.4 Sensor Turbidity</w:t>
+          <w:t>2.3.2 Sensor pH</w:t>
         </w:r>
         <w:r>
           <w:rPr>
@@ -2455,7 +2663,7 @@
             <w:noProof/>
             <w:webHidden/>
           </w:rPr>
-          <w:instrText xml:space="preserve"> PAGEREF _Toc217985562 \h </w:instrText>
+          <w:instrText xml:space="preserve"> PAGEREF _Toc218003280 \h </w:instrText>
         </w:r>
         <w:r>
           <w:rPr>
@@ -2475,7 +2683,7 @@
             <w:noProof/>
             <w:webHidden/>
           </w:rPr>
-          <w:t>18</w:t>
+          <w:t>17</w:t>
         </w:r>
         <w:r>
           <w:rPr>
@@ -2499,13 +2707,13 @@
           <w14:ligatures w14:val="standardContextual"/>
         </w:rPr>
       </w:pPr>
-      <w:hyperlink w:anchor="_Toc217985563" w:history="1">
+      <w:hyperlink w:anchor="_Toc218003281" w:history="1">
         <w:r>
           <w:rPr>
             <w:rStyle w:val="Hyperlink"/>
             <w:noProof/>
           </w:rPr>
-          <w:t>2.3.5 Sensor Suhu</w:t>
+          <w:t>2.3.3 Sensor TDS</w:t>
         </w:r>
         <w:r>
           <w:rPr>
@@ -2526,7 +2734,7 @@
             <w:noProof/>
             <w:webHidden/>
           </w:rPr>
-          <w:instrText xml:space="preserve"> PAGEREF _Toc217985563 \h </w:instrText>
+          <w:instrText xml:space="preserve"> PAGEREF _Toc218003281 \h </w:instrText>
         </w:r>
         <w:r>
           <w:rPr>
@@ -2546,7 +2754,7 @@
             <w:noProof/>
             <w:webHidden/>
           </w:rPr>
-          <w:t>19</w:t>
+          <w:t>17</w:t>
         </w:r>
         <w:r>
           <w:rPr>
@@ -2559,7 +2767,7 @@
     </w:p>
     <w:p>
       <w:pPr>
-        <w:pStyle w:val="TOC2"/>
+        <w:pStyle w:val="TOC3"/>
         <w:tabs>
           <w:tab w:val="right" w:leader="dot" w:pos="7927"/>
         </w:tabs>
@@ -2570,13 +2778,13 @@
           <w14:ligatures w14:val="standardContextual"/>
         </w:rPr>
       </w:pPr>
-      <w:hyperlink w:anchor="_Toc217985564" w:history="1">
+      <w:hyperlink w:anchor="_Toc218003282" w:history="1">
         <w:r>
           <w:rPr>
             <w:rStyle w:val="Hyperlink"/>
             <w:noProof/>
           </w:rPr>
-          <w:t>2.4 Internet of Things (IoT)</w:t>
+          <w:t>2.3.4 Sensor Turbidity</w:t>
         </w:r>
         <w:r>
           <w:rPr>
@@ -2597,7 +2805,7 @@
             <w:noProof/>
             <w:webHidden/>
           </w:rPr>
-          <w:instrText xml:space="preserve"> PAGEREF _Toc217985564 \h </w:instrText>
+          <w:instrText xml:space="preserve"> PAGEREF _Toc218003282 \h </w:instrText>
         </w:r>
         <w:r>
           <w:rPr>
@@ -2617,7 +2825,7 @@
             <w:noProof/>
             <w:webHidden/>
           </w:rPr>
-          <w:t>19</w:t>
+          <w:t>18</w:t>
         </w:r>
         <w:r>
           <w:rPr>
@@ -2630,7 +2838,7 @@
     </w:p>
     <w:p>
       <w:pPr>
-        <w:pStyle w:val="TOC2"/>
+        <w:pStyle w:val="TOC3"/>
         <w:tabs>
           <w:tab w:val="right" w:leader="dot" w:pos="7927"/>
         </w:tabs>
@@ -2641,13 +2849,13 @@
           <w14:ligatures w14:val="standardContextual"/>
         </w:rPr>
       </w:pPr>
-      <w:hyperlink w:anchor="_Toc217985565" w:history="1">
+      <w:hyperlink w:anchor="_Toc218003283" w:history="1">
         <w:r>
           <w:rPr>
             <w:rStyle w:val="Hyperlink"/>
             <w:noProof/>
           </w:rPr>
-          <w:t>2.5 Pemetaan Spasial</w:t>
+          <w:t>2.3.5 Sensor Suhu</w:t>
         </w:r>
         <w:r>
           <w:rPr>
@@ -2668,7 +2876,7 @@
             <w:noProof/>
             <w:webHidden/>
           </w:rPr>
-          <w:instrText xml:space="preserve"> PAGEREF _Toc217985565 \h </w:instrText>
+          <w:instrText xml:space="preserve"> PAGEREF _Toc218003283 \h </w:instrText>
         </w:r>
         <w:r>
           <w:rPr>
@@ -2688,7 +2896,7 @@
             <w:noProof/>
             <w:webHidden/>
           </w:rPr>
-          <w:t>20</w:t>
+          <w:t>19</w:t>
         </w:r>
         <w:r>
           <w:rPr>
@@ -2712,13 +2920,13 @@
           <w14:ligatures w14:val="standardContextual"/>
         </w:rPr>
       </w:pPr>
-      <w:hyperlink w:anchor="_Toc217985566" w:history="1">
+      <w:hyperlink w:anchor="_Toc218003284" w:history="1">
         <w:r>
           <w:rPr>
             <w:rStyle w:val="Hyperlink"/>
             <w:noProof/>
           </w:rPr>
-          <w:t>2.6 Logika Fuzzy</w:t>
+          <w:t>2.4 Internet of Things (IoT)</w:t>
         </w:r>
         <w:r>
           <w:rPr>
@@ -2739,7 +2947,7 @@
             <w:noProof/>
             <w:webHidden/>
           </w:rPr>
-          <w:instrText xml:space="preserve"> PAGEREF _Toc217985566 \h </w:instrText>
+          <w:instrText xml:space="preserve"> PAGEREF _Toc218003284 \h </w:instrText>
         </w:r>
         <w:r>
           <w:rPr>
@@ -2759,7 +2967,7 @@
             <w:noProof/>
             <w:webHidden/>
           </w:rPr>
-          <w:t>21</w:t>
+          <w:t>19</w:t>
         </w:r>
         <w:r>
           <w:rPr>
@@ -2783,13 +2991,13 @@
           <w14:ligatures w14:val="standardContextual"/>
         </w:rPr>
       </w:pPr>
-      <w:hyperlink w:anchor="_Toc217985567" w:history="1">
+      <w:hyperlink w:anchor="_Toc218003285" w:history="1">
         <w:r>
           <w:rPr>
             <w:rStyle w:val="Hyperlink"/>
             <w:noProof/>
           </w:rPr>
-          <w:t>2.7 Firebase (Penyimpanan Data Cloud dan Sinkronisasi Offline-Online)</w:t>
+          <w:t>2.5 Pemetaan Spasial</w:t>
         </w:r>
         <w:r>
           <w:rPr>
@@ -2810,7 +3018,7 @@
             <w:noProof/>
             <w:webHidden/>
           </w:rPr>
-          <w:instrText xml:space="preserve"> PAGEREF _Toc217985567 \h </w:instrText>
+          <w:instrText xml:space="preserve"> PAGEREF _Toc218003285 \h </w:instrText>
         </w:r>
         <w:r>
           <w:rPr>
@@ -2830,7 +3038,7 @@
             <w:noProof/>
             <w:webHidden/>
           </w:rPr>
-          <w:t>23</w:t>
+          <w:t>20</w:t>
         </w:r>
         <w:r>
           <w:rPr>
@@ -2843,7 +3051,7 @@
     </w:p>
     <w:p>
       <w:pPr>
-        <w:pStyle w:val="TOC1"/>
+        <w:pStyle w:val="TOC2"/>
         <w:tabs>
           <w:tab w:val="right" w:leader="dot" w:pos="7927"/>
         </w:tabs>
@@ -2854,13 +3062,13 @@
           <w14:ligatures w14:val="standardContextual"/>
         </w:rPr>
       </w:pPr>
-      <w:hyperlink w:anchor="_Toc217985568" w:history="1">
+      <w:hyperlink w:anchor="_Toc218003286" w:history="1">
         <w:r>
           <w:rPr>
             <w:rStyle w:val="Hyperlink"/>
             <w:noProof/>
           </w:rPr>
-          <w:t>BAB III METODE PENELITIAN</w:t>
+          <w:t>2.6 Logika Fuzzy</w:t>
         </w:r>
         <w:r>
           <w:rPr>
@@ -2881,7 +3089,7 @@
             <w:noProof/>
             <w:webHidden/>
           </w:rPr>
-          <w:instrText xml:space="preserve"> PAGEREF _Toc217985568 \h </w:instrText>
+          <w:instrText xml:space="preserve"> PAGEREF _Toc218003286 \h </w:instrText>
         </w:r>
         <w:r>
           <w:rPr>
@@ -2901,7 +3109,7 @@
             <w:noProof/>
             <w:webHidden/>
           </w:rPr>
-          <w:t>24</w:t>
+          <w:t>21</w:t>
         </w:r>
         <w:r>
           <w:rPr>
@@ -2925,13 +3133,13 @@
           <w14:ligatures w14:val="standardContextual"/>
         </w:rPr>
       </w:pPr>
-      <w:hyperlink w:anchor="_Toc217985569" w:history="1">
+      <w:hyperlink w:anchor="_Toc218003287" w:history="1">
         <w:r>
           <w:rPr>
             <w:rStyle w:val="Hyperlink"/>
             <w:noProof/>
           </w:rPr>
-          <w:t>3.1 Tahapan Penelitian</w:t>
+          <w:t>2.7 Firebase (Penyimpanan Data Cloud dan Sinkronisasi Offline-Online)</w:t>
         </w:r>
         <w:r>
           <w:rPr>
@@ -2952,7 +3160,7 @@
             <w:noProof/>
             <w:webHidden/>
           </w:rPr>
-          <w:instrText xml:space="preserve"> PAGEREF _Toc217985569 \h </w:instrText>
+          <w:instrText xml:space="preserve"> PAGEREF _Toc218003287 \h </w:instrText>
         </w:r>
         <w:r>
           <w:rPr>
@@ -2972,7 +3180,7 @@
             <w:noProof/>
             <w:webHidden/>
           </w:rPr>
-          <w:t>24</w:t>
+          <w:t>23</w:t>
         </w:r>
         <w:r>
           <w:rPr>
@@ -2985,7 +3193,7 @@
     </w:p>
     <w:p>
       <w:pPr>
-        <w:pStyle w:val="TOC2"/>
+        <w:pStyle w:val="TOC1"/>
         <w:tabs>
           <w:tab w:val="right" w:leader="dot" w:pos="7927"/>
         </w:tabs>
@@ -2996,13 +3204,13 @@
           <w14:ligatures w14:val="standardContextual"/>
         </w:rPr>
       </w:pPr>
-      <w:hyperlink w:anchor="_Toc217985570" w:history="1">
+      <w:hyperlink w:anchor="_Toc218003288" w:history="1">
         <w:r>
           <w:rPr>
             <w:rStyle w:val="Hyperlink"/>
             <w:noProof/>
           </w:rPr>
-          <w:t>3.2 Identifikasi Masalah</w:t>
+          <w:t>BAB III METODE PENELITIAN</w:t>
         </w:r>
         <w:r>
           <w:rPr>
@@ -3023,7 +3231,7 @@
             <w:noProof/>
             <w:webHidden/>
           </w:rPr>
-          <w:instrText xml:space="preserve"> PAGEREF _Toc217985570 \h </w:instrText>
+          <w:instrText xml:space="preserve"> PAGEREF _Toc218003288 \h </w:instrText>
         </w:r>
         <w:r>
           <w:rPr>
@@ -3067,13 +3275,13 @@
           <w14:ligatures w14:val="standardContextual"/>
         </w:rPr>
       </w:pPr>
-      <w:hyperlink w:anchor="_Toc217985571" w:history="1">
+      <w:hyperlink w:anchor="_Toc218003289" w:history="1">
         <w:r>
           <w:rPr>
             <w:rStyle w:val="Hyperlink"/>
             <w:noProof/>
           </w:rPr>
-          <w:t>3.3 Studi Literatur</w:t>
+          <w:t>3.1 Tahapan Penelitian</w:t>
         </w:r>
         <w:r>
           <w:rPr>
@@ -3094,7 +3302,7 @@
             <w:noProof/>
             <w:webHidden/>
           </w:rPr>
-          <w:instrText xml:space="preserve"> PAGEREF _Toc217985571 \h </w:instrText>
+          <w:instrText xml:space="preserve"> PAGEREF _Toc218003289 \h </w:instrText>
         </w:r>
         <w:r>
           <w:rPr>
@@ -3114,7 +3322,7 @@
             <w:noProof/>
             <w:webHidden/>
           </w:rPr>
-          <w:t>25</w:t>
+          <w:t>24</w:t>
         </w:r>
         <w:r>
           <w:rPr>
@@ -3138,13 +3346,13 @@
           <w14:ligatures w14:val="standardContextual"/>
         </w:rPr>
       </w:pPr>
-      <w:hyperlink w:anchor="_Toc217985572" w:history="1">
+      <w:hyperlink w:anchor="_Toc218003290" w:history="1">
         <w:r>
           <w:rPr>
             <w:rStyle w:val="Hyperlink"/>
             <w:noProof/>
           </w:rPr>
-          <w:t>3.4 Perancangan Program dan Alat</w:t>
+          <w:t>3.2 Identifikasi Masalah</w:t>
         </w:r>
         <w:r>
           <w:rPr>
@@ -3165,7 +3373,7 @@
             <w:noProof/>
             <w:webHidden/>
           </w:rPr>
-          <w:instrText xml:space="preserve"> PAGEREF _Toc217985572 \h </w:instrText>
+          <w:instrText xml:space="preserve"> PAGEREF _Toc218003290 \h </w:instrText>
         </w:r>
         <w:r>
           <w:rPr>
@@ -3185,7 +3393,7 @@
             <w:noProof/>
             <w:webHidden/>
           </w:rPr>
-          <w:t>25</w:t>
+          <w:t>24</w:t>
         </w:r>
         <w:r>
           <w:rPr>
@@ -3198,7 +3406,7 @@
     </w:p>
     <w:p>
       <w:pPr>
-        <w:pStyle w:val="TOC3"/>
+        <w:pStyle w:val="TOC2"/>
         <w:tabs>
           <w:tab w:val="right" w:leader="dot" w:pos="7927"/>
         </w:tabs>
@@ -3209,13 +3417,13 @@
           <w14:ligatures w14:val="standardContextual"/>
         </w:rPr>
       </w:pPr>
-      <w:hyperlink w:anchor="_Toc217985573" w:history="1">
+      <w:hyperlink w:anchor="_Toc218003291" w:history="1">
         <w:r>
           <w:rPr>
             <w:rStyle w:val="Hyperlink"/>
             <w:noProof/>
           </w:rPr>
-          <w:t>3.4.1 Perancangan Alat</w:t>
+          <w:t>3.3 Studi Literatur</w:t>
         </w:r>
         <w:r>
           <w:rPr>
@@ -3236,7 +3444,7 @@
             <w:noProof/>
             <w:webHidden/>
           </w:rPr>
-          <w:instrText xml:space="preserve"> PAGEREF _Toc217985573 \h </w:instrText>
+          <w:instrText xml:space="preserve"> PAGEREF _Toc218003291 \h </w:instrText>
         </w:r>
         <w:r>
           <w:rPr>
@@ -3269,7 +3477,7 @@
     </w:p>
     <w:p>
       <w:pPr>
-        <w:pStyle w:val="TOC3"/>
+        <w:pStyle w:val="TOC2"/>
         <w:tabs>
           <w:tab w:val="right" w:leader="dot" w:pos="7927"/>
         </w:tabs>
@@ -3280,13 +3488,13 @@
           <w14:ligatures w14:val="standardContextual"/>
         </w:rPr>
       </w:pPr>
-      <w:hyperlink w:anchor="_Toc217985574" w:history="1">
+      <w:hyperlink w:anchor="_Toc218003292" w:history="1">
         <w:r>
           <w:rPr>
             <w:rStyle w:val="Hyperlink"/>
             <w:noProof/>
           </w:rPr>
-          <w:t>3.4.2 Perancangan Program</w:t>
+          <w:t>3.4 Perancangan Program dan Alat</w:t>
         </w:r>
         <w:r>
           <w:rPr>
@@ -3307,7 +3515,7 @@
             <w:noProof/>
             <w:webHidden/>
           </w:rPr>
-          <w:instrText xml:space="preserve"> PAGEREF _Toc217985574 \h </w:instrText>
+          <w:instrText xml:space="preserve"> PAGEREF _Toc218003292 \h </w:instrText>
         </w:r>
         <w:r>
           <w:rPr>
@@ -3327,7 +3535,7 @@
             <w:noProof/>
             <w:webHidden/>
           </w:rPr>
-          <w:t>27</w:t>
+          <w:t>25</w:t>
         </w:r>
         <w:r>
           <w:rPr>
@@ -3340,7 +3548,7 @@
     </w:p>
     <w:p>
       <w:pPr>
-        <w:pStyle w:val="TOC4"/>
+        <w:pStyle w:val="TOC3"/>
         <w:tabs>
           <w:tab w:val="right" w:leader="dot" w:pos="7927"/>
         </w:tabs>
@@ -3351,13 +3559,13 @@
           <w14:ligatures w14:val="standardContextual"/>
         </w:rPr>
       </w:pPr>
-      <w:hyperlink w:anchor="_Toc217985575" w:history="1">
+      <w:hyperlink w:anchor="_Toc218003293" w:history="1">
         <w:r>
           <w:rPr>
             <w:rStyle w:val="Hyperlink"/>
             <w:noProof/>
           </w:rPr>
-          <w:t>3.4.2.1 Fuzzifikasi</w:t>
+          <w:t>3.4.1 Perancangan Alat</w:t>
         </w:r>
         <w:r>
           <w:rPr>
@@ -3378,7 +3586,7 @@
             <w:noProof/>
             <w:webHidden/>
           </w:rPr>
-          <w:instrText xml:space="preserve"> PAGEREF _Toc217985575 \h </w:instrText>
+          <w:instrText xml:space="preserve"> PAGEREF _Toc218003293 \h </w:instrText>
         </w:r>
         <w:r>
           <w:rPr>
@@ -3398,7 +3606,7 @@
             <w:noProof/>
             <w:webHidden/>
           </w:rPr>
-          <w:t>28</w:t>
+          <w:t>25</w:t>
         </w:r>
         <w:r>
           <w:rPr>
@@ -3411,7 +3619,7 @@
     </w:p>
     <w:p>
       <w:pPr>
-        <w:pStyle w:val="TOC4"/>
+        <w:pStyle w:val="TOC3"/>
         <w:tabs>
           <w:tab w:val="right" w:leader="dot" w:pos="7927"/>
         </w:tabs>
@@ -3422,13 +3630,13 @@
           <w14:ligatures w14:val="standardContextual"/>
         </w:rPr>
       </w:pPr>
-      <w:hyperlink w:anchor="_Toc217985576" w:history="1">
+      <w:hyperlink w:anchor="_Toc218003294" w:history="1">
         <w:r>
           <w:rPr>
             <w:rStyle w:val="Hyperlink"/>
             <w:noProof/>
           </w:rPr>
-          <w:t>3.4.2.2 Inferensi Fuzzy</w:t>
+          <w:t>3.4.2 Perancangan Program</w:t>
         </w:r>
         <w:r>
           <w:rPr>
@@ -3449,7 +3657,7 @@
             <w:noProof/>
             <w:webHidden/>
           </w:rPr>
-          <w:instrText xml:space="preserve"> PAGEREF _Toc217985576 \h </w:instrText>
+          <w:instrText xml:space="preserve"> PAGEREF _Toc218003294 \h </w:instrText>
         </w:r>
         <w:r>
           <w:rPr>
@@ -3469,7 +3677,7 @@
             <w:noProof/>
             <w:webHidden/>
           </w:rPr>
-          <w:t>32</w:t>
+          <w:t>27</w:t>
         </w:r>
         <w:r>
           <w:rPr>
@@ -3493,13 +3701,13 @@
           <w14:ligatures w14:val="standardContextual"/>
         </w:rPr>
       </w:pPr>
-      <w:hyperlink w:anchor="_Toc217985577" w:history="1">
+      <w:hyperlink w:anchor="_Toc218003295" w:history="1">
         <w:r>
           <w:rPr>
             <w:rStyle w:val="Hyperlink"/>
             <w:noProof/>
           </w:rPr>
-          <w:t>3.4.2.3 Defuzzifikasi</w:t>
+          <w:t>3.4.2.1 Fuzzifikasi</w:t>
         </w:r>
         <w:r>
           <w:rPr>
@@ -3520,7 +3728,7 @@
             <w:noProof/>
             <w:webHidden/>
           </w:rPr>
-          <w:instrText xml:space="preserve"> PAGEREF _Toc217985577 \h </w:instrText>
+          <w:instrText xml:space="preserve"> PAGEREF _Toc218003295 \h </w:instrText>
         </w:r>
         <w:r>
           <w:rPr>
@@ -3540,7 +3748,7 @@
             <w:noProof/>
             <w:webHidden/>
           </w:rPr>
-          <w:t>33</w:t>
+          <w:t>28</w:t>
         </w:r>
         <w:r>
           <w:rPr>
@@ -3553,7 +3761,7 @@
     </w:p>
     <w:p>
       <w:pPr>
-        <w:pStyle w:val="TOC2"/>
+        <w:pStyle w:val="TOC4"/>
         <w:tabs>
           <w:tab w:val="right" w:leader="dot" w:pos="7927"/>
         </w:tabs>
@@ -3564,13 +3772,13 @@
           <w14:ligatures w14:val="standardContextual"/>
         </w:rPr>
       </w:pPr>
-      <w:hyperlink w:anchor="_Toc217985578" w:history="1">
+      <w:hyperlink w:anchor="_Toc218003296" w:history="1">
         <w:r>
           <w:rPr>
             <w:rStyle w:val="Hyperlink"/>
             <w:noProof/>
           </w:rPr>
-          <w:t>3.5 Pengujian Alat</w:t>
+          <w:t>3.4.2.2 Inferensi Fuzzy</w:t>
         </w:r>
         <w:r>
           <w:rPr>
@@ -3591,7 +3799,7 @@
             <w:noProof/>
             <w:webHidden/>
           </w:rPr>
-          <w:instrText xml:space="preserve"> PAGEREF _Toc217985578 \h </w:instrText>
+          <w:instrText xml:space="preserve"> PAGEREF _Toc218003296 \h </w:instrText>
         </w:r>
         <w:r>
           <w:rPr>
@@ -3611,7 +3819,7 @@
             <w:noProof/>
             <w:webHidden/>
           </w:rPr>
-          <w:t>35</w:t>
+          <w:t>32</w:t>
         </w:r>
         <w:r>
           <w:rPr>
@@ -3624,7 +3832,7 @@
     </w:p>
     <w:p>
       <w:pPr>
-        <w:pStyle w:val="TOC2"/>
+        <w:pStyle w:val="TOC4"/>
         <w:tabs>
           <w:tab w:val="right" w:leader="dot" w:pos="7927"/>
         </w:tabs>
@@ -3635,13 +3843,13 @@
           <w14:ligatures w14:val="standardContextual"/>
         </w:rPr>
       </w:pPr>
-      <w:hyperlink w:anchor="_Toc217985579" w:history="1">
+      <w:hyperlink w:anchor="_Toc218003297" w:history="1">
         <w:r>
           <w:rPr>
             <w:rStyle w:val="Hyperlink"/>
             <w:noProof/>
           </w:rPr>
-          <w:t>3.6 Pengumpulan Data</w:t>
+          <w:t>3.4.2.3 Defuzzifikasi</w:t>
         </w:r>
         <w:r>
           <w:rPr>
@@ -3662,7 +3870,7 @@
             <w:noProof/>
             <w:webHidden/>
           </w:rPr>
-          <w:instrText xml:space="preserve"> PAGEREF _Toc217985579 \h </w:instrText>
+          <w:instrText xml:space="preserve"> PAGEREF _Toc218003297 \h </w:instrText>
         </w:r>
         <w:r>
           <w:rPr>
@@ -3682,7 +3890,7 @@
             <w:noProof/>
             <w:webHidden/>
           </w:rPr>
-          <w:t>36</w:t>
+          <w:t>33</w:t>
         </w:r>
         <w:r>
           <w:rPr>
@@ -3706,13 +3914,13 @@
           <w14:ligatures w14:val="standardContextual"/>
         </w:rPr>
       </w:pPr>
-      <w:hyperlink w:anchor="_Toc217985580" w:history="1">
+      <w:hyperlink w:anchor="_Toc218003298" w:history="1">
         <w:r>
           <w:rPr>
             <w:rStyle w:val="Hyperlink"/>
             <w:noProof/>
           </w:rPr>
-          <w:t>3.7 Pengolahan dan Analisis Data</w:t>
+          <w:t>3.5 Pengujian Alat</w:t>
         </w:r>
         <w:r>
           <w:rPr>
@@ -3733,7 +3941,7 @@
             <w:noProof/>
             <w:webHidden/>
           </w:rPr>
-          <w:instrText xml:space="preserve"> PAGEREF _Toc217985580 \h </w:instrText>
+          <w:instrText xml:space="preserve"> PAGEREF _Toc218003298 \h </w:instrText>
         </w:r>
         <w:r>
           <w:rPr>
@@ -3753,7 +3961,7 @@
             <w:noProof/>
             <w:webHidden/>
           </w:rPr>
-          <w:t>37</w:t>
+          <w:t>35</w:t>
         </w:r>
         <w:r>
           <w:rPr>
@@ -3766,7 +3974,7 @@
     </w:p>
     <w:p>
       <w:pPr>
-        <w:pStyle w:val="TOC3"/>
+        <w:pStyle w:val="TOC2"/>
         <w:tabs>
           <w:tab w:val="right" w:leader="dot" w:pos="7927"/>
         </w:tabs>
@@ -3777,13 +3985,13 @@
           <w14:ligatures w14:val="standardContextual"/>
         </w:rPr>
       </w:pPr>
-      <w:hyperlink w:anchor="_Toc217985581" w:history="1">
+      <w:hyperlink w:anchor="_Toc218003299" w:history="1">
         <w:r>
           <w:rPr>
             <w:rStyle w:val="Hyperlink"/>
             <w:noProof/>
           </w:rPr>
-          <w:t>3.7.1 Pengolahan Data</w:t>
+          <w:t>3.6 Pengumpulan Data</w:t>
         </w:r>
         <w:r>
           <w:rPr>
@@ -3804,7 +4012,7 @@
             <w:noProof/>
             <w:webHidden/>
           </w:rPr>
-          <w:instrText xml:space="preserve"> PAGEREF _Toc217985581 \h </w:instrText>
+          <w:instrText xml:space="preserve"> PAGEREF _Toc218003299 \h </w:instrText>
         </w:r>
         <w:r>
           <w:rPr>
@@ -3824,7 +4032,7 @@
             <w:noProof/>
             <w:webHidden/>
           </w:rPr>
-          <w:t>37</w:t>
+          <w:t>36</w:t>
         </w:r>
         <w:r>
           <w:rPr>
@@ -3837,7 +4045,7 @@
     </w:p>
     <w:p>
       <w:pPr>
-        <w:pStyle w:val="TOC3"/>
+        <w:pStyle w:val="TOC2"/>
         <w:tabs>
           <w:tab w:val="right" w:leader="dot" w:pos="7927"/>
         </w:tabs>
@@ -3848,13 +4056,13 @@
           <w14:ligatures w14:val="standardContextual"/>
         </w:rPr>
       </w:pPr>
-      <w:hyperlink w:anchor="_Toc217985582" w:history="1">
+      <w:hyperlink w:anchor="_Toc218003300" w:history="1">
         <w:r>
           <w:rPr>
             <w:rStyle w:val="Hyperlink"/>
             <w:noProof/>
           </w:rPr>
-          <w:t>3.7.2 Analisis Data</w:t>
+          <w:t>3.7 Pengolahan dan Analisis Data</w:t>
         </w:r>
         <w:r>
           <w:rPr>
@@ -3875,7 +4083,7 @@
             <w:noProof/>
             <w:webHidden/>
           </w:rPr>
-          <w:instrText xml:space="preserve"> PAGEREF _Toc217985582 \h </w:instrText>
+          <w:instrText xml:space="preserve"> PAGEREF _Toc218003300 \h </w:instrText>
         </w:r>
         <w:r>
           <w:rPr>
@@ -3895,7 +4103,7 @@
             <w:noProof/>
             <w:webHidden/>
           </w:rPr>
-          <w:t>38</w:t>
+          <w:t>37</w:t>
         </w:r>
         <w:r>
           <w:rPr>
@@ -3908,7 +4116,7 @@
     </w:p>
     <w:p>
       <w:pPr>
-        <w:pStyle w:val="TOC2"/>
+        <w:pStyle w:val="TOC3"/>
         <w:tabs>
           <w:tab w:val="right" w:leader="dot" w:pos="7927"/>
         </w:tabs>
@@ -3919,14 +4127,13 @@
           <w14:ligatures w14:val="standardContextual"/>
         </w:rPr>
       </w:pPr>
-      <w:hyperlink w:anchor="_Toc217985583" w:history="1">
+      <w:hyperlink w:anchor="_Toc218003301" w:history="1">
         <w:r>
           <w:rPr>
             <w:rStyle w:val="Hyperlink"/>
             <w:noProof/>
-            <w:lang w:val="it-CH"/>
-          </w:rPr>
-          <w:t>3.8 Jadwal Penelitian</w:t>
+          </w:rPr>
+          <w:t>3.7.1 Pengolahan Data</w:t>
         </w:r>
         <w:r>
           <w:rPr>
@@ -3947,7 +4154,7 @@
             <w:noProof/>
             <w:webHidden/>
           </w:rPr>
-          <w:instrText xml:space="preserve"> PAGEREF _Toc217985583 \h </w:instrText>
+          <w:instrText xml:space="preserve"> PAGEREF _Toc218003301 \h </w:instrText>
         </w:r>
         <w:r>
           <w:rPr>
@@ -3967,7 +4174,7 @@
             <w:noProof/>
             <w:webHidden/>
           </w:rPr>
-          <w:t>39</w:t>
+          <w:t>37</w:t>
         </w:r>
         <w:r>
           <w:rPr>
@@ -3980,7 +4187,7 @@
     </w:p>
     <w:p>
       <w:pPr>
-        <w:pStyle w:val="TOC1"/>
+        <w:pStyle w:val="TOC3"/>
         <w:tabs>
           <w:tab w:val="right" w:leader="dot" w:pos="7927"/>
         </w:tabs>
@@ -3991,13 +4198,13 @@
           <w14:ligatures w14:val="standardContextual"/>
         </w:rPr>
       </w:pPr>
-      <w:hyperlink w:anchor="_Toc217985584" w:history="1">
+      <w:hyperlink w:anchor="_Toc218003302" w:history="1">
         <w:r>
           <w:rPr>
             <w:rStyle w:val="Hyperlink"/>
             <w:noProof/>
           </w:rPr>
-          <w:t>DAFTAR PUSTAKA</w:t>
+          <w:t>3.7.2 Analisis Data</w:t>
         </w:r>
         <w:r>
           <w:rPr>
@@ -4018,7 +4225,7 @@
             <w:noProof/>
             <w:webHidden/>
           </w:rPr>
-          <w:instrText xml:space="preserve"> PAGEREF _Toc217985584 \h </w:instrText>
+          <w:instrText xml:space="preserve"> PAGEREF _Toc218003302 \h </w:instrText>
         </w:r>
         <w:r>
           <w:rPr>
@@ -4038,7 +4245,7 @@
             <w:noProof/>
             <w:webHidden/>
           </w:rPr>
-          <w:t>41</w:t>
+          <w:t>38</w:t>
         </w:r>
         <w:r>
           <w:rPr>
@@ -4051,29 +4258,1139 @@
     </w:p>
     <w:p>
       <w:pPr>
+        <w:pStyle w:val="TOC2"/>
+        <w:tabs>
+          <w:tab w:val="right" w:leader="dot" w:pos="7927"/>
+        </w:tabs>
+        <w:rPr>
+          <w:rFonts w:asciiTheme="minorHAnsi" w:eastAsiaTheme="minorEastAsia" w:hAnsiTheme="minorHAnsi" w:cstheme="minorBidi"/>
+          <w:noProof/>
+          <w:kern w:val="2"/>
+          <w14:ligatures w14:val="standardContextual"/>
+        </w:rPr>
+      </w:pPr>
+      <w:hyperlink w:anchor="_Toc218003303" w:history="1">
+        <w:r>
+          <w:rPr>
+            <w:rStyle w:val="Hyperlink"/>
+            <w:noProof/>
+            <w:lang w:val="it-CH"/>
+          </w:rPr>
+          <w:t>3.8 Jadwal Penelitian</w:t>
+        </w:r>
+        <w:r>
+          <w:rPr>
+            <w:noProof/>
+            <w:webHidden/>
+          </w:rPr>
+          <w:tab/>
+        </w:r>
+        <w:r>
+          <w:rPr>
+            <w:noProof/>
+            <w:webHidden/>
+          </w:rPr>
+          <w:fldChar w:fldCharType="begin"/>
+        </w:r>
+        <w:r>
+          <w:rPr>
+            <w:noProof/>
+            <w:webHidden/>
+          </w:rPr>
+          <w:instrText xml:space="preserve"> PAGEREF _Toc218003303 \h </w:instrText>
+        </w:r>
+        <w:r>
+          <w:rPr>
+            <w:noProof/>
+            <w:webHidden/>
+          </w:rPr>
+        </w:r>
+        <w:r>
+          <w:rPr>
+            <w:noProof/>
+            <w:webHidden/>
+          </w:rPr>
+          <w:fldChar w:fldCharType="separate"/>
+        </w:r>
+        <w:r>
+          <w:rPr>
+            <w:noProof/>
+            <w:webHidden/>
+          </w:rPr>
+          <w:t>39</w:t>
+        </w:r>
+        <w:r>
+          <w:rPr>
+            <w:noProof/>
+            <w:webHidden/>
+          </w:rPr>
+          <w:fldChar w:fldCharType="end"/>
+        </w:r>
+      </w:hyperlink>
+    </w:p>
+    <w:p>
+      <w:pPr>
+        <w:pStyle w:val="TOC1"/>
+        <w:tabs>
+          <w:tab w:val="right" w:leader="dot" w:pos="7927"/>
+        </w:tabs>
+        <w:rPr>
+          <w:rFonts w:asciiTheme="minorHAnsi" w:eastAsiaTheme="minorEastAsia" w:hAnsiTheme="minorHAnsi" w:cstheme="minorBidi"/>
+          <w:noProof/>
+          <w:kern w:val="2"/>
+          <w14:ligatures w14:val="standardContextual"/>
+        </w:rPr>
+      </w:pPr>
+      <w:hyperlink w:anchor="_Toc218003304" w:history="1">
+        <w:r>
+          <w:rPr>
+            <w:rStyle w:val="Hyperlink"/>
+            <w:noProof/>
+          </w:rPr>
+          <w:t>DAFTAR PUSTAKA</w:t>
+        </w:r>
+        <w:r>
+          <w:rPr>
+            <w:noProof/>
+            <w:webHidden/>
+          </w:rPr>
+          <w:tab/>
+        </w:r>
+        <w:r>
+          <w:rPr>
+            <w:noProof/>
+            <w:webHidden/>
+          </w:rPr>
+          <w:fldChar w:fldCharType="begin"/>
+        </w:r>
+        <w:r>
+          <w:rPr>
+            <w:noProof/>
+            <w:webHidden/>
+          </w:rPr>
+          <w:instrText xml:space="preserve"> PAGEREF _Toc218003304 \h </w:instrText>
+        </w:r>
+        <w:r>
+          <w:rPr>
+            <w:noProof/>
+            <w:webHidden/>
+          </w:rPr>
+        </w:r>
+        <w:r>
+          <w:rPr>
+            <w:noProof/>
+            <w:webHidden/>
+          </w:rPr>
+          <w:fldChar w:fldCharType="separate"/>
+        </w:r>
+        <w:r>
+          <w:rPr>
+            <w:noProof/>
+            <w:webHidden/>
+          </w:rPr>
+          <w:t>40</w:t>
+        </w:r>
+        <w:r>
+          <w:rPr>
+            <w:noProof/>
+            <w:webHidden/>
+          </w:rPr>
+          <w:fldChar w:fldCharType="end"/>
+        </w:r>
+      </w:hyperlink>
+    </w:p>
+    <w:p>
+      <w:pPr>
+        <w:rPr>
+          <w:rFonts w:eastAsiaTheme="majorEastAsia" w:cstheme="majorBidi"/>
+          <w:b/>
+          <w:color w:val="000000" w:themeColor="text1"/>
+          <w:sz w:val="28"/>
+          <w:szCs w:val="40"/>
+        </w:rPr>
+      </w:pPr>
+      <w:r>
+        <w:fldChar w:fldCharType="end"/>
+      </w:r>
+      <w:r>
+        <w:br w:type="page"/>
+      </w:r>
+    </w:p>
+    <w:p>
+      <w:pPr>
         <w:pStyle w:val="Heading1"/>
         <w:numPr>
           <w:ilvl w:val="0"/>
           <w:numId w:val="0"/>
         </w:numPr>
       </w:pPr>
+      <w:bookmarkStart w:id="4" w:name="_Toc218003257"/>
+      <w:r>
+        <w:lastRenderedPageBreak/>
+        <w:t>DAFTAR GAMBAR</w:t>
+      </w:r>
+      <w:bookmarkEnd w:id="4"/>
+    </w:p>
+    <w:p>
+      <w:pPr>
+        <w:pStyle w:val="TOC1"/>
+        <w:tabs>
+          <w:tab w:val="right" w:leader="dot" w:pos="7927"/>
+        </w:tabs>
+        <w:rPr>
+          <w:rFonts w:asciiTheme="minorHAnsi" w:eastAsiaTheme="minorEastAsia" w:hAnsiTheme="minorHAnsi" w:cstheme="minorBidi"/>
+          <w:noProof/>
+          <w:kern w:val="2"/>
+          <w14:ligatures w14:val="standardContextual"/>
+        </w:rPr>
+      </w:pPr>
+      <w:r>
+        <w:fldChar w:fldCharType="begin"/>
+      </w:r>
+      <w:r>
+        <w:instrText xml:space="preserve"> TOC \h \z \u \t "Heading 5;1" </w:instrText>
+      </w:r>
+      <w:r>
+        <w:fldChar w:fldCharType="separate"/>
+      </w:r>
+      <w:hyperlink w:anchor="_Toc218003353" w:history="1">
+        <w:r>
+          <w:rPr>
+            <w:rStyle w:val="Hyperlink"/>
+            <w:noProof/>
+          </w:rPr>
+          <w:t>Gambar 2.1 ESP32</w:t>
+        </w:r>
+        <w:r>
+          <w:rPr>
+            <w:noProof/>
+            <w:webHidden/>
+          </w:rPr>
+          <w:tab/>
+        </w:r>
+        <w:r>
+          <w:rPr>
+            <w:noProof/>
+            <w:webHidden/>
+          </w:rPr>
+          <w:fldChar w:fldCharType="begin"/>
+        </w:r>
+        <w:r>
+          <w:rPr>
+            <w:noProof/>
+            <w:webHidden/>
+          </w:rPr>
+          <w:instrText xml:space="preserve"> PAGEREF _Toc218003353 \h </w:instrText>
+        </w:r>
+        <w:r>
+          <w:rPr>
+            <w:noProof/>
+            <w:webHidden/>
+          </w:rPr>
+        </w:r>
+        <w:r>
+          <w:rPr>
+            <w:noProof/>
+            <w:webHidden/>
+          </w:rPr>
+          <w:fldChar w:fldCharType="separate"/>
+        </w:r>
+        <w:r>
+          <w:rPr>
+            <w:noProof/>
+            <w:webHidden/>
+          </w:rPr>
+          <w:t>16</w:t>
+        </w:r>
+        <w:r>
+          <w:rPr>
+            <w:noProof/>
+            <w:webHidden/>
+          </w:rPr>
+          <w:fldChar w:fldCharType="end"/>
+        </w:r>
+      </w:hyperlink>
+    </w:p>
+    <w:p>
+      <w:pPr>
+        <w:pStyle w:val="TOC1"/>
+        <w:tabs>
+          <w:tab w:val="right" w:leader="dot" w:pos="7927"/>
+        </w:tabs>
+        <w:rPr>
+          <w:rFonts w:asciiTheme="minorHAnsi" w:eastAsiaTheme="minorEastAsia" w:hAnsiTheme="minorHAnsi" w:cstheme="minorBidi"/>
+          <w:noProof/>
+          <w:kern w:val="2"/>
+          <w14:ligatures w14:val="standardContextual"/>
+        </w:rPr>
+      </w:pPr>
+      <w:hyperlink w:anchor="_Toc218003354" w:history="1">
+        <w:r>
+          <w:rPr>
+            <w:rStyle w:val="Hyperlink"/>
+            <w:noProof/>
+          </w:rPr>
+          <w:t>Gambar 2.2 Sensor pH</w:t>
+        </w:r>
+        <w:r>
+          <w:rPr>
+            <w:noProof/>
+            <w:webHidden/>
+          </w:rPr>
+          <w:tab/>
+        </w:r>
+        <w:r>
+          <w:rPr>
+            <w:noProof/>
+            <w:webHidden/>
+          </w:rPr>
+          <w:fldChar w:fldCharType="begin"/>
+        </w:r>
+        <w:r>
+          <w:rPr>
+            <w:noProof/>
+            <w:webHidden/>
+          </w:rPr>
+          <w:instrText xml:space="preserve"> PAGEREF _Toc218003354 \h </w:instrText>
+        </w:r>
+        <w:r>
+          <w:rPr>
+            <w:noProof/>
+            <w:webHidden/>
+          </w:rPr>
+        </w:r>
+        <w:r>
+          <w:rPr>
+            <w:noProof/>
+            <w:webHidden/>
+          </w:rPr>
+          <w:fldChar w:fldCharType="separate"/>
+        </w:r>
+        <w:r>
+          <w:rPr>
+            <w:noProof/>
+            <w:webHidden/>
+          </w:rPr>
+          <w:t>17</w:t>
+        </w:r>
+        <w:r>
+          <w:rPr>
+            <w:noProof/>
+            <w:webHidden/>
+          </w:rPr>
+          <w:fldChar w:fldCharType="end"/>
+        </w:r>
+      </w:hyperlink>
+    </w:p>
+    <w:p>
+      <w:pPr>
+        <w:pStyle w:val="TOC1"/>
+        <w:tabs>
+          <w:tab w:val="right" w:leader="dot" w:pos="7927"/>
+        </w:tabs>
+        <w:rPr>
+          <w:rFonts w:asciiTheme="minorHAnsi" w:eastAsiaTheme="minorEastAsia" w:hAnsiTheme="minorHAnsi" w:cstheme="minorBidi"/>
+          <w:noProof/>
+          <w:kern w:val="2"/>
+          <w14:ligatures w14:val="standardContextual"/>
+        </w:rPr>
+      </w:pPr>
+      <w:hyperlink w:anchor="_Toc218003355" w:history="1">
+        <w:r>
+          <w:rPr>
+            <w:rStyle w:val="Hyperlink"/>
+            <w:noProof/>
+          </w:rPr>
+          <w:t>Gambar 2.3 Sensor TDS</w:t>
+        </w:r>
+        <w:r>
+          <w:rPr>
+            <w:noProof/>
+            <w:webHidden/>
+          </w:rPr>
+          <w:tab/>
+        </w:r>
+        <w:r>
+          <w:rPr>
+            <w:noProof/>
+            <w:webHidden/>
+          </w:rPr>
+          <w:fldChar w:fldCharType="begin"/>
+        </w:r>
+        <w:r>
+          <w:rPr>
+            <w:noProof/>
+            <w:webHidden/>
+          </w:rPr>
+          <w:instrText xml:space="preserve"> PAGEREF _Toc218003355 \h </w:instrText>
+        </w:r>
+        <w:r>
+          <w:rPr>
+            <w:noProof/>
+            <w:webHidden/>
+          </w:rPr>
+        </w:r>
+        <w:r>
+          <w:rPr>
+            <w:noProof/>
+            <w:webHidden/>
+          </w:rPr>
+          <w:fldChar w:fldCharType="separate"/>
+        </w:r>
+        <w:r>
+          <w:rPr>
+            <w:noProof/>
+            <w:webHidden/>
+          </w:rPr>
+          <w:t>17</w:t>
+        </w:r>
+        <w:r>
+          <w:rPr>
+            <w:noProof/>
+            <w:webHidden/>
+          </w:rPr>
+          <w:fldChar w:fldCharType="end"/>
+        </w:r>
+      </w:hyperlink>
+    </w:p>
+    <w:p>
+      <w:pPr>
+        <w:pStyle w:val="TOC1"/>
+        <w:tabs>
+          <w:tab w:val="right" w:leader="dot" w:pos="7927"/>
+        </w:tabs>
+        <w:rPr>
+          <w:rFonts w:asciiTheme="minorHAnsi" w:eastAsiaTheme="minorEastAsia" w:hAnsiTheme="minorHAnsi" w:cstheme="minorBidi"/>
+          <w:noProof/>
+          <w:kern w:val="2"/>
+          <w14:ligatures w14:val="standardContextual"/>
+        </w:rPr>
+      </w:pPr>
+      <w:hyperlink w:anchor="_Toc218003356" w:history="1">
+        <w:r>
+          <w:rPr>
+            <w:rStyle w:val="Hyperlink"/>
+            <w:noProof/>
+          </w:rPr>
+          <w:t>Gambar 2.4. Sensor Turbidity</w:t>
+        </w:r>
+        <w:r>
+          <w:rPr>
+            <w:noProof/>
+            <w:webHidden/>
+          </w:rPr>
+          <w:tab/>
+        </w:r>
+        <w:r>
+          <w:rPr>
+            <w:noProof/>
+            <w:webHidden/>
+          </w:rPr>
+          <w:fldChar w:fldCharType="begin"/>
+        </w:r>
+        <w:r>
+          <w:rPr>
+            <w:noProof/>
+            <w:webHidden/>
+          </w:rPr>
+          <w:instrText xml:space="preserve"> PAGEREF _Toc218003356 \h </w:instrText>
+        </w:r>
+        <w:r>
+          <w:rPr>
+            <w:noProof/>
+            <w:webHidden/>
+          </w:rPr>
+        </w:r>
+        <w:r>
+          <w:rPr>
+            <w:noProof/>
+            <w:webHidden/>
+          </w:rPr>
+          <w:fldChar w:fldCharType="separate"/>
+        </w:r>
+        <w:r>
+          <w:rPr>
+            <w:noProof/>
+            <w:webHidden/>
+          </w:rPr>
+          <w:t>18</w:t>
+        </w:r>
+        <w:r>
+          <w:rPr>
+            <w:noProof/>
+            <w:webHidden/>
+          </w:rPr>
+          <w:fldChar w:fldCharType="end"/>
+        </w:r>
+      </w:hyperlink>
+    </w:p>
+    <w:p>
+      <w:pPr>
+        <w:pStyle w:val="TOC1"/>
+        <w:tabs>
+          <w:tab w:val="right" w:leader="dot" w:pos="7927"/>
+        </w:tabs>
+        <w:rPr>
+          <w:rFonts w:asciiTheme="minorHAnsi" w:eastAsiaTheme="minorEastAsia" w:hAnsiTheme="minorHAnsi" w:cstheme="minorBidi"/>
+          <w:noProof/>
+          <w:kern w:val="2"/>
+          <w14:ligatures w14:val="standardContextual"/>
+        </w:rPr>
+      </w:pPr>
+      <w:hyperlink w:anchor="_Toc218003357" w:history="1">
+        <w:r>
+          <w:rPr>
+            <w:rStyle w:val="Hyperlink"/>
+            <w:noProof/>
+          </w:rPr>
+          <w:t>Gambar 2.5. Sensor Suhu</w:t>
+        </w:r>
+        <w:r>
+          <w:rPr>
+            <w:noProof/>
+            <w:webHidden/>
+          </w:rPr>
+          <w:tab/>
+        </w:r>
+        <w:r>
+          <w:rPr>
+            <w:noProof/>
+            <w:webHidden/>
+          </w:rPr>
+          <w:fldChar w:fldCharType="begin"/>
+        </w:r>
+        <w:r>
+          <w:rPr>
+            <w:noProof/>
+            <w:webHidden/>
+          </w:rPr>
+          <w:instrText xml:space="preserve"> PAGEREF _Toc218003357 \h </w:instrText>
+        </w:r>
+        <w:r>
+          <w:rPr>
+            <w:noProof/>
+            <w:webHidden/>
+          </w:rPr>
+        </w:r>
+        <w:r>
+          <w:rPr>
+            <w:noProof/>
+            <w:webHidden/>
+          </w:rPr>
+          <w:fldChar w:fldCharType="separate"/>
+        </w:r>
+        <w:r>
+          <w:rPr>
+            <w:noProof/>
+            <w:webHidden/>
+          </w:rPr>
+          <w:t>19</w:t>
+        </w:r>
+        <w:r>
+          <w:rPr>
+            <w:noProof/>
+            <w:webHidden/>
+          </w:rPr>
+          <w:fldChar w:fldCharType="end"/>
+        </w:r>
+      </w:hyperlink>
+    </w:p>
+    <w:p>
+      <w:pPr>
+        <w:pStyle w:val="TOC1"/>
+        <w:tabs>
+          <w:tab w:val="right" w:leader="dot" w:pos="7927"/>
+        </w:tabs>
+        <w:rPr>
+          <w:rFonts w:asciiTheme="minorHAnsi" w:eastAsiaTheme="minorEastAsia" w:hAnsiTheme="minorHAnsi" w:cstheme="minorBidi"/>
+          <w:noProof/>
+          <w:kern w:val="2"/>
+          <w14:ligatures w14:val="standardContextual"/>
+        </w:rPr>
+      </w:pPr>
+      <w:hyperlink w:anchor="_Toc218003358" w:history="1">
+        <w:r>
+          <w:rPr>
+            <w:rStyle w:val="Hyperlink"/>
+            <w:noProof/>
+          </w:rPr>
+          <w:t>Gambar 3.1. Flowchart Tahapan Penelitian</w:t>
+        </w:r>
+        <w:r>
+          <w:rPr>
+            <w:noProof/>
+            <w:webHidden/>
+          </w:rPr>
+          <w:tab/>
+        </w:r>
+        <w:r>
+          <w:rPr>
+            <w:noProof/>
+            <w:webHidden/>
+          </w:rPr>
+          <w:fldChar w:fldCharType="begin"/>
+        </w:r>
+        <w:r>
+          <w:rPr>
+            <w:noProof/>
+            <w:webHidden/>
+          </w:rPr>
+          <w:instrText xml:space="preserve"> PAGEREF _Toc218003358 \h </w:instrText>
+        </w:r>
+        <w:r>
+          <w:rPr>
+            <w:noProof/>
+            <w:webHidden/>
+          </w:rPr>
+        </w:r>
+        <w:r>
+          <w:rPr>
+            <w:noProof/>
+            <w:webHidden/>
+          </w:rPr>
+          <w:fldChar w:fldCharType="separate"/>
+        </w:r>
+        <w:r>
+          <w:rPr>
+            <w:noProof/>
+            <w:webHidden/>
+          </w:rPr>
+          <w:t>24</w:t>
+        </w:r>
+        <w:r>
+          <w:rPr>
+            <w:noProof/>
+            <w:webHidden/>
+          </w:rPr>
+          <w:fldChar w:fldCharType="end"/>
+        </w:r>
+      </w:hyperlink>
+    </w:p>
+    <w:p>
+      <w:pPr>
+        <w:pStyle w:val="TOC1"/>
+        <w:tabs>
+          <w:tab w:val="right" w:leader="dot" w:pos="7927"/>
+        </w:tabs>
+        <w:rPr>
+          <w:rFonts w:asciiTheme="minorHAnsi" w:eastAsiaTheme="minorEastAsia" w:hAnsiTheme="minorHAnsi" w:cstheme="minorBidi"/>
+          <w:noProof/>
+          <w:kern w:val="2"/>
+          <w14:ligatures w14:val="standardContextual"/>
+        </w:rPr>
+      </w:pPr>
+      <w:hyperlink w:anchor="_Toc218003359" w:history="1">
+        <w:r>
+          <w:rPr>
+            <w:rStyle w:val="Hyperlink"/>
+            <w:noProof/>
+          </w:rPr>
+          <w:t>Gambar 3.2. Skematik Rangkaian Alat</w:t>
+        </w:r>
+        <w:r>
+          <w:rPr>
+            <w:noProof/>
+            <w:webHidden/>
+          </w:rPr>
+          <w:tab/>
+        </w:r>
+        <w:r>
+          <w:rPr>
+            <w:noProof/>
+            <w:webHidden/>
+          </w:rPr>
+          <w:fldChar w:fldCharType="begin"/>
+        </w:r>
+        <w:r>
+          <w:rPr>
+            <w:noProof/>
+            <w:webHidden/>
+          </w:rPr>
+          <w:instrText xml:space="preserve"> PAGEREF _Toc218003359 \h </w:instrText>
+        </w:r>
+        <w:r>
+          <w:rPr>
+            <w:noProof/>
+            <w:webHidden/>
+          </w:rPr>
+        </w:r>
+        <w:r>
+          <w:rPr>
+            <w:noProof/>
+            <w:webHidden/>
+          </w:rPr>
+          <w:fldChar w:fldCharType="separate"/>
+        </w:r>
+        <w:r>
+          <w:rPr>
+            <w:noProof/>
+            <w:webHidden/>
+          </w:rPr>
+          <w:t>25</w:t>
+        </w:r>
+        <w:r>
+          <w:rPr>
+            <w:noProof/>
+            <w:webHidden/>
+          </w:rPr>
+          <w:fldChar w:fldCharType="end"/>
+        </w:r>
+      </w:hyperlink>
+    </w:p>
+    <w:p>
+      <w:pPr>
+        <w:pStyle w:val="TOC1"/>
+        <w:tabs>
+          <w:tab w:val="right" w:leader="dot" w:pos="7927"/>
+        </w:tabs>
+        <w:rPr>
+          <w:rFonts w:asciiTheme="minorHAnsi" w:eastAsiaTheme="minorEastAsia" w:hAnsiTheme="minorHAnsi" w:cstheme="minorBidi"/>
+          <w:noProof/>
+          <w:kern w:val="2"/>
+          <w14:ligatures w14:val="standardContextual"/>
+        </w:rPr>
+      </w:pPr>
+      <w:hyperlink w:anchor="_Toc218003360" w:history="1">
+        <w:r>
+          <w:rPr>
+            <w:rStyle w:val="Hyperlink"/>
+            <w:noProof/>
+          </w:rPr>
+          <w:t>Gambar 3.3. Flowchart Program</w:t>
+        </w:r>
+        <w:r>
+          <w:rPr>
+            <w:noProof/>
+            <w:webHidden/>
+          </w:rPr>
+          <w:tab/>
+        </w:r>
+        <w:r>
+          <w:rPr>
+            <w:noProof/>
+            <w:webHidden/>
+          </w:rPr>
+          <w:fldChar w:fldCharType="begin"/>
+        </w:r>
+        <w:r>
+          <w:rPr>
+            <w:noProof/>
+            <w:webHidden/>
+          </w:rPr>
+          <w:instrText xml:space="preserve"> PAGEREF _Toc218003360 \h </w:instrText>
+        </w:r>
+        <w:r>
+          <w:rPr>
+            <w:noProof/>
+            <w:webHidden/>
+          </w:rPr>
+        </w:r>
+        <w:r>
+          <w:rPr>
+            <w:noProof/>
+            <w:webHidden/>
+          </w:rPr>
+          <w:fldChar w:fldCharType="separate"/>
+        </w:r>
+        <w:r>
+          <w:rPr>
+            <w:noProof/>
+            <w:webHidden/>
+          </w:rPr>
+          <w:t>27</w:t>
+        </w:r>
+        <w:r>
+          <w:rPr>
+            <w:noProof/>
+            <w:webHidden/>
+          </w:rPr>
+          <w:fldChar w:fldCharType="end"/>
+        </w:r>
+      </w:hyperlink>
+    </w:p>
+    <w:p>
+      <w:pPr>
+        <w:pStyle w:val="TOC1"/>
+        <w:tabs>
+          <w:tab w:val="right" w:leader="dot" w:pos="7927"/>
+        </w:tabs>
+        <w:rPr>
+          <w:rFonts w:asciiTheme="minorHAnsi" w:eastAsiaTheme="minorEastAsia" w:hAnsiTheme="minorHAnsi" w:cstheme="minorBidi"/>
+          <w:noProof/>
+          <w:kern w:val="2"/>
+          <w14:ligatures w14:val="standardContextual"/>
+        </w:rPr>
+      </w:pPr>
+      <w:hyperlink w:anchor="_Toc218003361" w:history="1">
+        <w:r>
+          <w:rPr>
+            <w:rStyle w:val="Hyperlink"/>
+            <w:noProof/>
+            <w:lang w:val="it-CH"/>
+          </w:rPr>
+          <w:t>Gambar 3.4. Grafik Fuzzyifikasi Variabel pH</w:t>
+        </w:r>
+        <w:r>
+          <w:rPr>
+            <w:noProof/>
+            <w:webHidden/>
+          </w:rPr>
+          <w:tab/>
+        </w:r>
+        <w:r>
+          <w:rPr>
+            <w:noProof/>
+            <w:webHidden/>
+          </w:rPr>
+          <w:fldChar w:fldCharType="begin"/>
+        </w:r>
+        <w:r>
+          <w:rPr>
+            <w:noProof/>
+            <w:webHidden/>
+          </w:rPr>
+          <w:instrText xml:space="preserve"> PAGEREF _Toc218003361 \h </w:instrText>
+        </w:r>
+        <w:r>
+          <w:rPr>
+            <w:noProof/>
+            <w:webHidden/>
+          </w:rPr>
+        </w:r>
+        <w:r>
+          <w:rPr>
+            <w:noProof/>
+            <w:webHidden/>
+          </w:rPr>
+          <w:fldChar w:fldCharType="separate"/>
+        </w:r>
+        <w:r>
+          <w:rPr>
+            <w:noProof/>
+            <w:webHidden/>
+          </w:rPr>
+          <w:t>29</w:t>
+        </w:r>
+        <w:r>
+          <w:rPr>
+            <w:noProof/>
+            <w:webHidden/>
+          </w:rPr>
+          <w:fldChar w:fldCharType="end"/>
+        </w:r>
+      </w:hyperlink>
+    </w:p>
+    <w:p>
+      <w:pPr>
+        <w:pStyle w:val="TOC1"/>
+        <w:tabs>
+          <w:tab w:val="right" w:leader="dot" w:pos="7927"/>
+        </w:tabs>
+        <w:rPr>
+          <w:rFonts w:asciiTheme="minorHAnsi" w:eastAsiaTheme="minorEastAsia" w:hAnsiTheme="minorHAnsi" w:cstheme="minorBidi"/>
+          <w:noProof/>
+          <w:kern w:val="2"/>
+          <w14:ligatures w14:val="standardContextual"/>
+        </w:rPr>
+      </w:pPr>
+      <w:hyperlink w:anchor="_Toc218003362" w:history="1">
+        <w:r>
+          <w:rPr>
+            <w:rStyle w:val="Hyperlink"/>
+            <w:noProof/>
+          </w:rPr>
+          <w:t xml:space="preserve">Gambar 3.5. </w:t>
+        </w:r>
+        <w:r>
+          <w:rPr>
+            <w:rStyle w:val="Hyperlink"/>
+            <w:noProof/>
+            <w:lang w:val="fi-FI"/>
+          </w:rPr>
+          <w:t>Grafik Fungsi Keanggotaan Variabel TDS</w:t>
+        </w:r>
+        <w:r>
+          <w:rPr>
+            <w:noProof/>
+            <w:webHidden/>
+          </w:rPr>
+          <w:tab/>
+        </w:r>
+        <w:r>
+          <w:rPr>
+            <w:noProof/>
+            <w:webHidden/>
+          </w:rPr>
+          <w:fldChar w:fldCharType="begin"/>
+        </w:r>
+        <w:r>
+          <w:rPr>
+            <w:noProof/>
+            <w:webHidden/>
+          </w:rPr>
+          <w:instrText xml:space="preserve"> PAGEREF _Toc218003362 \h </w:instrText>
+        </w:r>
+        <w:r>
+          <w:rPr>
+            <w:noProof/>
+            <w:webHidden/>
+          </w:rPr>
+        </w:r>
+        <w:r>
+          <w:rPr>
+            <w:noProof/>
+            <w:webHidden/>
+          </w:rPr>
+          <w:fldChar w:fldCharType="separate"/>
+        </w:r>
+        <w:r>
+          <w:rPr>
+            <w:noProof/>
+            <w:webHidden/>
+          </w:rPr>
+          <w:t>30</w:t>
+        </w:r>
+        <w:r>
+          <w:rPr>
+            <w:noProof/>
+            <w:webHidden/>
+          </w:rPr>
+          <w:fldChar w:fldCharType="end"/>
+        </w:r>
+      </w:hyperlink>
+    </w:p>
+    <w:p>
+      <w:pPr>
+        <w:pStyle w:val="TOC1"/>
+        <w:tabs>
+          <w:tab w:val="right" w:leader="dot" w:pos="7927"/>
+        </w:tabs>
+        <w:rPr>
+          <w:rFonts w:asciiTheme="minorHAnsi" w:eastAsiaTheme="minorEastAsia" w:hAnsiTheme="minorHAnsi" w:cstheme="minorBidi"/>
+          <w:noProof/>
+          <w:kern w:val="2"/>
+          <w14:ligatures w14:val="standardContextual"/>
+        </w:rPr>
+      </w:pPr>
+      <w:hyperlink w:anchor="_Toc218003363" w:history="1">
+        <w:r>
+          <w:rPr>
+            <w:rStyle w:val="Hyperlink"/>
+            <w:noProof/>
+            <w:lang w:val="fi-FI"/>
+          </w:rPr>
+          <w:t>Gambar 3.6. Grafik Fungsi Keanggotaan Variabel Turbidity</w:t>
+        </w:r>
+        <w:r>
+          <w:rPr>
+            <w:noProof/>
+            <w:webHidden/>
+          </w:rPr>
+          <w:tab/>
+        </w:r>
+        <w:r>
+          <w:rPr>
+            <w:noProof/>
+            <w:webHidden/>
+          </w:rPr>
+          <w:fldChar w:fldCharType="begin"/>
+        </w:r>
+        <w:r>
+          <w:rPr>
+            <w:noProof/>
+            <w:webHidden/>
+          </w:rPr>
+          <w:instrText xml:space="preserve"> PAGEREF _Toc218003363 \h </w:instrText>
+        </w:r>
+        <w:r>
+          <w:rPr>
+            <w:noProof/>
+            <w:webHidden/>
+          </w:rPr>
+        </w:r>
+        <w:r>
+          <w:rPr>
+            <w:noProof/>
+            <w:webHidden/>
+          </w:rPr>
+          <w:fldChar w:fldCharType="separate"/>
+        </w:r>
+        <w:r>
+          <w:rPr>
+            <w:noProof/>
+            <w:webHidden/>
+          </w:rPr>
+          <w:t>31</w:t>
+        </w:r>
+        <w:r>
+          <w:rPr>
+            <w:noProof/>
+            <w:webHidden/>
+          </w:rPr>
+          <w:fldChar w:fldCharType="end"/>
+        </w:r>
+      </w:hyperlink>
+    </w:p>
+    <w:p>
+      <w:pPr>
+        <w:pStyle w:val="TOC1"/>
+        <w:tabs>
+          <w:tab w:val="right" w:leader="dot" w:pos="7927"/>
+        </w:tabs>
+        <w:rPr>
+          <w:rFonts w:asciiTheme="minorHAnsi" w:eastAsiaTheme="minorEastAsia" w:hAnsiTheme="minorHAnsi" w:cstheme="minorBidi"/>
+          <w:noProof/>
+          <w:kern w:val="2"/>
+          <w14:ligatures w14:val="standardContextual"/>
+        </w:rPr>
+      </w:pPr>
+      <w:hyperlink w:anchor="_Toc218003364" w:history="1">
+        <w:r>
+          <w:rPr>
+            <w:rStyle w:val="Hyperlink"/>
+            <w:noProof/>
+          </w:rPr>
+          <w:t xml:space="preserve">Gambar 3.7 </w:t>
+        </w:r>
+        <w:r>
+          <w:rPr>
+            <w:rStyle w:val="Hyperlink"/>
+            <w:noProof/>
+            <w:lang w:val="fi-FI"/>
+          </w:rPr>
+          <w:t>Grafik Fungsi Keanggotaan Variabel Suhu Air</w:t>
+        </w:r>
+        <w:r>
+          <w:rPr>
+            <w:noProof/>
+            <w:webHidden/>
+          </w:rPr>
+          <w:tab/>
+        </w:r>
+        <w:r>
+          <w:rPr>
+            <w:noProof/>
+            <w:webHidden/>
+          </w:rPr>
+          <w:fldChar w:fldCharType="begin"/>
+        </w:r>
+        <w:r>
+          <w:rPr>
+            <w:noProof/>
+            <w:webHidden/>
+          </w:rPr>
+          <w:instrText xml:space="preserve"> PAGEREF _Toc218003364 \h </w:instrText>
+        </w:r>
+        <w:r>
+          <w:rPr>
+            <w:noProof/>
+            <w:webHidden/>
+          </w:rPr>
+        </w:r>
+        <w:r>
+          <w:rPr>
+            <w:noProof/>
+            <w:webHidden/>
+          </w:rPr>
+          <w:fldChar w:fldCharType="separate"/>
+        </w:r>
+        <w:r>
+          <w:rPr>
+            <w:noProof/>
+            <w:webHidden/>
+          </w:rPr>
+          <w:t>32</w:t>
+        </w:r>
+        <w:r>
+          <w:rPr>
+            <w:noProof/>
+            <w:webHidden/>
+          </w:rPr>
+          <w:fldChar w:fldCharType="end"/>
+        </w:r>
+      </w:hyperlink>
+    </w:p>
+    <w:p>
+      <w:pPr>
+        <w:pStyle w:val="TOC1"/>
+        <w:tabs>
+          <w:tab w:val="right" w:leader="dot" w:pos="7927"/>
+        </w:tabs>
+        <w:rPr>
+          <w:rFonts w:asciiTheme="minorHAnsi" w:eastAsiaTheme="minorEastAsia" w:hAnsiTheme="minorHAnsi" w:cstheme="minorBidi"/>
+          <w:noProof/>
+          <w:kern w:val="2"/>
+          <w14:ligatures w14:val="standardContextual"/>
+        </w:rPr>
+      </w:pPr>
+      <w:hyperlink w:anchor="_Toc218003365" w:history="1">
+        <w:r>
+          <w:rPr>
+            <w:rStyle w:val="Hyperlink"/>
+            <w:noProof/>
+          </w:rPr>
+          <w:t>Gambar 3.8 Grafik Fungsi Keanggotaan Variabel Kualitas Air</w:t>
+        </w:r>
+        <w:r>
+          <w:rPr>
+            <w:noProof/>
+            <w:webHidden/>
+          </w:rPr>
+          <w:tab/>
+        </w:r>
+        <w:r>
+          <w:rPr>
+            <w:noProof/>
+            <w:webHidden/>
+          </w:rPr>
+          <w:fldChar w:fldCharType="begin"/>
+        </w:r>
+        <w:r>
+          <w:rPr>
+            <w:noProof/>
+            <w:webHidden/>
+          </w:rPr>
+          <w:instrText xml:space="preserve"> PAGEREF _Toc218003365 \h </w:instrText>
+        </w:r>
+        <w:r>
+          <w:rPr>
+            <w:noProof/>
+            <w:webHidden/>
+          </w:rPr>
+        </w:r>
+        <w:r>
+          <w:rPr>
+            <w:noProof/>
+            <w:webHidden/>
+          </w:rPr>
+          <w:fldChar w:fldCharType="separate"/>
+        </w:r>
+        <w:r>
+          <w:rPr>
+            <w:noProof/>
+            <w:webHidden/>
+          </w:rPr>
+          <w:t>35</w:t>
+        </w:r>
+        <w:r>
+          <w:rPr>
+            <w:noProof/>
+            <w:webHidden/>
+          </w:rPr>
+          <w:fldChar w:fldCharType="end"/>
+        </w:r>
+      </w:hyperlink>
+    </w:p>
+    <w:p>
       <w:r>
         <w:fldChar w:fldCharType="end"/>
       </w:r>
-      <w:bookmarkStart w:id="2" w:name="_Toc217985537"/>
     </w:p>
     <w:p>
       <w:pPr>
         <w:spacing w:before="0" w:beforeAutospacing="0" w:after="160" w:afterAutospacing="0" w:line="259" w:lineRule="auto"/>
         <w:ind w:left="720"/>
         <w:jc w:val="left"/>
-        <w:rPr>
-          <w:rFonts w:eastAsiaTheme="majorEastAsia" w:cstheme="majorBidi"/>
-          <w:b/>
-          <w:color w:val="000000" w:themeColor="text1"/>
-          <w:sz w:val="28"/>
-          <w:szCs w:val="40"/>
-        </w:rPr>
       </w:pPr>
       <w:r>
         <w:br w:type="page"/>
@@ -4087,11 +5404,12 @@
           <w:numId w:val="0"/>
         </w:numPr>
       </w:pPr>
+      <w:bookmarkStart w:id="5" w:name="_Toc218003258"/>
       <w:r>
         <w:lastRenderedPageBreak/>
-        <w:t>DAFTAR GAMBAR</w:t>
-      </w:r>
-      <w:bookmarkEnd w:id="2"/>
+        <w:t>DAFTAR TABEL</w:t>
+      </w:r>
+      <w:bookmarkEnd w:id="5"/>
     </w:p>
     <w:p>
       <w:pPr>
@@ -4110,18 +5428,18 @@
         <w:fldChar w:fldCharType="begin"/>
       </w:r>
       <w:r>
-        <w:instrText xml:space="preserve"> TOC \h \z \u \t "Heading 5;1" </w:instrText>
+        <w:instrText xml:space="preserve"> TOC \h \z \u \t "Heading 6;1" </w:instrText>
       </w:r>
       <w:r>
         <w:fldChar w:fldCharType="separate"/>
       </w:r>
-      <w:hyperlink w:anchor="_Toc217985512" w:history="1">
+      <w:hyperlink w:anchor="_Toc218003366" w:history="1">
         <w:r>
           <w:rPr>
             <w:rStyle w:val="Hyperlink"/>
             <w:noProof/>
           </w:rPr>
-          <w:t>Gambar 2.1 ESP32</w:t>
+          <w:t>Tabel 3.1 Rule Based System Fuzzy</w:t>
         </w:r>
         <w:r>
           <w:rPr>
@@ -4142,7 +5460,7 @@
             <w:noProof/>
             <w:webHidden/>
           </w:rPr>
-          <w:instrText xml:space="preserve"> PAGEREF _Toc217985512 \h </w:instrText>
+          <w:instrText xml:space="preserve"> PAGEREF _Toc218003366 \h </w:instrText>
         </w:r>
         <w:r>
           <w:rPr>
@@ -4162,7 +5480,7 @@
             <w:noProof/>
             <w:webHidden/>
           </w:rPr>
-          <w:t>16</w:t>
+          <w:t>33</w:t>
         </w:r>
         <w:r>
           <w:rPr>
@@ -4186,13 +5504,13 @@
           <w14:ligatures w14:val="standardContextual"/>
         </w:rPr>
       </w:pPr>
-      <w:hyperlink w:anchor="_Toc217985513" w:history="1">
+      <w:hyperlink w:anchor="_Toc218003367" w:history="1">
         <w:r>
           <w:rPr>
             <w:rStyle w:val="Hyperlink"/>
             <w:noProof/>
           </w:rPr>
-          <w:t>Gambar 2.2 Sensor pH</w:t>
+          <w:t>Tabel 3.2 Tabel Pengujian Alat</w:t>
         </w:r>
         <w:r>
           <w:rPr>
@@ -4213,7 +5531,7 @@
             <w:noProof/>
             <w:webHidden/>
           </w:rPr>
-          <w:instrText xml:space="preserve"> PAGEREF _Toc217985513 \h </w:instrText>
+          <w:instrText xml:space="preserve"> PAGEREF _Toc218003367 \h </w:instrText>
         </w:r>
         <w:r>
           <w:rPr>
@@ -4233,7 +5551,7 @@
             <w:noProof/>
             <w:webHidden/>
           </w:rPr>
-          <w:t>17</w:t>
+          <w:t>35</w:t>
         </w:r>
         <w:r>
           <w:rPr>
@@ -4257,13 +5575,13 @@
           <w14:ligatures w14:val="standardContextual"/>
         </w:rPr>
       </w:pPr>
-      <w:hyperlink w:anchor="_Toc217985514" w:history="1">
+      <w:hyperlink w:anchor="_Toc218003368" w:history="1">
         <w:r>
           <w:rPr>
             <w:rStyle w:val="Hyperlink"/>
             <w:noProof/>
           </w:rPr>
-          <w:t>Gambar 2.3 Sensor TDS</w:t>
+          <w:t>Tabel 3.3 Pengumpulan Data</w:t>
         </w:r>
         <w:r>
           <w:rPr>
@@ -4284,7 +5602,7 @@
             <w:noProof/>
             <w:webHidden/>
           </w:rPr>
-          <w:instrText xml:space="preserve"> PAGEREF _Toc217985514 \h </w:instrText>
+          <w:instrText xml:space="preserve"> PAGEREF _Toc218003368 \h </w:instrText>
         </w:r>
         <w:r>
           <w:rPr>
@@ -4304,7 +5622,7 @@
             <w:noProof/>
             <w:webHidden/>
           </w:rPr>
-          <w:t>17</w:t>
+          <w:t>36</w:t>
         </w:r>
         <w:r>
           <w:rPr>
@@ -4328,13 +5646,14 @@
           <w14:ligatures w14:val="standardContextual"/>
         </w:rPr>
       </w:pPr>
-      <w:hyperlink w:anchor="_Toc217985515" w:history="1">
+      <w:hyperlink w:anchor="_Toc218003369" w:history="1">
         <w:r>
           <w:rPr>
             <w:rStyle w:val="Hyperlink"/>
             <w:noProof/>
-          </w:rPr>
-          <w:t>Gambar 2.4. Sensor Turbidity</w:t>
+            <w:lang w:val="it-CH"/>
+          </w:rPr>
+          <w:t>Tabel 3.4. Confussion Matrix</w:t>
         </w:r>
         <w:r>
           <w:rPr>
@@ -4355,7 +5674,7 @@
             <w:noProof/>
             <w:webHidden/>
           </w:rPr>
-          <w:instrText xml:space="preserve"> PAGEREF _Toc217985515 \h </w:instrText>
+          <w:instrText xml:space="preserve"> PAGEREF _Toc218003369 \h </w:instrText>
         </w:r>
         <w:r>
           <w:rPr>
@@ -4375,7 +5694,7 @@
             <w:noProof/>
             <w:webHidden/>
           </w:rPr>
-          <w:t>18</w:t>
+          <w:t>38</w:t>
         </w:r>
         <w:r>
           <w:rPr>
@@ -4399,13 +5718,14 @@
           <w14:ligatures w14:val="standardContextual"/>
         </w:rPr>
       </w:pPr>
-      <w:hyperlink w:anchor="_Toc217985516" w:history="1">
+      <w:hyperlink w:anchor="_Toc218003370" w:history="1">
         <w:r>
           <w:rPr>
             <w:rStyle w:val="Hyperlink"/>
             <w:noProof/>
-          </w:rPr>
-          <w:t>Gambar 2.5. Sensor Suhu</w:t>
+            <w:lang w:val="it-CH"/>
+          </w:rPr>
+          <w:t>Tabel 3.5 Jadwal Penelitian</w:t>
         </w:r>
         <w:r>
           <w:rPr>
@@ -4426,989 +5746,7 @@
             <w:noProof/>
             <w:webHidden/>
           </w:rPr>
-          <w:instrText xml:space="preserve"> PAGEREF _Toc217985516 \h </w:instrText>
-        </w:r>
-        <w:r>
-          <w:rPr>
-            <w:noProof/>
-            <w:webHidden/>
-          </w:rPr>
-        </w:r>
-        <w:r>
-          <w:rPr>
-            <w:noProof/>
-            <w:webHidden/>
-          </w:rPr>
-          <w:fldChar w:fldCharType="separate"/>
-        </w:r>
-        <w:r>
-          <w:rPr>
-            <w:noProof/>
-            <w:webHidden/>
-          </w:rPr>
-          <w:t>19</w:t>
-        </w:r>
-        <w:r>
-          <w:rPr>
-            <w:noProof/>
-            <w:webHidden/>
-          </w:rPr>
-          <w:fldChar w:fldCharType="end"/>
-        </w:r>
-      </w:hyperlink>
-    </w:p>
-    <w:p>
-      <w:pPr>
-        <w:pStyle w:val="TOC1"/>
-        <w:tabs>
-          <w:tab w:val="right" w:leader="dot" w:pos="7927"/>
-        </w:tabs>
-        <w:rPr>
-          <w:rFonts w:asciiTheme="minorHAnsi" w:eastAsiaTheme="minorEastAsia" w:hAnsiTheme="minorHAnsi" w:cstheme="minorBidi"/>
-          <w:noProof/>
-          <w:kern w:val="2"/>
-          <w14:ligatures w14:val="standardContextual"/>
-        </w:rPr>
-      </w:pPr>
-      <w:hyperlink w:anchor="_Toc217985517" w:history="1">
-        <w:r>
-          <w:rPr>
-            <w:rStyle w:val="Hyperlink"/>
-            <w:noProof/>
-          </w:rPr>
-          <w:t>Gambar 3.1. Flowchart Tahapan Penelitian</w:t>
-        </w:r>
-        <w:r>
-          <w:rPr>
-            <w:noProof/>
-            <w:webHidden/>
-          </w:rPr>
-          <w:tab/>
-        </w:r>
-        <w:r>
-          <w:rPr>
-            <w:noProof/>
-            <w:webHidden/>
-          </w:rPr>
-          <w:fldChar w:fldCharType="begin"/>
-        </w:r>
-        <w:r>
-          <w:rPr>
-            <w:noProof/>
-            <w:webHidden/>
-          </w:rPr>
-          <w:instrText xml:space="preserve"> PAGEREF _Toc217985517 \h </w:instrText>
-        </w:r>
-        <w:r>
-          <w:rPr>
-            <w:noProof/>
-            <w:webHidden/>
-          </w:rPr>
-        </w:r>
-        <w:r>
-          <w:rPr>
-            <w:noProof/>
-            <w:webHidden/>
-          </w:rPr>
-          <w:fldChar w:fldCharType="separate"/>
-        </w:r>
-        <w:r>
-          <w:rPr>
-            <w:noProof/>
-            <w:webHidden/>
-          </w:rPr>
-          <w:t>24</w:t>
-        </w:r>
-        <w:r>
-          <w:rPr>
-            <w:noProof/>
-            <w:webHidden/>
-          </w:rPr>
-          <w:fldChar w:fldCharType="end"/>
-        </w:r>
-      </w:hyperlink>
-    </w:p>
-    <w:p>
-      <w:pPr>
-        <w:pStyle w:val="TOC1"/>
-        <w:tabs>
-          <w:tab w:val="right" w:leader="dot" w:pos="7927"/>
-        </w:tabs>
-        <w:rPr>
-          <w:rFonts w:asciiTheme="minorHAnsi" w:eastAsiaTheme="minorEastAsia" w:hAnsiTheme="minorHAnsi" w:cstheme="minorBidi"/>
-          <w:noProof/>
-          <w:kern w:val="2"/>
-          <w14:ligatures w14:val="standardContextual"/>
-        </w:rPr>
-      </w:pPr>
-      <w:hyperlink w:anchor="_Toc217985518" w:history="1">
-        <w:r>
-          <w:rPr>
-            <w:rStyle w:val="Hyperlink"/>
-            <w:noProof/>
-          </w:rPr>
-          <w:t>Gambar 3.2. Skematik Rangkaian Alat</w:t>
-        </w:r>
-        <w:r>
-          <w:rPr>
-            <w:noProof/>
-            <w:webHidden/>
-          </w:rPr>
-          <w:tab/>
-        </w:r>
-        <w:r>
-          <w:rPr>
-            <w:noProof/>
-            <w:webHidden/>
-          </w:rPr>
-          <w:fldChar w:fldCharType="begin"/>
-        </w:r>
-        <w:r>
-          <w:rPr>
-            <w:noProof/>
-            <w:webHidden/>
-          </w:rPr>
-          <w:instrText xml:space="preserve"> PAGEREF _Toc217985518 \h </w:instrText>
-        </w:r>
-        <w:r>
-          <w:rPr>
-            <w:noProof/>
-            <w:webHidden/>
-          </w:rPr>
-        </w:r>
-        <w:r>
-          <w:rPr>
-            <w:noProof/>
-            <w:webHidden/>
-          </w:rPr>
-          <w:fldChar w:fldCharType="separate"/>
-        </w:r>
-        <w:r>
-          <w:rPr>
-            <w:noProof/>
-            <w:webHidden/>
-          </w:rPr>
-          <w:t>25</w:t>
-        </w:r>
-        <w:r>
-          <w:rPr>
-            <w:noProof/>
-            <w:webHidden/>
-          </w:rPr>
-          <w:fldChar w:fldCharType="end"/>
-        </w:r>
-      </w:hyperlink>
-    </w:p>
-    <w:p>
-      <w:pPr>
-        <w:pStyle w:val="TOC1"/>
-        <w:tabs>
-          <w:tab w:val="right" w:leader="dot" w:pos="7927"/>
-        </w:tabs>
-        <w:rPr>
-          <w:rFonts w:asciiTheme="minorHAnsi" w:eastAsiaTheme="minorEastAsia" w:hAnsiTheme="minorHAnsi" w:cstheme="minorBidi"/>
-          <w:noProof/>
-          <w:kern w:val="2"/>
-          <w14:ligatures w14:val="standardContextual"/>
-        </w:rPr>
-      </w:pPr>
-      <w:hyperlink w:anchor="_Toc217985519" w:history="1">
-        <w:r>
-          <w:rPr>
-            <w:rStyle w:val="Hyperlink"/>
-            <w:noProof/>
-          </w:rPr>
-          <w:t>Gambar 3.3. Flowchart Program</w:t>
-        </w:r>
-        <w:r>
-          <w:rPr>
-            <w:noProof/>
-            <w:webHidden/>
-          </w:rPr>
-          <w:tab/>
-        </w:r>
-        <w:r>
-          <w:rPr>
-            <w:noProof/>
-            <w:webHidden/>
-          </w:rPr>
-          <w:fldChar w:fldCharType="begin"/>
-        </w:r>
-        <w:r>
-          <w:rPr>
-            <w:noProof/>
-            <w:webHidden/>
-          </w:rPr>
-          <w:instrText xml:space="preserve"> PAGEREF _Toc217985519 \h </w:instrText>
-        </w:r>
-        <w:r>
-          <w:rPr>
-            <w:noProof/>
-            <w:webHidden/>
-          </w:rPr>
-        </w:r>
-        <w:r>
-          <w:rPr>
-            <w:noProof/>
-            <w:webHidden/>
-          </w:rPr>
-          <w:fldChar w:fldCharType="separate"/>
-        </w:r>
-        <w:r>
-          <w:rPr>
-            <w:noProof/>
-            <w:webHidden/>
-          </w:rPr>
-          <w:t>27</w:t>
-        </w:r>
-        <w:r>
-          <w:rPr>
-            <w:noProof/>
-            <w:webHidden/>
-          </w:rPr>
-          <w:fldChar w:fldCharType="end"/>
-        </w:r>
-      </w:hyperlink>
-    </w:p>
-    <w:p>
-      <w:pPr>
-        <w:pStyle w:val="TOC1"/>
-        <w:tabs>
-          <w:tab w:val="right" w:leader="dot" w:pos="7927"/>
-        </w:tabs>
-        <w:rPr>
-          <w:rFonts w:asciiTheme="minorHAnsi" w:eastAsiaTheme="minorEastAsia" w:hAnsiTheme="minorHAnsi" w:cstheme="minorBidi"/>
-          <w:noProof/>
-          <w:kern w:val="2"/>
-          <w14:ligatures w14:val="standardContextual"/>
-        </w:rPr>
-      </w:pPr>
-      <w:hyperlink w:anchor="_Toc217985520" w:history="1">
-        <w:r>
-          <w:rPr>
-            <w:rStyle w:val="Hyperlink"/>
-            <w:noProof/>
-            <w:lang w:val="it-CH"/>
-          </w:rPr>
-          <w:t>Gambar 3.4. Grafik Fuzzyifikasi Variabel pH</w:t>
-        </w:r>
-        <w:r>
-          <w:rPr>
-            <w:noProof/>
-            <w:webHidden/>
-          </w:rPr>
-          <w:tab/>
-        </w:r>
-        <w:r>
-          <w:rPr>
-            <w:noProof/>
-            <w:webHidden/>
-          </w:rPr>
-          <w:fldChar w:fldCharType="begin"/>
-        </w:r>
-        <w:r>
-          <w:rPr>
-            <w:noProof/>
-            <w:webHidden/>
-          </w:rPr>
-          <w:instrText xml:space="preserve"> PAGEREF _Toc217985520 \h </w:instrText>
-        </w:r>
-        <w:r>
-          <w:rPr>
-            <w:noProof/>
-            <w:webHidden/>
-          </w:rPr>
-        </w:r>
-        <w:r>
-          <w:rPr>
-            <w:noProof/>
-            <w:webHidden/>
-          </w:rPr>
-          <w:fldChar w:fldCharType="separate"/>
-        </w:r>
-        <w:r>
-          <w:rPr>
-            <w:noProof/>
-            <w:webHidden/>
-          </w:rPr>
-          <w:t>29</w:t>
-        </w:r>
-        <w:r>
-          <w:rPr>
-            <w:noProof/>
-            <w:webHidden/>
-          </w:rPr>
-          <w:fldChar w:fldCharType="end"/>
-        </w:r>
-      </w:hyperlink>
-    </w:p>
-    <w:p>
-      <w:pPr>
-        <w:pStyle w:val="TOC1"/>
-        <w:tabs>
-          <w:tab w:val="right" w:leader="dot" w:pos="7927"/>
-        </w:tabs>
-        <w:rPr>
-          <w:rFonts w:asciiTheme="minorHAnsi" w:eastAsiaTheme="minorEastAsia" w:hAnsiTheme="minorHAnsi" w:cstheme="minorBidi"/>
-          <w:noProof/>
-          <w:kern w:val="2"/>
-          <w14:ligatures w14:val="standardContextual"/>
-        </w:rPr>
-      </w:pPr>
-      <w:hyperlink w:anchor="_Toc217985521" w:history="1">
-        <w:r>
-          <w:rPr>
-            <w:rStyle w:val="Hyperlink"/>
-            <w:noProof/>
-          </w:rPr>
-          <w:t xml:space="preserve">Gambar 3.5. </w:t>
-        </w:r>
-        <w:r>
-          <w:rPr>
-            <w:rStyle w:val="Hyperlink"/>
-            <w:noProof/>
-            <w:lang w:val="fi-FI"/>
-          </w:rPr>
-          <w:t>Grafik Fungsi Keanggotaan Variabel TDS</w:t>
-        </w:r>
-        <w:r>
-          <w:rPr>
-            <w:noProof/>
-            <w:webHidden/>
-          </w:rPr>
-          <w:tab/>
-        </w:r>
-        <w:r>
-          <w:rPr>
-            <w:noProof/>
-            <w:webHidden/>
-          </w:rPr>
-          <w:fldChar w:fldCharType="begin"/>
-        </w:r>
-        <w:r>
-          <w:rPr>
-            <w:noProof/>
-            <w:webHidden/>
-          </w:rPr>
-          <w:instrText xml:space="preserve"> PAGEREF _Toc217985521 \h </w:instrText>
-        </w:r>
-        <w:r>
-          <w:rPr>
-            <w:noProof/>
-            <w:webHidden/>
-          </w:rPr>
-        </w:r>
-        <w:r>
-          <w:rPr>
-            <w:noProof/>
-            <w:webHidden/>
-          </w:rPr>
-          <w:fldChar w:fldCharType="separate"/>
-        </w:r>
-        <w:r>
-          <w:rPr>
-            <w:noProof/>
-            <w:webHidden/>
-          </w:rPr>
-          <w:t>30</w:t>
-        </w:r>
-        <w:r>
-          <w:rPr>
-            <w:noProof/>
-            <w:webHidden/>
-          </w:rPr>
-          <w:fldChar w:fldCharType="end"/>
-        </w:r>
-      </w:hyperlink>
-    </w:p>
-    <w:p>
-      <w:pPr>
-        <w:pStyle w:val="TOC1"/>
-        <w:tabs>
-          <w:tab w:val="right" w:leader="dot" w:pos="7927"/>
-        </w:tabs>
-        <w:rPr>
-          <w:rFonts w:asciiTheme="minorHAnsi" w:eastAsiaTheme="minorEastAsia" w:hAnsiTheme="minorHAnsi" w:cstheme="minorBidi"/>
-          <w:noProof/>
-          <w:kern w:val="2"/>
-          <w14:ligatures w14:val="standardContextual"/>
-        </w:rPr>
-      </w:pPr>
-      <w:hyperlink w:anchor="_Toc217985522" w:history="1">
-        <w:r>
-          <w:rPr>
-            <w:rStyle w:val="Hyperlink"/>
-            <w:noProof/>
-            <w:lang w:val="fi-FI"/>
-          </w:rPr>
-          <w:t>Gambar 3.6. Grafik Fungsi Keanggotaan Variabel Turbidity</w:t>
-        </w:r>
-        <w:r>
-          <w:rPr>
-            <w:noProof/>
-            <w:webHidden/>
-          </w:rPr>
-          <w:tab/>
-        </w:r>
-        <w:r>
-          <w:rPr>
-            <w:noProof/>
-            <w:webHidden/>
-          </w:rPr>
-          <w:fldChar w:fldCharType="begin"/>
-        </w:r>
-        <w:r>
-          <w:rPr>
-            <w:noProof/>
-            <w:webHidden/>
-          </w:rPr>
-          <w:instrText xml:space="preserve"> PAGEREF _Toc217985522 \h </w:instrText>
-        </w:r>
-        <w:r>
-          <w:rPr>
-            <w:noProof/>
-            <w:webHidden/>
-          </w:rPr>
-        </w:r>
-        <w:r>
-          <w:rPr>
-            <w:noProof/>
-            <w:webHidden/>
-          </w:rPr>
-          <w:fldChar w:fldCharType="separate"/>
-        </w:r>
-        <w:r>
-          <w:rPr>
-            <w:noProof/>
-            <w:webHidden/>
-          </w:rPr>
-          <w:t>31</w:t>
-        </w:r>
-        <w:r>
-          <w:rPr>
-            <w:noProof/>
-            <w:webHidden/>
-          </w:rPr>
-          <w:fldChar w:fldCharType="end"/>
-        </w:r>
-      </w:hyperlink>
-    </w:p>
-    <w:p>
-      <w:pPr>
-        <w:pStyle w:val="TOC1"/>
-        <w:tabs>
-          <w:tab w:val="right" w:leader="dot" w:pos="7927"/>
-        </w:tabs>
-        <w:rPr>
-          <w:rFonts w:asciiTheme="minorHAnsi" w:eastAsiaTheme="minorEastAsia" w:hAnsiTheme="minorHAnsi" w:cstheme="minorBidi"/>
-          <w:noProof/>
-          <w:kern w:val="2"/>
-          <w14:ligatures w14:val="standardContextual"/>
-        </w:rPr>
-      </w:pPr>
-      <w:hyperlink w:anchor="_Toc217985523" w:history="1">
-        <w:r>
-          <w:rPr>
-            <w:rStyle w:val="Hyperlink"/>
-            <w:noProof/>
-          </w:rPr>
-          <w:t xml:space="preserve">Gambar 3.7 </w:t>
-        </w:r>
-        <w:r>
-          <w:rPr>
-            <w:rStyle w:val="Hyperlink"/>
-            <w:noProof/>
-            <w:lang w:val="fi-FI"/>
-          </w:rPr>
-          <w:t>Grafik Fungsi Keanggotaan Variabel Suhu Air</w:t>
-        </w:r>
-        <w:r>
-          <w:rPr>
-            <w:noProof/>
-            <w:webHidden/>
-          </w:rPr>
-          <w:tab/>
-        </w:r>
-        <w:r>
-          <w:rPr>
-            <w:noProof/>
-            <w:webHidden/>
-          </w:rPr>
-          <w:fldChar w:fldCharType="begin"/>
-        </w:r>
-        <w:r>
-          <w:rPr>
-            <w:noProof/>
-            <w:webHidden/>
-          </w:rPr>
-          <w:instrText xml:space="preserve"> PAGEREF _Toc217985523 \h </w:instrText>
-        </w:r>
-        <w:r>
-          <w:rPr>
-            <w:noProof/>
-            <w:webHidden/>
-          </w:rPr>
-        </w:r>
-        <w:r>
-          <w:rPr>
-            <w:noProof/>
-            <w:webHidden/>
-          </w:rPr>
-          <w:fldChar w:fldCharType="separate"/>
-        </w:r>
-        <w:r>
-          <w:rPr>
-            <w:noProof/>
-            <w:webHidden/>
-          </w:rPr>
-          <w:t>32</w:t>
-        </w:r>
-        <w:r>
-          <w:rPr>
-            <w:noProof/>
-            <w:webHidden/>
-          </w:rPr>
-          <w:fldChar w:fldCharType="end"/>
-        </w:r>
-      </w:hyperlink>
-    </w:p>
-    <w:p>
-      <w:pPr>
-        <w:pStyle w:val="TOC1"/>
-        <w:tabs>
-          <w:tab w:val="right" w:leader="dot" w:pos="7927"/>
-        </w:tabs>
-        <w:rPr>
-          <w:rFonts w:asciiTheme="minorHAnsi" w:eastAsiaTheme="minorEastAsia" w:hAnsiTheme="minorHAnsi" w:cstheme="minorBidi"/>
-          <w:noProof/>
-          <w:kern w:val="2"/>
-          <w14:ligatures w14:val="standardContextual"/>
-        </w:rPr>
-      </w:pPr>
-      <w:hyperlink w:anchor="_Toc217985524" w:history="1">
-        <w:r>
-          <w:rPr>
-            <w:rStyle w:val="Hyperlink"/>
-            <w:noProof/>
-          </w:rPr>
-          <w:t>Gambar 3.8 Grafik Fungsi Keanggotaan Variabel Kualitas Air</w:t>
-        </w:r>
-        <w:r>
-          <w:rPr>
-            <w:noProof/>
-            <w:webHidden/>
-          </w:rPr>
-          <w:tab/>
-        </w:r>
-        <w:r>
-          <w:rPr>
-            <w:noProof/>
-            <w:webHidden/>
-          </w:rPr>
-          <w:fldChar w:fldCharType="begin"/>
-        </w:r>
-        <w:r>
-          <w:rPr>
-            <w:noProof/>
-            <w:webHidden/>
-          </w:rPr>
-          <w:instrText xml:space="preserve"> PAGEREF _Toc217985524 \h </w:instrText>
-        </w:r>
-        <w:r>
-          <w:rPr>
-            <w:noProof/>
-            <w:webHidden/>
-          </w:rPr>
-        </w:r>
-        <w:r>
-          <w:rPr>
-            <w:noProof/>
-            <w:webHidden/>
-          </w:rPr>
-          <w:fldChar w:fldCharType="separate"/>
-        </w:r>
-        <w:r>
-          <w:rPr>
-            <w:noProof/>
-            <w:webHidden/>
-          </w:rPr>
-          <w:t>35</w:t>
-        </w:r>
-        <w:r>
-          <w:rPr>
-            <w:noProof/>
-            <w:webHidden/>
-          </w:rPr>
-          <w:fldChar w:fldCharType="end"/>
-        </w:r>
-      </w:hyperlink>
-    </w:p>
-    <w:p>
-      <w:r>
-        <w:fldChar w:fldCharType="end"/>
-      </w:r>
-    </w:p>
-    <w:p>
-      <w:pPr>
-        <w:spacing w:before="0" w:beforeAutospacing="0" w:after="160" w:afterAutospacing="0" w:line="259" w:lineRule="auto"/>
-        <w:ind w:left="720"/>
-        <w:jc w:val="left"/>
-      </w:pPr>
-      <w:r>
-        <w:br w:type="page"/>
-      </w:r>
-    </w:p>
-    <w:p>
-      <w:pPr>
-        <w:pStyle w:val="Heading1"/>
-        <w:numPr>
-          <w:ilvl w:val="0"/>
-          <w:numId w:val="0"/>
-        </w:numPr>
-      </w:pPr>
-      <w:bookmarkStart w:id="3" w:name="_Toc217985538"/>
-      <w:r>
-        <w:lastRenderedPageBreak/>
-        <w:t>DAFTAR TABEL</w:t>
-      </w:r>
-      <w:bookmarkEnd w:id="3"/>
-    </w:p>
-    <w:p>
-      <w:pPr>
-        <w:pStyle w:val="TOC1"/>
-        <w:tabs>
-          <w:tab w:val="right" w:leader="dot" w:pos="7927"/>
-        </w:tabs>
-        <w:rPr>
-          <w:rFonts w:asciiTheme="minorHAnsi" w:eastAsiaTheme="minorEastAsia" w:hAnsiTheme="minorHAnsi" w:cstheme="minorBidi"/>
-          <w:noProof/>
-          <w:kern w:val="2"/>
-          <w14:ligatures w14:val="standardContextual"/>
-        </w:rPr>
-      </w:pPr>
-      <w:r>
-        <w:fldChar w:fldCharType="begin"/>
-      </w:r>
-      <w:r>
-        <w:instrText xml:space="preserve"> TOC \h \z \u \t "Heading 6;1" </w:instrText>
-      </w:r>
-      <w:r>
-        <w:fldChar w:fldCharType="separate"/>
-      </w:r>
-      <w:hyperlink w:anchor="_Toc217985525" w:history="1">
-        <w:r>
-          <w:rPr>
-            <w:rStyle w:val="Hyperlink"/>
-            <w:noProof/>
-          </w:rPr>
-          <w:t>Tabel 3.1 Rule Based System Fuzzy</w:t>
-        </w:r>
-        <w:r>
-          <w:rPr>
-            <w:noProof/>
-            <w:webHidden/>
-          </w:rPr>
-          <w:tab/>
-        </w:r>
-        <w:r>
-          <w:rPr>
-            <w:noProof/>
-            <w:webHidden/>
-          </w:rPr>
-          <w:fldChar w:fldCharType="begin"/>
-        </w:r>
-        <w:r>
-          <w:rPr>
-            <w:noProof/>
-            <w:webHidden/>
-          </w:rPr>
-          <w:instrText xml:space="preserve"> PAGEREF _Toc217985525 \h </w:instrText>
-        </w:r>
-        <w:r>
-          <w:rPr>
-            <w:noProof/>
-            <w:webHidden/>
-          </w:rPr>
-        </w:r>
-        <w:r>
-          <w:rPr>
-            <w:noProof/>
-            <w:webHidden/>
-          </w:rPr>
-          <w:fldChar w:fldCharType="separate"/>
-        </w:r>
-        <w:r>
-          <w:rPr>
-            <w:noProof/>
-            <w:webHidden/>
-          </w:rPr>
-          <w:t>33</w:t>
-        </w:r>
-        <w:r>
-          <w:rPr>
-            <w:noProof/>
-            <w:webHidden/>
-          </w:rPr>
-          <w:fldChar w:fldCharType="end"/>
-        </w:r>
-      </w:hyperlink>
-    </w:p>
-    <w:p>
-      <w:pPr>
-        <w:pStyle w:val="TOC1"/>
-        <w:tabs>
-          <w:tab w:val="right" w:leader="dot" w:pos="7927"/>
-        </w:tabs>
-        <w:rPr>
-          <w:rFonts w:asciiTheme="minorHAnsi" w:eastAsiaTheme="minorEastAsia" w:hAnsiTheme="minorHAnsi" w:cstheme="minorBidi"/>
-          <w:noProof/>
-          <w:kern w:val="2"/>
-          <w14:ligatures w14:val="standardContextual"/>
-        </w:rPr>
-      </w:pPr>
-      <w:hyperlink w:anchor="_Toc217985526" w:history="1">
-        <w:r>
-          <w:rPr>
-            <w:rStyle w:val="Hyperlink"/>
-            <w:noProof/>
-          </w:rPr>
-          <w:t>Tabel 3.2 Tabel Pengujian Alat</w:t>
-        </w:r>
-        <w:r>
-          <w:rPr>
-            <w:noProof/>
-            <w:webHidden/>
-          </w:rPr>
-          <w:tab/>
-        </w:r>
-        <w:r>
-          <w:rPr>
-            <w:noProof/>
-            <w:webHidden/>
-          </w:rPr>
-          <w:fldChar w:fldCharType="begin"/>
-        </w:r>
-        <w:r>
-          <w:rPr>
-            <w:noProof/>
-            <w:webHidden/>
-          </w:rPr>
-          <w:instrText xml:space="preserve"> PAGEREF _Toc217985526 \h </w:instrText>
-        </w:r>
-        <w:r>
-          <w:rPr>
-            <w:noProof/>
-            <w:webHidden/>
-          </w:rPr>
-        </w:r>
-        <w:r>
-          <w:rPr>
-            <w:noProof/>
-            <w:webHidden/>
-          </w:rPr>
-          <w:fldChar w:fldCharType="separate"/>
-        </w:r>
-        <w:r>
-          <w:rPr>
-            <w:noProof/>
-            <w:webHidden/>
-          </w:rPr>
-          <w:t>35</w:t>
-        </w:r>
-        <w:r>
-          <w:rPr>
-            <w:noProof/>
-            <w:webHidden/>
-          </w:rPr>
-          <w:fldChar w:fldCharType="end"/>
-        </w:r>
-      </w:hyperlink>
-    </w:p>
-    <w:p>
-      <w:pPr>
-        <w:pStyle w:val="TOC1"/>
-        <w:tabs>
-          <w:tab w:val="right" w:leader="dot" w:pos="7927"/>
-        </w:tabs>
-        <w:rPr>
-          <w:rFonts w:asciiTheme="minorHAnsi" w:eastAsiaTheme="minorEastAsia" w:hAnsiTheme="minorHAnsi" w:cstheme="minorBidi"/>
-          <w:noProof/>
-          <w:kern w:val="2"/>
-          <w14:ligatures w14:val="standardContextual"/>
-        </w:rPr>
-      </w:pPr>
-      <w:hyperlink w:anchor="_Toc217985527" w:history="1">
-        <w:r>
-          <w:rPr>
-            <w:rStyle w:val="Hyperlink"/>
-            <w:noProof/>
-          </w:rPr>
-          <w:t>Tabel 3.3 Pengumpulan Data</w:t>
-        </w:r>
-        <w:r>
-          <w:rPr>
-            <w:noProof/>
-            <w:webHidden/>
-          </w:rPr>
-          <w:tab/>
-        </w:r>
-        <w:r>
-          <w:rPr>
-            <w:noProof/>
-            <w:webHidden/>
-          </w:rPr>
-          <w:fldChar w:fldCharType="begin"/>
-        </w:r>
-        <w:r>
-          <w:rPr>
-            <w:noProof/>
-            <w:webHidden/>
-          </w:rPr>
-          <w:instrText xml:space="preserve"> PAGEREF _Toc217985527 \h </w:instrText>
-        </w:r>
-        <w:r>
-          <w:rPr>
-            <w:noProof/>
-            <w:webHidden/>
-          </w:rPr>
-        </w:r>
-        <w:r>
-          <w:rPr>
-            <w:noProof/>
-            <w:webHidden/>
-          </w:rPr>
-          <w:fldChar w:fldCharType="separate"/>
-        </w:r>
-        <w:r>
-          <w:rPr>
-            <w:noProof/>
-            <w:webHidden/>
-          </w:rPr>
-          <w:t>36</w:t>
-        </w:r>
-        <w:r>
-          <w:rPr>
-            <w:noProof/>
-            <w:webHidden/>
-          </w:rPr>
-          <w:fldChar w:fldCharType="end"/>
-        </w:r>
-      </w:hyperlink>
-    </w:p>
-    <w:p>
-      <w:pPr>
-        <w:pStyle w:val="TOC1"/>
-        <w:tabs>
-          <w:tab w:val="right" w:leader="dot" w:pos="7927"/>
-        </w:tabs>
-        <w:rPr>
-          <w:rFonts w:asciiTheme="minorHAnsi" w:eastAsiaTheme="minorEastAsia" w:hAnsiTheme="minorHAnsi" w:cstheme="minorBidi"/>
-          <w:noProof/>
-          <w:kern w:val="2"/>
-          <w14:ligatures w14:val="standardContextual"/>
-        </w:rPr>
-      </w:pPr>
-      <w:hyperlink w:anchor="_Toc217985528" w:history="1">
-        <w:r>
-          <w:rPr>
-            <w:rStyle w:val="Hyperlink"/>
-            <w:noProof/>
-            <w:lang w:val="it-CH"/>
-          </w:rPr>
-          <w:t>Tabel 3.4. Confussion Matrix</w:t>
-        </w:r>
-        <w:r>
-          <w:rPr>
-            <w:noProof/>
-            <w:webHidden/>
-          </w:rPr>
-          <w:tab/>
-        </w:r>
-        <w:r>
-          <w:rPr>
-            <w:noProof/>
-            <w:webHidden/>
-          </w:rPr>
-          <w:fldChar w:fldCharType="begin"/>
-        </w:r>
-        <w:r>
-          <w:rPr>
-            <w:noProof/>
-            <w:webHidden/>
-          </w:rPr>
-          <w:instrText xml:space="preserve"> PAGEREF _Toc217985528 \h </w:instrText>
-        </w:r>
-        <w:r>
-          <w:rPr>
-            <w:noProof/>
-            <w:webHidden/>
-          </w:rPr>
-        </w:r>
-        <w:r>
-          <w:rPr>
-            <w:noProof/>
-            <w:webHidden/>
-          </w:rPr>
-          <w:fldChar w:fldCharType="separate"/>
-        </w:r>
-        <w:r>
-          <w:rPr>
-            <w:noProof/>
-            <w:webHidden/>
-          </w:rPr>
-          <w:t>38</w:t>
-        </w:r>
-        <w:r>
-          <w:rPr>
-            <w:noProof/>
-            <w:webHidden/>
-          </w:rPr>
-          <w:fldChar w:fldCharType="end"/>
-        </w:r>
-      </w:hyperlink>
-    </w:p>
-    <w:p>
-      <w:pPr>
-        <w:pStyle w:val="TOC1"/>
-        <w:tabs>
-          <w:tab w:val="right" w:leader="dot" w:pos="7927"/>
-        </w:tabs>
-        <w:rPr>
-          <w:rFonts w:asciiTheme="minorHAnsi" w:eastAsiaTheme="minorEastAsia" w:hAnsiTheme="minorHAnsi" w:cstheme="minorBidi"/>
-          <w:noProof/>
-          <w:kern w:val="2"/>
-          <w14:ligatures w14:val="standardContextual"/>
-        </w:rPr>
-      </w:pPr>
-      <w:hyperlink w:anchor="_Toc217985529" w:history="1">
-        <w:r>
-          <w:rPr>
-            <w:rStyle w:val="Hyperlink"/>
-            <w:noProof/>
-            <w:lang w:val="it-CH"/>
-          </w:rPr>
-          <w:t>Tabel 3.5 Jadwal Penelitian</w:t>
-        </w:r>
-        <w:r>
-          <w:rPr>
-            <w:noProof/>
-            <w:webHidden/>
-          </w:rPr>
-          <w:tab/>
-        </w:r>
-        <w:r>
-          <w:rPr>
-            <w:noProof/>
-            <w:webHidden/>
-          </w:rPr>
-          <w:fldChar w:fldCharType="begin"/>
-        </w:r>
-        <w:r>
-          <w:rPr>
-            <w:noProof/>
-            <w:webHidden/>
-          </w:rPr>
-          <w:instrText xml:space="preserve"> PAGEREF _Toc217985529 \h </w:instrText>
+          <w:instrText xml:space="preserve"> PAGEREF _Toc218003370 \h </w:instrText>
         </w:r>
         <w:r>
           <w:rPr>
@@ -5490,18 +5828,18 @@
         <w:lastRenderedPageBreak/>
         <w:br/>
       </w:r>
-      <w:bookmarkStart w:id="4" w:name="_Toc217985539"/>
+      <w:bookmarkStart w:id="6" w:name="_Toc218003259"/>
       <w:r>
         <w:t>PENDAHULUAN</w:t>
       </w:r>
-      <w:bookmarkEnd w:id="4"/>
+      <w:bookmarkEnd w:id="6"/>
     </w:p>
     <w:p/>
     <w:p>
       <w:pPr>
         <w:pStyle w:val="Heading2"/>
       </w:pPr>
-      <w:bookmarkStart w:id="5" w:name="_Toc217985540"/>
+      <w:bookmarkStart w:id="7" w:name="_Toc218003260"/>
       <w:r>
         <w:t xml:space="preserve">Latar </w:t>
       </w:r>
@@ -5509,7 +5847,7 @@
       <w:r>
         <w:t>Belakang</w:t>
       </w:r>
-      <w:bookmarkEnd w:id="5"/>
+      <w:bookmarkEnd w:id="7"/>
       <w:proofErr w:type="spellEnd"/>
     </w:p>
     <w:p>
@@ -5922,7 +6260,7 @@
       <w:pPr>
         <w:pStyle w:val="Heading2"/>
       </w:pPr>
-      <w:bookmarkStart w:id="6" w:name="_Toc217985541"/>
+      <w:bookmarkStart w:id="8" w:name="_Toc218003261"/>
       <w:proofErr w:type="spellStart"/>
       <w:r>
         <w:t>Rumusan</w:t>
@@ -5935,7 +6273,7 @@
       <w:r>
         <w:t>Masalah</w:t>
       </w:r>
-      <w:bookmarkEnd w:id="6"/>
+      <w:bookmarkEnd w:id="8"/>
       <w:proofErr w:type="spellEnd"/>
     </w:p>
     <w:p>
@@ -6245,7 +6583,7 @@
       <w:pPr>
         <w:pStyle w:val="Heading2"/>
       </w:pPr>
-      <w:bookmarkStart w:id="7" w:name="_Toc217985542"/>
+      <w:bookmarkStart w:id="9" w:name="_Toc218003262"/>
       <w:r>
         <w:t xml:space="preserve">Tujuan </w:t>
       </w:r>
@@ -6253,7 +6591,7 @@
       <w:r>
         <w:t>Penelitian</w:t>
       </w:r>
-      <w:bookmarkEnd w:id="7"/>
+      <w:bookmarkEnd w:id="9"/>
       <w:proofErr w:type="spellEnd"/>
     </w:p>
     <w:p>
@@ -6516,7 +6854,7 @@
       <w:pPr>
         <w:pStyle w:val="Heading2"/>
       </w:pPr>
-      <w:bookmarkStart w:id="8" w:name="_Toc217985543"/>
+      <w:bookmarkStart w:id="10" w:name="_Toc218003263"/>
       <w:r>
         <w:t xml:space="preserve">Batasan </w:t>
       </w:r>
@@ -6524,7 +6862,7 @@
       <w:r>
         <w:t>Masalah</w:t>
       </w:r>
-      <w:bookmarkEnd w:id="8"/>
+      <w:bookmarkEnd w:id="10"/>
       <w:proofErr w:type="spellEnd"/>
     </w:p>
     <w:p>
@@ -7132,7 +7470,7 @@
           <w:lang w:val="fi-FI"/>
         </w:rPr>
       </w:pPr>
-      <w:bookmarkStart w:id="9" w:name="_Toc217985544"/>
+      <w:bookmarkStart w:id="11" w:name="_Toc218003264"/>
       <w:r>
         <w:rPr>
           <w:lang w:val="fi-FI"/>
@@ -7140,7 +7478,7 @@
         <w:lastRenderedPageBreak/>
         <w:t>Sistematika Penulisan</w:t>
       </w:r>
-      <w:bookmarkEnd w:id="9"/>
+      <w:bookmarkEnd w:id="11"/>
     </w:p>
     <w:p>
       <w:pPr>
@@ -7315,18 +7653,18 @@
         <w:lastRenderedPageBreak/>
         <w:br/>
       </w:r>
-      <w:bookmarkStart w:id="10" w:name="_Toc217985545"/>
+      <w:bookmarkStart w:id="12" w:name="_Toc218003265"/>
       <w:r>
         <w:t>TINJAUAN PUSTAKA</w:t>
       </w:r>
-      <w:bookmarkEnd w:id="10"/>
+      <w:bookmarkEnd w:id="12"/>
     </w:p>
     <w:p/>
     <w:p>
       <w:pPr>
         <w:pStyle w:val="Heading2"/>
       </w:pPr>
-      <w:bookmarkStart w:id="11" w:name="_Toc217985546"/>
+      <w:bookmarkStart w:id="13" w:name="_Toc218003266"/>
       <w:proofErr w:type="spellStart"/>
       <w:r>
         <w:t>Penelitian</w:t>
@@ -7339,7 +7677,7 @@
       <w:r>
         <w:t>Terdahulu</w:t>
       </w:r>
-      <w:bookmarkEnd w:id="11"/>
+      <w:bookmarkEnd w:id="13"/>
       <w:proofErr w:type="spellEnd"/>
     </w:p>
     <w:tbl>
@@ -19489,7 +19827,7 @@
       <w:pPr>
         <w:pStyle w:val="Heading2"/>
       </w:pPr>
-      <w:bookmarkStart w:id="12" w:name="_Toc217985547"/>
+      <w:bookmarkStart w:id="14" w:name="_Toc218003267"/>
       <w:proofErr w:type="spellStart"/>
       <w:r>
         <w:lastRenderedPageBreak/>
@@ -19503,7 +19841,7 @@
       <w:r>
         <w:t>Minum</w:t>
       </w:r>
-      <w:bookmarkEnd w:id="12"/>
+      <w:bookmarkEnd w:id="14"/>
       <w:proofErr w:type="spellEnd"/>
     </w:p>
     <w:p>
@@ -19598,7 +19936,7 @@
       <w:pPr>
         <w:pStyle w:val="Heading3"/>
       </w:pPr>
-      <w:bookmarkStart w:id="13" w:name="_Toc217985548"/>
+      <w:bookmarkStart w:id="15" w:name="_Toc218003268"/>
       <w:proofErr w:type="spellStart"/>
       <w:r>
         <w:t>Definisi</w:t>
@@ -19615,7 +19953,7 @@
       <w:r>
         <w:t xml:space="preserve"> Air</w:t>
       </w:r>
-      <w:bookmarkEnd w:id="13"/>
+      <w:bookmarkEnd w:id="15"/>
     </w:p>
     <w:p>
       <w:pPr>
@@ -19755,7 +20093,7 @@
       <w:pPr>
         <w:pStyle w:val="Heading3"/>
       </w:pPr>
-      <w:bookmarkStart w:id="14" w:name="_Toc217985549"/>
+      <w:bookmarkStart w:id="16" w:name="_Toc218003269"/>
       <w:proofErr w:type="spellStart"/>
       <w:r>
         <w:t>Standa</w:t>
@@ -19774,7 +20112,7 @@
       <w:r>
         <w:t>Minum</w:t>
       </w:r>
-      <w:bookmarkEnd w:id="14"/>
+      <w:bookmarkEnd w:id="16"/>
       <w:proofErr w:type="spellEnd"/>
     </w:p>
     <w:p>
@@ -19859,11 +20197,11 @@
       <w:pPr>
         <w:pStyle w:val="Heading4"/>
       </w:pPr>
-      <w:bookmarkStart w:id="15" w:name="_Toc217985550"/>
+      <w:bookmarkStart w:id="17" w:name="_Toc218003270"/>
       <w:r>
         <w:t>WHO (World Health Organization)</w:t>
       </w:r>
-      <w:bookmarkEnd w:id="15"/>
+      <w:bookmarkEnd w:id="17"/>
     </w:p>
     <w:p>
       <w:pPr>
@@ -20415,7 +20753,7 @@
       <w:pPr>
         <w:pStyle w:val="Heading4"/>
       </w:pPr>
-      <w:bookmarkStart w:id="16" w:name="_Toc217985551"/>
+      <w:bookmarkStart w:id="18" w:name="_Toc218003271"/>
       <w:proofErr w:type="spellStart"/>
       <w:r>
         <w:t>Peraturan</w:t>
@@ -20432,7 +20770,7 @@
       <w:r>
         <w:t xml:space="preserve"> (PP)</w:t>
       </w:r>
-      <w:bookmarkEnd w:id="16"/>
+      <w:bookmarkEnd w:id="18"/>
     </w:p>
     <w:p>
       <w:pPr>
@@ -20493,7 +20831,7 @@
       <w:pPr>
         <w:pStyle w:val="Heading4"/>
       </w:pPr>
-      <w:bookmarkStart w:id="17" w:name="_Toc217985552"/>
+      <w:bookmarkStart w:id="19" w:name="_Toc218003272"/>
       <w:proofErr w:type="spellStart"/>
       <w:r>
         <w:t>Peraturan</w:t>
@@ -20510,7 +20848,7 @@
       <w:r>
         <w:t>)</w:t>
       </w:r>
-      <w:bookmarkEnd w:id="17"/>
+      <w:bookmarkEnd w:id="19"/>
     </w:p>
     <w:p>
       <w:pPr>
@@ -21364,7 +21702,7 @@
       <w:pPr>
         <w:pStyle w:val="Heading3"/>
       </w:pPr>
-      <w:bookmarkStart w:id="18" w:name="_Toc217985553"/>
+      <w:bookmarkStart w:id="20" w:name="_Toc218003273"/>
       <w:r>
         <w:t xml:space="preserve">Parameter </w:t>
       </w:r>
@@ -21376,7 +21714,7 @@
       <w:r>
         <w:t xml:space="preserve"> Air</w:t>
       </w:r>
-      <w:bookmarkEnd w:id="18"/>
+      <w:bookmarkEnd w:id="20"/>
     </w:p>
     <w:p>
       <w:pPr>
@@ -21443,7 +21781,7 @@
       <w:pPr>
         <w:pStyle w:val="Heading4"/>
       </w:pPr>
-      <w:bookmarkStart w:id="19" w:name="_Toc217985554"/>
+      <w:bookmarkStart w:id="21" w:name="_Toc218003274"/>
       <w:r>
         <w:t>pH (Pote</w:t>
       </w:r>
@@ -21453,7 +21791,7 @@
       <w:r>
         <w:t>tial of Hydrogen)</w:t>
       </w:r>
-      <w:bookmarkEnd w:id="19"/>
+      <w:bookmarkEnd w:id="21"/>
     </w:p>
     <w:p>
       <w:pPr>
@@ -22271,11 +22609,11 @@
       <w:pPr>
         <w:pStyle w:val="Heading4"/>
       </w:pPr>
-      <w:bookmarkStart w:id="20" w:name="_Toc217985555"/>
+      <w:bookmarkStart w:id="22" w:name="_Toc218003275"/>
       <w:r>
         <w:t>TDS (Total Dissolved Solids)</w:t>
       </w:r>
-      <w:bookmarkEnd w:id="20"/>
+      <w:bookmarkEnd w:id="22"/>
     </w:p>
     <w:p>
       <w:pPr>
@@ -23177,7 +23515,7 @@
       <w:pPr>
         <w:pStyle w:val="Heading4"/>
       </w:pPr>
-      <w:bookmarkStart w:id="21" w:name="_Toc217985556"/>
+      <w:bookmarkStart w:id="23" w:name="_Toc218003276"/>
       <w:proofErr w:type="spellStart"/>
       <w:r>
         <w:t>Kekeruhan</w:t>
@@ -23186,7 +23524,7 @@
       <w:r>
         <w:t xml:space="preserve"> (Turbidity)</w:t>
       </w:r>
-      <w:bookmarkEnd w:id="21"/>
+      <w:bookmarkEnd w:id="23"/>
     </w:p>
     <w:p>
       <w:pPr>
@@ -23691,7 +24029,7 @@
       <w:pPr>
         <w:pStyle w:val="Heading4"/>
       </w:pPr>
-      <w:bookmarkStart w:id="22" w:name="_Toc217985557"/>
+      <w:bookmarkStart w:id="24" w:name="_Toc218003277"/>
       <w:proofErr w:type="spellStart"/>
       <w:r>
         <w:t>Suhu</w:t>
@@ -23700,7 +24038,7 @@
       <w:r>
         <w:t xml:space="preserve"> (Temperature)</w:t>
       </w:r>
-      <w:bookmarkEnd w:id="22"/>
+      <w:bookmarkEnd w:id="24"/>
     </w:p>
     <w:p>
       <w:pPr>
@@ -24061,182 +24399,169 @@
     </w:p>
     <w:p>
       <w:pPr>
-        <w:pStyle w:val="body4"/>
-      </w:pPr>
+        <w:pStyle w:val="Heading2"/>
+      </w:pPr>
+      <w:bookmarkStart w:id="25" w:name="_Toc218003278"/>
+      <w:proofErr w:type="spellStart"/>
+      <w:r>
+        <w:t>Sistem</w:t>
+      </w:r>
+      <w:proofErr w:type="spellEnd"/>
+      <w:r>
+        <w:t xml:space="preserve"> </w:t>
+      </w:r>
+      <w:proofErr w:type="spellStart"/>
+      <w:r>
+        <w:t>Portabel</w:t>
+      </w:r>
+      <w:bookmarkEnd w:id="25"/>
+      <w:proofErr w:type="spellEnd"/>
     </w:p>
     <w:p>
       <w:pPr>
         <w:pStyle w:val="body2"/>
-        <w:rPr>
-          <w:lang w:val="fi-FI"/>
-        </w:rPr>
-      </w:pPr>
+      </w:pPr>
+      <w:r>
+        <w:t xml:space="preserve">Bagian </w:t>
+      </w:r>
+      <w:proofErr w:type="spellStart"/>
+      <w:r>
+        <w:t>ini</w:t>
+      </w:r>
+      <w:proofErr w:type="spellEnd"/>
+      <w:r>
+        <w:t xml:space="preserve"> </w:t>
+      </w:r>
+      <w:proofErr w:type="spellStart"/>
+      <w:r>
+        <w:t>membahas</w:t>
+      </w:r>
+      <w:proofErr w:type="spellEnd"/>
+      <w:r>
+        <w:t xml:space="preserve"> </w:t>
+      </w:r>
+      <w:proofErr w:type="spellStart"/>
+      <w:r>
+        <w:t>komponen</w:t>
+      </w:r>
+      <w:proofErr w:type="spellEnd"/>
+      <w:r>
+        <w:t xml:space="preserve"> </w:t>
+      </w:r>
+      <w:proofErr w:type="spellStart"/>
+      <w:r>
+        <w:t>perangkat</w:t>
+      </w:r>
+      <w:proofErr w:type="spellEnd"/>
+      <w:r>
+        <w:t xml:space="preserve"> </w:t>
+      </w:r>
+      <w:proofErr w:type="spellStart"/>
+      <w:r>
+        <w:t>keras</w:t>
+      </w:r>
+      <w:proofErr w:type="spellEnd"/>
+      <w:r>
+        <w:t xml:space="preserve"> (hardware) yang </w:t>
+      </w:r>
+      <w:proofErr w:type="spellStart"/>
+      <w:r>
+        <w:t>dipilih</w:t>
+      </w:r>
+      <w:proofErr w:type="spellEnd"/>
+      <w:r>
+        <w:t xml:space="preserve"> </w:t>
+      </w:r>
+      <w:proofErr w:type="spellStart"/>
+      <w:r>
+        <w:t>untuk</w:t>
+      </w:r>
+      <w:proofErr w:type="spellEnd"/>
+      <w:r>
+        <w:t xml:space="preserve"> </w:t>
+      </w:r>
+      <w:proofErr w:type="spellStart"/>
+      <w:r>
+        <w:t>mewujudkan</w:t>
+      </w:r>
+      <w:proofErr w:type="spellEnd"/>
+      <w:r>
+        <w:t xml:space="preserve"> </w:t>
+      </w:r>
+      <w:proofErr w:type="spellStart"/>
+      <w:r>
+        <w:t>sistem</w:t>
+      </w:r>
+      <w:proofErr w:type="spellEnd"/>
+      <w:r>
+        <w:t xml:space="preserve"> yang </w:t>
+      </w:r>
+      <w:proofErr w:type="spellStart"/>
+      <w:r>
+        <w:t>ringkas</w:t>
+      </w:r>
+      <w:proofErr w:type="spellEnd"/>
+      <w:r>
+        <w:t xml:space="preserve">, </w:t>
+      </w:r>
+      <w:proofErr w:type="spellStart"/>
+      <w:r>
+        <w:t>mudah</w:t>
+      </w:r>
+      <w:proofErr w:type="spellEnd"/>
+      <w:r>
+        <w:t xml:space="preserve"> </w:t>
+      </w:r>
+      <w:proofErr w:type="spellStart"/>
+      <w:r>
+        <w:t>dibawa</w:t>
+      </w:r>
+      <w:proofErr w:type="spellEnd"/>
+      <w:r>
+        <w:t xml:space="preserve">, dan </w:t>
+      </w:r>
+      <w:proofErr w:type="spellStart"/>
+      <w:r>
+        <w:t>dapat</w:t>
+      </w:r>
+      <w:proofErr w:type="spellEnd"/>
+      <w:r>
+        <w:t xml:space="preserve"> </w:t>
+      </w:r>
+      <w:proofErr w:type="spellStart"/>
+      <w:r>
+        <w:t>beroperasi</w:t>
+      </w:r>
+      <w:proofErr w:type="spellEnd"/>
+      <w:r>
+        <w:t xml:space="preserve"> </w:t>
+      </w:r>
+      <w:proofErr w:type="spellStart"/>
+      <w:r>
+        <w:t>secara</w:t>
+      </w:r>
+      <w:proofErr w:type="spellEnd"/>
+      <w:r>
+        <w:t xml:space="preserve"> </w:t>
+      </w:r>
+      <w:proofErr w:type="spellStart"/>
+      <w:r>
+        <w:t>mandiri</w:t>
+      </w:r>
+      <w:proofErr w:type="spellEnd"/>
+      <w:r>
+        <w:t>.</w:t>
+      </w:r>
     </w:p>
     <w:p>
       <w:pPr>
-        <w:pStyle w:val="Heading2"/>
-      </w:pPr>
-      <w:bookmarkStart w:id="23" w:name="_Toc217985558"/>
-      <w:proofErr w:type="spellStart"/>
-      <w:r>
-        <w:t>Sistem</w:t>
-      </w:r>
-      <w:proofErr w:type="spellEnd"/>
-      <w:r>
-        <w:t xml:space="preserve"> </w:t>
-      </w:r>
-      <w:proofErr w:type="spellStart"/>
-      <w:r>
-        <w:t>Portabel</w:t>
-      </w:r>
-      <w:bookmarkEnd w:id="23"/>
-      <w:proofErr w:type="spellEnd"/>
-    </w:p>
-    <w:p>
-      <w:pPr>
-        <w:pStyle w:val="body2"/>
-      </w:pPr>
-      <w:r>
-        <w:t xml:space="preserve">Bagian </w:t>
-      </w:r>
-      <w:proofErr w:type="spellStart"/>
-      <w:r>
-        <w:t>ini</w:t>
-      </w:r>
-      <w:proofErr w:type="spellEnd"/>
-      <w:r>
-        <w:t xml:space="preserve"> </w:t>
-      </w:r>
-      <w:proofErr w:type="spellStart"/>
-      <w:r>
-        <w:t>membahas</w:t>
-      </w:r>
-      <w:proofErr w:type="spellEnd"/>
-      <w:r>
-        <w:t xml:space="preserve"> </w:t>
-      </w:r>
-      <w:proofErr w:type="spellStart"/>
-      <w:r>
-        <w:t>komponen</w:t>
-      </w:r>
-      <w:proofErr w:type="spellEnd"/>
-      <w:r>
-        <w:t xml:space="preserve"> </w:t>
-      </w:r>
-      <w:proofErr w:type="spellStart"/>
-      <w:r>
-        <w:t>perangkat</w:t>
-      </w:r>
-      <w:proofErr w:type="spellEnd"/>
-      <w:r>
-        <w:t xml:space="preserve"> </w:t>
-      </w:r>
-      <w:proofErr w:type="spellStart"/>
-      <w:r>
-        <w:t>keras</w:t>
-      </w:r>
-      <w:proofErr w:type="spellEnd"/>
-      <w:r>
-        <w:t xml:space="preserve"> (hardware) yang </w:t>
-      </w:r>
-      <w:proofErr w:type="spellStart"/>
-      <w:r>
-        <w:t>dipilih</w:t>
-      </w:r>
-      <w:proofErr w:type="spellEnd"/>
-      <w:r>
-        <w:t xml:space="preserve"> </w:t>
-      </w:r>
-      <w:proofErr w:type="spellStart"/>
-      <w:r>
-        <w:t>untuk</w:t>
-      </w:r>
-      <w:proofErr w:type="spellEnd"/>
-      <w:r>
-        <w:t xml:space="preserve"> </w:t>
-      </w:r>
-      <w:proofErr w:type="spellStart"/>
-      <w:r>
-        <w:t>mewujudkan</w:t>
-      </w:r>
-      <w:proofErr w:type="spellEnd"/>
-      <w:r>
-        <w:t xml:space="preserve"> </w:t>
-      </w:r>
-      <w:proofErr w:type="spellStart"/>
-      <w:r>
-        <w:t>sistem</w:t>
-      </w:r>
-      <w:proofErr w:type="spellEnd"/>
-      <w:r>
-        <w:t xml:space="preserve"> yang </w:t>
-      </w:r>
-      <w:proofErr w:type="spellStart"/>
-      <w:r>
-        <w:t>ringkas</w:t>
-      </w:r>
-      <w:proofErr w:type="spellEnd"/>
-      <w:r>
-        <w:t xml:space="preserve">, </w:t>
-      </w:r>
-      <w:proofErr w:type="spellStart"/>
-      <w:r>
-        <w:t>mudah</w:t>
-      </w:r>
-      <w:proofErr w:type="spellEnd"/>
-      <w:r>
-        <w:t xml:space="preserve"> </w:t>
-      </w:r>
-      <w:proofErr w:type="spellStart"/>
-      <w:r>
-        <w:t>dibawa</w:t>
-      </w:r>
-      <w:proofErr w:type="spellEnd"/>
-      <w:r>
-        <w:t xml:space="preserve">, dan </w:t>
-      </w:r>
-      <w:proofErr w:type="spellStart"/>
-      <w:r>
-        <w:t>dapat</w:t>
-      </w:r>
-      <w:proofErr w:type="spellEnd"/>
-      <w:r>
-        <w:t xml:space="preserve"> </w:t>
-      </w:r>
-      <w:proofErr w:type="spellStart"/>
-      <w:r>
-        <w:t>beroperasi</w:t>
-      </w:r>
-      <w:proofErr w:type="spellEnd"/>
-      <w:r>
-        <w:t xml:space="preserve"> </w:t>
-      </w:r>
-      <w:proofErr w:type="spellStart"/>
-      <w:r>
-        <w:t>secara</w:t>
-      </w:r>
-      <w:proofErr w:type="spellEnd"/>
-      <w:r>
-        <w:t xml:space="preserve"> </w:t>
-      </w:r>
-      <w:proofErr w:type="spellStart"/>
-      <w:r>
-        <w:t>mandiri</w:t>
-      </w:r>
-      <w:proofErr w:type="spellEnd"/>
-      <w:r>
-        <w:t>.</w:t>
-      </w:r>
-    </w:p>
-    <w:p>
-      <w:pPr>
         <w:pStyle w:val="Heading3"/>
       </w:pPr>
-      <w:bookmarkStart w:id="24" w:name="_Toc217985559"/>
+      <w:bookmarkStart w:id="26" w:name="_Toc218003279"/>
       <w:r>
         <w:t>ESP32</w:t>
       </w:r>
-      <w:bookmarkEnd w:id="24"/>
+      <w:bookmarkEnd w:id="26"/>
     </w:p>
     <w:p>
       <w:pPr>
@@ -24379,7 +24704,7 @@
                     </pic:cNvPicPr>
                   </pic:nvPicPr>
                   <pic:blipFill rotWithShape="1">
-                    <a:blip r:embed="rId10" cstate="print">
+                    <a:blip r:embed="rId13" cstate="print">
                       <a:extLst>
                         <a:ext uri="{28A0092B-C50C-407E-A947-70E740481C1C}">
                           <a14:useLocalDpi xmlns:a14="http://schemas.microsoft.com/office/drawing/2010/main" val="0"/>
@@ -24421,7 +24746,7 @@
         <w:pStyle w:val="Heading5"/>
         <w:ind w:left="131" w:firstLine="720"/>
       </w:pPr>
-      <w:bookmarkStart w:id="25" w:name="_Toc217985512"/>
+      <w:bookmarkStart w:id="27" w:name="_Toc218003353"/>
       <w:r>
         <w:t xml:space="preserve">Gambar </w:t>
       </w:r>
@@ -24431,7 +24756,7 @@
       <w:r>
         <w:t>1 ESP32</w:t>
       </w:r>
-      <w:bookmarkEnd w:id="25"/>
+      <w:bookmarkEnd w:id="27"/>
     </w:p>
     <w:p>
       <w:pPr>
@@ -24959,12 +25284,12 @@
       <w:pPr>
         <w:pStyle w:val="Heading3"/>
       </w:pPr>
-      <w:bookmarkStart w:id="26" w:name="_Toc217985560"/>
+      <w:bookmarkStart w:id="28" w:name="_Toc218003280"/>
       <w:r>
         <w:lastRenderedPageBreak/>
         <w:t>Sensor pH</w:t>
       </w:r>
-      <w:bookmarkEnd w:id="26"/>
+      <w:bookmarkEnd w:id="28"/>
     </w:p>
     <w:p>
       <w:pPr>
@@ -24994,7 +25319,7 @@
                     </pic:cNvPicPr>
                   </pic:nvPicPr>
                   <pic:blipFill>
-                    <a:blip r:embed="rId11">
+                    <a:blip r:embed="rId14">
                       <a:extLst>
                         <a:ext uri="{28A0092B-C50C-407E-A947-70E740481C1C}">
                           <a14:useLocalDpi xmlns:a14="http://schemas.microsoft.com/office/drawing/2010/main" val="0"/>
@@ -25031,7 +25356,7 @@
         <w:pStyle w:val="Heading5"/>
         <w:ind w:left="131" w:firstLine="589"/>
       </w:pPr>
-      <w:bookmarkStart w:id="27" w:name="_Toc217985513"/>
+      <w:bookmarkStart w:id="29" w:name="_Toc218003354"/>
       <w:r>
         <w:t>Gambar 2.</w:t>
       </w:r>
@@ -25041,7 +25366,7 @@
       <w:r>
         <w:t xml:space="preserve"> Sensor pH</w:t>
       </w:r>
-      <w:bookmarkEnd w:id="27"/>
+      <w:bookmarkEnd w:id="29"/>
     </w:p>
     <w:p>
       <w:pPr>
@@ -25254,11 +25579,11 @@
       <w:pPr>
         <w:pStyle w:val="Heading3"/>
       </w:pPr>
-      <w:bookmarkStart w:id="28" w:name="_Toc217985561"/>
+      <w:bookmarkStart w:id="30" w:name="_Toc218003281"/>
       <w:r>
         <w:t>Sensor TDS</w:t>
       </w:r>
-      <w:bookmarkEnd w:id="28"/>
+      <w:bookmarkEnd w:id="30"/>
     </w:p>
     <w:p>
       <w:pPr>
@@ -25288,7 +25613,7 @@
                     </pic:cNvPicPr>
                   </pic:nvPicPr>
                   <pic:blipFill>
-                    <a:blip r:embed="rId12" cstate="print">
+                    <a:blip r:embed="rId15" cstate="print">
                       <a:extLst>
                         <a:ext uri="{28A0092B-C50C-407E-A947-70E740481C1C}">
                           <a14:useLocalDpi xmlns:a14="http://schemas.microsoft.com/office/drawing/2010/main" val="0"/>
@@ -25325,7 +25650,7 @@
         <w:pStyle w:val="Heading5"/>
         <w:ind w:left="131" w:firstLine="720"/>
       </w:pPr>
-      <w:bookmarkStart w:id="29" w:name="_Toc217985514"/>
+      <w:bookmarkStart w:id="31" w:name="_Toc218003355"/>
       <w:r>
         <w:t xml:space="preserve">Gambar </w:t>
       </w:r>
@@ -25335,7 +25660,7 @@
       <w:r>
         <w:t xml:space="preserve"> Sensor TDS</w:t>
       </w:r>
-      <w:bookmarkEnd w:id="29"/>
+      <w:bookmarkEnd w:id="31"/>
     </w:p>
     <w:p>
       <w:pPr>
@@ -25631,11 +25956,11 @@
       <w:pPr>
         <w:pStyle w:val="Heading3"/>
       </w:pPr>
-      <w:bookmarkStart w:id="30" w:name="_Toc217985562"/>
+      <w:bookmarkStart w:id="32" w:name="_Toc218003282"/>
       <w:r>
         <w:t>Sensor Turbidity</w:t>
       </w:r>
-      <w:bookmarkEnd w:id="30"/>
+      <w:bookmarkEnd w:id="32"/>
     </w:p>
     <w:p>
       <w:pPr>
@@ -25665,7 +25990,7 @@
                     </pic:cNvPicPr>
                   </pic:nvPicPr>
                   <pic:blipFill>
-                    <a:blip r:embed="rId13">
+                    <a:blip r:embed="rId16">
                       <a:extLst>
                         <a:ext uri="{28A0092B-C50C-407E-A947-70E740481C1C}">
                           <a14:useLocalDpi xmlns:a14="http://schemas.microsoft.com/office/drawing/2010/main" val="0"/>
@@ -25702,7 +26027,7 @@
         <w:pStyle w:val="Heading5"/>
         <w:ind w:left="131" w:firstLine="720"/>
       </w:pPr>
-      <w:bookmarkStart w:id="31" w:name="_Toc217985515"/>
+      <w:bookmarkStart w:id="33" w:name="_Toc218003356"/>
       <w:r>
         <w:t xml:space="preserve">Gambar </w:t>
       </w:r>
@@ -25712,7 +26037,7 @@
       <w:r>
         <w:t>. Sensor Turbidity</w:t>
       </w:r>
-      <w:bookmarkEnd w:id="31"/>
+      <w:bookmarkEnd w:id="33"/>
     </w:p>
     <w:p>
       <w:pPr>
@@ -26097,7 +26422,7 @@
       <w:pPr>
         <w:pStyle w:val="Heading3"/>
       </w:pPr>
-      <w:bookmarkStart w:id="32" w:name="_Toc217985563"/>
+      <w:bookmarkStart w:id="34" w:name="_Toc218003283"/>
       <w:r>
         <w:rPr>
           <w:noProof/>
@@ -26129,7 +26454,7 @@
                     </pic:cNvPicPr>
                   </pic:nvPicPr>
                   <pic:blipFill>
-                    <a:blip r:embed="rId14">
+                    <a:blip r:embed="rId17">
                       <a:extLst>
                         <a:ext uri="{28A0092B-C50C-407E-A947-70E740481C1C}">
                           <a14:useLocalDpi xmlns:a14="http://schemas.microsoft.com/office/drawing/2010/main" val="0"/>
@@ -26167,14 +26492,14 @@
       <w:r>
         <w:t>Suhu</w:t>
       </w:r>
-      <w:bookmarkEnd w:id="32"/>
+      <w:bookmarkEnd w:id="34"/>
       <w:proofErr w:type="spellEnd"/>
     </w:p>
     <w:p>
       <w:pPr>
         <w:pStyle w:val="Heading5"/>
       </w:pPr>
-      <w:bookmarkStart w:id="33" w:name="_Toc217985516"/>
+      <w:bookmarkStart w:id="35" w:name="_Toc218003357"/>
       <w:r>
         <w:t xml:space="preserve">Gambar </w:t>
       </w:r>
@@ -26188,7 +26513,7 @@
       <w:r>
         <w:t>Suhu</w:t>
       </w:r>
-      <w:bookmarkEnd w:id="33"/>
+      <w:bookmarkEnd w:id="35"/>
       <w:proofErr w:type="spellEnd"/>
     </w:p>
     <w:p>
@@ -26626,11 +26951,11 @@
       <w:pPr>
         <w:pStyle w:val="Heading2"/>
       </w:pPr>
-      <w:bookmarkStart w:id="34" w:name="_Toc217985564"/>
+      <w:bookmarkStart w:id="36" w:name="_Toc218003284"/>
       <w:r>
         <w:t>Internet of Things (IoT)</w:t>
       </w:r>
-      <w:bookmarkEnd w:id="34"/>
+      <w:bookmarkEnd w:id="36"/>
     </w:p>
     <w:p>
       <w:pPr>
@@ -27755,7 +28080,7 @@
       <w:pPr>
         <w:pStyle w:val="Heading2"/>
       </w:pPr>
-      <w:bookmarkStart w:id="35" w:name="_Toc217985565"/>
+      <w:bookmarkStart w:id="37" w:name="_Toc218003285"/>
       <w:proofErr w:type="spellStart"/>
       <w:r>
         <w:t>Pemetaan</w:t>
@@ -27768,7 +28093,7 @@
       <w:r>
         <w:t>Spasial</w:t>
       </w:r>
-      <w:bookmarkEnd w:id="35"/>
+      <w:bookmarkEnd w:id="37"/>
       <w:proofErr w:type="spellEnd"/>
     </w:p>
     <w:p>
@@ -29294,11 +29619,11 @@
       <w:pPr>
         <w:pStyle w:val="Heading2"/>
       </w:pPr>
-      <w:bookmarkStart w:id="36" w:name="_Toc217985566"/>
+      <w:bookmarkStart w:id="38" w:name="_Toc218003286"/>
       <w:r>
         <w:t>Logika Fuzzy</w:t>
       </w:r>
-      <w:bookmarkEnd w:id="36"/>
+      <w:bookmarkEnd w:id="38"/>
     </w:p>
     <w:p>
       <w:pPr>
@@ -31827,7 +32152,7 @@
       <w:pPr>
         <w:pStyle w:val="Heading2"/>
       </w:pPr>
-      <w:bookmarkStart w:id="37" w:name="_Toc217985567"/>
+      <w:bookmarkStart w:id="39" w:name="_Toc218003287"/>
       <w:r>
         <w:lastRenderedPageBreak/>
         <w:t>Firebase (</w:t>
@@ -31848,7 +32173,7 @@
       <w:r>
         <w:t xml:space="preserve"> Offline-Online)</w:t>
       </w:r>
-      <w:bookmarkEnd w:id="37"/>
+      <w:bookmarkEnd w:id="39"/>
     </w:p>
     <w:p>
       <w:pPr>
@@ -32888,11 +33213,11 @@
         <w:lastRenderedPageBreak/>
         <w:br/>
       </w:r>
-      <w:bookmarkStart w:id="38" w:name="_Toc217985568"/>
+      <w:bookmarkStart w:id="40" w:name="_Toc218003288"/>
       <w:r>
         <w:t>METODE PENELITIAN</w:t>
       </w:r>
-      <w:bookmarkEnd w:id="38"/>
+      <w:bookmarkEnd w:id="40"/>
     </w:p>
     <w:p/>
     <w:p>
@@ -32900,7 +33225,7 @@
         <w:pStyle w:val="Heading2"/>
         <w:spacing w:before="100" w:after="100"/>
       </w:pPr>
-      <w:bookmarkStart w:id="39" w:name="_Toc217985569"/>
+      <w:bookmarkStart w:id="41" w:name="_Toc218003289"/>
       <w:proofErr w:type="spellStart"/>
       <w:r>
         <w:t>Tahapan</w:t>
@@ -32913,7 +33238,7 @@
       <w:r>
         <w:t>Penelitian</w:t>
       </w:r>
-      <w:bookmarkEnd w:id="39"/>
+      <w:bookmarkEnd w:id="41"/>
       <w:proofErr w:type="spellEnd"/>
     </w:p>
     <w:p>
@@ -32942,7 +33267,7 @@
                     <pic:cNvPicPr/>
                   </pic:nvPicPr>
                   <pic:blipFill>
-                    <a:blip r:embed="rId15" cstate="print">
+                    <a:blip r:embed="rId18" cstate="print">
                       <a:extLst>
                         <a:ext uri="{28A0092B-C50C-407E-A947-70E740481C1C}">
                           <a14:useLocalDpi xmlns:a14="http://schemas.microsoft.com/office/drawing/2010/main" val="0"/>
@@ -32973,7 +33298,7 @@
       <w:pPr>
         <w:pStyle w:val="Heading5"/>
       </w:pPr>
-      <w:bookmarkStart w:id="40" w:name="_Toc217985517"/>
+      <w:bookmarkStart w:id="42" w:name="_Toc218003358"/>
       <w:r>
         <w:t xml:space="preserve">Gambar </w:t>
       </w:r>
@@ -32995,7 +33320,7 @@
       <w:r>
         <w:t>Penelitian</w:t>
       </w:r>
-      <w:bookmarkEnd w:id="40"/>
+      <w:bookmarkEnd w:id="42"/>
       <w:proofErr w:type="spellEnd"/>
     </w:p>
     <w:p>
@@ -33195,7 +33520,7 @@
       <w:pPr>
         <w:pStyle w:val="Heading2"/>
       </w:pPr>
-      <w:bookmarkStart w:id="41" w:name="_Toc217985570"/>
+      <w:bookmarkStart w:id="43" w:name="_Toc218003290"/>
       <w:proofErr w:type="spellStart"/>
       <w:r>
         <w:t>Identifikasi</w:t>
@@ -33208,7 +33533,7 @@
       <w:r>
         <w:t>Masalah</w:t>
       </w:r>
-      <w:bookmarkEnd w:id="41"/>
+      <w:bookmarkEnd w:id="43"/>
       <w:proofErr w:type="spellEnd"/>
     </w:p>
     <w:p>
@@ -33266,7 +33591,7 @@
       <w:pPr>
         <w:pStyle w:val="Heading2"/>
       </w:pPr>
-      <w:bookmarkStart w:id="42" w:name="_Toc217985571"/>
+      <w:bookmarkStart w:id="44" w:name="_Toc218003291"/>
       <w:r>
         <w:t xml:space="preserve">Studi </w:t>
       </w:r>
@@ -33274,7 +33599,7 @@
       <w:r>
         <w:t>Literatur</w:t>
       </w:r>
-      <w:bookmarkEnd w:id="42"/>
+      <w:bookmarkEnd w:id="44"/>
       <w:proofErr w:type="spellEnd"/>
     </w:p>
     <w:p>
@@ -33458,7 +33783,7 @@
         <w:pStyle w:val="Heading2"/>
         <w:spacing w:line="360" w:lineRule="auto"/>
       </w:pPr>
-      <w:bookmarkStart w:id="43" w:name="_Toc217985572"/>
+      <w:bookmarkStart w:id="45" w:name="_Toc218003292"/>
       <w:proofErr w:type="spellStart"/>
       <w:r>
         <w:t>Perancangan</w:t>
@@ -33467,13 +33792,13 @@
       <w:r>
         <w:t xml:space="preserve"> Program dan Alat</w:t>
       </w:r>
-      <w:bookmarkEnd w:id="43"/>
+      <w:bookmarkEnd w:id="45"/>
     </w:p>
     <w:p>
       <w:pPr>
         <w:pStyle w:val="Heading3"/>
       </w:pPr>
-      <w:bookmarkStart w:id="44" w:name="_Toc217985573"/>
+      <w:bookmarkStart w:id="46" w:name="_Toc218003293"/>
       <w:proofErr w:type="spellStart"/>
       <w:r>
         <w:t>Perancangan</w:t>
@@ -33482,7 +33807,7 @@
       <w:r>
         <w:t xml:space="preserve"> Alat</w:t>
       </w:r>
-      <w:bookmarkEnd w:id="44"/>
+      <w:bookmarkEnd w:id="46"/>
     </w:p>
     <w:p>
       <w:pPr>
@@ -33511,7 +33836,7 @@
                     <pic:cNvPicPr/>
                   </pic:nvPicPr>
                   <pic:blipFill>
-                    <a:blip r:embed="rId16" cstate="print">
+                    <a:blip r:embed="rId19" cstate="print">
                       <a:extLst>
                         <a:ext uri="{28A0092B-C50C-407E-A947-70E740481C1C}">
                           <a14:useLocalDpi xmlns:a14="http://schemas.microsoft.com/office/drawing/2010/main" val="0"/>
@@ -33541,53 +33866,51 @@
     <w:p>
       <w:pPr>
         <w:pStyle w:val="Heading5"/>
-      </w:pPr>
-      <w:bookmarkStart w:id="45" w:name="_Toc217985518"/>
-      <w:r>
+        <w:rPr>
+          <w:lang w:val="fi-FI"/>
+        </w:rPr>
+      </w:pPr>
+      <w:bookmarkStart w:id="47" w:name="_Toc218003359"/>
+      <w:r>
+        <w:rPr>
+          <w:lang w:val="fi-FI"/>
+        </w:rPr>
         <w:t xml:space="preserve">Gambar </w:t>
       </w:r>
       <w:r>
+        <w:rPr>
+          <w:lang w:val="fi-FI"/>
+        </w:rPr>
         <w:t>3.2</w:t>
       </w:r>
       <w:r>
-        <w:t xml:space="preserve">. </w:t>
-      </w:r>
-      <w:proofErr w:type="spellStart"/>
-      <w:r>
-        <w:t>Skematik</w:t>
-      </w:r>
-      <w:proofErr w:type="spellEnd"/>
-      <w:r>
-        <w:t xml:space="preserve"> </w:t>
-      </w:r>
-      <w:proofErr w:type="spellStart"/>
-      <w:r>
-        <w:t>Rangkaian</w:t>
-      </w:r>
-      <w:proofErr w:type="spellEnd"/>
-      <w:r>
-        <w:t xml:space="preserve"> Alat</w:t>
-      </w:r>
-      <w:bookmarkEnd w:id="45"/>
+        <w:rPr>
+          <w:lang w:val="fi-FI"/>
+        </w:rPr>
+        <w:t>. Skematik Rangkaian Alat</w:t>
+      </w:r>
+      <w:bookmarkEnd w:id="47"/>
     </w:p>
     <w:p>
       <w:pPr>
         <w:pStyle w:val="body3"/>
         <w:ind w:left="1775" w:firstLine="0"/>
-      </w:pPr>
-      <w:proofErr w:type="spellStart"/>
-      <w:r>
+        <w:rPr>
+          <w:lang w:val="fi-FI"/>
+        </w:rPr>
+      </w:pPr>
+      <w:r>
+        <w:rPr>
+          <w:lang w:val="fi-FI"/>
+        </w:rPr>
         <w:t>Keterangan</w:t>
       </w:r>
-      <w:proofErr w:type="spellEnd"/>
-      <w:r>
-        <w:t xml:space="preserve"> </w:t>
-      </w:r>
-      <w:proofErr w:type="gramStart"/>
-      <w:r>
-        <w:t>Alat :</w:t>
-      </w:r>
-      <w:proofErr w:type="gramEnd"/>
+      <w:r>
+        <w:rPr>
+          <w:lang w:val="fi-FI"/>
+        </w:rPr>
+        <w:t xml:space="preserve"> Alat :</w:t>
+      </w:r>
     </w:p>
     <w:p>
       <w:pPr>
@@ -34364,7 +34687,7 @@
       <w:pPr>
         <w:pStyle w:val="Heading3"/>
       </w:pPr>
-      <w:bookmarkStart w:id="46" w:name="_Toc217985574"/>
+      <w:bookmarkStart w:id="48" w:name="_Toc218003294"/>
       <w:proofErr w:type="spellStart"/>
       <w:r>
         <w:lastRenderedPageBreak/>
@@ -34374,7 +34697,7 @@
       <w:r>
         <w:t xml:space="preserve"> Program</w:t>
       </w:r>
-      <w:bookmarkEnd w:id="46"/>
+      <w:bookmarkEnd w:id="48"/>
     </w:p>
     <w:p>
       <w:pPr>
@@ -34402,7 +34725,7 @@
                     <pic:cNvPicPr/>
                   </pic:nvPicPr>
                   <pic:blipFill>
-                    <a:blip r:embed="rId17" cstate="print">
+                    <a:blip r:embed="rId20" cstate="print">
                       <a:extLst>
                         <a:ext uri="{28A0092B-C50C-407E-A947-70E740481C1C}">
                           <a14:useLocalDpi xmlns:a14="http://schemas.microsoft.com/office/drawing/2010/main" val="0"/>
@@ -34433,7 +34756,7 @@
       <w:pPr>
         <w:pStyle w:val="Heading5"/>
       </w:pPr>
-      <w:bookmarkStart w:id="47" w:name="_Toc217985519"/>
+      <w:bookmarkStart w:id="49" w:name="_Toc218003360"/>
       <w:r>
         <w:t xml:space="preserve">Gambar </w:t>
       </w:r>
@@ -34443,7 +34766,7 @@
       <w:r>
         <w:t>. Flowchart Program</w:t>
       </w:r>
-      <w:bookmarkEnd w:id="47"/>
+      <w:bookmarkEnd w:id="49"/>
     </w:p>
     <w:p>
       <w:pPr>
@@ -34653,12 +34976,12 @@
       <w:pPr>
         <w:pStyle w:val="Heading4"/>
       </w:pPr>
-      <w:bookmarkStart w:id="48" w:name="_Toc217985575"/>
+      <w:bookmarkStart w:id="50" w:name="_Toc218003295"/>
       <w:proofErr w:type="spellStart"/>
       <w:r>
         <w:t>Fuzzifikasi</w:t>
       </w:r>
-      <w:bookmarkEnd w:id="48"/>
+      <w:bookmarkEnd w:id="50"/>
       <w:proofErr w:type="spellEnd"/>
     </w:p>
     <w:p>
@@ -35582,7 +35905,7 @@
         </w:rPr>
         <w:lastRenderedPageBreak/>
         <w:drawing>
-          <wp:inline distT="0" distB="0" distL="0" distR="0" wp14:anchorId="6159983E" wp14:editId="5A157CE0">
+          <wp:inline distT="0" distB="0" distL="0" distR="0" wp14:anchorId="6159983E" wp14:editId="1038F679">
             <wp:extent cx="3518535" cy="2984500"/>
             <wp:effectExtent l="0" t="0" r="5715" b="6350"/>
             <wp:docPr id="1359948700" name="Picture 2"/>
@@ -35599,7 +35922,7 @@
                     </pic:cNvPicPr>
                   </pic:nvPicPr>
                   <pic:blipFill>
-                    <a:blip r:embed="rId18" cstate="print">
+                    <a:blip r:embed="rId21" cstate="print">
                       <a:extLst>
                         <a:ext uri="{28A0092B-C50C-407E-A947-70E740481C1C}">
                           <a14:useLocalDpi xmlns:a14="http://schemas.microsoft.com/office/drawing/2010/main" val="0"/>
@@ -35639,7 +35962,7 @@
           <w:lang w:val="it-CH"/>
         </w:rPr>
       </w:pPr>
-      <w:bookmarkStart w:id="49" w:name="_Toc217985520"/>
+      <w:bookmarkStart w:id="51" w:name="_Toc218003361"/>
       <w:r>
         <w:rPr>
           <w:lang w:val="it-CH"/>
@@ -35670,7 +35993,7 @@
         </w:rPr>
         <w:t xml:space="preserve"> Variabel pH</w:t>
       </w:r>
-      <w:bookmarkEnd w:id="49"/>
+      <w:bookmarkEnd w:id="51"/>
     </w:p>
     <w:p>
       <w:pPr>
@@ -36477,7 +36800,7 @@
                     </pic:cNvPicPr>
                   </pic:nvPicPr>
                   <pic:blipFill>
-                    <a:blip r:embed="rId19" cstate="print">
+                    <a:blip r:embed="rId22" cstate="print">
                       <a:extLst>
                         <a:ext uri="{28A0092B-C50C-407E-A947-70E740481C1C}">
                           <a14:useLocalDpi xmlns:a14="http://schemas.microsoft.com/office/drawing/2010/main" val="0"/>
@@ -36517,7 +36840,7 @@
           <w:lang w:val="fi-FI"/>
         </w:rPr>
       </w:pPr>
-      <w:bookmarkStart w:id="50" w:name="_Toc217985521"/>
+      <w:bookmarkStart w:id="52" w:name="_Toc218003362"/>
       <w:r>
         <w:t xml:space="preserve">Gambar </w:t>
       </w:r>
@@ -36539,7 +36862,7 @@
         </w:rPr>
         <w:t>DS</w:t>
       </w:r>
-      <w:bookmarkEnd w:id="50"/>
+      <w:bookmarkEnd w:id="52"/>
     </w:p>
     <w:p>
       <w:pPr>
@@ -37062,7 +37385,7 @@
                     </pic:cNvPicPr>
                   </pic:nvPicPr>
                   <pic:blipFill>
-                    <a:blip r:embed="rId20" cstate="print">
+                    <a:blip r:embed="rId23" cstate="print">
                       <a:extLst>
                         <a:ext uri="{28A0092B-C50C-407E-A947-70E740481C1C}">
                           <a14:useLocalDpi xmlns:a14="http://schemas.microsoft.com/office/drawing/2010/main" val="0"/>
@@ -37102,8 +37425,8 @@
           <w:lang w:val="fi-FI"/>
         </w:rPr>
       </w:pPr>
-      <w:bookmarkStart w:id="51" w:name="_Hlk217384036"/>
-      <w:bookmarkStart w:id="52" w:name="_Toc217985522"/>
+      <w:bookmarkStart w:id="53" w:name="_Hlk217384036"/>
+      <w:bookmarkStart w:id="54" w:name="_Toc218003363"/>
       <w:r>
         <w:rPr>
           <w:lang w:val="fi-FI"/>
@@ -37122,8 +37445,8 @@
         </w:rPr>
         <w:t>. Grafik Fungsi Keanggotaan Variabel Turbidity</w:t>
       </w:r>
-      <w:bookmarkEnd w:id="51"/>
-      <w:bookmarkEnd w:id="52"/>
+      <w:bookmarkEnd w:id="53"/>
+      <w:bookmarkEnd w:id="54"/>
     </w:p>
     <w:p>
       <w:pPr>
@@ -37854,7 +38177,7 @@
           <w14:ligatures w14:val="standardContextual"/>
         </w:rPr>
         <w:drawing>
-          <wp:inline distT="0" distB="0" distL="0" distR="0" wp14:anchorId="7BFEDBC0" wp14:editId="2909051A">
+          <wp:inline distT="0" distB="0" distL="0" distR="0" wp14:anchorId="7BFEDBC0" wp14:editId="6172E7F1">
             <wp:extent cx="3872602" cy="3286125"/>
             <wp:effectExtent l="0" t="0" r="0" b="0"/>
             <wp:docPr id="414758799" name="Picture 1"/>
@@ -37869,7 +38192,7 @@
                     <pic:cNvPicPr/>
                   </pic:nvPicPr>
                   <pic:blipFill>
-                    <a:blip r:embed="rId21" cstate="print">
+                    <a:blip r:embed="rId24" cstate="print">
                       <a:extLst>
                         <a:ext uri="{28A0092B-C50C-407E-A947-70E740481C1C}">
                           <a14:useLocalDpi xmlns:a14="http://schemas.microsoft.com/office/drawing/2010/main" val="0"/>
@@ -37904,7 +38227,7 @@
           <w:lang w:val="fi-FI"/>
         </w:rPr>
       </w:pPr>
-      <w:bookmarkStart w:id="53" w:name="_Toc217985523"/>
+      <w:bookmarkStart w:id="55" w:name="_Toc218003364"/>
       <w:r>
         <w:t xml:space="preserve">Gambar </w:t>
       </w:r>
@@ -37932,13 +38255,13 @@
         </w:rPr>
         <w:t xml:space="preserve"> Air</w:t>
       </w:r>
-      <w:bookmarkEnd w:id="53"/>
+      <w:bookmarkEnd w:id="55"/>
     </w:p>
     <w:p>
       <w:pPr>
         <w:pStyle w:val="Heading4"/>
       </w:pPr>
-      <w:bookmarkStart w:id="54" w:name="_Toc217985576"/>
+      <w:bookmarkStart w:id="56" w:name="_Toc218003296"/>
       <w:proofErr w:type="spellStart"/>
       <w:r>
         <w:t>Inferensi</w:t>
@@ -37950,7 +38273,7 @@
       <w:r>
         <w:t>Fuzzy</w:t>
       </w:r>
-      <w:bookmarkEnd w:id="54"/>
+      <w:bookmarkEnd w:id="56"/>
       <w:r>
         <w:t xml:space="preserve"> </w:t>
       </w:r>
@@ -39586,7 +39909,7 @@
       <w:pPr>
         <w:pStyle w:val="Heading6"/>
       </w:pPr>
-      <w:bookmarkStart w:id="55" w:name="_Toc217985525"/>
+      <w:bookmarkStart w:id="57" w:name="_Toc218003366"/>
       <w:r>
         <w:t xml:space="preserve">Tabel </w:t>
       </w:r>
@@ -39596,7 +39919,7 @@
       <w:r>
         <w:t>1 Rule Based System Fuzzy</w:t>
       </w:r>
-      <w:bookmarkEnd w:id="55"/>
+      <w:bookmarkEnd w:id="57"/>
     </w:p>
     <w:tbl>
       <w:tblPr>
@@ -40503,12 +40826,12 @@
       <w:pPr>
         <w:pStyle w:val="Heading4"/>
       </w:pPr>
-      <w:bookmarkStart w:id="56" w:name="_Toc217985577"/>
+      <w:bookmarkStart w:id="58" w:name="_Toc218003297"/>
       <w:proofErr w:type="spellStart"/>
       <w:r>
         <w:t>Defuzzifikasi</w:t>
       </w:r>
-      <w:bookmarkEnd w:id="56"/>
+      <w:bookmarkEnd w:id="58"/>
       <w:proofErr w:type="spellEnd"/>
     </w:p>
     <w:p>
@@ -41965,7 +42288,7 @@
           <w:noProof/>
         </w:rPr>
         <w:drawing>
-          <wp:inline distT="0" distB="0" distL="0" distR="0" wp14:anchorId="215B79AF" wp14:editId="37FE1218">
+          <wp:inline distT="0" distB="0" distL="0" distR="0" wp14:anchorId="215B79AF" wp14:editId="724BCFE1">
             <wp:extent cx="3423475" cy="2901950"/>
             <wp:effectExtent l="0" t="0" r="5715" b="0"/>
             <wp:docPr id="1262372697" name="Picture 7"/>
@@ -41982,7 +42305,7 @@
                     </pic:cNvPicPr>
                   </pic:nvPicPr>
                   <pic:blipFill>
-                    <a:blip r:embed="rId22" cstate="print">
+                    <a:blip r:embed="rId25" cstate="print">
                       <a:extLst>
                         <a:ext uri="{28A0092B-C50C-407E-A947-70E740481C1C}">
                           <a14:useLocalDpi xmlns:a14="http://schemas.microsoft.com/office/drawing/2010/main" val="0"/>
@@ -42019,7 +42342,7 @@
         <w:pStyle w:val="Heading5"/>
         <w:ind w:left="414" w:firstLine="720"/>
       </w:pPr>
-      <w:bookmarkStart w:id="57" w:name="_Toc217985524"/>
+      <w:bookmarkStart w:id="59" w:name="_Toc218003365"/>
       <w:r>
         <w:lastRenderedPageBreak/>
         <w:t xml:space="preserve">Gambar </w:t>
@@ -42062,7 +42385,7 @@
       <w:r>
         <w:t xml:space="preserve"> Kualitas Air</w:t>
       </w:r>
-      <w:bookmarkEnd w:id="57"/>
+      <w:bookmarkEnd w:id="59"/>
     </w:p>
     <w:p>
       <w:pPr>
@@ -42950,7 +43273,7 @@
       <w:pPr>
         <w:pStyle w:val="Heading2"/>
       </w:pPr>
-      <w:bookmarkStart w:id="58" w:name="_Toc217985578"/>
+      <w:bookmarkStart w:id="60" w:name="_Toc218003298"/>
       <w:proofErr w:type="spellStart"/>
       <w:r>
         <w:t>Pengujian</w:t>
@@ -42962,13 +43285,13 @@
       <w:r>
         <w:t>Alat</w:t>
       </w:r>
-      <w:bookmarkEnd w:id="58"/>
+      <w:bookmarkEnd w:id="60"/>
     </w:p>
     <w:p>
       <w:pPr>
         <w:pStyle w:val="Heading6"/>
       </w:pPr>
-      <w:bookmarkStart w:id="59" w:name="_Toc217985526"/>
+      <w:bookmarkStart w:id="61" w:name="_Toc218003367"/>
       <w:r>
         <w:t xml:space="preserve">Tabel </w:t>
       </w:r>
@@ -42986,7 +43309,7 @@
       <w:r>
         <w:t xml:space="preserve"> Alat</w:t>
       </w:r>
-      <w:bookmarkEnd w:id="59"/>
+      <w:bookmarkEnd w:id="61"/>
     </w:p>
     <w:p>
       <w:r>
@@ -43009,7 +43332,7 @@
                     <pic:cNvPicPr/>
                   </pic:nvPicPr>
                   <pic:blipFill>
-                    <a:blip r:embed="rId23">
+                    <a:blip r:embed="rId26">
                       <a:extLst>
                         <a:ext uri="{28A0092B-C50C-407E-A947-70E740481C1C}">
                           <a14:useLocalDpi xmlns:a14="http://schemas.microsoft.com/office/drawing/2010/main" val="0"/>
@@ -43430,7 +43753,7 @@
       <w:pPr>
         <w:pStyle w:val="Heading2"/>
       </w:pPr>
-      <w:bookmarkStart w:id="60" w:name="_Toc217985579"/>
+      <w:bookmarkStart w:id="62" w:name="_Toc218003299"/>
       <w:proofErr w:type="spellStart"/>
       <w:r>
         <w:t>Pengumpulan</w:t>
@@ -43439,13 +43762,13 @@
       <w:r>
         <w:t xml:space="preserve"> Data</w:t>
       </w:r>
-      <w:bookmarkEnd w:id="60"/>
+      <w:bookmarkEnd w:id="62"/>
     </w:p>
     <w:p>
       <w:pPr>
         <w:pStyle w:val="Heading6"/>
       </w:pPr>
-      <w:bookmarkStart w:id="61" w:name="_Toc217985527"/>
+      <w:bookmarkStart w:id="63" w:name="_Toc218003368"/>
       <w:r>
         <w:t>Tabel 3.</w:t>
       </w:r>
@@ -43463,7 +43786,7 @@
       <w:r>
         <w:t xml:space="preserve"> Data</w:t>
       </w:r>
-      <w:bookmarkEnd w:id="61"/>
+      <w:bookmarkEnd w:id="63"/>
     </w:p>
     <w:p>
       <w:r>
@@ -43471,7 +43794,7 @@
           <w:noProof/>
         </w:rPr>
         <w:drawing>
-          <wp:inline distT="0" distB="0" distL="0" distR="0" wp14:anchorId="45B5C6BA" wp14:editId="72EAE272">
+          <wp:inline distT="0" distB="0" distL="0" distR="0" wp14:anchorId="45B5C6BA" wp14:editId="24A1E7F1">
             <wp:extent cx="5039995" cy="1301115"/>
             <wp:effectExtent l="0" t="0" r="8255" b="0"/>
             <wp:docPr id="1035290971" name="Picture 1"/>
@@ -43486,7 +43809,7 @@
                     <pic:cNvPicPr/>
                   </pic:nvPicPr>
                   <pic:blipFill>
-                    <a:blip r:embed="rId24" cstate="print">
+                    <a:blip r:embed="rId27" cstate="print">
                       <a:extLst>
                         <a:ext uri="{28A0092B-C50C-407E-A947-70E740481C1C}">
                           <a14:useLocalDpi xmlns:a14="http://schemas.microsoft.com/office/drawing/2010/main" val="0"/>
@@ -43902,7 +44225,7 @@
       <w:pPr>
         <w:pStyle w:val="Heading2"/>
       </w:pPr>
-      <w:bookmarkStart w:id="62" w:name="_Toc217985580"/>
+      <w:bookmarkStart w:id="64" w:name="_Toc218003300"/>
       <w:proofErr w:type="spellStart"/>
       <w:r>
         <w:lastRenderedPageBreak/>
@@ -43926,7 +44249,7 @@
       <w:r>
         <w:t xml:space="preserve"> Data</w:t>
       </w:r>
-      <w:bookmarkEnd w:id="62"/>
+      <w:bookmarkEnd w:id="64"/>
     </w:p>
     <w:p>
       <w:pPr>
@@ -44089,7 +44412,7 @@
       <w:pPr>
         <w:pStyle w:val="Heading3"/>
       </w:pPr>
-      <w:bookmarkStart w:id="63" w:name="_Toc217985581"/>
+      <w:bookmarkStart w:id="65" w:name="_Toc218003301"/>
       <w:proofErr w:type="spellStart"/>
       <w:r>
         <w:t>Pengolahan</w:t>
@@ -44098,7 +44421,7 @@
       <w:r>
         <w:t xml:space="preserve"> Data</w:t>
       </w:r>
-      <w:bookmarkEnd w:id="63"/>
+      <w:bookmarkEnd w:id="65"/>
     </w:p>
     <w:p>
       <w:pPr>
@@ -44977,7 +45300,7 @@
       <w:pPr>
         <w:pStyle w:val="Heading3"/>
       </w:pPr>
-      <w:bookmarkStart w:id="64" w:name="_Toc217985582"/>
+      <w:bookmarkStart w:id="66" w:name="_Toc218003302"/>
       <w:proofErr w:type="spellStart"/>
       <w:r>
         <w:lastRenderedPageBreak/>
@@ -44987,7 +45310,7 @@
       <w:r>
         <w:t xml:space="preserve"> Data</w:t>
       </w:r>
-      <w:bookmarkEnd w:id="64"/>
+      <w:bookmarkEnd w:id="66"/>
     </w:p>
     <w:p>
       <w:pPr>
@@ -45069,15 +45392,10 @@
         <w:t xml:space="preserve"> </w:t>
       </w:r>
       <w:proofErr w:type="spellStart"/>
-      <w:proofErr w:type="gramStart"/>
       <w:r>
         <w:t>mutu</w:t>
       </w:r>
       <w:proofErr w:type="spellEnd"/>
-      <w:r>
-        <w:t xml:space="preserve"> :</w:t>
-      </w:r>
-      <w:proofErr w:type="gramEnd"/>
       <w:r>
         <w:t xml:space="preserve"> WHO, </w:t>
       </w:r>
@@ -45907,12 +46225,26 @@
         <w:rPr>
           <w:lang w:val="it-CH"/>
         </w:rPr>
-        <w:t>Kerangka confusion matrix dalam penelitian ini dapat dilihat pada tab</w:t>
-      </w:r>
-      <w:r>
-        <w:rPr>
+        <w:t xml:space="preserve">Kerangka </w:t>
+      </w:r>
+      <w:r>
+        <w:rPr>
+          <w:i/>
+          <w:iCs/>
           <w:lang w:val="it-CH"/>
         </w:rPr>
+        <w:t>confusion matrix</w:t>
+      </w:r>
+      <w:r>
+        <w:rPr>
+          <w:lang w:val="it-CH"/>
+        </w:rPr>
+        <w:t xml:space="preserve"> dalam penelitian ini dapat dilihat pada tab</w:t>
+      </w:r>
+      <w:r>
+        <w:rPr>
+          <w:lang w:val="it-CH"/>
+        </w:rPr>
         <w:t>el</w:t>
       </w:r>
       <w:r>
@@ -45921,6 +46253,34 @@
         </w:rPr>
         <w:t xml:space="preserve"> 4</w:t>
       </w:r>
+      <w:r>
+        <w:rPr>
+          <w:lang w:val="it-CH"/>
+        </w:rPr>
+        <w:t xml:space="preserve"> </w:t>
+      </w:r>
+      <w:sdt>
+        <w:sdtPr>
+          <w:rPr>
+            <w:color w:val="000000"/>
+            <w:lang w:val="it-CH"/>
+          </w:rPr>
+          <w:tag w:val="MENDELEY_CITATION_v3_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"/>
+          <w:id w:val="838970604"/>
+          <w:placeholder>
+            <w:docPart w:val="DefaultPlaceholder_-1854013440"/>
+          </w:placeholder>
+        </w:sdtPr>
+        <w:sdtContent>
+          <w:r>
+            <w:rPr>
+              <w:color w:val="000000"/>
+              <w:lang w:val="it-CH"/>
+            </w:rPr>
+            <w:t>[27]</w:t>
+          </w:r>
+        </w:sdtContent>
+      </w:sdt>
       <w:r>
         <w:rPr>
           <w:lang w:val="it-CH"/>
@@ -45935,7 +46295,7 @@
           <w:lang w:val="it-CH"/>
         </w:rPr>
       </w:pPr>
-      <w:bookmarkStart w:id="65" w:name="_Toc217985528"/>
+      <w:bookmarkStart w:id="67" w:name="_Toc218003369"/>
       <w:r>
         <w:rPr>
           <w:lang w:val="it-CH"/>
@@ -45954,7 +46314,7 @@
         </w:rPr>
         <w:t>. Confussion Matrix</w:t>
       </w:r>
-      <w:bookmarkEnd w:id="65"/>
+      <w:bookmarkEnd w:id="67"/>
     </w:p>
     <w:p>
       <w:pPr>
@@ -45986,7 +46346,7 @@
                     <pic:cNvPicPr/>
                   </pic:nvPicPr>
                   <pic:blipFill>
-                    <a:blip r:embed="rId25">
+                    <a:blip r:embed="rId28">
                       <a:extLst>
                         <a:ext uri="{28A0092B-C50C-407E-A947-70E740481C1C}">
                           <a14:useLocalDpi xmlns:a14="http://schemas.microsoft.com/office/drawing/2010/main" val="0"/>
@@ -46024,7 +46384,21 @@
         <w:rPr>
           <w:lang w:val="it-CH"/>
         </w:rPr>
-        <w:t xml:space="preserve">Setelah menyusun dan menganalisis confusion matrix, tahapan selanjutnya dalam mengevaluasi kinerja model logika fuzzy </w:t>
+        <w:t xml:space="preserve">Setelah menyusun dan menganalisis </w:t>
+      </w:r>
+      <w:r>
+        <w:rPr>
+          <w:i/>
+          <w:iCs/>
+          <w:lang w:val="it-CH"/>
+        </w:rPr>
+        <w:t>confusion matrix</w:t>
+      </w:r>
+      <w:r>
+        <w:rPr>
+          <w:lang w:val="it-CH"/>
+        </w:rPr>
+        <w:t xml:space="preserve">, tahapan selanjutnya dalam mengevaluasi kinerja model logika fuzzy </w:t>
       </w:r>
       <w:r>
         <w:rPr>
@@ -46168,64 +46542,19 @@
     </w:p>
     <w:p>
       <w:pPr>
-        <w:pStyle w:val="body4"/>
-        <w:ind w:left="0" w:firstLine="0"/>
+        <w:pStyle w:val="Heading2"/>
         <w:rPr>
           <w:lang w:val="it-CH"/>
         </w:rPr>
       </w:pPr>
-    </w:p>
-    <w:p>
-      <w:pPr>
-        <w:pStyle w:val="body4"/>
-        <w:ind w:left="0" w:firstLine="0"/>
+      <w:bookmarkStart w:id="68" w:name="_Toc218003303"/>
+      <w:r>
         <w:rPr>
           <w:lang w:val="it-CH"/>
         </w:rPr>
-      </w:pPr>
-    </w:p>
-    <w:p>
-      <w:pPr>
-        <w:pStyle w:val="body4"/>
-        <w:ind w:left="0" w:firstLine="0"/>
-        <w:rPr>
-          <w:lang w:val="it-CH"/>
-        </w:rPr>
-      </w:pPr>
-    </w:p>
-    <w:p>
-      <w:pPr>
-        <w:pStyle w:val="body4"/>
-        <w:ind w:left="0" w:firstLine="0"/>
-        <w:rPr>
-          <w:lang w:val="it-CH"/>
-        </w:rPr>
-      </w:pPr>
-    </w:p>
-    <w:p>
-      <w:pPr>
-        <w:pStyle w:val="body4"/>
-        <w:ind w:left="0" w:firstLine="0"/>
-        <w:rPr>
-          <w:lang w:val="it-CH"/>
-        </w:rPr>
-      </w:pPr>
-    </w:p>
-    <w:p>
-      <w:pPr>
-        <w:pStyle w:val="Heading2"/>
-        <w:rPr>
-          <w:lang w:val="it-CH"/>
-        </w:rPr>
-      </w:pPr>
-      <w:bookmarkStart w:id="66" w:name="_Toc217985583"/>
-      <w:r>
-        <w:rPr>
-          <w:lang w:val="it-CH"/>
-        </w:rPr>
         <w:t>Jadwal Penelitian</w:t>
       </w:r>
-      <w:bookmarkEnd w:id="66"/>
+      <w:bookmarkEnd w:id="68"/>
     </w:p>
     <w:p>
       <w:pPr>
@@ -46276,7 +46605,7 @@
           <w:lang w:val="it-CH"/>
         </w:rPr>
       </w:pPr>
-      <w:bookmarkStart w:id="67" w:name="_Toc217985529"/>
+      <w:bookmarkStart w:id="69" w:name="_Toc218003370"/>
       <w:r>
         <w:rPr>
           <w:lang w:val="it-CH"/>
@@ -46295,7 +46624,7 @@
         </w:rPr>
         <w:t xml:space="preserve"> Jadwal Penelitian</w:t>
       </w:r>
-      <w:bookmarkEnd w:id="67"/>
+      <w:bookmarkEnd w:id="69"/>
     </w:p>
     <w:tbl>
       <w:tblPr>
@@ -48198,7 +48527,6 @@
                 <w:szCs w:val="20"/>
                 <w:lang w:val="it-CH"/>
               </w:rPr>
-              <w:lastRenderedPageBreak/>
               <w:t>Pengumpulan Data</w:t>
             </w:r>
           </w:p>
@@ -49138,12 +49466,12 @@
         </w:numPr>
         <w:divId w:val="112411714"/>
       </w:pPr>
-      <w:bookmarkStart w:id="68" w:name="_Toc217985584"/>
+      <w:bookmarkStart w:id="70" w:name="_Toc218003304"/>
       <w:r>
         <w:lastRenderedPageBreak/>
         <w:t>DAFTAR PUSTAKA</w:t>
       </w:r>
-      <w:bookmarkEnd w:id="68"/>
+      <w:bookmarkEnd w:id="70"/>
     </w:p>
     <w:sdt>
       <w:sdtPr>
@@ -49163,7 +49491,7 @@
             <w:autoSpaceDE w:val="0"/>
             <w:autoSpaceDN w:val="0"/>
             <w:ind w:hanging="640"/>
-            <w:divId w:val="871112013"/>
+            <w:divId w:val="2142720764"/>
             <w:rPr>
               <w:color w:val="000000"/>
             </w:rPr>
@@ -49243,7 +49571,7 @@
             <w:autoSpaceDE w:val="0"/>
             <w:autoSpaceDN w:val="0"/>
             <w:ind w:hanging="640"/>
-            <w:divId w:val="818153201"/>
+            <w:divId w:val="896742785"/>
             <w:rPr>
               <w:color w:val="000000"/>
             </w:rPr>
@@ -49323,7 +49651,7 @@
             <w:autoSpaceDE w:val="0"/>
             <w:autoSpaceDN w:val="0"/>
             <w:ind w:hanging="640"/>
-            <w:divId w:val="1446730497"/>
+            <w:divId w:val="692071845"/>
             <w:rPr>
               <w:color w:val="000000"/>
             </w:rPr>
@@ -49405,7 +49733,7 @@
             <w:autoSpaceDE w:val="0"/>
             <w:autoSpaceDN w:val="0"/>
             <w:ind w:hanging="640"/>
-            <w:divId w:val="2001888981"/>
+            <w:divId w:val="1571771340"/>
             <w:rPr>
               <w:color w:val="000000"/>
             </w:rPr>
@@ -49485,7 +49813,7 @@
             <w:autoSpaceDE w:val="0"/>
             <w:autoSpaceDN w:val="0"/>
             <w:ind w:hanging="640"/>
-            <w:divId w:val="654916709"/>
+            <w:divId w:val="1166701608"/>
             <w:rPr>
               <w:color w:val="000000"/>
             </w:rPr>
@@ -49537,7 +49865,7 @@
             <w:autoSpaceDE w:val="0"/>
             <w:autoSpaceDN w:val="0"/>
             <w:ind w:hanging="640"/>
-            <w:divId w:val="1284195536"/>
+            <w:divId w:val="272834598"/>
             <w:rPr>
               <w:color w:val="000000"/>
             </w:rPr>
@@ -49575,7 +49903,7 @@
             <w:autoSpaceDE w:val="0"/>
             <w:autoSpaceDN w:val="0"/>
             <w:ind w:hanging="640"/>
-            <w:divId w:val="1015107127"/>
+            <w:divId w:val="1050882969"/>
             <w:rPr>
               <w:color w:val="000000"/>
             </w:rPr>
@@ -49669,7 +49997,7 @@
             <w:autoSpaceDE w:val="0"/>
             <w:autoSpaceDN w:val="0"/>
             <w:ind w:hanging="640"/>
-            <w:divId w:val="920724407"/>
+            <w:divId w:val="1801529854"/>
             <w:rPr>
               <w:color w:val="000000"/>
             </w:rPr>
@@ -49749,7 +50077,7 @@
             <w:autoSpaceDE w:val="0"/>
             <w:autoSpaceDN w:val="0"/>
             <w:ind w:hanging="640"/>
-            <w:divId w:val="444814158"/>
+            <w:divId w:val="1234198129"/>
             <w:rPr>
               <w:color w:val="000000"/>
             </w:rPr>
@@ -49925,7 +50253,7 @@
             <w:autoSpaceDE w:val="0"/>
             <w:autoSpaceDN w:val="0"/>
             <w:ind w:hanging="640"/>
-            <w:divId w:val="688331713"/>
+            <w:divId w:val="1165823072"/>
             <w:rPr>
               <w:color w:val="000000"/>
             </w:rPr>
@@ -50043,7 +50371,7 @@
             <w:autoSpaceDE w:val="0"/>
             <w:autoSpaceDN w:val="0"/>
             <w:ind w:hanging="640"/>
-            <w:divId w:val="1889799236"/>
+            <w:divId w:val="875895809"/>
             <w:rPr>
               <w:color w:val="000000"/>
             </w:rPr>
@@ -50179,7 +50507,7 @@
             <w:autoSpaceDE w:val="0"/>
             <w:autoSpaceDN w:val="0"/>
             <w:ind w:hanging="640"/>
-            <w:divId w:val="1988626116"/>
+            <w:divId w:val="1679117598"/>
             <w:rPr>
               <w:color w:val="000000"/>
             </w:rPr>
@@ -50262,7 +50590,7 @@
             <w:autoSpaceDE w:val="0"/>
             <w:autoSpaceDN w:val="0"/>
             <w:ind w:hanging="640"/>
-            <w:divId w:val="1916477327"/>
+            <w:divId w:val="1172448116"/>
             <w:rPr>
               <w:color w:val="000000"/>
             </w:rPr>
@@ -50496,7 +50824,7 @@
             <w:autoSpaceDE w:val="0"/>
             <w:autoSpaceDN w:val="0"/>
             <w:ind w:hanging="640"/>
-            <w:divId w:val="1518108245"/>
+            <w:divId w:val="218055612"/>
             <w:rPr>
               <w:color w:val="000000"/>
             </w:rPr>
@@ -50520,7 +50848,7 @@
             <w:autoSpaceDE w:val="0"/>
             <w:autoSpaceDN w:val="0"/>
             <w:ind w:hanging="640"/>
-            <w:divId w:val="1158378444"/>
+            <w:divId w:val="1285114799"/>
             <w:rPr>
               <w:color w:val="000000"/>
             </w:rPr>
@@ -50585,7 +50913,7 @@
             <w:autoSpaceDE w:val="0"/>
             <w:autoSpaceDN w:val="0"/>
             <w:ind w:hanging="640"/>
-            <w:divId w:val="1444306662"/>
+            <w:divId w:val="399602845"/>
             <w:rPr>
               <w:color w:val="000000"/>
             </w:rPr>
@@ -50622,7 +50950,7 @@
             <w:autoSpaceDE w:val="0"/>
             <w:autoSpaceDN w:val="0"/>
             <w:ind w:hanging="640"/>
-            <w:divId w:val="365372301"/>
+            <w:divId w:val="1665474429"/>
             <w:rPr>
               <w:color w:val="000000"/>
             </w:rPr>
@@ -50659,7 +50987,7 @@
             <w:autoSpaceDE w:val="0"/>
             <w:autoSpaceDN w:val="0"/>
             <w:ind w:hanging="640"/>
-            <w:divId w:val="1623656451"/>
+            <w:divId w:val="1057780304"/>
             <w:rPr>
               <w:color w:val="000000"/>
             </w:rPr>
@@ -50725,7 +51053,7 @@
             <w:autoSpaceDE w:val="0"/>
             <w:autoSpaceDN w:val="0"/>
             <w:ind w:hanging="640"/>
-            <w:divId w:val="283317326"/>
+            <w:divId w:val="1034887955"/>
             <w:rPr>
               <w:color w:val="000000"/>
             </w:rPr>
@@ -50865,7 +51193,7 @@
             <w:autoSpaceDE w:val="0"/>
             <w:autoSpaceDN w:val="0"/>
             <w:ind w:hanging="640"/>
-            <w:divId w:val="435251538"/>
+            <w:divId w:val="935402676"/>
             <w:rPr>
               <w:color w:val="000000"/>
             </w:rPr>
@@ -50931,7 +51259,7 @@
             <w:autoSpaceDE w:val="0"/>
             <w:autoSpaceDN w:val="0"/>
             <w:ind w:hanging="640"/>
-            <w:divId w:val="1302924334"/>
+            <w:divId w:val="868682186"/>
             <w:rPr>
               <w:color w:val="000000"/>
             </w:rPr>
@@ -50969,7 +51297,7 @@
             <w:autoSpaceDE w:val="0"/>
             <w:autoSpaceDN w:val="0"/>
             <w:ind w:hanging="640"/>
-            <w:divId w:val="2146774669"/>
+            <w:divId w:val="1580824148"/>
             <w:rPr>
               <w:color w:val="000000"/>
             </w:rPr>
@@ -51049,7 +51377,7 @@
             <w:autoSpaceDE w:val="0"/>
             <w:autoSpaceDN w:val="0"/>
             <w:ind w:hanging="640"/>
-            <w:divId w:val="1931770978"/>
+            <w:divId w:val="720596538"/>
             <w:rPr>
               <w:color w:val="000000"/>
             </w:rPr>
@@ -51140,7 +51468,7 @@
             <w:autoSpaceDE w:val="0"/>
             <w:autoSpaceDN w:val="0"/>
             <w:ind w:hanging="640"/>
-            <w:divId w:val="1106735158"/>
+            <w:divId w:val="2003047024"/>
             <w:rPr>
               <w:color w:val="000000"/>
             </w:rPr>
@@ -51238,7 +51566,7 @@
             <w:autoSpaceDE w:val="0"/>
             <w:autoSpaceDN w:val="0"/>
             <w:ind w:hanging="640"/>
-            <w:divId w:val="729959384"/>
+            <w:divId w:val="646134080"/>
             <w:rPr>
               <w:color w:val="000000"/>
             </w:rPr>
@@ -51290,7 +51618,7 @@
             <w:autoSpaceDE w:val="0"/>
             <w:autoSpaceDN w:val="0"/>
             <w:ind w:hanging="640"/>
-            <w:divId w:val="1479296692"/>
+            <w:divId w:val="1096367777"/>
             <w:rPr>
               <w:color w:val="000000"/>
             </w:rPr>
@@ -51353,7 +51681,60 @@
         </w:p>
         <w:p>
           <w:pPr>
+            <w:autoSpaceDE w:val="0"/>
+            <w:autoSpaceDN w:val="0"/>
+            <w:ind w:hanging="640"/>
+            <w:divId w:val="329405920"/>
+            <w:rPr>
+              <w:color w:val="000000"/>
+            </w:rPr>
+          </w:pPr>
+          <w:r>
+            <w:rPr>
+              <w:color w:val="000000"/>
+            </w:rPr>
+            <w:t>[27]</w:t>
+          </w:r>
+          <w:r>
+            <w:rPr>
+              <w:color w:val="000000"/>
+            </w:rPr>
+            <w:tab/>
+            <w:t xml:space="preserve">R. G. Brereton, “Contingency tables, confusion matrices, classifiers and quality of prediction,” </w:t>
+          </w:r>
+          <w:r>
+            <w:rPr>
+              <w:i/>
+              <w:iCs/>
+              <w:color w:val="000000"/>
+            </w:rPr>
+            <w:t>J Chemom</w:t>
+          </w:r>
+          <w:r>
+            <w:rPr>
+              <w:color w:val="000000"/>
+            </w:rPr>
+            <w:t xml:space="preserve">, vol. 35, no. 11, Nov. 2021, </w:t>
+          </w:r>
+          <w:proofErr w:type="spellStart"/>
+          <w:r>
+            <w:rPr>
+              <w:color w:val="000000"/>
+            </w:rPr>
+            <w:t>doi</w:t>
+          </w:r>
+          <w:proofErr w:type="spellEnd"/>
+          <w:r>
+            <w:rPr>
+              <w:color w:val="000000"/>
+            </w:rPr>
+            <w:t>: 10.1002/cem.3331.</w:t>
+          </w:r>
+        </w:p>
+        <w:p>
+          <w:pPr>
             <w:pStyle w:val="body2"/>
+            <w:ind w:firstLine="0"/>
           </w:pPr>
           <w:r>
             <w:rPr>
@@ -51472,6 +51853,17 @@
     </w:p>
   </w:footnote>
 </w:footnotes>
+</file>
+
+<file path=word/header1.xml><?xml version="1.0" encoding="utf-8"?>
+<w:hdr xmlns:wpc="http://schemas.microsoft.com/office/word/2010/wordprocessingCanvas" xmlns:cx="http://schemas.microsoft.com/office/drawing/2014/chartex" xmlns:cx1="http://schemas.microsoft.com/office/drawing/2015/9/8/chartex" xmlns:cx2="http://schemas.microsoft.com/office/drawing/2015/10/21/chartex" xmlns:cx3="http://schemas.microsoft.com/office/drawing/2016/5/9/chartex" xmlns:cx4="http://schemas.microsoft.com/office/drawing/2016/5/10/chartex" xmlns:cx5="http://schemas.microsoft.com/office/drawing/2016/5/11/chartex" xmlns:cx6="http://schemas.microsoft.com/office/drawing/2016/5/12/chartex" xmlns:cx7="http://schemas.microsoft.com/office/drawing/2016/5/13/chartex" xmlns:cx8="http://schemas.microsoft.com/office/drawing/2016/5/14/chartex" xmlns:mc="http://schemas.openxmlformats.org/markup-compatibility/2006" xmlns:aink="http://schemas.microsoft.com/office/drawing/2016/ink" xmlns:am3d="http://schemas.microsoft.com/office/drawing/2017/model3d" xmlns:o="urn:schemas-microsoft-com:office:office" xmlns:oel="http://schemas.microsoft.com/office/2019/extlst" xmlns:r="http://schemas.openxmlformats.org/officeDocument/2006/relationships" xmlns:m="http://schemas.openxmlformats.org/officeDocument/2006/math" xmlns:v="urn:schemas-microsoft-com:vml" xmlns:wp14="http://schemas.microsoft.com/office/word/2010/wordprocessingDrawing" xmlns:wp="http://schemas.openxmlformats.org/drawingml/2006/wordprocessingDrawing" xmlns:w10="urn:schemas-microsoft-com:office:word" xmlns:w="http://schemas.openxmlformats.org/wordprocessingml/2006/main" xmlns:w14="http://schemas.microsoft.com/office/word/2010/wordml" xmlns:w15="http://schemas.microsoft.com/office/word/2012/wordml" xmlns:w16cex="http://schemas.microsoft.com/office/word/2018/wordml/cex" xmlns:w16cid="http://schemas.microsoft.com/office/word/2016/wordml/cid" xmlns:w16="http://schemas.microsoft.com/office/word/2018/wordml" xmlns:w16du="http://schemas.microsoft.com/office/word/2023/wordml/word16du" xmlns:w16sdtdh="http://schemas.microsoft.com/office/word/2020/wordml/sdtdatahash" xmlns:w16sdtfl="http://schemas.microsoft.com/office/word/2024/wordml/sdtformatlock" xmlns:w16se="http://schemas.microsoft.com/office/word/2015/wordml/symex" xmlns:wpg="http://schemas.microsoft.com/office/word/2010/wordprocessingGroup" xmlns:wpi="http://schemas.microsoft.com/office/word/2010/wordprocessingInk" xmlns:wne="http://schemas.microsoft.com/office/word/2006/wordml" xmlns:wps="http://schemas.microsoft.com/office/word/2010/wordprocessingShape" mc:Ignorable="w14 w15 w16se w16cid w16 w16cex w16sdtdh w16sdtfl w16du wp14">
+  <w:p>
+    <w:pPr>
+      <w:pStyle w:val="Header"/>
+      <w:ind w:firstLine="720"/>
+    </w:pPr>
+  </w:p>
+</w:hdr>
 </file>
 
 <file path=word/numbering.xml><?xml version="1.0" encoding="utf-8"?>
@@ -56432,23 +56824,30 @@
   <w:rsids>
     <w:rsidRoot w:val="00121D4B"/>
     <w:rsid w:val="00042129"/>
+    <w:rsid w:val="000F6D36"/>
     <w:rsid w:val="00101717"/>
     <w:rsid w:val="00121D4B"/>
     <w:rsid w:val="001406F0"/>
+    <w:rsid w:val="00191C9F"/>
     <w:rsid w:val="001A2636"/>
     <w:rsid w:val="001C21FE"/>
     <w:rsid w:val="001D4417"/>
+    <w:rsid w:val="002520BC"/>
     <w:rsid w:val="00312597"/>
+    <w:rsid w:val="00351A3A"/>
     <w:rsid w:val="003F5AAF"/>
     <w:rsid w:val="004404D2"/>
     <w:rsid w:val="0044595A"/>
     <w:rsid w:val="004F07FC"/>
     <w:rsid w:val="00591A25"/>
+    <w:rsid w:val="005B3745"/>
     <w:rsid w:val="00673925"/>
     <w:rsid w:val="007118C9"/>
     <w:rsid w:val="00722C90"/>
     <w:rsid w:val="00826DEE"/>
+    <w:rsid w:val="008C4180"/>
     <w:rsid w:val="008D43C9"/>
+    <w:rsid w:val="00944D91"/>
     <w:rsid w:val="009809EE"/>
     <w:rsid w:val="00A6041D"/>
     <w:rsid w:val="00AB035D"/>
@@ -56458,9 +56857,13 @@
     <w:rsid w:val="00BA4D27"/>
     <w:rsid w:val="00C20083"/>
     <w:rsid w:val="00C564FC"/>
+    <w:rsid w:val="00CA3F0D"/>
     <w:rsid w:val="00D1503D"/>
     <w:rsid w:val="00DE233D"/>
+    <w:rsid w:val="00E514BF"/>
     <w:rsid w:val="00E845D9"/>
+    <w:rsid w:val="00E97335"/>
+    <w:rsid w:val="00F84D08"/>
     <w:rsid w:val="00FD1C4F"/>
   </w:rsids>
   <m:mathPr>
@@ -57243,8 +57646,8 @@
   </we:alternateReferences>
   <we:properties>
     <we:property name="MENDELEY_BIBLIOGRAPHY_IS_DIRTY" value="false"/>
-    <we:property name="MENDELEY_BIBLIOGRAPHY_LAST_MODIFIED" value="1767022542326"/>
-    <we:property name="MENDELEY_CITATIONS" value="[{&quot;citationID&quot;:&quot;MENDELEY_CITATION_a49d8d42-8f15-408c-8c41-33ddddf42548&quot;,&quot;properties&quot;:{&quot;noteIndex&quot;:0},&quot;isEdited&quot;:false,&quot;manualOverride&quot;:{&quot;isManuallyOverridden&quot;:false,&quot;citeprocText&quot;:&quot;[1]&quot;,&quot;manualOverrideText&quot;:&quot;&quot;},&quot;citationTag&quot;:&quot;MENDELEY_CITATION_v3_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&quot;,&quot;citationItems&quot;:[{&quot;id&quot;:&quot;760f971f-f67e-3968-a744-869871e03666&quot;,&quot;itemData&quot;:{&quot;type&quot;:&quot;article&quot;,&quot;id&quot;:&quot;760f971f-f67e-3968-a744-869871e03666&quot;,&quot;title&quot;:&quot;Iot based smart water quality monitoring: Recent techniques, trends and challenges for domestic applications&quot;,&quot;author&quot;:[{&quot;family&quot;:&quot;Jan&quot;,&quot;given&quot;:&quot;Farmanullah&quot;,&quot;parse-names&quot;:false,&quot;dropping-particle&quot;:&quot;&quot;,&quot;non-dropping-particle&quot;:&quot;&quot;},{&quot;family&quot;:&quot;Min-Allah&quot;,&quot;given&quot;:&quot;Nasro&quot;,&quot;parse-names&quot;:false,&quot;dropping-particle&quot;:&quot;&quot;,&quot;non-dropping-particle&quot;:&quot;&quot;},{&quot;family&quot;:&quot;Düştegör&quot;,&quot;given&quot;:&quot;Dilek&quot;,&quot;parse-names&quot;:false,&quot;dropping-particle&quot;:&quot;&quot;,&quot;non-dropping-particle&quot;:&quot;&quot;}],&quot;container-title&quot;:&quot;Water (Switzerland)&quot;,&quot;DOI&quot;:&quot;10.3390/w13131729&quot;,&quot;ISSN&quot;:&quot;20734441&quot;,&quot;issued&quot;:{&quot;date-parts&quot;:[[2021,7,1]]},&quot;abstract&quot;:&quot;Safe water is becoming a scarce resource, due to the combined effects of increased population, pollution, and climate changes. Water quality monitoring is thus paramount, especially for domestic water. Traditionally used laboratory-based testing approaches are manual, costly, time consuming, and lack real-time feedback. Recently developed systems utilizing wireless sensor network (WSN) technology have reported weaknesses in energy management, data security, and communication coverage. Due to the recent advances in Internet-of-Things (IoT) that can be applied in the development of more efficient, secure, and cheaper systems with real-time capabilities, we present here a survey aimed at summarizing the current state of the art regarding IoT based smart water quality monitoring systems (IoT-WQMS) especially dedicated for domestic applications. In brief, this study probes into common water-quality monitoring (WQM) parameters, their safe-limits for drinking water, related smart sensors, critical review, and ratification of contemporary IoT-WQMS via a proposed empirical metric, analysis, and discussion and, finally, design recommendations for an efficient system. No doubt, this study will benefit the developing field of smart homes, offices, and cities.&quot;,&quot;publisher&quot;:&quot;MDPI AG&quot;,&quot;issue&quot;:&quot;13&quot;,&quot;volume&quot;:&quot;13&quot;,&quot;container-title-short&quot;:&quot;&quot;},&quot;isTemporary&quot;:false}]},{&quot;citationID&quot;:&quot;MENDELEY_CITATION_49f9cdc0-f300-49b4-ae5c-fc6922fece5f&quot;,&quot;properties&quot;:{&quot;noteIndex&quot;:0},&quot;isEdited&quot;:false,&quot;manualOverride&quot;:{&quot;isManuallyOverridden&quot;:false,&quot;citeprocText&quot;:&quot;[2]&quot;,&quot;manualOverrideText&quot;:&quot;&quot;},&quot;citationTag&quot;:&quot;MENDELEY_CITATION_v3_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&quot;,&quot;citationItems&quot;:[{&quot;id&quot;:&quot;c6a699eb-304f-3bf0-880c-7018b8345df4&quot;,&quot;itemData&quot;:{&quot;type&quot;:&quot;article&quot;,&quot;id&quot;:&quot;c6a699eb-304f-3bf0-880c-7018b8345df4&quot;,&quot;title&quot;:&quot;Advancements in Monitoring Water Quality Based on Various Sensing Methods: A Systematic Review&quot;,&quot;author&quot;:[{&quot;family&quot;:&quot;Zainurin&quot;,&quot;given&quot;:&quot;Siti Nadhirah&quot;,&quot;parse-names&quot;:false,&quot;dropping-particle&quot;:&quot;&quot;,&quot;non-dropping-particle&quot;:&quot;&quot;},{&quot;family&quot;:&quot;Wan Ismail&quot;,&quot;given&quot;:&quot;Wan Zakiah&quot;,&quot;parse-names&quot;:false,&quot;dropping-particle&quot;:&quot;&quot;,&quot;non-dropping-particle&quot;:&quot;&quot;},{&quot;family&quot;:&quot;Mahamud&quot;,&quot;given&quot;:&quot;Siti Nurul Iman&quot;,&quot;parse-names&quot;:false,&quot;dropping-particle&quot;:&quot;&quot;,&quot;non-dropping-particle&quot;:&quot;&quot;},{&quot;family&quot;:&quot;Ismail&quot;,&quot;given&quot;:&quot;Irneza&quot;,&quot;parse-names&quot;:false,&quot;dropping-particle&quot;:&quot;&quot;,&quot;non-dropping-particle&quot;:&quot;&quot;},{&quot;family&quot;:&quot;Jamaludin&quot;,&quot;given&quot;:&quot;Juliza&quot;,&quot;parse-names&quot;:false,&quot;dropping-particle&quot;:&quot;&quot;,&quot;non-dropping-particle&quot;:&quot;&quot;},{&quot;family&quot;:&quot;Ariffin&quot;,&quot;given&quot;:&quot;Khairul Nabilah Zainul&quot;,&quot;parse-names&quot;:false,&quot;dropping-particle&quot;:&quot;&quot;,&quot;non-dropping-particle&quot;:&quot;&quot;},{&quot;family&quot;:&quot;Wan Ahmad Kamil&quot;,&quot;given&quot;:&quot;Wan Maryam&quot;,&quot;parse-names&quot;:false,&quot;dropping-particle&quot;:&quot;&quot;,&quot;non-dropping-particle&quot;:&quot;&quot;}],&quot;container-title&quot;:&quot;International Journal of Environmental Research and Public Health&quot;,&quot;container-title-short&quot;:&quot;Int J Environ Res Public Health&quot;,&quot;DOI&quot;:&quot;10.3390/ijerph192114080&quot;,&quot;ISSN&quot;:&quot;16604601&quot;,&quot;PMID&quot;:&quot;36360992&quot;,&quot;issued&quot;:{&quot;date-parts&quot;:[[2022,11,1]]},&quot;abstract&quot;:&quot;Nowadays, water pollution has become a global issue affecting most countries in the world. Water quality should be monitored to alert authorities on water pollution, so that action can be taken quickly. The objective of the review is to study various conventional and modern methods of monitoring water quality to identify the strengths and weaknesses of the methods. The methods include the Internet of Things (IoT), virtual sensing, cyber-physical system (CPS), and optical techniques. In this review, water quality monitoring systems and process control in several countries, such as New Zealand, China, Serbia, Bangladesh, Malaysia, and India, are discussed. Conventional and modern methods are compared in terms of parameters, complexity, and reliability. Recent methods of water quality monitoring techniques are also reviewed to study any loopholes in modern methods. We found that CPS is suitable for monitoring water quality due to a good combination of physical and computational algorithms. Its embedded sensors, processors, and actuators can be designed to detect and interact with environments. We believe that conventional methods are costly and complex, whereas modern methods are also expensive but simpler with real-time detection. Traditional approaches are more time-consuming and expensive due to the high maintenance of laboratory facilities, involve chemical materials, and are inefficient for on-site monitoring applications. Apart from that, previous monitoring methods have issues in achieving a reliable measurement of water quality parameters in real time. There are still limitations in instruments for detecting pollutants and producing valuable information on water quality. Thus, the review is important in order to compare previous methods and to improve current water quality assessments in terms of reliability and cost-effectiveness.&quot;,&quot;publisher&quot;:&quot;MDPI&quot;,&quot;issue&quot;:&quot;21&quot;,&quot;volume&quot;:&quot;19&quot;},&quot;isTemporary&quot;:false}]},{&quot;citationID&quot;:&quot;MENDELEY_CITATION_a433dbfe-fccc-47b2-a7b2-c7adf0d16e64&quot;,&quot;properties&quot;:{&quot;noteIndex&quot;:0},&quot;isEdited&quot;:false,&quot;manualOverride&quot;:{&quot;isManuallyOverridden&quot;:false,&quot;citeprocText&quot;:&quot;[3]&quot;,&quot;manualOverrideText&quot;:&quot;&quot;},&quot;citationTag&quot;:&quot;MENDELEY_CITATION_v3_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&quot;,&quot;citationItems&quot;:[{&quot;id&quot;:&quot;8587c468-ea65-362a-8060-155568e80f0c&quot;,&quot;itemData&quot;:{&quot;type&quot;:&quot;article-journal&quot;,&quot;id&quot;:&quot;8587c468-ea65-362a-8060-155568e80f0c&quot;,&quot;title&quot;:&quot;IoT based real-time water quality monitoring system in water treatment plants (WTPs)&quot;,&quot;author&quot;:[{&quot;family&quot;:&quot;Forhad&quot;,&quot;given&quot;:&quot;H. M.&quot;,&quot;parse-names&quot;:false,&quot;dropping-particle&quot;:&quot;&quot;,&quot;non-dropping-particle&quot;:&quot;&quot;},{&quot;family&quot;:&quot;Uddin&quot;,&quot;given&quot;:&quot;Md Ripaj&quot;,&quot;parse-names&quot;:false,&quot;dropping-particle&quot;:&quot;&quot;,&quot;non-dropping-particle&quot;:&quot;&quot;},{&quot;family&quot;:&quot;Chakrovorty&quot;,&quot;given&quot;:&quot;R. S.&quot;,&quot;parse-names&quot;:false,&quot;dropping-particle&quot;:&quot;&quot;,&quot;non-dropping-particle&quot;:&quot;&quot;},{&quot;family&quot;:&quot;Ruhul&quot;,&quot;given&quot;:&quot;A. M.&quot;,&quot;parse-names&quot;:false,&quot;dropping-particle&quot;:&quot;&quot;,&quot;non-dropping-particle&quot;:&quot;&quot;},{&quot;family&quot;:&quot;Faruk&quot;,&quot;given&quot;:&quot;H. M.&quot;,&quot;parse-names&quot;:false,&quot;dropping-particle&quot;:&quot;&quot;,&quot;non-dropping-particle&quot;:&quot;&quot;},{&quot;family&quot;:&quot;Kamruzzaman&quot;,&quot;given&quot;:&quot;Sarker&quot;,&quot;parse-names&quot;:false,&quot;dropping-particle&quot;:&quot;&quot;,&quot;non-dropping-particle&quot;:&quot;&quot;},{&quot;family&quot;:&quot;Sharmin&quot;,&quot;given&quot;:&quot;Nahid&quot;,&quot;parse-names&quot;:false,&quot;dropping-particle&quot;:&quot;&quot;,&quot;non-dropping-particle&quot;:&quot;&quot;},{&quot;family&quot;:&quot;Jamal&quot;,&quot;given&quot;:&quot;AHM Shofiul Islam Molla&quot;,&quot;parse-names&quot;:false,&quot;dropping-particle&quot;:&quot;&quot;,&quot;non-dropping-particle&quot;:&quot;&quot;},{&quot;family&quot;:&quot;Haque&quot;,&quot;given&quot;:&quot;Md Mezba Ul&quot;,&quot;parse-names&quot;:false,&quot;dropping-particle&quot;:&quot;&quot;,&quot;non-dropping-particle&quot;:&quot;&quot;},{&quot;family&quot;:&quot;Morshed&quot;,&quot;given&quot;:&quot;AKM M.&quot;,&quot;parse-names&quot;:false,&quot;dropping-particle&quot;:&quot;&quot;,&quot;non-dropping-particle&quot;:&quot;&quot;}],&quot;container-title&quot;:&quot;Heliyon&quot;,&quot;container-title-short&quot;:&quot;Heliyon&quot;,&quot;DOI&quot;:&quot;10.1016/j.heliyon.2024.e40746&quot;,&quot;ISSN&quot;:&quot;24058440&quot;,&quot;issued&quot;:{&quot;date-parts&quot;:[[2024,12,15]]},&quot;abstract&quot;:&quot;This study presents the development and implementation of an Internet of Things (IoT)-based real-time water quality monitoring system tailored for water treatment plants (WTPs). The system integrates advanced sensor technologies to continuously monitor key water quality parameters such as pH, dissolved oxygen (DO), total dissolved solids (TDS), and temperature. Data collected by these sensors is transmitted through a robust communication network to a centralized monitoring platform that utilizes cloud-based storage and analytics. The system's design includes a PLC-based control mechanism, allowing for flexible setup modifications and the easy addition of new monitoring parameters. The IoT-based system, powered by a low-energy 29-W configuration, offers accurate and reliable data with a minimal error margin of 0.1–0.2 across various parameters. The research highlights the system's ability to provide real-time alerts, historical data logging, and remote monitoring, all of which contribute to enhanced operational efficiency, proactive maintenance, and informed decision-making. This innovative approach to water quality management not only improves the effectiveness of WTP operations but also ensures environmental sustainability and public health safety. The study underscores the significant potential of IoT technologies in revolutionizing water quality monitoring practices.&quot;,&quot;publisher&quot;:&quot;Elsevier Ltd&quot;,&quot;issue&quot;:&quot;23&quot;,&quot;volume&quot;:&quot;10&quot;},&quot;isTemporary&quot;:false}]},{&quot;citationID&quot;:&quot;MENDELEY_CITATION_39dfdc3a-25fa-41ac-a231-d342cf4d342c&quot;,&quot;properties&quot;:{&quot;noteIndex&quot;:0},&quot;isEdited&quot;:false,&quot;manualOverride&quot;:{&quot;isManuallyOverridden&quot;:false,&quot;citeprocText&quot;:&quot;[1]&quot;,&quot;manualOverrideText&quot;:&quot;&quot;},&quot;citationTag&quot;:&quot;MENDELEY_CITATION_v3_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&quot;,&quot;citationItems&quot;:[{&quot;id&quot;:&quot;760f971f-f67e-3968-a744-869871e03666&quot;,&quot;itemData&quot;:{&quot;type&quot;:&quot;article&quot;,&quot;id&quot;:&quot;760f971f-f67e-3968-a744-869871e03666&quot;,&quot;title&quot;:&quot;Iot based smart water quality monitoring: Recent techniques, trends and challenges for domestic applications&quot;,&quot;author&quot;:[{&quot;family&quot;:&quot;Jan&quot;,&quot;given&quot;:&quot;Farmanullah&quot;,&quot;parse-names&quot;:false,&quot;dropping-particle&quot;:&quot;&quot;,&quot;non-dropping-particle&quot;:&quot;&quot;},{&quot;family&quot;:&quot;Min-Allah&quot;,&quot;given&quot;:&quot;Nasro&quot;,&quot;parse-names&quot;:false,&quot;dropping-particle&quot;:&quot;&quot;,&quot;non-dropping-particle&quot;:&quot;&quot;},{&quot;family&quot;:&quot;Düştegör&quot;,&quot;given&quot;:&quot;Dilek&quot;,&quot;parse-names&quot;:false,&quot;dropping-particle&quot;:&quot;&quot;,&quot;non-dropping-particle&quot;:&quot;&quot;}],&quot;container-title&quot;:&quot;Water (Switzerland)&quot;,&quot;DOI&quot;:&quot;10.3390/w13131729&quot;,&quot;ISSN&quot;:&quot;20734441&quot;,&quot;issued&quot;:{&quot;date-parts&quot;:[[2021,7,1]]},&quot;abstract&quot;:&quot;Safe water is becoming a scarce resource, due to the combined effects of increased population, pollution, and climate changes. Water quality monitoring is thus paramount, especially for domestic water. Traditionally used laboratory-based testing approaches are manual, costly, time consuming, and lack real-time feedback. Recently developed systems utilizing wireless sensor network (WSN) technology have reported weaknesses in energy management, data security, and communication coverage. Due to the recent advances in Internet-of-Things (IoT) that can be applied in the development of more efficient, secure, and cheaper systems with real-time capabilities, we present here a survey aimed at summarizing the current state of the art regarding IoT based smart water quality monitoring systems (IoT-WQMS) especially dedicated for domestic applications. In brief, this study probes into common water-quality monitoring (WQM) parameters, their safe-limits for drinking water, related smart sensors, critical review, and ratification of contemporary IoT-WQMS via a proposed empirical metric, analysis, and discussion and, finally, design recommendations for an efficient system. No doubt, this study will benefit the developing field of smart homes, offices, and cities.&quot;,&quot;publisher&quot;:&quot;MDPI AG&quot;,&quot;issue&quot;:&quot;13&quot;,&quot;volume&quot;:&quot;13&quot;,&quot;container-title-short&quot;:&quot;&quot;},&quot;isTemporary&quot;:false}]},{&quot;citationID&quot;:&quot;MENDELEY_CITATION_66b823de-35cb-42c8-8431-dcbe855bec35&quot;,&quot;properties&quot;:{&quot;noteIndex&quot;:0},&quot;isEdited&quot;:false,&quot;manualOverride&quot;:{&quot;isManuallyOverridden&quot;:false,&quot;citeprocText&quot;:&quot;[4]&quot;,&quot;manualOverrideText&quot;:&quot;&quot;},&quot;citationTag&quot;:&quot;MENDELEY_CITATION_v3_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&quot;,&quot;citationItems&quot;:[{&quot;id&quot;:&quot;1fd5b7a8-e6c7-3d4e-9969-795a7e89d89f&quot;,&quot;itemData&quot;:{&quot;type&quot;:&quot;article&quot;,&quot;id&quot;:&quot;1fd5b7a8-e6c7-3d4e-9969-795a7e89d89f&quot;,&quot;title&quot;:&quot;The Integration of IoT (Internet of Things) Sensors and Location-Based Services for Water Quality Monitoring: A Systematic Literature Review&quot;,&quot;author&quot;:[{&quot;family&quot;:&quot;Bandara&quot;,&quot;given&quot;:&quot;Rajapaksha Mudiyanselage Prasad Niroshan Sanjaya&quot;,&quot;parse-names&quot;:false,&quot;dropping-particle&quot;:&quot;&quot;,&quot;non-dropping-particle&quot;:&quot;&quot;},{&quot;family&quot;:&quot;Jayasignhe&quot;,&quot;given&quot;:&quot;Amila Buddhika&quot;,&quot;parse-names&quot;:false,&quot;dropping-particle&quot;:&quot;&quot;,&quot;non-dropping-particle&quot;:&quot;&quot;},{&quot;family&quot;:&quot;Retscher&quot;,&quot;given&quot;:&quot;Günther&quot;,&quot;parse-names&quot;:false,&quot;dropping-particle&quot;:&quot;&quot;,&quot;non-dropping-particle&quot;:&quot;&quot;}],&quot;container-title&quot;:&quot;Sensors&quot;,&quot;DOI&quot;:&quot;10.3390/s25061918&quot;,&quot;ISSN&quot;:&quot;14248220&quot;,&quot;PMID&quot;:&quot;40293038&quot;,&quot;issued&quot;:{&quot;date-parts&quot;:[[2025,3,1]]},&quot;abstract&quot;:&quot;The increasing demand for clean and reliable water resources, coupled with the growing threat of water pollution, has made real-time water quality (WQ) monitoring and assessment a critical priority in many urban areas. Urban environments encounter substantial challenges in maintaining WQ, driven by factors such as rapid population growth, industrial expansion, and the impacts of climate change. Effective real-time WQ monitoring is essential for safeguarding public health, promoting environmental sustainability, and ensuring adherence to regulatory standards. The rapid advancement of Internet of Things (IoT) sensor technologies and smartphone applications presents an opportunity to develop integrated platforms for real-time WQ assessment. Advances in the IoT provide a transformative solution for WQ monitoring, revolutionizing the way we assess and manage our water resources. Moreover, recent developments in Location-Based Services (LBSs) and Global Navigation Satellite Systems (GNSSs) have significantly enhanced the accessibility and accuracy of location information. With the proliferation of GNSS services, such as GPS, GLONASS, Galileo, and BeiDou, users now have access to a diverse range of location data that are more precise and reliable than ever before. These advancements have made it easier to integrate location information into various applications, from urban planning and disaster management to environmental monitoring and transportation. The availability of multi-GNSS support allows for improved satellite coverage and reduces the potential for signal loss in urban environments or densely built environments. To harness this potential and to enable the seamless integration of the IoT and LBSs for sustainable WQ monitoring, a systematic literature review was conducted to determine past trends and future opportunities. This research aimed to review the limitations of traditional monitoring systems while fostering an understanding of the positioning capabilities of LBSs in environmental monitoring for sustainable urban development. The review highlights both the advancements and challenges in using the IoT and LBSs for real-time WQ monitoring, offering critical insights into the current state of the technology and its potential for future development. There is a pressing need for an integrated, real-time WQ monitoring system that is cost-effective and accessible. Such a system should leverage IoT sensor networks and LBSs to provide continuous monitoring, immediate feedback, and spatially dynamic insights, empowering stakeholders to address WQ issues collaboratively and efficiently.&quot;,&quot;publisher&quot;:&quot;Multidisciplinary Digital Publishing Institute (MDPI)&quot;,&quot;issue&quot;:&quot;6&quot;,&quot;volume&quot;:&quot;25&quot;,&quot;container-title-short&quot;:&quot;&quot;},&quot;isTemporary&quot;:false}]},{&quot;citationID&quot;:&quot;MENDELEY_CITATION_97a8d392-0010-4797-9d52-1d37c58606c5&quot;,&quot;properties&quot;:{&quot;noteIndex&quot;:0},&quot;isEdited&quot;:false,&quot;manualOverride&quot;:{&quot;isManuallyOverridden&quot;:false,&quot;citeprocText&quot;:&quot;[5], [6]&quot;,&quot;manualOverrideText&quot;:&quot;&quot;},&quot;citationTag&quot;:&quot;MENDELEY_CITATION_v3_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&quot;,&quot;citationItems&quot;:[{&quot;id&quot;:&quot;5efd81fd-5981-3b0d-ae1a-b87779088c67&quot;,&quot;itemData&quot;:{&quot;type&quot;:&quot;report&quot;,&quot;id&quot;:&quot;5efd81fd-5981-3b0d-ae1a-b87779088c67&quot;,&quot;title&quot;:&quot;Fuzzy Rule-Based System as a Method of Modeling for Estimation Quality of the Vardar River&quot;,&quot;author&quot;:[{&quot;family&quot;:&quot;Antoska Knights&quot;,&quot;given&quot;:&quot;Vesna&quot;,&quot;parse-names&quot;:false,&quot;dropping-particle&quot;:&quot;&quot;,&quot;non-dropping-particle&quot;:&quot;&quot;},{&quot;family&quot;:&quot;Gacovski&quot;,&quot;given&quot;:&quot;Zoran&quot;,&quot;parse-names&quot;:false,&quot;dropping-particle&quot;:&quot;&quot;,&quot;non-dropping-particle&quot;:&quot;&quot;}],&quot;container-title&quot;:&quot;American Academic Scientific Research Journal for Engineering&quot;,&quot;URL&quot;:&quot;http://asrjetsjournal.org/&quot;,&quot;number-of-pages&quot;:&quot;2313-4402&quot;,&quot;abstract&quot;:&quot;The paper proposes the use of a fuzzy rule-based system to evaluate the quality of the Vardar river for irrigation purposes, based on the presence of two types of pollutants (bacteriological and chemical) and the contaminated area in the Skopje-Polog region. The input variables of the fuzzy inference system are the quantity of the pollutants detected and the percentage of the contaminated area, while the output variable is the estimated quality of the river Vardar for irrigation. The results of the system are expressed as a fuzzy set, allowing for uncertainty and vagueness in the assessment of the river water quality. The proposed method seeks to provide a more comprehensive and accurate evaluation of the Vardar river water quality for irrigation. Used data obtained from the Institute of Public Health of the Republic of North Macedonia for 2022. The paper presents a fuzzy rule-based system to estimate the levels of chemicals and bacteria in the Vardar River, which is still used for irrigation. The method employs fuzzy inference and defuzzification to generate the output. The estimated values of pollutants in the river have not been measured by either the Ministry of the Environment or any non-governmental organizations. The proposed model provides a valuable basis for simulating future concentrations of these substances in the water for the years to come, making a significant contribution to the understanding of the Vardar River's water quality for irrigation purposes.&quot;,&quot;container-title-short&quot;:&quot;&quot;},&quot;isTemporary&quot;:false},{&quot;id&quot;:&quot;167391ac-c5b2-3105-bc84-4770f4284639&quot;,&quot;itemData&quot;:{&quot;type&quot;:&quot;article-journal&quot;,&quot;id&quot;:&quot;167391ac-c5b2-3105-bc84-4770f4284639&quot;,&quot;title&quot;:&quot;Fuzzy Logic Water Quality Index and Importance of Water Quality Parameters&quot;,&quot;author&quot;:[{&quot;family&quot;:&quot;Raman&quot;,&quot;given&quot;:&quot;Mohan&quot;,&quot;parse-names&quot;:false,&quot;dropping-particle&quot;:&quot;&quot;,&quot;non-dropping-particle&quot;:&quot;&quot;}],&quot;DOI&quot;:&quot;10.1177/ASWR.S2156&quot;,&quot;URL&quot;:&quot;https://doi.org/10.1177/ASWR.S2156&quot;,&quot;container-title-short&quot;:&quot;&quot;},&quot;isTemporary&quot;:false}]},{&quot;citationID&quot;:&quot;MENDELEY_CITATION_3627152b-3f21-4c81-8b84-00cee3e2b4e2&quot;,&quot;properties&quot;:{&quot;noteIndex&quot;:0},&quot;isEdited&quot;:false,&quot;manualOverride&quot;:{&quot;isManuallyOverridden&quot;:false,&quot;citeprocText&quot;:&quot;[7]&quot;,&quot;manualOverrideText&quot;:&quot;&quot;},&quot;citationTag&quot;:&quot;MENDELEY_CITATION_v3_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&quot;,&quot;citationItems&quot;:[{&quot;id&quot;:&quot;70a056d2-d8eb-3f7a-afaa-4620985d9f88&quot;,&quot;itemData&quot;:{&quot;type&quot;:&quot;article-journal&quot;,&quot;id&quot;:&quot;70a056d2-d8eb-3f7a-afaa-4620985d9f88&quot;,&quot;title&quot;:&quot;Low-Cost Internet-of-Things Water-Quality Monitoring System for Rural Areas&quot;,&quot;author&quot;:[{&quot;family&quot;:&quot;Bogdan&quot;,&quot;given&quot;:&quot;Razvan&quot;,&quot;parse-names&quot;:false,&quot;dropping-particle&quot;:&quot;&quot;,&quot;non-dropping-particle&quot;:&quot;&quot;},{&quot;family&quot;:&quot;Paliuc&quot;,&quot;given&quot;:&quot;Camelia&quot;,&quot;parse-names&quot;:false,&quot;dropping-particle&quot;:&quot;&quot;,&quot;non-dropping-particle&quot;:&quot;&quot;},{&quot;family&quot;:&quot;Crisan-Vida&quot;,&quot;given&quot;:&quot;Mihaela&quot;,&quot;parse-names&quot;:false,&quot;dropping-particle&quot;:&quot;&quot;,&quot;non-dropping-particle&quot;:&quot;&quot;},{&quot;family&quot;:&quot;Nimara&quot;,&quot;given&quot;:&quot;Sergiu&quot;,&quot;parse-names&quot;:false,&quot;dropping-particle&quot;:&quot;&quot;,&quot;non-dropping-particle&quot;:&quot;&quot;},{&quot;family&quot;:&quot;Barmayoun&quot;,&quot;given&quot;:&quot;Darius&quot;,&quot;parse-names&quot;:false,&quot;dropping-particle&quot;:&quot;&quot;,&quot;non-dropping-particle&quot;:&quot;&quot;}],&quot;container-title&quot;:&quot;Sensors&quot;,&quot;DOI&quot;:&quot;10.3390/s23083919&quot;,&quot;ISSN&quot;:&quot;14248220&quot;,&quot;PMID&quot;:&quot;37112259&quot;,&quot;issued&quot;:{&quot;date-parts&quot;:[[2023,4,1]]},&quot;abstract&quot;:&quot;Water is a vital source for life and natural environments. This is the reason why water sources should be constantly monitored in order to detect any pollutants that might jeopardize the quality of water. This paper presents a low-cost internet-of-things system that is capable of measuring and reporting the quality of different water sources. It comprises the following components: Arduino UNO board, Bluetooth module BT04, temperature sensor DS18B20, pH sensor—SEN0161, TDS sensor—SEN0244, turbidity sensor—SKU SEN0189. The system will be controlled and managed from a mobile application, which will monitor the actual status of water sources. We propose to monitor and evaluate the quality of water from five different water sources in a rural settlement. The results show that most of the water sources we have monitored are proper for consumption, with a single exception where the TDS values are not within proper limits, as they outperform the maximum accepted value of 500 ppm.&quot;,&quot;publisher&quot;:&quot;MDPI&quot;,&quot;issue&quot;:&quot;8&quot;,&quot;volume&quot;:&quot;23&quot;,&quot;container-title-short&quot;:&quot;&quot;},&quot;isTemporary&quot;:false}]},{&quot;citationID&quot;:&quot;MENDELEY_CITATION_4751006d-abb2-4b8f-9259-9b579031b7b5&quot;,&quot;properties&quot;:{&quot;noteIndex&quot;:0},&quot;isEdited&quot;:false,&quot;manualOverride&quot;:{&quot;isManuallyOverridden&quot;:false,&quot;citeprocText&quot;:&quot;[8]&quot;,&quot;manualOverrideText&quot;:&quot;&quot;},&quot;citationTag&quot;:&quot;MENDELEY_CITATION_v3_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&quot;,&quot;citationItems&quot;:[{&quot;id&quot;:&quot;876bcdfb-5c0b-399a-9d43-94638e57d3c1&quot;,&quot;itemData&quot;:{&quot;type&quot;:&quot;article-journal&quot;,&quot;id&quot;:&quot;876bcdfb-5c0b-399a-9d43-94638e57d3c1&quot;,&quot;title&quot;:&quot;Smartphone-based System for water quality analysis&quot;,&quot;author&quot;:[{&quot;family&quot;:&quot;Srivastava&quot;,&quot;given&quot;:&quot;Satyam&quot;,&quot;parse-names&quot;:false,&quot;dropping-particle&quot;:&quot;&quot;,&quot;non-dropping-particle&quot;:&quot;&quot;},{&quot;family&quot;:&quot;Vaddadi&quot;,&quot;given&quot;:&quot;Saikrishna&quot;,&quot;parse-names&quot;:false,&quot;dropping-particle&quot;:&quot;&quot;,&quot;non-dropping-particle&quot;:&quot;&quot;},{&quot;family&quot;:&quot;Sadistap&quot;,&quot;given&quot;:&quot;Shashikant&quot;,&quot;parse-names&quot;:false,&quot;dropping-particle&quot;:&quot;&quot;,&quot;non-dropping-particle&quot;:&quot;&quot;}],&quot;container-title&quot;:&quot;Applied Water Science&quot;,&quot;container-title-short&quot;:&quot;Appl Water Sci&quot;,&quot;DOI&quot;:&quot;10.1007/s13201-018-0780-0&quot;,&quot;ISSN&quot;:&quot;21905495&quot;,&quot;issued&quot;:{&quot;date-parts&quot;:[[2018,9,1]]},&quot;abstract&quot;:&quot;Water quality in rural areas is difficult to monitor due to lack of connectivity from different water laboratories. In other areas, location-based real-time water quality data collection is a tedious job and highly dependent on human intervention. The presented paper introduces a low-cost battery operated smartphone-based embedded system design to measure different water quality parameters in various remote locations. Developed system measures pH, total dissolved salt (TDS) and temperature of the water samples using off the shelf available sensors. Measured pH and TDS dataset have been used to derive other water quality parameters using standard mathematical relationships such as salinity, oxygen reduction potential and conductivity. Front-end readout interface circuit has been designed and interfaced with 8-bit microcontroller along with classical Bluetooth module for measurement, data acquisition, and logging purpose. A dedicated smartphone-based application offers analysis and cloud data storage possibilities. It also provides facility to analyze water quality data with location information on Google map for quick judgment and easy understanding. The developed smartphone-based application provides the facility of auto-calibration feature for rapid and on-site usage. Developed smartphone-based application also opens up the possibility to share the data and warnings using different options such as SMS, WhatsApp and E-mail. Overall device has dimensions of 11.0 × 8.0 × 4.0 (in cm), weighs 350 g and runs with 9-V rechargeable battery. Obtained results have been validated with standard water quality measurement system from Eutech Instruments, and it has been observed that measured and calculated parameters are acceptable according to Indian water quality standards. Various statistical and artificial neural network-based modeling techniques have been used to convert measured water quality parameters to a single water quality index for easy and rapid judgment. The developed water quality measurement system has been used for multiple applications to explore the utility of the system such as instant water quality judgment and real-time water quality analysis of different water sources. One of the other explored applications is the real-time water quality monitoring of small ponds and lakes.&quot;,&quot;publisher&quot;:&quot;Springer Verlag&quot;,&quot;issue&quot;:&quot;5&quot;,&quot;volume&quot;:&quot;8&quot;},&quot;isTemporary&quot;:false}]},{&quot;citationID&quot;:&quot;MENDELEY_CITATION_39949d0a-b618-45d7-9b32-f8eba0a73d60&quot;,&quot;properties&quot;:{&quot;noteIndex&quot;:0},&quot;isEdited&quot;:false,&quot;manualOverride&quot;:{&quot;isManuallyOverridden&quot;:false,&quot;citeprocText&quot;:&quot;[9]&quot;,&quot;manualOverrideText&quot;:&quot;&quot;},&quot;citationTag&quot;:&quot;MENDELEY_CITATION_v3_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&quot;,&quot;citationItems&quot;:[{&quot;id&quot;:&quot;ba8918f9-b89f-32e9-9aac-c32356c41d2d&quot;,&quot;itemData&quot;:{&quot;type&quot;:&quot;article-journal&quot;,&quot;id&quot;:&quot;ba8918f9-b89f-32e9-9aac-c32356c41d2d&quot;,&quot;title&quot;:&quot;Pengendalian Kualitas Air Minum Menggunakan Fuzzy Mamdani Berbasis\nInternet of Things&quot;,&quot;author&quot;:[{&quot;family&quot;:&quot;Elriyan&quot;,&quot;given&quot;:&quot;Daniel Izzulhaq&quot;,&quot;parse-names&quot;:false,&quot;dropping-particle&quot;:&quot;&quot;,&quot;non-dropping-particle&quot;:&quot;&quot;},{&quot;family&quot;:&quot;Chaidir&quot;,&quot;given&quot;:&quot;Ali Rizal&quot;,&quot;parse-names&quot;:false,&quot;dropping-particle&quot;:&quot;&quot;,&quot;non-dropping-particle&quot;:&quot;&quot;},{&quot;family&quot;:&quot;Anam&quot;,&quot;given&quot;:&quot;Khairul&quot;,&quot;parse-names&quot;:false,&quot;dropping-particle&quot;:&quot;&quot;,&quot;non-dropping-particle&quot;:&quot;&quot;}],&quot;container-title&quot;:&quot;ELECTRICIAN, Jurnal Rekayasa dan Teknologi Elektro&quot;,&quot;issued&quot;:{&quot;date-parts&quot;:[[2025,1]]},&quot;volume&quot;:&quot;19&quot;,&quot;container-title-short&quot;:&quot;&quot;},&quot;isTemporary&quot;:false}]},{&quot;citationID&quot;:&quot;MENDELEY_CITATION_72333423-3e56-472b-bf86-05a0b91a77b5&quot;,&quot;properties&quot;:{&quot;noteIndex&quot;:0},&quot;isEdited&quot;:false,&quot;manualOverride&quot;:{&quot;isManuallyOverridden&quot;:false,&quot;citeprocText&quot;:&quot;[10]&quot;,&quot;manualOverrideText&quot;:&quot;&quot;},&quot;citationTag&quot;:&quot;MENDELEY_CITATION_v3_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&quot;,&quot;citationItems&quot;:[{&quot;id&quot;:&quot;01678711-0485-3ca1-ae11-5878a8482b32&quot;,&quot;itemData&quot;:{&quot;type&quot;:&quot;article-journal&quot;,&quot;id&quot;:&quot;01678711-0485-3ca1-ae11-5878a8482b32&quot;,&quot;title&quot;:&quot;Real-Time Water Quality Assessment via IoT: Monitoring pH, TDS, Temperature, and Turbidity&quot;,&quot;author&quot;:[{&quot;family&quot;:&quot;Sugiharto&quot;,&quot;given&quot;:&quot;Wibowo Harry&quot;,&quot;parse-names&quot;:false,&quot;dropping-particle&quot;:&quot;&quot;,&quot;non-dropping-particle&quot;:&quot;&quot;},{&quot;family&quot;:&quot;Susanto&quot;,&quot;given&quot;:&quot;Heru&quot;,&quot;parse-names&quot;:false,&quot;dropping-particle&quot;:&quot;&quot;,&quot;non-dropping-particle&quot;:&quot;&quot;},{&quot;family&quot;:&quot;Prasetijo&quot;,&quot;given&quot;:&quot;Agung Budi&quot;,&quot;parse-names&quot;:false,&quot;dropping-particle&quot;:&quot;&quot;,&quot;non-dropping-particle&quot;:&quot;&quot;}],&quot;container-title&quot;:&quot;Ingenierie des Systemes d'Information&quot;,&quot;DOI&quot;:&quot;10.18280/isi.280403&quot;,&quot;ISSN&quot;:&quot;21167125&quot;,&quot;issued&quot;:{&quot;date-parts&quot;:[[2023,8,1]]},&quot;page&quot;:&quot;823-831&quot;,&quot;abstract&quot;:&quot;Water quality monitoring is crucial for detecting changes in aquatic resources. Traditional methods, which typically involve in-situ sample retrieval followed by laboratory assessments, have been perceived as laborious and time-consuming. Herein, a state-of-the-art, open-source framework is introduced, leveraging the potent synergy of the Internet of Things (IoT) and cloud computing for real-time water quality evaluations. Commercially accessible sensors were utilized for the instantaneous acquisition and interpretation of essential water quality parameters: pH, temperature, total dissolved solids (TDS), and turbidity. Accuracies of 98.54%, 96.85%, and 98.10% were obtained for temperature, pH, and TDS measurements, respectively, based on chosen accuracy metrics. The resilience of the proposed system was ascertained through a comprehensive study at the Troso River, Indonesia. During this evaluation, 4,833 data entries were amassed within a two-hour period. Outcomes from this research, elucidated in the subsequent sections, underscore the proficiency of the system in real-time water quality surveillance. This investigation augments the extant literature, underscoring the transformative role of cloud computing in facilitating instantaneous raw data collection for water quality assessment endeavors.&quot;,&quot;publisher&quot;:&quot;International Information and Engineering Technology Association&quot;,&quot;issue&quot;:&quot;4&quot;,&quot;volume&quot;:&quot;28&quot;,&quot;container-title-short&quot;:&quot;&quot;},&quot;isTemporary&quot;:false}]},{&quot;citationID&quot;:&quot;MENDELEY_CITATION_276b6060-36cd-4364-a28f-81c24035e9d8&quot;,&quot;properties&quot;:{&quot;noteIndex&quot;:0},&quot;isEdited&quot;:false,&quot;manualOverride&quot;:{&quot;isManuallyOverridden&quot;:false,&quot;citeprocText&quot;:&quot;[11]&quot;,&quot;manualOverrideText&quot;:&quot;&quot;},&quot;citationTag&quot;:&quot;MENDELEY_CITATION_v3_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&quot;,&quot;citationItems&quot;:[{&quot;id&quot;:&quot;fc92522b-7017-3305-9c78-bb7c311fa9a5&quot;,&quot;itemData&quot;:{&quot;type&quot;:&quot;report&quot;,&quot;id&quot;:&quot;fc92522b-7017-3305-9c78-bb7c311fa9a5&quot;,&quot;title&quot;:&quot;Rancang Bangun Sistem Pakar Pemantau Kualitas Air Berbasis IoT Menggunakan Fuzzy Classifier&quot;,&quot;author&quot;:[{&quot;family&quot;:&quot;Ramadhan&quot;,&quot;given&quot;:&quot;Muhammad Hisyamudin&quot;,&quot;parse-names&quot;:false,&quot;dropping-particle&quot;:&quot;&quot;,&quot;non-dropping-particle&quot;:&quot;&quot;},{&quot;family&quot;:&quot;Dewantoro&quot;,&quot;given&quot;:&quot;Gunawan&quot;,&quot;parse-names&quot;:false,&quot;dropping-particle&quot;:&quot;&quot;,&quot;non-dropping-particle&quot;:&quot;&quot;},{&quot;family&quot;:&quot;Fransiscus&quot;,&quot;given&quot;:&quot;Dan&quot;,&quot;parse-names&quot;:false,&quot;dropping-particle&quot;:&quot;&quot;,&quot;non-dropping-particle&quot;:&quot;&quot;},{&quot;family&quot;:&quot;Setiaji&quot;,&quot;given&quot;:&quot;Dalu&quot;,&quot;parse-names&quot;:false,&quot;dropping-particle&quot;:&quot;&quot;,&quot;non-dropping-particle&quot;:&quot;&quot;}],&quot;abstract&quot;:&quot;The cl assific ation of water quality is vital to ensure that the water has been properl y utilized. As of today, the water treatment pl ant empl oys a c onventional method by taking water sampl e, measuring all of water quality parameters, and anal yzing eac h sample. Besides, the c onclusion-drawing proc esses have not been inc orporated whic h might l ead to water quality miscl assific ation and prol onged efforts. I n this study, an expert system was devel oped to monitor the water qual ity in real time fashion, therefore it c oul d be accessed anytime and anywhere. The water quality anal ysis proc ess was c onduc ted by means of fuzzy cl assifier, and implemented on Arduino Mega 2560 board. The fuzzy inputs incl uded pH val ue, total dissol ved sol id (TDS), and turbidity. A fuzzy inferenc e system was empl oyed to cl assify the water quality into three cl asses, namel y good (meet the hygiene standards), fair, and poor (poll uted). The expert system succ essfully yiel ded the inferenc e resul ts with a succ ess rate of 100%. The water qual ity monitoring and c l assification c ould be ac c essed onl ine through Internet of Things (IoT) pl atform Thingspeak.&quot;,&quot;container-title-short&quot;:&quot;&quot;},&quot;isTemporary&quot;:false}]},{&quot;citationID&quot;:&quot;MENDELEY_CITATION_978a099d-a99e-4cdc-88c9-6b68916f29a1&quot;,&quot;properties&quot;:{&quot;noteIndex&quot;:0},&quot;isEdited&quot;:false,&quot;manualOverride&quot;:{&quot;isManuallyOverridden&quot;:false,&quot;citeprocText&quot;:&quot;[12]&quot;,&quot;manualOverrideText&quot;:&quot;&quot;},&quot;citationTag&quot;:&quot;MENDELEY_CITATION_v3_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&quot;,&quot;citationItems&quot;:[{&quot;id&quot;:&quot;d3b6fad2-e2e9-32d0-bfcf-9ea02aaa224c&quot;,&quot;itemData&quot;:{&quot;type&quot;:&quot;article-journal&quot;,&quot;id&quot;:&quot;d3b6fad2-e2e9-32d0-bfcf-9ea02aaa224c&quot;,&quot;title&quot;:&quot;Smart water quality monitoring system with cost-effective using IoT&quot;,&quot;author&quot;:[{&quot;family&quot;:&quot;Pasika&quot;,&quot;given&quot;:&quot;Sathish&quot;,&quot;parse-names&quot;:false,&quot;dropping-particle&quot;:&quot;&quot;,&quot;non-dropping-particle&quot;:&quot;&quot;},{&quot;family&quot;:&quot;Gandla&quot;,&quot;given&quot;:&quot;Sai Teja&quot;,&quot;parse-names&quot;:false,&quot;dropping-particle&quot;:&quot;&quot;,&quot;non-dropping-particle&quot;:&quot;&quot;}],&quot;container-title&quot;:&quot;Heliyon&quot;,&quot;container-title-short&quot;:&quot;Heliyon&quot;,&quot;DOI&quot;:&quot;10.1016/j.heliyon.2020.e04096&quot;,&quot;ISSN&quot;:&quot;24058440&quot;,&quot;issued&quot;:{&quot;date-parts&quot;:[[2020,7,1]]},&quot;abstract&quot;:&quot;Electrical engineering; Environmental science; Systems engineering; Control systems; Wireless network; Communication system; Water treatment; WQM; Temperature; Wireless communication; Turbidity; Humidity; pH; MCU.; IoT.&quot;,&quot;publisher&quot;:&quot;Elsevier Ltd&quot;,&quot;issue&quot;:&quot;7&quot;,&quot;volume&quot;:&quot;6&quot;},&quot;isTemporary&quot;:false}]},{&quot;citationID&quot;:&quot;MENDELEY_CITATION_e4b92333-e42f-4153-84e1-83e04d547056&quot;,&quot;properties&quot;:{&quot;noteIndex&quot;:0},&quot;isEdited&quot;:false,&quot;manualOverride&quot;:{&quot;isManuallyOverridden&quot;:false,&quot;citeprocText&quot;:&quot;[4]&quot;,&quot;manualOverrideText&quot;:&quot;&quot;},&quot;citationTag&quot;:&quot;MENDELEY_CITATION_v3_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&quot;,&quot;citationItems&quot;:[{&quot;id&quot;:&quot;1fd5b7a8-e6c7-3d4e-9969-795a7e89d89f&quot;,&quot;itemData&quot;:{&quot;type&quot;:&quot;article&quot;,&quot;id&quot;:&quot;1fd5b7a8-e6c7-3d4e-9969-795a7e89d89f&quot;,&quot;title&quot;:&quot;The Integration of IoT (Internet of Things) Sensors and Location-Based Services for Water Quality Monitoring: A Systematic Literature Review&quot;,&quot;author&quot;:[{&quot;family&quot;:&quot;Bandara&quot;,&quot;given&quot;:&quot;Rajapaksha Mudiyanselage Prasad Niroshan Sanjaya&quot;,&quot;parse-names&quot;:false,&quot;dropping-particle&quot;:&quot;&quot;,&quot;non-dropping-particle&quot;:&quot;&quot;},{&quot;family&quot;:&quot;Jayasignhe&quot;,&quot;given&quot;:&quot;Amila Buddhika&quot;,&quot;parse-names&quot;:false,&quot;dropping-particle&quot;:&quot;&quot;,&quot;non-dropping-particle&quot;:&quot;&quot;},{&quot;family&quot;:&quot;Retscher&quot;,&quot;given&quot;:&quot;Günther&quot;,&quot;parse-names&quot;:false,&quot;dropping-particle&quot;:&quot;&quot;,&quot;non-dropping-particle&quot;:&quot;&quot;}],&quot;container-title&quot;:&quot;Sensors&quot;,&quot;DOI&quot;:&quot;10.3390/s25061918&quot;,&quot;ISSN&quot;:&quot;14248220&quot;,&quot;PMID&quot;:&quot;40293038&quot;,&quot;issued&quot;:{&quot;date-parts&quot;:[[2025,3,1]]},&quot;abstract&quot;:&quot;The increasing demand for clean and reliable water resources, coupled with the growing threat of water pollution, has made real-time water quality (WQ) monitoring and assessment a critical priority in many urban areas. Urban environments encounter substantial challenges in maintaining WQ, driven by factors such as rapid population growth, industrial expansion, and the impacts of climate change. Effective real-time WQ monitoring is essential for safeguarding public health, promoting environmental sustainability, and ensuring adherence to regulatory standards. The rapid advancement of Internet of Things (IoT) sensor technologies and smartphone applications presents an opportunity to develop integrated platforms for real-time WQ assessment. Advances in the IoT provide a transformative solution for WQ monitoring, revolutionizing the way we assess and manage our water resources. Moreover, recent developments in Location-Based Services (LBSs) and Global Navigation Satellite Systems (GNSSs) have significantly enhanced the accessibility and accuracy of location information. With the proliferation of GNSS services, such as GPS, GLONASS, Galileo, and BeiDou, users now have access to a diverse range of location data that are more precise and reliable than ever before. These advancements have made it easier to integrate location information into various applications, from urban planning and disaster management to environmental monitoring and transportation. The availability of multi-GNSS support allows for improved satellite coverage and reduces the potential for signal loss in urban environments or densely built environments. To harness this potential and to enable the seamless integration of the IoT and LBSs for sustainable WQ monitoring, a systematic literature review was conducted to determine past trends and future opportunities. This research aimed to review the limitations of traditional monitoring systems while fostering an understanding of the positioning capabilities of LBSs in environmental monitoring for sustainable urban development. The review highlights both the advancements and challenges in using the IoT and LBSs for real-time WQ monitoring, offering critical insights into the current state of the technology and its potential for future development. There is a pressing need for an integrated, real-time WQ monitoring system that is cost-effective and accessible. Such a system should leverage IoT sensor networks and LBSs to provide continuous monitoring, immediate feedback, and spatially dynamic insights, empowering stakeholders to address WQ issues collaboratively and efficiently.&quot;,&quot;publisher&quot;:&quot;Multidisciplinary Digital Publishing Institute (MDPI)&quot;,&quot;issue&quot;:&quot;6&quot;,&quot;volume&quot;:&quot;25&quot;,&quot;container-title-short&quot;:&quot;&quot;},&quot;isTemporary&quot;:false}]},{&quot;citationID&quot;:&quot;MENDELEY_CITATION_d7976fff-5771-4859-befe-16cd6161999e&quot;,&quot;properties&quot;:{&quot;noteIndex&quot;:0},&quot;isEdited&quot;:false,&quot;manualOverride&quot;:{&quot;isManuallyOverridden&quot;:false,&quot;citeprocText&quot;:&quot;[13]&quot;,&quot;manualOverrideText&quot;:&quot;&quot;},&quot;citationTag&quot;:&quot;MENDELEY_CITATION_v3_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&quot;,&quot;citationItems&quot;:[{&quot;id&quot;:&quot;a324429a-2a53-3418-ad59-2ee6c8f85f1e&quot;,&quot;itemData&quot;:{&quot;type&quot;:&quot;article-journal&quot;,&quot;id&quot;:&quot;a324429a-2a53-3418-ad59-2ee6c8f85f1e&quot;,&quot;title&quot;:&quot;Alat Pengukur Kualitas Air Bersih Berdasarkan Tingkat Kekeruhan dan Jumlah Padatan Terlarut&quot;,&quot;author&quot;:[{&quot;family&quot;:&quot;Reforma&quot;,&quot;given&quot;:&quot;Bagas&quot;,&quot;parse-names&quot;:false,&quot;dropping-particle&quot;:&quot;&quot;,&quot;non-dropping-particle&quot;:&quot;&quot;},{&quot;family&quot;:&quot;Ma'arif&quot;,&quot;given&quot;:&quot;Alfian&quot;,&quot;parse-names&quot;:false,&quot;dropping-particle&quot;:&quot;&quot;,&quot;non-dropping-particle&quot;:&quot;&quot;},{&quot;family&quot;:&quot;Sunardi&quot;,&quot;given&quot;:&quot;Sunardi&quot;,&quot;parse-names&quot;:false,&quot;dropping-particle&quot;:&quot;&quot;,&quot;non-dropping-particle&quot;:&quot;&quot;}],&quot;container-title&quot;:&quot;Jurnal Teknologi Elektro&quot;,&quot;DOI&quot;:&quot;10.22441/jte.2022.v13i2.002&quot;,&quot;ISSN&quot;:&quot;2086-9479&quot;,&quot;issued&quot;:{&quot;date-parts&quot;:[[2022,5,31]]},&quot;page&quot;:&quot;66&quot;,&quot;abstract&quot;:&quot;Air merupakan sumber kehidupan yang dibutuhkan oleh makhluk hidup, misalnya untuk mencuci, memasak, membersihkan kotoran di sekitar rumah, mandi, dan konsumsi. Air dapat digolongkan menjadi dua bagian dengan karakteristiknya sendiri, yaitu air bersih dan air kotor. Penelitian ini merancang alat pengukur kualitas air berdasarkan tingkat kekeruhan dan jumlah padatan terlarut. Alat ini menggunakan sensor turbidity untuk mengukur tingkat kekeruhan dan sensor Total Dissolved Solids untuk mengukur jumlah padatan terlarut dalam air. Arduino Uno digunakan sebagai mikrokontroler untuk memproses data. Hasil keluaran dari nilai kekeruhan dan jumlah padatan terlarut di tampilkan di LCD. Parameter nilai kekeruhan dengan satuan NTU dan jumlah padatan terlarut dengan satuan PPM akan dijadikan kategori air bersih atau air kotor. Berdasarkan hasil pengujian yang telah dilakukan, alat telah dapat menentukan kualitas air bersih dengan benar. Didapat persentase error sebesar 3,86 % untuk sensor kekeruhan dan 2,11% untuk sensor TDS.&quot;,&quot;publisher&quot;:&quot;Universitas Mercu Buana&quot;,&quot;issue&quot;:&quot;2&quot;,&quot;volume&quot;:&quot;13&quot;,&quot;container-title-short&quot;:&quot;&quot;},&quot;isTemporary&quot;:false}]},{&quot;citationID&quot;:&quot;MENDELEY_CITATION_dc79d0ef-0095-4570-9995-1e1dba753674&quot;,&quot;properties&quot;:{&quot;noteIndex&quot;:0},&quot;isEdited&quot;:false,&quot;manualOverride&quot;:{&quot;isManuallyOverridden&quot;:false,&quot;citeprocText&quot;:&quot;[14]&quot;,&quot;manualOverrideText&quot;:&quot;&quot;},&quot;citationTag&quot;:&quot;MENDELEY_CITATION_v3_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&quot;,&quot;citationItems&quot;:[{&quot;id&quot;:&quot;7eb1725a-4765-3ec0-bfde-bfbe7d587d17&quot;,&quot;itemData&quot;:{&quot;type&quot;:&quot;report&quot;,&quot;id&quot;:&quot;7eb1725a-4765-3ec0-bfde-bfbe7d587d17&quot;,&quot;title&quot;:&quot;Guidelines for Drinking-water Quality FOURTH EDITION INCORPORATING THE FIRST ADDENDUM&quot;,&quot;author&quot;:[{&quot;family&quot;:&quot;WHO&quot;,&quot;given&quot;:&quot;&quot;,&quot;parse-names&quot;:false,&quot;dropping-particle&quot;:&quot;&quot;,&quot;non-dropping-particle&quot;:&quot;&quot;}],&quot;issued&quot;:{&quot;date-parts&quot;:[[2017]]},&quot;container-title-short&quot;:&quot;&quot;},&quot;isTemporary&quot;:false}]},{&quot;citationID&quot;:&quot;MENDELEY_CITATION_637abee2-89e9-46bc-bd60-25b1b1b5bb26&quot;,&quot;properties&quot;:{&quot;noteIndex&quot;:0},&quot;isEdited&quot;:false,&quot;manualOverride&quot;:{&quot;isManuallyOverridden&quot;:false,&quot;citeprocText&quot;:&quot;[15]&quot;,&quot;manualOverrideText&quot;:&quot;&quot;},&quot;citationTag&quot;:&quot;MENDELEY_CITATION_v3_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&quot;,&quot;citationItems&quot;:[{&quot;id&quot;:&quot;e1e26e55-b670-3fcc-96f4-f5ce1b0deca4&quot;,&quot;itemData&quot;:{&quot;type&quot;:&quot;report&quot;,&quot;id&quot;:&quot;e1e26e55-b670-3fcc-96f4-f5ce1b0deca4&quot;,&quot;title&quot;:&quot;PERATURAN PEMERINTAH\nNOMOR 82 TAHUN 2001\nTANGGAL 14 Desember 2001\nTENTANG PENGELOLAAN KUALITAS AIR DAN\nPENGENDALIAN PENCEMARAN AIR&quot;,&quot;author&quot;:[{&quot;family&quot;:&quot;Peraturan Pemerintah&quot;,&quot;given&quot;:&quot;&quot;,&quot;parse-names&quot;:false,&quot;dropping-particle&quot;:&quot;&quot;,&quot;non-dropping-particle&quot;:&quot;&quot;}],&quot;issued&quot;:{&quot;date-parts&quot;:[[2001,12,14]]},&quot;container-title-short&quot;:&quot;&quot;},&quot;isTemporary&quot;:false}]},{&quot;citationID&quot;:&quot;MENDELEY_CITATION_a689bb39-418b-4dfc-865c-d49514931201&quot;,&quot;properties&quot;:{&quot;noteIndex&quot;:0},&quot;isEdited&quot;:false,&quot;manualOverride&quot;:{&quot;isManuallyOverridden&quot;:false,&quot;citeprocText&quot;:&quot;[16]&quot;,&quot;manualOverrideText&quot;:&quot;&quot;},&quot;citationTag&quot;:&quot;MENDELEY_CITATION_v3_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&quot;,&quot;citationItems&quot;:[{&quot;id&quot;:&quot;9b19a991-3219-3b2e-8055-a903b2d1a6c7&quot;,&quot;itemData&quot;:{&quot;type&quot;:&quot;article-journal&quot;,&quot;id&quot;:&quot;9b19a991-3219-3b2e-8055-a903b2d1a6c7&quot;,&quot;title&quot;:&quot;Permenkes-No-492-Tahun-2010-tentang-Persyaratan-Kualitas-Air-Minum&quot;,&quot;author&quot;:[{&quot;family&quot;:&quot;Permenkes&quot;,&quot;given&quot;:&quot;&quot;,&quot;parse-names&quot;:false,&quot;dropping-particle&quot;:&quot;&quot;,&quot;non-dropping-particle&quot;:&quot;&quot;}],&quot;issued&quot;:{&quot;date-parts&quot;:[[2010]]},&quot;container-title-short&quot;:&quot;&quot;},&quot;isTemporary&quot;:false}]},{&quot;citationID&quot;:&quot;MENDELEY_CITATION_466cde91-ccfe-4e6a-9a6d-bdefd2031342&quot;,&quot;properties&quot;:{&quot;noteIndex&quot;:0},&quot;isEdited&quot;:false,&quot;manualOverride&quot;:{&quot;isManuallyOverridden&quot;:false,&quot;citeprocText&quot;:&quot;[14], [15], [16]&quot;,&quot;manualOverrideText&quot;:&quot;&quot;},&quot;citationTag&quot;:&quot;MENDELEY_CITATION_v3_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&quot;,&quot;citationItems&quot;:[{&quot;id&quot;:&quot;e1e26e55-b670-3fcc-96f4-f5ce1b0deca4&quot;,&quot;itemData&quot;:{&quot;type&quot;:&quot;report&quot;,&quot;id&quot;:&quot;e1e26e55-b670-3fcc-96f4-f5ce1b0deca4&quot;,&quot;title&quot;:&quot;PERATURAN PEMERINTAH\nNOMOR 82 TAHUN 2001\nTANGGAL 14 Desember 2001\nTENTANG PENGELOLAAN KUALITAS AIR DAN\nPENGENDALIAN PENCEMARAN AIR&quot;,&quot;author&quot;:[{&quot;family&quot;:&quot;Peraturan Pemerintah&quot;,&quot;given&quot;:&quot;&quot;,&quot;parse-names&quot;:false,&quot;dropping-particle&quot;:&quot;&quot;,&quot;non-dropping-particle&quot;:&quot;&quot;}],&quot;issued&quot;:{&quot;date-parts&quot;:[[2001,12,14]]},&quot;container-title-short&quot;:&quot;&quot;},&quot;isTemporary&quot;:false},{&quot;id&quot;:&quot;7eb1725a-4765-3ec0-bfde-bfbe7d587d17&quot;,&quot;itemData&quot;:{&quot;type&quot;:&quot;report&quot;,&quot;id&quot;:&quot;7eb1725a-4765-3ec0-bfde-bfbe7d587d17&quot;,&quot;title&quot;:&quot;Guidelines for Drinking-water Quality FOURTH EDITION INCORPORATING THE FIRST ADDENDUM&quot;,&quot;author&quot;:[{&quot;family&quot;:&quot;WHO&quot;,&quot;given&quot;:&quot;&quot;,&quot;parse-names&quot;:false,&quot;dropping-particle&quot;:&quot;&quot;,&quot;non-dropping-particle&quot;:&quot;&quot;}],&quot;issued&quot;:{&quot;date-parts&quot;:[[2017]]},&quot;container-title-short&quot;:&quot;&quot;},&quot;isTemporary&quot;:false},{&quot;id&quot;:&quot;9b19a991-3219-3b2e-8055-a903b2d1a6c7&quot;,&quot;itemData&quot;:{&quot;type&quot;:&quot;article-journal&quot;,&quot;id&quot;:&quot;9b19a991-3219-3b2e-8055-a903b2d1a6c7&quot;,&quot;title&quot;:&quot;Permenkes-No-492-Tahun-2010-tentang-Persyaratan-Kualitas-Air-Minum&quot;,&quot;author&quot;:[{&quot;family&quot;:&quot;Permenkes&quot;,&quot;given&quot;:&quot;&quot;,&quot;parse-names&quot;:false,&quot;dropping-particle&quot;:&quot;&quot;,&quot;non-dropping-particle&quot;:&quot;&quot;}],&quot;issued&quot;:{&quot;date-parts&quot;:[[2010]]},&quot;container-title-short&quot;:&quot;&quot;},&quot;isTemporary&quot;:false}]},{&quot;citationID&quot;:&quot;MENDELEY_CITATION_fca295fb-b575-4a6b-92b4-7fbf4fe28d95&quot;,&quot;properties&quot;:{&quot;noteIndex&quot;:0},&quot;isEdited&quot;:false,&quot;manualOverride&quot;:{&quot;isManuallyOverridden&quot;:false,&quot;citeprocText&quot;:&quot;[14], [15], [16]&quot;,&quot;manualOverrideText&quot;:&quot;&quot;},&quot;citationTag&quot;:&quot;MENDELEY_CITATION_v3_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&quot;,&quot;citationItems&quot;:[{&quot;id&quot;:&quot;7eb1725a-4765-3ec0-bfde-bfbe7d587d17&quot;,&quot;itemData&quot;:{&quot;type&quot;:&quot;report&quot;,&quot;id&quot;:&quot;7eb1725a-4765-3ec0-bfde-bfbe7d587d17&quot;,&quot;title&quot;:&quot;Guidelines for Drinking-water Quality FOURTH EDITION INCORPORATING THE FIRST ADDENDUM&quot;,&quot;author&quot;:[{&quot;family&quot;:&quot;WHO&quot;,&quot;given&quot;:&quot;&quot;,&quot;parse-names&quot;:false,&quot;dropping-particle&quot;:&quot;&quot;,&quot;non-dropping-particle&quot;:&quot;&quot;}],&quot;issued&quot;:{&quot;date-parts&quot;:[[2017]]},&quot;container-title-short&quot;:&quot;&quot;},&quot;isTemporary&quot;:false},{&quot;id&quot;:&quot;9b19a991-3219-3b2e-8055-a903b2d1a6c7&quot;,&quot;itemData&quot;:{&quot;type&quot;:&quot;article-journal&quot;,&quot;id&quot;:&quot;9b19a991-3219-3b2e-8055-a903b2d1a6c7&quot;,&quot;title&quot;:&quot;Permenkes-No-492-Tahun-2010-tentang-Persyaratan-Kualitas-Air-Minum&quot;,&quot;author&quot;:[{&quot;family&quot;:&quot;Permenkes&quot;,&quot;given&quot;:&quot;&quot;,&quot;parse-names&quot;:false,&quot;dropping-particle&quot;:&quot;&quot;,&quot;non-dropping-particle&quot;:&quot;&quot;}],&quot;issued&quot;:{&quot;date-parts&quot;:[[2010]]},&quot;container-title-short&quot;:&quot;&quot;},&quot;isTemporary&quot;:false},{&quot;id&quot;:&quot;e1e26e55-b670-3fcc-96f4-f5ce1b0deca4&quot;,&quot;itemData&quot;:{&quot;type&quot;:&quot;report&quot;,&quot;id&quot;:&quot;e1e26e55-b670-3fcc-96f4-f5ce1b0deca4&quot;,&quot;title&quot;:&quot;PERATURAN PEMERINTAH\nNOMOR 82 TAHUN 2001\nTANGGAL 14 Desember 2001\nTENTANG PENGELOLAAN KUALITAS AIR DAN\nPENGENDALIAN PENCEMARAN AIR&quot;,&quot;author&quot;:[{&quot;family&quot;:&quot;Peraturan Pemerintah&quot;,&quot;given&quot;:&quot;&quot;,&quot;parse-names&quot;:false,&quot;dropping-particle&quot;:&quot;&quot;,&quot;non-dropping-particle&quot;:&quot;&quot;}],&quot;issued&quot;:{&quot;date-parts&quot;:[[2001,12,14]]},&quot;container-title-short&quot;:&quot;&quot;},&quot;isTemporary&quot;:false}]},{&quot;citationID&quot;:&quot;MENDELEY_CITATION_b759a5f1-991c-4a95-a85b-6b3156804eb1&quot;,&quot;properties&quot;:{&quot;noteIndex&quot;:0},&quot;isEdited&quot;:false,&quot;manualOverride&quot;:{&quot;isManuallyOverridden&quot;:false,&quot;citeprocText&quot;:&quot;[14], [15], [16]&quot;,&quot;manualOverrideText&quot;:&quot;&quot;},&quot;citationTag&quot;:&quot;MENDELEY_CITATION_v3_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&quot;,&quot;citationItems&quot;:[{&quot;id&quot;:&quot;9b19a991-3219-3b2e-8055-a903b2d1a6c7&quot;,&quot;itemData&quot;:{&quot;type&quot;:&quot;article-journal&quot;,&quot;id&quot;:&quot;9b19a991-3219-3b2e-8055-a903b2d1a6c7&quot;,&quot;title&quot;:&quot;Permenkes-No-492-Tahun-2010-tentang-Persyaratan-Kualitas-Air-Minum&quot;,&quot;author&quot;:[{&quot;family&quot;:&quot;Permenkes&quot;,&quot;given&quot;:&quot;&quot;,&quot;parse-names&quot;:false,&quot;dropping-particle&quot;:&quot;&quot;,&quot;non-dropping-particle&quot;:&quot;&quot;}],&quot;issued&quot;:{&quot;date-parts&quot;:[[2010]]},&quot;container-title-short&quot;:&quot;&quot;},&quot;isTemporary&quot;:false},{&quot;id&quot;:&quot;e1e26e55-b670-3fcc-96f4-f5ce1b0deca4&quot;,&quot;itemData&quot;:{&quot;type&quot;:&quot;report&quot;,&quot;id&quot;:&quot;e1e26e55-b670-3fcc-96f4-f5ce1b0deca4&quot;,&quot;title&quot;:&quot;PERATURAN PEMERINTAH\nNOMOR 82 TAHUN 2001\nTANGGAL 14 Desember 2001\nTENTANG PENGELOLAAN KUALITAS AIR DAN\nPENGENDALIAN PENCEMARAN AIR&quot;,&quot;author&quot;:[{&quot;family&quot;:&quot;Peraturan Pemerintah&quot;,&quot;given&quot;:&quot;&quot;,&quot;parse-names&quot;:false,&quot;dropping-particle&quot;:&quot;&quot;,&quot;non-dropping-particle&quot;:&quot;&quot;}],&quot;issued&quot;:{&quot;date-parts&quot;:[[2001,12,14]]},&quot;container-title-short&quot;:&quot;&quot;},&quot;isTemporary&quot;:false},{&quot;id&quot;:&quot;7eb1725a-4765-3ec0-bfde-bfbe7d587d17&quot;,&quot;itemData&quot;:{&quot;type&quot;:&quot;report&quot;,&quot;id&quot;:&quot;7eb1725a-4765-3ec0-bfde-bfbe7d587d17&quot;,&quot;title&quot;:&quot;Guidelines for Drinking-water Quality FOURTH EDITION INCORPORATING THE FIRST ADDENDUM&quot;,&quot;author&quot;:[{&quot;family&quot;:&quot;WHO&quot;,&quot;given&quot;:&quot;&quot;,&quot;parse-names&quot;:false,&quot;dropping-particle&quot;:&quot;&quot;,&quot;non-dropping-particle&quot;:&quot;&quot;}],&quot;issued&quot;:{&quot;date-parts&quot;:[[2017]]},&quot;container-title-short&quot;:&quot;&quot;},&quot;isTemporary&quot;:false}]},{&quot;citationID&quot;:&quot;MENDELEY_CITATION_8e1b674b-44ca-4bcd-8099-f0eb4a3e571d&quot;,&quot;properties&quot;:{&quot;noteIndex&quot;:0},&quot;isEdited&quot;:false,&quot;manualOverride&quot;:{&quot;isManuallyOverridden&quot;:false,&quot;citeprocText&quot;:&quot;[14]&quot;,&quot;manualOverrideText&quot;:&quot;&quot;},&quot;citationTag&quot;:&quot;MENDELEY_CITATION_v3_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&quot;,&quot;citationItems&quot;:[{&quot;id&quot;:&quot;7eb1725a-4765-3ec0-bfde-bfbe7d587d17&quot;,&quot;itemData&quot;:{&quot;type&quot;:&quot;report&quot;,&quot;id&quot;:&quot;7eb1725a-4765-3ec0-bfde-bfbe7d587d17&quot;,&quot;title&quot;:&quot;Guidelines for Drinking-water Quality FOURTH EDITION INCORPORATING THE FIRST ADDENDUM&quot;,&quot;author&quot;:[{&quot;family&quot;:&quot;WHO&quot;,&quot;given&quot;:&quot;&quot;,&quot;parse-names&quot;:false,&quot;dropping-particle&quot;:&quot;&quot;,&quot;non-dropping-particle&quot;:&quot;&quot;}],&quot;issued&quot;:{&quot;date-parts&quot;:[[2017]]},&quot;container-title-short&quot;:&quot;&quot;},&quot;isTemporary&quot;:false}]},{&quot;citationID&quot;:&quot;MENDELEY_CITATION_706280f3-3129-40ff-a805-98e25e152a31&quot;,&quot;properties&quot;:{&quot;noteIndex&quot;:0},&quot;isEdited&quot;:false,&quot;manualOverride&quot;:{&quot;isManuallyOverridden&quot;:false,&quot;citeprocText&quot;:&quot;[14], [15], [16]&quot;,&quot;manualOverrideText&quot;:&quot;&quot;},&quot;citationTag&quot;:&quot;MENDELEY_CITATION_v3_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&quot;,&quot;citationItems&quot;:[{&quot;id&quot;:&quot;7eb1725a-4765-3ec0-bfde-bfbe7d587d17&quot;,&quot;itemData&quot;:{&quot;type&quot;:&quot;report&quot;,&quot;id&quot;:&quot;7eb1725a-4765-3ec0-bfde-bfbe7d587d17&quot;,&quot;title&quot;:&quot;Guidelines for Drinking-water Quality FOURTH EDITION INCORPORATING THE FIRST ADDENDUM&quot;,&quot;author&quot;:[{&quot;family&quot;:&quot;WHO&quot;,&quot;given&quot;:&quot;&quot;,&quot;parse-names&quot;:false,&quot;dropping-particle&quot;:&quot;&quot;,&quot;non-dropping-particle&quot;:&quot;&quot;}],&quot;issued&quot;:{&quot;date-parts&quot;:[[2017]]},&quot;container-title-short&quot;:&quot;&quot;},&quot;isTemporary&quot;:false},{&quot;id&quot;:&quot;e1e26e55-b670-3fcc-96f4-f5ce1b0deca4&quot;,&quot;itemData&quot;:{&quot;type&quot;:&quot;report&quot;,&quot;id&quot;:&quot;e1e26e55-b670-3fcc-96f4-f5ce1b0deca4&quot;,&quot;title&quot;:&quot;PERATURAN PEMERINTAH\nNOMOR 82 TAHUN 2001\nTANGGAL 14 Desember 2001\nTENTANG PENGELOLAAN KUALITAS AIR DAN\nPENGENDALIAN PENCEMARAN AIR&quot;,&quot;author&quot;:[{&quot;family&quot;:&quot;Peraturan Pemerintah&quot;,&quot;given&quot;:&quot;&quot;,&quot;parse-names&quot;:false,&quot;dropping-particle&quot;:&quot;&quot;,&quot;non-dropping-particle&quot;:&quot;&quot;}],&quot;issued&quot;:{&quot;date-parts&quot;:[[2001,12,14]]},&quot;container-title-short&quot;:&quot;&quot;},&quot;isTemporary&quot;:false},{&quot;id&quot;:&quot;9b19a991-3219-3b2e-8055-a903b2d1a6c7&quot;,&quot;itemData&quot;:{&quot;type&quot;:&quot;article-journal&quot;,&quot;id&quot;:&quot;9b19a991-3219-3b2e-8055-a903b2d1a6c7&quot;,&quot;title&quot;:&quot;Permenkes-No-492-Tahun-2010-tentang-Persyaratan-Kualitas-Air-Minum&quot;,&quot;author&quot;:[{&quot;family&quot;:&quot;Permenkes&quot;,&quot;given&quot;:&quot;&quot;,&quot;parse-names&quot;:false,&quot;dropping-particle&quot;:&quot;&quot;,&quot;non-dropping-particle&quot;:&quot;&quot;}],&quot;issued&quot;:{&quot;date-parts&quot;:[[2010]]},&quot;container-title-short&quot;:&quot;&quot;},&quot;isTemporary&quot;:false}]},{&quot;citationID&quot;:&quot;MENDELEY_CITATION_8bdbc566-7f0f-4ea7-ba07-13bfba30b56d&quot;,&quot;properties&quot;:{&quot;noteIndex&quot;:0},&quot;isEdited&quot;:false,&quot;manualOverride&quot;:{&quot;isManuallyOverridden&quot;:false,&quot;citeprocText&quot;:&quot;[17]&quot;,&quot;manualOverrideText&quot;:&quot;&quot;},&quot;citationTag&quot;:&quot;MENDELEY_CITATION_v3_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&quot;,&quot;citationItems&quot;:[{&quot;id&quot;:&quot;c46039f2-fdb4-388a-ad84-781f50f10d84&quot;,&quot;itemData&quot;:{&quot;type&quot;:&quot;report&quot;,&quot;id&quot;:&quot;c46039f2-fdb4-388a-ad84-781f50f10d84&quot;,&quot;title&quot;:&quot;ESP32 Series Datasheet Version 5.2 2.4 GHz Wi-Fi + Bluetooth ® + Bluetooth LE SoC Including&quot;,&quot;author&quot;:[{&quot;family&quot;:&quot;Espressif&quot;,&quot;given&quot;:&quot;&quot;,&quot;parse-names&quot;:false,&quot;dropping-particle&quot;:&quot;&quot;,&quot;non-dropping-particle&quot;:&quot;&quot;}],&quot;URL&quot;:&quot;www.espressif.com&quot;,&quot;issued&quot;:{&quot;date-parts&quot;:[[2023]]},&quot;container-title-short&quot;:&quot;&quot;},&quot;isTemporary&quot;:false}]},{&quot;citationID&quot;:&quot;MENDELEY_CITATION_b7b85747-0760-4da3-92d4-86c2f8208c5c&quot;,&quot;properties&quot;:{&quot;noteIndex&quot;:0},&quot;isEdited&quot;:false,&quot;manualOverride&quot;:{&quot;isManuallyOverridden&quot;:false,&quot;citeprocText&quot;:&quot;[17]&quot;,&quot;manualOverrideText&quot;:&quot;&quot;},&quot;citationTag&quot;:&quot;MENDELEY_CITATION_v3_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&quot;,&quot;citationItems&quot;:[{&quot;id&quot;:&quot;c46039f2-fdb4-388a-ad84-781f50f10d84&quot;,&quot;itemData&quot;:{&quot;type&quot;:&quot;report&quot;,&quot;id&quot;:&quot;c46039f2-fdb4-388a-ad84-781f50f10d84&quot;,&quot;title&quot;:&quot;ESP32 Series Datasheet Version 5.2 2.4 GHz Wi-Fi + Bluetooth ® + Bluetooth LE SoC Including&quot;,&quot;author&quot;:[{&quot;family&quot;:&quot;Espressif&quot;,&quot;given&quot;:&quot;&quot;,&quot;parse-names&quot;:false,&quot;dropping-particle&quot;:&quot;&quot;,&quot;non-dropping-particle&quot;:&quot;&quot;}],&quot;URL&quot;:&quot;www.espressif.com&quot;,&quot;issued&quot;:{&quot;date-parts&quot;:[[2023]]},&quot;container-title-short&quot;:&quot;&quot;},&quot;isTemporary&quot;:false}]},{&quot;citationID&quot;:&quot;MENDELEY_CITATION_238841e9-2c6e-41d7-b691-b74c10650dac&quot;,&quot;properties&quot;:{&quot;noteIndex&quot;:0},&quot;isEdited&quot;:false,&quot;manualOverride&quot;:{&quot;isManuallyOverridden&quot;:false,&quot;citeprocText&quot;:&quot;[17]&quot;,&quot;manualOverrideText&quot;:&quot;&quot;},&quot;citationTag&quot;:&quot;MENDELEY_CITATION_v3_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&quot;,&quot;citationItems&quot;:[{&quot;id&quot;:&quot;c46039f2-fdb4-388a-ad84-781f50f10d84&quot;,&quot;itemData&quot;:{&quot;type&quot;:&quot;report&quot;,&quot;id&quot;:&quot;c46039f2-fdb4-388a-ad84-781f50f10d84&quot;,&quot;title&quot;:&quot;ESP32 Series Datasheet Version 5.2 2.4 GHz Wi-Fi + Bluetooth ® + Bluetooth LE SoC Including&quot;,&quot;author&quot;:[{&quot;family&quot;:&quot;Espressif&quot;,&quot;given&quot;:&quot;&quot;,&quot;parse-names&quot;:false,&quot;dropping-particle&quot;:&quot;&quot;,&quot;non-dropping-particle&quot;:&quot;&quot;}],&quot;URL&quot;:&quot;www.espressif.com&quot;,&quot;issued&quot;:{&quot;date-parts&quot;:[[2023]]},&quot;container-title-short&quot;:&quot;&quot;},&quot;isTemporary&quot;:false}]},{&quot;citationID&quot;:&quot;MENDELEY_CITATION_38434ca0-38db-4f4f-85c7-8c69811af434&quot;,&quot;properties&quot;:{&quot;noteIndex&quot;:0},&quot;isEdited&quot;:false,&quot;manualOverride&quot;:{&quot;isManuallyOverridden&quot;:false,&quot;citeprocText&quot;:&quot;[18]&quot;,&quot;manualOverrideText&quot;:&quot;&quot;},&quot;citationTag&quot;:&quot;MENDELEY_CITATION_v3_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&quot;,&quot;citationItems&quot;:[{&quot;id&quot;:&quot;0bb2945d-de36-3b5c-ac96-199a399355cf&quot;,&quot;itemData&quot;:{&quot;type&quot;:&quot;article-journal&quot;,&quot;id&quot;:&quot;0bb2945d-de36-3b5c-ac96-199a399355cf&quot;,&quot;title&quot;:&quot;Integrated water quality monitoring system with pH, free chlorine, and temperature sensors&quot;,&quot;author&quot;:[{&quot;family&quot;:&quot;Qin&quot;,&quot;given&quot;:&quot;Yiheng&quot;,&quot;parse-names&quot;:false,&quot;dropping-particle&quot;:&quot;&quot;,&quot;non-dropping-particle&quot;:&quot;&quot;},{&quot;family&quot;:&quot;Alam&quot;,&quot;given&quot;:&quot;Arif U.&quot;,&quot;parse-names&quot;:false,&quot;dropping-particle&quot;:&quot;&quot;,&quot;non-dropping-particle&quot;:&quot;&quot;},{&quot;family&quot;:&quot;Pan&quot;,&quot;given&quot;:&quot;Si&quot;,&quot;parse-names&quot;:false,&quot;dropping-particle&quot;:&quot;&quot;,&quot;non-dropping-particle&quot;:&quot;&quot;},{&quot;family&quot;:&quot;Howlader&quot;,&quot;given&quot;:&quot;Matiar M.R.&quot;,&quot;parse-names&quot;:false,&quot;dropping-particle&quot;:&quot;&quot;,&quot;non-dropping-particle&quot;:&quot;&quot;},{&quot;family&quot;:&quot;Ghosh&quot;,&quot;given&quot;:&quot;Raja&quot;,&quot;parse-names&quot;:false,&quot;dropping-particle&quot;:&quot;&quot;,&quot;non-dropping-particle&quot;:&quot;&quot;},{&quot;family&quot;:&quot;Hu&quot;,&quot;given&quot;:&quot;Nan Xing&quot;,&quot;parse-names&quot;:false,&quot;dropping-particle&quot;:&quot;&quot;,&quot;non-dropping-particle&quot;:&quot;&quot;},{&quot;family&quot;:&quot;Jin&quot;,&quot;given&quot;:&quot;Hao&quot;,&quot;parse-names&quot;:false,&quot;dropping-particle&quot;:&quot;&quot;,&quot;non-dropping-particle&quot;:&quot;&quot;},{&quot;family&quot;:&quot;Dong&quot;,&quot;given&quot;:&quot;Shurong&quot;,&quot;parse-names&quot;:false,&quot;dropping-particle&quot;:&quot;&quot;,&quot;non-dropping-particle&quot;:&quot;&quot;},{&quot;family&quot;:&quot;Chen&quot;,&quot;given&quot;:&quot;Chih Hung&quot;,&quot;parse-names&quot;:false,&quot;dropping-particle&quot;:&quot;&quot;,&quot;non-dropping-particle&quot;:&quot;&quot;},{&quot;family&quot;:&quot;Deen&quot;,&quot;given&quot;:&quot;M. Jamal&quot;,&quot;parse-names&quot;:false,&quot;dropping-particle&quot;:&quot;&quot;,&quot;non-dropping-particle&quot;:&quot;&quot;}],&quot;container-title&quot;:&quot;Sensors and Actuators, B: Chemical&quot;,&quot;container-title-short&quot;:&quot;Sens Actuators B Chem&quot;,&quot;DOI&quot;:&quot;10.1016/j.snb.2017.07.188&quot;,&quot;ISSN&quot;:&quot;09254005&quot;,&quot;issued&quot;:{&quot;date-parts&quot;:[[2018,2,1]]},&quot;page&quot;:&quot;781-790&quot;,&quot;abstract&quot;:&quot;Accurate, efficient, inexpensive, and multi-parameter monitoring of water quality parameters is critical for continued water safety from developed urban regions to resource-limited or sparsely populated areas. This study describes an integrated sensing system with solution-processed pH, free chlorine, and temperature sensors on a common glass substrate. The pH and temperature sensors are fabricated by low-cost inkjet printing of palladium/palladium oxide and silver. The potentiometric pH sensor has a high sensitivity of 60.6 mV/pH and a fast response of 15 s. The Wheatstone-bridge-based temperature sensor shows an immediate response of 3.35 mV/°C towards temperature change. The free chlorine sensor is based on an electrochemically modified pencil lead, which exhibits a stable and reproducible sensitivity of 342 nA/ppm for hypochlorous acid. Such a free chlorine sensor is potentiostat-free and calibration-free, so it is easy-to-use. The three sensors are connected to a field-programmable gate array board for data collection, analysis and display, with real-time pH and temperature compensation for free chlorine sensing. The developed sensing system is user-friendly, cost-effective, and can monitor water samples in real-time with an accuracy of &gt;82%. This platform enables water quality monitoring by nonprofessionals in a simple manner.&quot;,&quot;publisher&quot;:&quot;Elsevier B.V.&quot;,&quot;volume&quot;:&quot;255&quot;},&quot;isTemporary&quot;:false}]},{&quot;citationID&quot;:&quot;MENDELEY_CITATION_0315617e-78ad-4475-a6d2-891c10087460&quot;,&quot;properties&quot;:{&quot;noteIndex&quot;:0},&quot;isEdited&quot;:false,&quot;manualOverride&quot;:{&quot;isManuallyOverridden&quot;:false,&quot;citeprocText&quot;:&quot;[19]&quot;,&quot;manualOverrideText&quot;:&quot;&quot;},&quot;citationTag&quot;:&quot;MENDELEY_CITATION_v3_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&quot;,&quot;citationItems&quot;:[{&quot;id&quot;:&quot;7d093580-face-3215-924f-97b84ba5192d&quot;,&quot;itemData&quot;:{&quot;type&quot;:&quot;article-journal&quot;,&quot;id&quot;:&quot;7d093580-face-3215-924f-97b84ba5192d&quot;,&quot;title&quot;:&quot;Design and Development of an IoT-based Water Level and Quality Monitoring System as a Mechatronics Learning Tool at Makassar Aviation Polytechnic&quot;,&quot;author&quot;:[{&quot;family&quot;:&quot;Cen&quot;,&quot;given&quot;:&quot;Sally&quot;,&quot;parse-names&quot;:false,&quot;dropping-particle&quot;:&quot;&quot;,&quot;non-dropping-particle&quot;:&quot;&quot;},{&quot;family&quot;:&quot;Novita&quot;,&quot;given&quot;:&quot;Sheilla&quot;,&quot;parse-names&quot;:false,&quot;dropping-particle&quot;:&quot;&quot;,&quot;non-dropping-particle&quot;:&quot;&quot;},{&quot;family&quot;:&quot;Rossydi&quot;,&quot;given&quot;:&quot;Ahmad&quot;,&quot;parse-names&quot;:false,&quot;dropping-particle&quot;:&quot;&quot;,&quot;non-dropping-particle&quot;:&quot;&quot;},{&quot;family&quot;:&quot;Khairunnisa&quot;,&quot;given&quot;:&quot;Indah&quot;,&quot;parse-names&quot;:false,&quot;dropping-particle&quot;:&quot;&quot;,&quot;non-dropping-particle&quot;:&quot;&quot;},{&quot;family&quot;:&quot;Winardi&quot;,&quot;given&quot;:&quot;Slamet&quot;,&quot;parse-names&quot;:false,&quot;dropping-particle&quot;:&quot;&quot;,&quot;non-dropping-particle&quot;:&quot;&quot;}],&quot;container-title&quot;:&quot;Airman: Jurnal Teknik dan Keselamatan Transportasi&quot;,&quot;DOI&quot;:&quot;10.46509/ajtk.v8i2.763&quot;,&quot;ISSN&quot;:&quot;2716-1196&quot;,&quot;URL&quot;:&quot;https://jurnal.poltekbangmakassar.ac.id/index.php/airman/article/view/763&quot;,&quot;issued&quot;:{&quot;date-parts&quot;:[[2025,12,25]]},&quot;page&quot;:&quot;1-12&quot;,&quot;abstract&quot;:&quot;&lt;p&gt;Hands-on learning tools that integrate Internet of Things (IoT) technology remain limited in vocational aviation education, often restricting students to theoretical instruction without sufficient practical exposure. To address this gap, this study presents the design and development of an IoT-based water-level and quality-monitoring system as an interactive learning medium for the Mechatronics course at the Makassar Aviation Polytechnic. The system integrates three key sensors: an HC-SR04 ultrasonic sensor for water level measurement, a pH-4502C sensor for acidity detection, and a TDS sensor for dissolved solids analysis. Data from all sensors was processed by a NodeMCU ESP32 microcontroller, displayed locally on a 20×4 LCD, and transmitted in real time to the Thinger.io platform via Wi-Fi, enabling both local and remote monitoring. The research followed a Research and Development (R&amp;amp;D) methodology using a waterfall model, encompassing needs analysis, design, implementation, testing, and maintenance. Validation was conducted by comparing the instrument with standard instruments under identical conditions. Results showed average error rates of 4.38% for the ultrasonic sensor, 4.69% for the pH sensor, and 1.76% for the TDS sensor, indicating high measurement accuracy. The findings demonstrate that the developed system not only offers a reliable solution for real-time water monitoring but also functions as an effective pedagogical tool, strengthening students’ competencies in sensor integration, microcontroller programming, and IoT-based communication. By bridging the gap between theory and practice, the system enhances student preparedness for Industry 4.0 and supports the advancement of technology-driven aviation education.&lt;/p&gt;&quot;,&quot;issue&quot;:&quot;2&quot;,&quot;volume&quot;:&quot;8&quot;,&quot;container-title-short&quot;:&quot;&quot;},&quot;isTemporary&quot;:false}]},{&quot;citationID&quot;:&quot;MENDELEY_CITATION_59f2d447-b3d9-4283-ba10-3e83a1e330b1&quot;,&quot;properties&quot;:{&quot;noteIndex&quot;:0},&quot;isEdited&quot;:false,&quot;manualOverride&quot;:{&quot;isManuallyOverridden&quot;:false,&quot;citeprocText&quot;:&quot;[20]&quot;,&quot;manualOverrideText&quot;:&quot;&quot;},&quot;citationTag&quot;:&quot;MENDELEY_CITATION_v3_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&quot;,&quot;citationItems&quot;:[{&quot;id&quot;:&quot;ad4dd761-9ae7-3be9-90fb-6458cb6a37e7&quot;,&quot;itemData&quot;:{&quot;type&quot;:&quot;article-journal&quot;,&quot;id&quot;:&quot;ad4dd761-9ae7-3be9-90fb-6458cb6a37e7&quot;,&quot;title&quot;:&quot;Advances in optical based turbidity sensing using led photometry (Pedd)&quot;,&quot;author&quot;:[{&quot;family&quot;:&quot;Fay&quot;,&quot;given&quot;:&quot;Cormac D.&quot;,&quot;parse-names&quot;:false,&quot;dropping-particle&quot;:&quot;&quot;,&quot;non-dropping-particle&quot;:&quot;&quot;},{&quot;family&quot;:&quot;Nattestad&quot;,&quot;given&quot;:&quot;Andrew&quot;,&quot;parse-names&quot;:false,&quot;dropping-particle&quot;:&quot;&quot;,&quot;non-dropping-particle&quot;:&quot;&quot;}],&quot;container-title&quot;:&quot;Sensors&quot;,&quot;DOI&quot;:&quot;10.3390/s22010254&quot;,&quot;ISSN&quot;:&quot;14248220&quot;,&quot;PMID&quot;:&quot;35009798&quot;,&quot;issued&quot;:{&quot;date-parts&quot;:[[2022,1,1]]},&quot;abstract&quot;:&quot;Turbidity is one of the primary metrics to determine water quality in terms of health and environmental concerns, however analysis typically takes place in centralized facilities, with samples periodically collected and transported there. Large scale autonomous deployments (WSNs) are impeded by both initial and per measurement costs. In this study we employ a Paired Emitter-Detector Diode (PEDD) technique to quantitatively measure turbidity using analytical grade calibration standards. Our PEDD approach compares favorably against more conventional photodiode-LED arrangements in terms of spectral sensitivity, cost, power use, sensitivity, limit of detection, and physical arrangement as per the ISO 7027 turbidity sensing standard. The findings show that the PEDD technique was superior in all aforementioned aspects. It is therefore more ideal for low-cost, low-power, IoT deployed sensors. The significance of these findings can lead to environmental deployments that greatly lower the device and per-measurement costs.&quot;,&quot;publisher&quot;:&quot;MDPI&quot;,&quot;issue&quot;:&quot;1&quot;,&quot;volume&quot;:&quot;22&quot;,&quot;container-title-short&quot;:&quot;&quot;},&quot;isTemporary&quot;:false}]},{&quot;citationID&quot;:&quot;MENDELEY_CITATION_f0660d19-e40e-4c2c-918a-cb7407d7d3cf&quot;,&quot;properties&quot;:{&quot;noteIndex&quot;:0},&quot;isEdited&quot;:false,&quot;manualOverride&quot;:{&quot;isManuallyOverridden&quot;:false,&quot;citeprocText&quot;:&quot;[21]&quot;,&quot;manualOverrideText&quot;:&quot;&quot;},&quot;citationTag&quot;:&quot;MENDELEY_CITATION_v3_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&quot;,&quot;citationItems&quot;:[{&quot;id&quot;:&quot;bc3bcda7-8546-3055-981e-4d0560ec6863&quot;,&quot;itemData&quot;:{&quot;type&quot;:&quot;report&quot;,&quot;id&quot;:&quot;bc3bcda7-8546-3055-981e-4d0560ec6863&quot;,&quot;title&quot;:&quot;IoT MONITORING KUALITAS AIR DENGAN MENGGUNAKAN SENSOR SUHU, pH, DAN TOTAL DISSOLVED SOLIDS (TDS)&quot;,&quot;author&quot;:[{&quot;family&quot;:&quot;Chuzaini&quot;,&quot;given&quot;:&quot;Fanharis&quot;,&quot;parse-names&quot;:false,&quot;dropping-particle&quot;:&quot;&quot;,&quot;non-dropping-particle&quot;:&quot;&quot;},{&quot;family&quot;:&quot;Studi Fisika&quot;,&quot;given&quot;:&quot;Program&quot;,&quot;parse-names&quot;:false,&quot;dropping-particle&quot;:&quot;&quot;,&quot;non-dropping-particle&quot;:&quot;&quot;},{&quot;family&quot;:&quot;Fisika&quot;,&quot;given&quot;:&quot;Jurusan&quot;,&quot;parse-names&quot;:false,&quot;dropping-particle&quot;:&quot;&quot;,&quot;non-dropping-particle&quot;:&quot;&quot;},{&quot;family&quot;:&quot;Negeri Surabaya&quot;,&quot;given&quot;:&quot;Universitas&quot;,&quot;parse-names&quot;:false,&quot;dropping-particle&quot;:&quot;&quot;,&quot;non-dropping-particle&quot;:&quot;&quot;}],&quot;container-title&quot;:&quot;Jurnal Inovasi Fisika Indonesia (IFI)&quot;,&quot;issued&quot;:{&quot;date-parts&quot;:[[2022]]},&quot;number-of-pages&quot;:&quot;46-56&quot;,&quot;volume&quot;:&quot;11&quot;,&quot;container-title-short&quot;:&quot;&quot;},&quot;isTemporary&quot;:false}]},{&quot;citationID&quot;:&quot;MENDELEY_CITATION_cf138211-d026-4b4a-bc45-75a866f6ab3a&quot;,&quot;properties&quot;:{&quot;noteIndex&quot;:0},&quot;isEdited&quot;:false,&quot;manualOverride&quot;:{&quot;isManuallyOverridden&quot;:false,&quot;citeprocText&quot;:&quot;[22]&quot;,&quot;manualOverrideText&quot;:&quot;&quot;},&quot;citationTag&quot;:&quot;MENDELEY_CITATION_v3_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&quot;,&quot;citationItems&quot;:[{&quot;id&quot;:&quot;013a3863-5d5d-3e15-bd73-8899e37df419&quot;,&quot;itemData&quot;:{&quot;type&quot;:&quot;article-journal&quot;,&quot;id&quot;:&quot;013a3863-5d5d-3e15-bd73-8899e37df419&quot;,&quot;title&quot;:&quot;Internet of Things (IoT): A vision, architectural elements, and future directions&quot;,&quot;author&quot;:[{&quot;family&quot;:&quot;Gubbi&quot;,&quot;given&quot;:&quot;Jayavardhana&quot;,&quot;parse-names&quot;:false,&quot;dropping-particle&quot;:&quot;&quot;,&quot;non-dropping-particle&quot;:&quot;&quot;},{&quot;family&quot;:&quot;Buyya&quot;,&quot;given&quot;:&quot;Rajkumar&quot;,&quot;parse-names&quot;:false,&quot;dropping-particle&quot;:&quot;&quot;,&quot;non-dropping-particle&quot;:&quot;&quot;},{&quot;family&quot;:&quot;Marusic&quot;,&quot;given&quot;:&quot;Slaven&quot;,&quot;parse-names&quot;:false,&quot;dropping-particle&quot;:&quot;&quot;,&quot;non-dropping-particle&quot;:&quot;&quot;},{&quot;family&quot;:&quot;Palaniswami&quot;,&quot;given&quot;:&quot;Marimuthu&quot;,&quot;parse-names&quot;:false,&quot;dropping-particle&quot;:&quot;&quot;,&quot;non-dropping-particle&quot;:&quot;&quot;}],&quot;container-title&quot;:&quot;Future Generation Computer Systems&quot;,&quot;DOI&quot;:&quot;10.1016/j.future.2013.01.010&quot;,&quot;ISSN&quot;:&quot;0167739X&quot;,&quot;issued&quot;:{&quot;date-parts&quot;:[[2013]]},&quot;page&quot;:&quot;1645-1660&quot;,&quot;abstract&quot;:&quot;Ubiquitous sensing enabled by Wireless Sensor Network (WSN) technologies cuts across many areas of modern day living. This offers the ability to measure, infer and understand environmental indicators, from delicate ecologies and natural resources to urban environments. The proliferation of these devices in a communicating-actuating network creates the Internet of Things (IoT), wherein sensors and actuators blend seamlessly with the environment around us, and the information is shared across platforms in order to develop a common operating picture (COP). Fueled by the recent adaptation of a variety of enabling wireless technologies such as RFID tags and embedded sensor and actuator nodes, the IoT has stepped out of its infancy and is the next revolutionary technology in transforming the Internet into a fully integrated Future Internet. As we move from www (static pages web) to web2 (social networking web) to web3 (ubiquitous computing web), the need for data-on-demand using sophisticated intuitive queries increases significantly. This paper presents a Cloud centric vision for worldwide implementation of Internet of Things. The key enabling technologies and application domains that are likely to drive IoT research in the near future are discussed. A Cloud implementation using Aneka, which is based on interaction of private and public Clouds is presented. We conclude our IoT vision by expanding on the need for convergence of WSN, the Internet and distributed computing directed at technological research community. © 2013 Elsevier B.V. All rights reserved.&quot;,&quot;issue&quot;:&quot;7&quot;,&quot;volume&quot;:&quot;29&quot;,&quot;container-title-short&quot;:&quot;&quot;},&quot;isTemporary&quot;:false}]},{&quot;citationID&quot;:&quot;MENDELEY_CITATION_11054e5f-759c-42cd-be91-70bb5b6fa1f5&quot;,&quot;properties&quot;:{&quot;noteIndex&quot;:0},&quot;isEdited&quot;:false,&quot;manualOverride&quot;:{&quot;isManuallyOverridden&quot;:false,&quot;citeprocText&quot;:&quot;[22]&quot;,&quot;manualOverrideText&quot;:&quot;&quot;},&quot;citationTag&quot;:&quot;MENDELEY_CITATION_v3_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&quot;,&quot;citationItems&quot;:[{&quot;id&quot;:&quot;013a3863-5d5d-3e15-bd73-8899e37df419&quot;,&quot;itemData&quot;:{&quot;type&quot;:&quot;article-journal&quot;,&quot;id&quot;:&quot;013a3863-5d5d-3e15-bd73-8899e37df419&quot;,&quot;title&quot;:&quot;Internet of Things (IoT): A vision, architectural elements, and future directions&quot;,&quot;author&quot;:[{&quot;family&quot;:&quot;Gubbi&quot;,&quot;given&quot;:&quot;Jayavardhana&quot;,&quot;parse-names&quot;:false,&quot;dropping-particle&quot;:&quot;&quot;,&quot;non-dropping-particle&quot;:&quot;&quot;},{&quot;family&quot;:&quot;Buyya&quot;,&quot;given&quot;:&quot;Rajkumar&quot;,&quot;parse-names&quot;:false,&quot;dropping-particle&quot;:&quot;&quot;,&quot;non-dropping-particle&quot;:&quot;&quot;},{&quot;family&quot;:&quot;Marusic&quot;,&quot;given&quot;:&quot;Slaven&quot;,&quot;parse-names&quot;:false,&quot;dropping-particle&quot;:&quot;&quot;,&quot;non-dropping-particle&quot;:&quot;&quot;},{&quot;family&quot;:&quot;Palaniswami&quot;,&quot;given&quot;:&quot;Marimuthu&quot;,&quot;parse-names&quot;:false,&quot;dropping-particle&quot;:&quot;&quot;,&quot;non-dropping-particle&quot;:&quot;&quot;}],&quot;container-title&quot;:&quot;Future Generation Computer Systems&quot;,&quot;DOI&quot;:&quot;10.1016/j.future.2013.01.010&quot;,&quot;ISSN&quot;:&quot;0167739X&quot;,&quot;issued&quot;:{&quot;date-parts&quot;:[[2013]]},&quot;page&quot;:&quot;1645-1660&quot;,&quot;abstract&quot;:&quot;Ubiquitous sensing enabled by Wireless Sensor Network (WSN) technologies cuts across many areas of modern day living. This offers the ability to measure, infer and understand environmental indicators, from delicate ecologies and natural resources to urban environments. The proliferation of these devices in a communicating-actuating network creates the Internet of Things (IoT), wherein sensors and actuators blend seamlessly with the environment around us, and the information is shared across platforms in order to develop a common operating picture (COP). Fueled by the recent adaptation of a variety of enabling wireless technologies such as RFID tags and embedded sensor and actuator nodes, the IoT has stepped out of its infancy and is the next revolutionary technology in transforming the Internet into a fully integrated Future Internet. As we move from www (static pages web) to web2 (social networking web) to web3 (ubiquitous computing web), the need for data-on-demand using sophisticated intuitive queries increases significantly. This paper presents a Cloud centric vision for worldwide implementation of Internet of Things. The key enabling technologies and application domains that are likely to drive IoT research in the near future are discussed. A Cloud implementation using Aneka, which is based on interaction of private and public Clouds is presented. We conclude our IoT vision by expanding on the need for convergence of WSN, the Internet and distributed computing directed at technological research community. © 2013 Elsevier B.V. All rights reserved.&quot;,&quot;issue&quot;:&quot;7&quot;,&quot;volume&quot;:&quot;29&quot;,&quot;container-title-short&quot;:&quot;&quot;},&quot;isTemporary&quot;:false}]},{&quot;citationID&quot;:&quot;MENDELEY_CITATION_0302e008-1076-4a11-831c-8db045d1056c&quot;,&quot;properties&quot;:{&quot;noteIndex&quot;:0},&quot;isEdited&quot;:false,&quot;manualOverride&quot;:{&quot;isManuallyOverridden&quot;:false,&quot;citeprocText&quot;:&quot;[3]&quot;,&quot;manualOverrideText&quot;:&quot;&quot;},&quot;citationTag&quot;:&quot;MENDELEY_CITATION_v3_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&quot;,&quot;citationItems&quot;:[{&quot;id&quot;:&quot;8587c468-ea65-362a-8060-155568e80f0c&quot;,&quot;itemData&quot;:{&quot;type&quot;:&quot;article-journal&quot;,&quot;id&quot;:&quot;8587c468-ea65-362a-8060-155568e80f0c&quot;,&quot;title&quot;:&quot;IoT based real-time water quality monitoring system in water treatment plants (WTPs)&quot;,&quot;author&quot;:[{&quot;family&quot;:&quot;Forhad&quot;,&quot;given&quot;:&quot;H. M.&quot;,&quot;parse-names&quot;:false,&quot;dropping-particle&quot;:&quot;&quot;,&quot;non-dropping-particle&quot;:&quot;&quot;},{&quot;family&quot;:&quot;Uddin&quot;,&quot;given&quot;:&quot;Md Ripaj&quot;,&quot;parse-names&quot;:false,&quot;dropping-particle&quot;:&quot;&quot;,&quot;non-dropping-particle&quot;:&quot;&quot;},{&quot;family&quot;:&quot;Chakrovorty&quot;,&quot;given&quot;:&quot;R. S.&quot;,&quot;parse-names&quot;:false,&quot;dropping-particle&quot;:&quot;&quot;,&quot;non-dropping-particle&quot;:&quot;&quot;},{&quot;family&quot;:&quot;Ruhul&quot;,&quot;given&quot;:&quot;A. M.&quot;,&quot;parse-names&quot;:false,&quot;dropping-particle&quot;:&quot;&quot;,&quot;non-dropping-particle&quot;:&quot;&quot;},{&quot;family&quot;:&quot;Faruk&quot;,&quot;given&quot;:&quot;H. M.&quot;,&quot;parse-names&quot;:false,&quot;dropping-particle&quot;:&quot;&quot;,&quot;non-dropping-particle&quot;:&quot;&quot;},{&quot;family&quot;:&quot;Kamruzzaman&quot;,&quot;given&quot;:&quot;Sarker&quot;,&quot;parse-names&quot;:false,&quot;dropping-particle&quot;:&quot;&quot;,&quot;non-dropping-particle&quot;:&quot;&quot;},{&quot;family&quot;:&quot;Sharmin&quot;,&quot;given&quot;:&quot;Nahid&quot;,&quot;parse-names&quot;:false,&quot;dropping-particle&quot;:&quot;&quot;,&quot;non-dropping-particle&quot;:&quot;&quot;},{&quot;family&quot;:&quot;Jamal&quot;,&quot;given&quot;:&quot;AHM Shofiul Islam Molla&quot;,&quot;parse-names&quot;:false,&quot;dropping-particle&quot;:&quot;&quot;,&quot;non-dropping-particle&quot;:&quot;&quot;},{&quot;family&quot;:&quot;Haque&quot;,&quot;given&quot;:&quot;Md Mezba Ul&quot;,&quot;parse-names&quot;:false,&quot;dropping-particle&quot;:&quot;&quot;,&quot;non-dropping-particle&quot;:&quot;&quot;},{&quot;family&quot;:&quot;Morshed&quot;,&quot;given&quot;:&quot;AKM M.&quot;,&quot;parse-names&quot;:false,&quot;dropping-particle&quot;:&quot;&quot;,&quot;non-dropping-particle&quot;:&quot;&quot;}],&quot;container-title&quot;:&quot;Heliyon&quot;,&quot;container-title-short&quot;:&quot;Heliyon&quot;,&quot;DOI&quot;:&quot;10.1016/j.heliyon.2024.e40746&quot;,&quot;ISSN&quot;:&quot;24058440&quot;,&quot;issued&quot;:{&quot;date-parts&quot;:[[2024,12,15]]},&quot;abstract&quot;:&quot;This study presents the development and implementation of an Internet of Things (IoT)-based real-time water quality monitoring system tailored for water treatment plants (WTPs). The system integrates advanced sensor technologies to continuously monitor key water quality parameters such as pH, dissolved oxygen (DO), total dissolved solids (TDS), and temperature. Data collected by these sensors is transmitted through a robust communication network to a centralized monitoring platform that utilizes cloud-based storage and analytics. The system's design includes a PLC-based control mechanism, allowing for flexible setup modifications and the easy addition of new monitoring parameters. The IoT-based system, powered by a low-energy 29-W configuration, offers accurate and reliable data with a minimal error margin of 0.1–0.2 across various parameters. The research highlights the system's ability to provide real-time alerts, historical data logging, and remote monitoring, all of which contribute to enhanced operational efficiency, proactive maintenance, and informed decision-making. This innovative approach to water quality management not only improves the effectiveness of WTP operations but also ensures environmental sustainability and public health safety. The study underscores the significant potential of IoT technologies in revolutionizing water quality monitoring practices.&quot;,&quot;publisher&quot;:&quot;Elsevier Ltd&quot;,&quot;issue&quot;:&quot;23&quot;,&quot;volume&quot;:&quot;10&quot;},&quot;isTemporary&quot;:false}]},{&quot;citationID&quot;:&quot;MENDELEY_CITATION_82fc8bc8-3077-4d14-b713-4fa6d2ceb28d&quot;,&quot;properties&quot;:{&quot;noteIndex&quot;:0},&quot;isEdited&quot;:false,&quot;manualOverride&quot;:{&quot;isManuallyOverridden&quot;:false,&quot;citeprocText&quot;:&quot;[23]&quot;,&quot;manualOverrideText&quot;:&quot;&quot;},&quot;citationTag&quot;:&quot;MENDELEY_CITATION_v3_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&quot;,&quot;citationItems&quot;:[{&quot;id&quot;:&quot;4e7a86f8-d156-3777-8c80-88417fb02d5f&quot;,&quot;itemData&quot;:{&quot;type&quot;:&quot;article-journal&quot;,&quot;id&quot;:&quot;4e7a86f8-d156-3777-8c80-88417fb02d5f&quot;,&quot;title&quot;:&quot;Geographic Information System for a Community-Based Water Quality Mapping of Rivers in Indonesia&quot;,&quot;author&quot;:[{&quot;family&quot;:&quot;‘Uyun&quot;,&quot;given&quot;:&quot;Shofwatul&quot;,&quot;parse-names&quot;:false,&quot;dropping-particle&quot;:&quot;&quot;,&quot;non-dropping-particle&quot;:&quot;&quot;}],&quot;container-title&quot;:&quot;Kinetik: Game Technology, Information System, Computer Network, Computing, Electronics, and Control&quot;,&quot;DOI&quot;:&quot;10.22219/kinetik.v5i3.1042&quot;,&quot;ISSN&quot;:&quot;2503-2259&quot;,&quot;issued&quot;:{&quot;date-parts&quot;:[[2020,8,27]]},&quot;page&quot;:&quot;219-226&quot;,&quot;abstract&quot;:&quot;River Water with good quality status is the primary needs for the Indonesian people who live along the river. Indonesia has more or less 303 rivers with varied status of water quality. On the other side, the government is obliged to conduct the current situation mapping and to spread the status of river water quality to the surrounding society. It is certainly not an easy job considering the amount and width of the monitoring area. Therefore, this research has proposed a new concept to map the status of river water quality using the STORET method by involving the active participation of the local river community. The locations of research are: Kambaniru river, Brantas river, dan Gajah Wong river. There are seven parameters used to determine the status of river water quality those are: temperature, EC/DHL, TDS, PH, DO, BOD and Caliform. The river community can report the data of analysis result into a system in accordance with the sampling location by enclosing the spatial data. The system will present the status of water quality starting from each point of location to the status of water quality of certain river. The testing result functionally indicates that the system is able to give perfect accuration value. While from its usability, the respondents’ responses are as follows: very agree 60.40%, agree 37.95%, and disagree 1.65%.&quot;,&quot;publisher&quot;:&quot;Universitas Muhammadiyah Malang&quot;,&quot;container-title-short&quot;:&quot;&quot;},&quot;isTemporary&quot;:false}]},{&quot;citationID&quot;:&quot;MENDELEY_CITATION_1e7f2cfd-7cc0-4842-a1ad-5a22e0eefc26&quot;,&quot;properties&quot;:{&quot;noteIndex&quot;:0},&quot;isEdited&quot;:false,&quot;manualOverride&quot;:{&quot;isManuallyOverridden&quot;:false,&quot;citeprocText&quot;:&quot;[24]&quot;,&quot;manualOverrideText&quot;:&quot;&quot;},&quot;citationTag&quot;:&quot;MENDELEY_CITATION_v3_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&quot;,&quot;citationItems&quot;:[{&quot;id&quot;:&quot;eab43ccc-98e4-36a6-8d04-a5fa88892aa6&quot;,&quot;itemData&quot;:{&quot;type&quot;:&quot;article-journal&quot;,&quot;id&quot;:&quot;eab43ccc-98e4-36a6-8d04-a5fa88892aa6&quot;,&quot;title&quot;:&quot;Geographical variability of environmental parameters versus GPS precision: Toward a better sampling strategy&quot;,&quot;author&quot;:[{&quot;family&quot;:&quot;Beryouni&quot;,&quot;given&quot;:&quot;K.&quot;,&quot;parse-names&quot;:false,&quot;dropping-particle&quot;:&quot;&quot;,&quot;non-dropping-particle&quot;:&quot;&quot;},{&quot;family&quot;:&quot;Méar&quot;,&quot;given&quot;:&quot;Y.&quot;,&quot;parse-names&quot;:false,&quot;dropping-particle&quot;:&quot;&quot;,&quot;non-dropping-particle&quot;:&quot;&quot;},{&quot;family&quot;:&quot;Murat&quot;,&quot;given&quot;:&quot;A.&quot;,&quot;parse-names&quot;:false,&quot;dropping-particle&quot;:&quot;&quot;,&quot;non-dropping-particle&quot;:&quot;&quot;},{&quot;family&quot;:&quot;Poizot&quot;,&quot;given&quot;:&quot;E.&quot;,&quot;parse-names&quot;:false,&quot;dropping-particle&quot;:&quot;&quot;,&quot;non-dropping-particle&quot;:&quot;&quot;},{&quot;family&quot;:&quot;Chaibi&quot;,&quot;given&quot;:&quot;M.&quot;,&quot;parse-names&quot;:false,&quot;dropping-particle&quot;:&quot;&quot;,&quot;non-dropping-particle&quot;:&quot;&quot;}],&quot;container-title&quot;:&quot;Marine Pollution Bulletin&quot;,&quot;container-title-short&quot;:&quot;Mar Pollut Bull&quot;,&quot;DOI&quot;:&quot;10.1016/j.marpolbul.2012.05.015&quot;,&quot;ISSN&quot;:&quot;0025326X&quot;,&quot;PMID&quot;:&quot;22995784&quot;,&quot;issued&quot;:{&quot;date-parts&quot;:[[2012,11]]},&quot;page&quot;:&quot;2507-2518&quot;,&quot;abstract&quot;:&quot;To characterize a sedimentary environment, it is risky to take a single sample when the spatial variability is unknown. A reference station has to reflect the natural variations in order to allow the creation of long time series. However, it can remain unclear whether the temporal changes are real or due to a spatial variation. We highlight here the importance of spatial variability at the scale of precision of the GNSS. It appears that the number and arrangement of replicates depend on the environment and the studied parameters. InC, TOC and TS show a sufficiently low spatial variability to allow temporal tracking using GNSS without multiplying samples. The fine fraction percent shows a high spatial variability over small distances. The study of this parameter in the framework of temporal tracking requires a knowledge of its spatial variability during each period of sampling, and hence leads to the multiplication of samples. © 2012 Elsevier Ltd.&quot;,&quot;issue&quot;:&quot;11&quot;,&quot;volume&quot;:&quot;64&quot;},&quot;isTemporary&quot;:false}]},{&quot;citationID&quot;:&quot;MENDELEY_CITATION_259d2eed-5c65-4b74-a298-b7f540fb9cf7&quot;,&quot;properties&quot;:{&quot;noteIndex&quot;:0},&quot;isEdited&quot;:false,&quot;manualOverride&quot;:{&quot;isManuallyOverridden&quot;:false,&quot;citeprocText&quot;:&quot;[4]&quot;,&quot;manualOverrideText&quot;:&quot;&quot;},&quot;citationTag&quot;:&quot;MENDELEY_CITATION_v3_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&quot;,&quot;citationItems&quot;:[{&quot;id&quot;:&quot;1fd5b7a8-e6c7-3d4e-9969-795a7e89d89f&quot;,&quot;itemData&quot;:{&quot;type&quot;:&quot;article&quot;,&quot;id&quot;:&quot;1fd5b7a8-e6c7-3d4e-9969-795a7e89d89f&quot;,&quot;title&quot;:&quot;The Integration of IoT (Internet of Things) Sensors and Location-Based Services for Water Quality Monitoring: A Systematic Literature Review&quot;,&quot;author&quot;:[{&quot;family&quot;:&quot;Bandara&quot;,&quot;given&quot;:&quot;Rajapaksha Mudiyanselage Prasad Niroshan Sanjaya&quot;,&quot;parse-names&quot;:false,&quot;dropping-particle&quot;:&quot;&quot;,&quot;non-dropping-particle&quot;:&quot;&quot;},{&quot;family&quot;:&quot;Jayasignhe&quot;,&quot;given&quot;:&quot;Amila Buddhika&quot;,&quot;parse-names&quot;:false,&quot;dropping-particle&quot;:&quot;&quot;,&quot;non-dropping-particle&quot;:&quot;&quot;},{&quot;family&quot;:&quot;Retscher&quot;,&quot;given&quot;:&quot;Günther&quot;,&quot;parse-names&quot;:false,&quot;dropping-particle&quot;:&quot;&quot;,&quot;non-dropping-particle&quot;:&quot;&quot;}],&quot;container-title&quot;:&quot;Sensors&quot;,&quot;DOI&quot;:&quot;10.3390/s25061918&quot;,&quot;ISSN&quot;:&quot;14248220&quot;,&quot;PMID&quot;:&quot;40293038&quot;,&quot;issued&quot;:{&quot;date-parts&quot;:[[2025,3,1]]},&quot;abstract&quot;:&quot;The increasing demand for clean and reliable water resources, coupled with the growing threat of water pollution, has made real-time water quality (WQ) monitoring and assessment a critical priority in many urban areas. Urban environments encounter substantial challenges in maintaining WQ, driven by factors such as rapid population growth, industrial expansion, and the impacts of climate change. Effective real-time WQ monitoring is essential for safeguarding public health, promoting environmental sustainability, and ensuring adherence to regulatory standards. The rapid advancement of Internet of Things (IoT) sensor technologies and smartphone applications presents an opportunity to develop integrated platforms for real-time WQ assessment. Advances in the IoT provide a transformative solution for WQ monitoring, revolutionizing the way we assess and manage our water resources. Moreover, recent developments in Location-Based Services (LBSs) and Global Navigation Satellite Systems (GNSSs) have significantly enhanced the accessibility and accuracy of location information. With the proliferation of GNSS services, such as GPS, GLONASS, Galileo, and BeiDou, users now have access to a diverse range of location data that are more precise and reliable than ever before. These advancements have made it easier to integrate location information into various applications, from urban planning and disaster management to environmental monitoring and transportation. The availability of multi-GNSS support allows for improved satellite coverage and reduces the potential for signal loss in urban environments or densely built environments. To harness this potential and to enable the seamless integration of the IoT and LBSs for sustainable WQ monitoring, a systematic literature review was conducted to determine past trends and future opportunities. This research aimed to review the limitations of traditional monitoring systems while fostering an understanding of the positioning capabilities of LBSs in environmental monitoring for sustainable urban development. The review highlights both the advancements and challenges in using the IoT and LBSs for real-time WQ monitoring, offering critical insights into the current state of the technology and its potential for future development. There is a pressing need for an integrated, real-time WQ monitoring system that is cost-effective and accessible. Such a system should leverage IoT sensor networks and LBSs to provide continuous monitoring, immediate feedback, and spatially dynamic insights, empowering stakeholders to address WQ issues collaboratively and efficiently.&quot;,&quot;publisher&quot;:&quot;Multidisciplinary Digital Publishing Institute (MDPI)&quot;,&quot;issue&quot;:&quot;6&quot;,&quot;volume&quot;:&quot;25&quot;,&quot;container-title-short&quot;:&quot;&quot;},&quot;isTemporary&quot;:false}]},{&quot;citationID&quot;:&quot;MENDELEY_CITATION_3a9ab9b2-a85c-4e03-81eb-78fa89b2c321&quot;,&quot;properties&quot;:{&quot;noteIndex&quot;:0},&quot;isEdited&quot;:false,&quot;manualOverride&quot;:{&quot;isManuallyOverridden&quot;:false,&quot;citeprocText&quot;:&quot;[25]&quot;,&quot;manualOverrideText&quot;:&quot;&quot;},&quot;citationTag&quot;:&quot;MENDELEY_CITATION_v3_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&quot;,&quot;citationItems&quot;:[{&quot;id&quot;:&quot;f66805dd-7837-3714-8f10-cfd397e81ff2&quot;,&quot;itemData&quot;:{&quot;type&quot;:&quot;book&quot;,&quot;id&quot;:&quot;f66805dd-7837-3714-8f10-cfd397e81ff2&quot;,&quot;title&quot;:&quot;Fuzzy logic with engineering applications&quot;,&quot;author&quot;:[{&quot;family&quot;:&quot;Ross&quot;,&quot;given&quot;:&quot;Timothy J..&quot;,&quot;parse-names&quot;:false,&quot;dropping-particle&quot;:&quot;&quot;,&quot;non-dropping-particle&quot;:&quot;&quot;}],&quot;ISBN&quot;:&quot;9780470743768&quot;,&quot;issued&quot;:{&quot;date-parts&quot;:[[2010]]},&quot;number-of-pages&quot;:&quot;585&quot;,&quot;abstract&quot;:&quot;3rd ed. \&quot;The first edition of Fuzzy Logic with Engineering Applications (1995) was the first classroom text for undergraduates in the field. Now updated for the second time, this new edition features the latest advances in the field including material on expansion of the MLFE method using genetic algorithms, cognitive mapping, fuzzy agent-based models and total uncertainty. Redundant or obsolete topics have been removed, resulting in a more concise yet inclusive text that will ensure the book retains its broad appeal at the forefront of the literature.\&quot; \&quot;Fuzzy Logic with Engineering Applications, Third Edition is oriented mainly towards methods and techniques. Every chapter has been revised, featuring new illustrations and examples throughout. Supporting MATLABcode is downloadable at www.w ileyeurope.com/go/fuzzylogic. This will benefit student learning in all basic operations, the generation of membership functions, and the specialized applications in the latter chapters of the book, providing an invaluable tool for students as well as for self-study by practicing engineers.\&quot;--Jacket. Introduction -- Classical Sets and Fuzzy Sets -- Classical Relations and Fuzzy Relations -- Properties of Membership Functions, Fuzzification, and Defuzzification -- Logic and Fuzzy Systems -- Development of Membership Functions -- Automated Methods for Fuzzy Systems -- Fuzzy Systems Simulation -- Decision Making with Fuzzy Information -- Fuzzy Classification -- Fuzzy Pattern Recognition -- Fuzzy Arithmetic and the Extension Principle -- Fuzzy Control Systems -- Miscellaneous Topics -- Monotone Measures: Belief, Plausibility, Probability, and Possibility.&quot;,&quot;publisher&quot;:&quot;John Wiley&quot;,&quot;container-title-short&quot;:&quot;&quot;},&quot;isTemporary&quot;:false}]},{&quot;citationID&quot;:&quot;MENDELEY_CITATION_007d39cb-902d-441d-8a0f-3e7933284db3&quot;,&quot;properties&quot;:{&quot;noteIndex&quot;:0},&quot;isEdited&quot;:false,&quot;manualOverride&quot;:{&quot;isManuallyOverridden&quot;:false,&quot;citeprocText&quot;:&quot;[25]&quot;,&quot;manualOverrideText&quot;:&quot;&quot;},&quot;citationTag&quot;:&quot;MENDELEY_CITATION_v3_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&quot;,&quot;citationItems&quot;:[{&quot;id&quot;:&quot;f66805dd-7837-3714-8f10-cfd397e81ff2&quot;,&quot;itemData&quot;:{&quot;type&quot;:&quot;book&quot;,&quot;id&quot;:&quot;f66805dd-7837-3714-8f10-cfd397e81ff2&quot;,&quot;title&quot;:&quot;Fuzzy logic with engineering applications&quot;,&quot;author&quot;:[{&quot;family&quot;:&quot;Ross&quot;,&quot;given&quot;:&quot;Timothy J..&quot;,&quot;parse-names&quot;:false,&quot;dropping-particle&quot;:&quot;&quot;,&quot;non-dropping-particle&quot;:&quot;&quot;}],&quot;ISBN&quot;:&quot;9780470743768&quot;,&quot;issued&quot;:{&quot;date-parts&quot;:[[2010]]},&quot;number-of-pages&quot;:&quot;585&quot;,&quot;abstract&quot;:&quot;3rd ed. \&quot;The first edition of Fuzzy Logic with Engineering Applications (1995) was the first classroom text for undergraduates in the field. Now updated for the second time, this new edition features the latest advances in the field including material on expansion of the MLFE method using genetic algorithms, cognitive mapping, fuzzy agent-based models and total uncertainty. Redundant or obsolete topics have been removed, resulting in a more concise yet inclusive text that will ensure the book retains its broad appeal at the forefront of the literature.\&quot; \&quot;Fuzzy Logic with Engineering Applications, Third Edition is oriented mainly towards methods and techniques. Every chapter has been revised, featuring new illustrations and examples throughout. Supporting MATLABcode is downloadable at www.w ileyeurope.com/go/fuzzylogic. This will benefit student learning in all basic operations, the generation of membership functions, and the specialized applications in the latter chapters of the book, providing an invaluable tool for students as well as for self-study by practicing engineers.\&quot;--Jacket. Introduction -- Classical Sets and Fuzzy Sets -- Classical Relations and Fuzzy Relations -- Properties of Membership Functions, Fuzzification, and Defuzzification -- Logic and Fuzzy Systems -- Development of Membership Functions -- Automated Methods for Fuzzy Systems -- Fuzzy Systems Simulation -- Decision Making with Fuzzy Information -- Fuzzy Classification -- Fuzzy Pattern Recognition -- Fuzzy Arithmetic and the Extension Principle -- Fuzzy Control Systems -- Miscellaneous Topics -- Monotone Measures: Belief, Plausibility, Probability, and Possibility.&quot;,&quot;publisher&quot;:&quot;John Wiley&quot;,&quot;container-title-short&quot;:&quot;&quot;},&quot;isTemporary&quot;:false}]},{&quot;citationID&quot;:&quot;MENDELEY_CITATION_a13bbb3d-1c55-401d-9d64-2071ce856f1f&quot;,&quot;properties&quot;:{&quot;noteIndex&quot;:0},&quot;isEdited&quot;:false,&quot;manualOverride&quot;:{&quot;isManuallyOverridden&quot;:false,&quot;citeprocText&quot;:&quot;[26]&quot;,&quot;manualOverrideText&quot;:&quot;&quot;},&quot;citationTag&quot;:&quot;MENDELEY_CITATION_v3_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&quot;,&quot;citationItems&quot;:[{&quot;id&quot;:&quot;8f7cb371-ddf4-3a90-b547-58f967435e86&quot;,&quot;itemData&quot;:{&quot;type&quot;:&quot;article-journal&quot;,&quot;id&quot;:&quot;8f7cb371-ddf4-3a90-b547-58f967435e86&quot;,&quot;title&quot;:&quot;ANALISA PERBANDINGAN LOGIC FUZZY METODE TSUKAMOTO, SUGENO, DAN MAMDANI (STUDI KASUS : PREDIKSI JUMLAH PENDAFTAR MAHASISWA BARU FAKULTAS SAINS DAN TEKNOLOGI UNIVERSITAS ISLAM NEGERI SUNAN GUNUNG DJATI BANDUNG)&quot;,&quot;author&quot;:[{&quot;family&quot;:&quot;Purwati Ayuningtias&quot;,&quot;given&quot;:&quot;Laras&quot;,&quot;parse-names&quot;:false,&quot;dropping-particle&quot;:&quot;&quot;,&quot;non-dropping-particle&quot;:&quot;&quot;},{&quot;family&quot;:&quot;irfan&quot;,&quot;given&quot;:&quot;Mohamad&quot;,&quot;parse-names&quot;:false,&quot;dropping-particle&quot;:&quot;&quot;,&quot;non-dropping-particle&quot;:&quot;&quot;}],&quot;ISSN&quot;:&quot;1979-9160&quot;,&quot;issued&quot;:{&quot;date-parts&quot;:[[2017]]},&quot;container-title-short&quot;:&quot;&quot;},&quot;isTemporary&quot;:false}]}]"/>
+    <we:property name="MENDELEY_BIBLIOGRAPHY_LAST_MODIFIED" value="1767076953004"/>
+    <we:property name="MENDELEY_CITATIONS" value="[{&quot;citationID&quot;:&quot;MENDELEY_CITATION_a49d8d42-8f15-408c-8c41-33ddddf42548&quot;,&quot;properties&quot;:{&quot;noteIndex&quot;:0},&quot;isEdited&quot;:false,&quot;manualOverride&quot;:{&quot;isManuallyOverridden&quot;:false,&quot;citeprocText&quot;:&quot;[1]&quot;,&quot;manualOverrideText&quot;:&quot;&quot;},&quot;citationTag&quot;:&quot;MENDELEY_CITATION_v3_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&quot;,&quot;citationItems&quot;:[{&quot;id&quot;:&quot;760f971f-f67e-3968-a744-869871e03666&quot;,&quot;itemData&quot;:{&quot;type&quot;:&quot;article&quot;,&quot;id&quot;:&quot;760f971f-f67e-3968-a744-869871e03666&quot;,&quot;title&quot;:&quot;Iot based smart water quality monitoring: Recent techniques, trends and challenges for domestic applications&quot;,&quot;author&quot;:[{&quot;family&quot;:&quot;Jan&quot;,&quot;given&quot;:&quot;Farmanullah&quot;,&quot;parse-names&quot;:false,&quot;dropping-particle&quot;:&quot;&quot;,&quot;non-dropping-particle&quot;:&quot;&quot;},{&quot;family&quot;:&quot;Min-Allah&quot;,&quot;given&quot;:&quot;Nasro&quot;,&quot;parse-names&quot;:false,&quot;dropping-particle&quot;:&quot;&quot;,&quot;non-dropping-particle&quot;:&quot;&quot;},{&quot;family&quot;:&quot;Düştegör&quot;,&quot;given&quot;:&quot;Dilek&quot;,&quot;parse-names&quot;:false,&quot;dropping-particle&quot;:&quot;&quot;,&quot;non-dropping-particle&quot;:&quot;&quot;}],&quot;container-title&quot;:&quot;Water (Switzerland)&quot;,&quot;DOI&quot;:&quot;10.3390/w13131729&quot;,&quot;ISSN&quot;:&quot;20734441&quot;,&quot;issued&quot;:{&quot;date-parts&quot;:[[2021,7,1]]},&quot;abstract&quot;:&quot;Safe water is becoming a scarce resource, due to the combined effects of increased population, pollution, and climate changes. Water quality monitoring is thus paramount, especially for domestic water. Traditionally used laboratory-based testing approaches are manual, costly, time consuming, and lack real-time feedback. Recently developed systems utilizing wireless sensor network (WSN) technology have reported weaknesses in energy management, data security, and communication coverage. Due to the recent advances in Internet-of-Things (IoT) that can be applied in the development of more efficient, secure, and cheaper systems with real-time capabilities, we present here a survey aimed at summarizing the current state of the art regarding IoT based smart water quality monitoring systems (IoT-WQMS) especially dedicated for domestic applications. In brief, this study probes into common water-quality monitoring (WQM) parameters, their safe-limits for drinking water, related smart sensors, critical review, and ratification of contemporary IoT-WQMS via a proposed empirical metric, analysis, and discussion and, finally, design recommendations for an efficient system. No doubt, this study will benefit the developing field of smart homes, offices, and cities.&quot;,&quot;publisher&quot;:&quot;MDPI AG&quot;,&quot;issue&quot;:&quot;13&quot;,&quot;volume&quot;:&quot;13&quot;,&quot;container-title-short&quot;:&quot;&quot;},&quot;isTemporary&quot;:false}]},{&quot;citationID&quot;:&quot;MENDELEY_CITATION_49f9cdc0-f300-49b4-ae5c-fc6922fece5f&quot;,&quot;properties&quot;:{&quot;noteIndex&quot;:0},&quot;isEdited&quot;:false,&quot;manualOverride&quot;:{&quot;isManuallyOverridden&quot;:false,&quot;citeprocText&quot;:&quot;[2]&quot;,&quot;manualOverrideText&quot;:&quot;&quot;},&quot;citationTag&quot;:&quot;MENDELEY_CITATION_v3_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&quot;,&quot;citationItems&quot;:[{&quot;id&quot;:&quot;c6a699eb-304f-3bf0-880c-7018b8345df4&quot;,&quot;itemData&quot;:{&quot;type&quot;:&quot;article&quot;,&quot;id&quot;:&quot;c6a699eb-304f-3bf0-880c-7018b8345df4&quot;,&quot;title&quot;:&quot;Advancements in Monitoring Water Quality Based on Various Sensing Methods: A Systematic Review&quot;,&quot;author&quot;:[{&quot;family&quot;:&quot;Zainurin&quot;,&quot;given&quot;:&quot;Siti Nadhirah&quot;,&quot;parse-names&quot;:false,&quot;dropping-particle&quot;:&quot;&quot;,&quot;non-dropping-particle&quot;:&quot;&quot;},{&quot;family&quot;:&quot;Wan Ismail&quot;,&quot;given&quot;:&quot;Wan Zakiah&quot;,&quot;parse-names&quot;:false,&quot;dropping-particle&quot;:&quot;&quot;,&quot;non-dropping-particle&quot;:&quot;&quot;},{&quot;family&quot;:&quot;Mahamud&quot;,&quot;given&quot;:&quot;Siti Nurul Iman&quot;,&quot;parse-names&quot;:false,&quot;dropping-particle&quot;:&quot;&quot;,&quot;non-dropping-particle&quot;:&quot;&quot;},{&quot;family&quot;:&quot;Ismail&quot;,&quot;given&quot;:&quot;Irneza&quot;,&quot;parse-names&quot;:false,&quot;dropping-particle&quot;:&quot;&quot;,&quot;non-dropping-particle&quot;:&quot;&quot;},{&quot;family&quot;:&quot;Jamaludin&quot;,&quot;given&quot;:&quot;Juliza&quot;,&quot;parse-names&quot;:false,&quot;dropping-particle&quot;:&quot;&quot;,&quot;non-dropping-particle&quot;:&quot;&quot;},{&quot;family&quot;:&quot;Ariffin&quot;,&quot;given&quot;:&quot;Khairul Nabilah Zainul&quot;,&quot;parse-names&quot;:false,&quot;dropping-particle&quot;:&quot;&quot;,&quot;non-dropping-particle&quot;:&quot;&quot;},{&quot;family&quot;:&quot;Wan Ahmad Kamil&quot;,&quot;given&quot;:&quot;Wan Maryam&quot;,&quot;parse-names&quot;:false,&quot;dropping-particle&quot;:&quot;&quot;,&quot;non-dropping-particle&quot;:&quot;&quot;}],&quot;container-title&quot;:&quot;International Journal of Environmental Research and Public Health&quot;,&quot;container-title-short&quot;:&quot;Int J Environ Res Public Health&quot;,&quot;DOI&quot;:&quot;10.3390/ijerph192114080&quot;,&quot;ISSN&quot;:&quot;16604601&quot;,&quot;PMID&quot;:&quot;36360992&quot;,&quot;issued&quot;:{&quot;date-parts&quot;:[[2022,11,1]]},&quot;abstract&quot;:&quot;Nowadays, water pollution has become a global issue affecting most countries in the world. Water quality should be monitored to alert authorities on water pollution, so that action can be taken quickly. The objective of the review is to study various conventional and modern methods of monitoring water quality to identify the strengths and weaknesses of the methods. The methods include the Internet of Things (IoT), virtual sensing, cyber-physical system (CPS), and optical techniques. In this review, water quality monitoring systems and process control in several countries, such as New Zealand, China, Serbia, Bangladesh, Malaysia, and India, are discussed. Conventional and modern methods are compared in terms of parameters, complexity, and reliability. Recent methods of water quality monitoring techniques are also reviewed to study any loopholes in modern methods. We found that CPS is suitable for monitoring water quality due to a good combination of physical and computational algorithms. Its embedded sensors, processors, and actuators can be designed to detect and interact with environments. We believe that conventional methods are costly and complex, whereas modern methods are also expensive but simpler with real-time detection. Traditional approaches are more time-consuming and expensive due to the high maintenance of laboratory facilities, involve chemical materials, and are inefficient for on-site monitoring applications. Apart from that, previous monitoring methods have issues in achieving a reliable measurement of water quality parameters in real time. There are still limitations in instruments for detecting pollutants and producing valuable information on water quality. Thus, the review is important in order to compare previous methods and to improve current water quality assessments in terms of reliability and cost-effectiveness.&quot;,&quot;publisher&quot;:&quot;MDPI&quot;,&quot;issue&quot;:&quot;21&quot;,&quot;volume&quot;:&quot;19&quot;},&quot;isTemporary&quot;:false}]},{&quot;citationID&quot;:&quot;MENDELEY_CITATION_a433dbfe-fccc-47b2-a7b2-c7adf0d16e64&quot;,&quot;properties&quot;:{&quot;noteIndex&quot;:0},&quot;isEdited&quot;:false,&quot;manualOverride&quot;:{&quot;isManuallyOverridden&quot;:false,&quot;citeprocText&quot;:&quot;[3]&quot;,&quot;manualOverrideText&quot;:&quot;&quot;},&quot;citationTag&quot;:&quot;MENDELEY_CITATION_v3_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&quot;,&quot;citationItems&quot;:[{&quot;id&quot;:&quot;8587c468-ea65-362a-8060-155568e80f0c&quot;,&quot;itemData&quot;:{&quot;type&quot;:&quot;article-journal&quot;,&quot;id&quot;:&quot;8587c468-ea65-362a-8060-155568e80f0c&quot;,&quot;title&quot;:&quot;IoT based real-time water quality monitoring system in water treatment plants (WTPs)&quot;,&quot;author&quot;:[{&quot;family&quot;:&quot;Forhad&quot;,&quot;given&quot;:&quot;H. M.&quot;,&quot;parse-names&quot;:false,&quot;dropping-particle&quot;:&quot;&quot;,&quot;non-dropping-particle&quot;:&quot;&quot;},{&quot;family&quot;:&quot;Uddin&quot;,&quot;given&quot;:&quot;Md Ripaj&quot;,&quot;parse-names&quot;:false,&quot;dropping-particle&quot;:&quot;&quot;,&quot;non-dropping-particle&quot;:&quot;&quot;},{&quot;family&quot;:&quot;Chakrovorty&quot;,&quot;given&quot;:&quot;R. S.&quot;,&quot;parse-names&quot;:false,&quot;dropping-particle&quot;:&quot;&quot;,&quot;non-dropping-particle&quot;:&quot;&quot;},{&quot;family&quot;:&quot;Ruhul&quot;,&quot;given&quot;:&quot;A. M.&quot;,&quot;parse-names&quot;:false,&quot;dropping-particle&quot;:&quot;&quot;,&quot;non-dropping-particle&quot;:&quot;&quot;},{&quot;family&quot;:&quot;Faruk&quot;,&quot;given&quot;:&quot;H. M.&quot;,&quot;parse-names&quot;:false,&quot;dropping-particle&quot;:&quot;&quot;,&quot;non-dropping-particle&quot;:&quot;&quot;},{&quot;family&quot;:&quot;Kamruzzaman&quot;,&quot;given&quot;:&quot;Sarker&quot;,&quot;parse-names&quot;:false,&quot;dropping-particle&quot;:&quot;&quot;,&quot;non-dropping-particle&quot;:&quot;&quot;},{&quot;family&quot;:&quot;Sharmin&quot;,&quot;given&quot;:&quot;Nahid&quot;,&quot;parse-names&quot;:false,&quot;dropping-particle&quot;:&quot;&quot;,&quot;non-dropping-particle&quot;:&quot;&quot;},{&quot;family&quot;:&quot;Jamal&quot;,&quot;given&quot;:&quot;AHM Shofiul Islam Molla&quot;,&quot;parse-names&quot;:false,&quot;dropping-particle&quot;:&quot;&quot;,&quot;non-dropping-particle&quot;:&quot;&quot;},{&quot;family&quot;:&quot;Haque&quot;,&quot;given&quot;:&quot;Md Mezba Ul&quot;,&quot;parse-names&quot;:false,&quot;dropping-particle&quot;:&quot;&quot;,&quot;non-dropping-particle&quot;:&quot;&quot;},{&quot;family&quot;:&quot;Morshed&quot;,&quot;given&quot;:&quot;AKM M.&quot;,&quot;parse-names&quot;:false,&quot;dropping-particle&quot;:&quot;&quot;,&quot;non-dropping-particle&quot;:&quot;&quot;}],&quot;container-title&quot;:&quot;Heliyon&quot;,&quot;container-title-short&quot;:&quot;Heliyon&quot;,&quot;DOI&quot;:&quot;10.1016/j.heliyon.2024.e40746&quot;,&quot;ISSN&quot;:&quot;24058440&quot;,&quot;issued&quot;:{&quot;date-parts&quot;:[[2024,12,15]]},&quot;abstract&quot;:&quot;This study presents the development and implementation of an Internet of Things (IoT)-based real-time water quality monitoring system tailored for water treatment plants (WTPs). The system integrates advanced sensor technologies to continuously monitor key water quality parameters such as pH, dissolved oxygen (DO), total dissolved solids (TDS), and temperature. Data collected by these sensors is transmitted through a robust communication network to a centralized monitoring platform that utilizes cloud-based storage and analytics. The system's design includes a PLC-based control mechanism, allowing for flexible setup modifications and the easy addition of new monitoring parameters. The IoT-based system, powered by a low-energy 29-W configuration, offers accurate and reliable data with a minimal error margin of 0.1–0.2 across various parameters. The research highlights the system's ability to provide real-time alerts, historical data logging, and remote monitoring, all of which contribute to enhanced operational efficiency, proactive maintenance, and informed decision-making. This innovative approach to water quality management not only improves the effectiveness of WTP operations but also ensures environmental sustainability and public health safety. The study underscores the significant potential of IoT technologies in revolutionizing water quality monitoring practices.&quot;,&quot;publisher&quot;:&quot;Elsevier Ltd&quot;,&quot;issue&quot;:&quot;23&quot;,&quot;volume&quot;:&quot;10&quot;},&quot;isTemporary&quot;:false}]},{&quot;citationID&quot;:&quot;MENDELEY_CITATION_39dfdc3a-25fa-41ac-a231-d342cf4d342c&quot;,&quot;properties&quot;:{&quot;noteIndex&quot;:0},&quot;isEdited&quot;:false,&quot;manualOverride&quot;:{&quot;isManuallyOverridden&quot;:false,&quot;citeprocText&quot;:&quot;[1]&quot;,&quot;manualOverrideText&quot;:&quot;&quot;},&quot;citationTag&quot;:&quot;MENDELEY_CITATION_v3_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&quot;,&quot;citationItems&quot;:[{&quot;id&quot;:&quot;760f971f-f67e-3968-a744-869871e03666&quot;,&quot;itemData&quot;:{&quot;type&quot;:&quot;article&quot;,&quot;id&quot;:&quot;760f971f-f67e-3968-a744-869871e03666&quot;,&quot;title&quot;:&quot;Iot based smart water quality monitoring: Recent techniques, trends and challenges for domestic applications&quot;,&quot;author&quot;:[{&quot;family&quot;:&quot;Jan&quot;,&quot;given&quot;:&quot;Farmanullah&quot;,&quot;parse-names&quot;:false,&quot;dropping-particle&quot;:&quot;&quot;,&quot;non-dropping-particle&quot;:&quot;&quot;},{&quot;family&quot;:&quot;Min-Allah&quot;,&quot;given&quot;:&quot;Nasro&quot;,&quot;parse-names&quot;:false,&quot;dropping-particle&quot;:&quot;&quot;,&quot;non-dropping-particle&quot;:&quot;&quot;},{&quot;family&quot;:&quot;Düştegör&quot;,&quot;given&quot;:&quot;Dilek&quot;,&quot;parse-names&quot;:false,&quot;dropping-particle&quot;:&quot;&quot;,&quot;non-dropping-particle&quot;:&quot;&quot;}],&quot;container-title&quot;:&quot;Water (Switzerland)&quot;,&quot;DOI&quot;:&quot;10.3390/w13131729&quot;,&quot;ISSN&quot;:&quot;20734441&quot;,&quot;issued&quot;:{&quot;date-parts&quot;:[[2021,7,1]]},&quot;abstract&quot;:&quot;Safe water is becoming a scarce resource, due to the combined effects of increased population, pollution, and climate changes. Water quality monitoring is thus paramount, especially for domestic water. Traditionally used laboratory-based testing approaches are manual, costly, time consuming, and lack real-time feedback. Recently developed systems utilizing wireless sensor network (WSN) technology have reported weaknesses in energy management, data security, and communication coverage. Due to the recent advances in Internet-of-Things (IoT) that can be applied in the development of more efficient, secure, and cheaper systems with real-time capabilities, we present here a survey aimed at summarizing the current state of the art regarding IoT based smart water quality monitoring systems (IoT-WQMS) especially dedicated for domestic applications. In brief, this study probes into common water-quality monitoring (WQM) parameters, their safe-limits for drinking water, related smart sensors, critical review, and ratification of contemporary IoT-WQMS via a proposed empirical metric, analysis, and discussion and, finally, design recommendations for an efficient system. No doubt, this study will benefit the developing field of smart homes, offices, and cities.&quot;,&quot;publisher&quot;:&quot;MDPI AG&quot;,&quot;issue&quot;:&quot;13&quot;,&quot;volume&quot;:&quot;13&quot;,&quot;container-title-short&quot;:&quot;&quot;},&quot;isTemporary&quot;:false}]},{&quot;citationID&quot;:&quot;MENDELEY_CITATION_66b823de-35cb-42c8-8431-dcbe855bec35&quot;,&quot;properties&quot;:{&quot;noteIndex&quot;:0},&quot;isEdited&quot;:false,&quot;manualOverride&quot;:{&quot;isManuallyOverridden&quot;:false,&quot;citeprocText&quot;:&quot;[4]&quot;,&quot;manualOverrideText&quot;:&quot;&quot;},&quot;citationTag&quot;:&quot;MENDELEY_CITATION_v3_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&quot;,&quot;citationItems&quot;:[{&quot;id&quot;:&quot;1fd5b7a8-e6c7-3d4e-9969-795a7e89d89f&quot;,&quot;itemData&quot;:{&quot;type&quot;:&quot;article&quot;,&quot;id&quot;:&quot;1fd5b7a8-e6c7-3d4e-9969-795a7e89d89f&quot;,&quot;title&quot;:&quot;The Integration of IoT (Internet of Things) Sensors and Location-Based Services for Water Quality Monitoring: A Systematic Literature Review&quot;,&quot;author&quot;:[{&quot;family&quot;:&quot;Bandara&quot;,&quot;given&quot;:&quot;Rajapaksha Mudiyanselage Prasad Niroshan Sanjaya&quot;,&quot;parse-names&quot;:false,&quot;dropping-particle&quot;:&quot;&quot;,&quot;non-dropping-particle&quot;:&quot;&quot;},{&quot;family&quot;:&quot;Jayasignhe&quot;,&quot;given&quot;:&quot;Amila Buddhika&quot;,&quot;parse-names&quot;:false,&quot;dropping-particle&quot;:&quot;&quot;,&quot;non-dropping-particle&quot;:&quot;&quot;},{&quot;family&quot;:&quot;Retscher&quot;,&quot;given&quot;:&quot;Günther&quot;,&quot;parse-names&quot;:false,&quot;dropping-particle&quot;:&quot;&quot;,&quot;non-dropping-particle&quot;:&quot;&quot;}],&quot;container-title&quot;:&quot;Sensors&quot;,&quot;DOI&quot;:&quot;10.3390/s25061918&quot;,&quot;ISSN&quot;:&quot;14248220&quot;,&quot;PMID&quot;:&quot;40293038&quot;,&quot;issued&quot;:{&quot;date-parts&quot;:[[2025,3,1]]},&quot;abstract&quot;:&quot;The increasing demand for clean and reliable water resources, coupled with the growing threat of water pollution, has made real-time water quality (WQ) monitoring and assessment a critical priority in many urban areas. Urban environments encounter substantial challenges in maintaining WQ, driven by factors such as rapid population growth, industrial expansion, and the impacts of climate change. Effective real-time WQ monitoring is essential for safeguarding public health, promoting environmental sustainability, and ensuring adherence to regulatory standards. The rapid advancement of Internet of Things (IoT) sensor technologies and smartphone applications presents an opportunity to develop integrated platforms for real-time WQ assessment. Advances in the IoT provide a transformative solution for WQ monitoring, revolutionizing the way we assess and manage our water resources. Moreover, recent developments in Location-Based Services (LBSs) and Global Navigation Satellite Systems (GNSSs) have significantly enhanced the accessibility and accuracy of location information. With the proliferation of GNSS services, such as GPS, GLONASS, Galileo, and BeiDou, users now have access to a diverse range of location data that are more precise and reliable than ever before. These advancements have made it easier to integrate location information into various applications, from urban planning and disaster management to environmental monitoring and transportation. The availability of multi-GNSS support allows for improved satellite coverage and reduces the potential for signal loss in urban environments or densely built environments. To harness this potential and to enable the seamless integration of the IoT and LBSs for sustainable WQ monitoring, a systematic literature review was conducted to determine past trends and future opportunities. This research aimed to review the limitations of traditional monitoring systems while fostering an understanding of the positioning capabilities of LBSs in environmental monitoring for sustainable urban development. The review highlights both the advancements and challenges in using the IoT and LBSs for real-time WQ monitoring, offering critical insights into the current state of the technology and its potential for future development. There is a pressing need for an integrated, real-time WQ monitoring system that is cost-effective and accessible. Such a system should leverage IoT sensor networks and LBSs to provide continuous monitoring, immediate feedback, and spatially dynamic insights, empowering stakeholders to address WQ issues collaboratively and efficiently.&quot;,&quot;publisher&quot;:&quot;Multidisciplinary Digital Publishing Institute (MDPI)&quot;,&quot;issue&quot;:&quot;6&quot;,&quot;volume&quot;:&quot;25&quot;,&quot;container-title-short&quot;:&quot;&quot;},&quot;isTemporary&quot;:false}]},{&quot;citationID&quot;:&quot;MENDELEY_CITATION_97a8d392-0010-4797-9d52-1d37c58606c5&quot;,&quot;properties&quot;:{&quot;noteIndex&quot;:0},&quot;isEdited&quot;:false,&quot;manualOverride&quot;:{&quot;isManuallyOverridden&quot;:false,&quot;citeprocText&quot;:&quot;[5], [6]&quot;,&quot;manualOverrideText&quot;:&quot;&quot;},&quot;citationTag&quot;:&quot;MENDELEY_CITATION_v3_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&quot;,&quot;citationItems&quot;:[{&quot;id&quot;:&quot;5efd81fd-5981-3b0d-ae1a-b87779088c67&quot;,&quot;itemData&quot;:{&quot;type&quot;:&quot;report&quot;,&quot;id&quot;:&quot;5efd81fd-5981-3b0d-ae1a-b87779088c67&quot;,&quot;title&quot;:&quot;Fuzzy Rule-Based System as a Method of Modeling for Estimation Quality of the Vardar River&quot;,&quot;author&quot;:[{&quot;family&quot;:&quot;Antoska Knights&quot;,&quot;given&quot;:&quot;Vesna&quot;,&quot;parse-names&quot;:false,&quot;dropping-particle&quot;:&quot;&quot;,&quot;non-dropping-particle&quot;:&quot;&quot;},{&quot;family&quot;:&quot;Gacovski&quot;,&quot;given&quot;:&quot;Zoran&quot;,&quot;parse-names&quot;:false,&quot;dropping-particle&quot;:&quot;&quot;,&quot;non-dropping-particle&quot;:&quot;&quot;}],&quot;container-title&quot;:&quot;American Academic Scientific Research Journal for Engineering&quot;,&quot;URL&quot;:&quot;http://asrjetsjournal.org/&quot;,&quot;number-of-pages&quot;:&quot;2313-4402&quot;,&quot;abstract&quot;:&quot;The paper proposes the use of a fuzzy rule-based system to evaluate the quality of the Vardar river for irrigation purposes, based on the presence of two types of pollutants (bacteriological and chemical) and the contaminated area in the Skopje-Polog region. The input variables of the fuzzy inference system are the quantity of the pollutants detected and the percentage of the contaminated area, while the output variable is the estimated quality of the river Vardar for irrigation. The results of the system are expressed as a fuzzy set, allowing for uncertainty and vagueness in the assessment of the river water quality. The proposed method seeks to provide a more comprehensive and accurate evaluation of the Vardar river water quality for irrigation. Used data obtained from the Institute of Public Health of the Republic of North Macedonia for 2022. The paper presents a fuzzy rule-based system to estimate the levels of chemicals and bacteria in the Vardar River, which is still used for irrigation. The method employs fuzzy inference and defuzzification to generate the output. The estimated values of pollutants in the river have not been measured by either the Ministry of the Environment or any non-governmental organizations. The proposed model provides a valuable basis for simulating future concentrations of these substances in the water for the years to come, making a significant contribution to the understanding of the Vardar River's water quality for irrigation purposes.&quot;,&quot;container-title-short&quot;:&quot;&quot;},&quot;isTemporary&quot;:false},{&quot;id&quot;:&quot;167391ac-c5b2-3105-bc84-4770f4284639&quot;,&quot;itemData&quot;:{&quot;type&quot;:&quot;article-journal&quot;,&quot;id&quot;:&quot;167391ac-c5b2-3105-bc84-4770f4284639&quot;,&quot;title&quot;:&quot;Fuzzy Logic Water Quality Index and Importance of Water Quality Parameters&quot;,&quot;author&quot;:[{&quot;family&quot;:&quot;Raman&quot;,&quot;given&quot;:&quot;Mohan&quot;,&quot;parse-names&quot;:false,&quot;dropping-particle&quot;:&quot;&quot;,&quot;non-dropping-particle&quot;:&quot;&quot;}],&quot;DOI&quot;:&quot;10.1177/ASWR.S2156&quot;,&quot;URL&quot;:&quot;https://doi.org/10.1177/ASWR.S2156&quot;,&quot;container-title-short&quot;:&quot;&quot;},&quot;isTemporary&quot;:false}]},{&quot;citationID&quot;:&quot;MENDELEY_CITATION_3627152b-3f21-4c81-8b84-00cee3e2b4e2&quot;,&quot;properties&quot;:{&quot;noteIndex&quot;:0},&quot;isEdited&quot;:false,&quot;manualOverride&quot;:{&quot;isManuallyOverridden&quot;:false,&quot;citeprocText&quot;:&quot;[7]&quot;,&quot;manualOverrideText&quot;:&quot;&quot;},&quot;citationTag&quot;:&quot;MENDELEY_CITATION_v3_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&quot;,&quot;citationItems&quot;:[{&quot;id&quot;:&quot;70a056d2-d8eb-3f7a-afaa-4620985d9f88&quot;,&quot;itemData&quot;:{&quot;type&quot;:&quot;article-journal&quot;,&quot;id&quot;:&quot;70a056d2-d8eb-3f7a-afaa-4620985d9f88&quot;,&quot;title&quot;:&quot;Low-Cost Internet-of-Things Water-Quality Monitoring System for Rural Areas&quot;,&quot;author&quot;:[{&quot;family&quot;:&quot;Bogdan&quot;,&quot;given&quot;:&quot;Razvan&quot;,&quot;parse-names&quot;:false,&quot;dropping-particle&quot;:&quot;&quot;,&quot;non-dropping-particle&quot;:&quot;&quot;},{&quot;family&quot;:&quot;Paliuc&quot;,&quot;given&quot;:&quot;Camelia&quot;,&quot;parse-names&quot;:false,&quot;dropping-particle&quot;:&quot;&quot;,&quot;non-dropping-particle&quot;:&quot;&quot;},{&quot;family&quot;:&quot;Crisan-Vida&quot;,&quot;given&quot;:&quot;Mihaela&quot;,&quot;parse-names&quot;:false,&quot;dropping-particle&quot;:&quot;&quot;,&quot;non-dropping-particle&quot;:&quot;&quot;},{&quot;family&quot;:&quot;Nimara&quot;,&quot;given&quot;:&quot;Sergiu&quot;,&quot;parse-names&quot;:false,&quot;dropping-particle&quot;:&quot;&quot;,&quot;non-dropping-particle&quot;:&quot;&quot;},{&quot;family&quot;:&quot;Barmayoun&quot;,&quot;given&quot;:&quot;Darius&quot;,&quot;parse-names&quot;:false,&quot;dropping-particle&quot;:&quot;&quot;,&quot;non-dropping-particle&quot;:&quot;&quot;}],&quot;container-title&quot;:&quot;Sensors&quot;,&quot;DOI&quot;:&quot;10.3390/s23083919&quot;,&quot;ISSN&quot;:&quot;14248220&quot;,&quot;PMID&quot;:&quot;37112259&quot;,&quot;issued&quot;:{&quot;date-parts&quot;:[[2023,4,1]]},&quot;abstract&quot;:&quot;Water is a vital source for life and natural environments. This is the reason why water sources should be constantly monitored in order to detect any pollutants that might jeopardize the quality of water. This paper presents a low-cost internet-of-things system that is capable of measuring and reporting the quality of different water sources. It comprises the following components: Arduino UNO board, Bluetooth module BT04, temperature sensor DS18B20, pH sensor—SEN0161, TDS sensor—SEN0244, turbidity sensor—SKU SEN0189. The system will be controlled and managed from a mobile application, which will monitor the actual status of water sources. We propose to monitor and evaluate the quality of water from five different water sources in a rural settlement. The results show that most of the water sources we have monitored are proper for consumption, with a single exception where the TDS values are not within proper limits, as they outperform the maximum accepted value of 500 ppm.&quot;,&quot;publisher&quot;:&quot;MDPI&quot;,&quot;issue&quot;:&quot;8&quot;,&quot;volume&quot;:&quot;23&quot;,&quot;container-title-short&quot;:&quot;&quot;},&quot;isTemporary&quot;:false}]},{&quot;citationID&quot;:&quot;MENDELEY_CITATION_4751006d-abb2-4b8f-9259-9b579031b7b5&quot;,&quot;properties&quot;:{&quot;noteIndex&quot;:0},&quot;isEdited&quot;:false,&quot;manualOverride&quot;:{&quot;isManuallyOverridden&quot;:false,&quot;citeprocText&quot;:&quot;[8]&quot;,&quot;manualOverrideText&quot;:&quot;&quot;},&quot;citationTag&quot;:&quot;MENDELEY_CITATION_v3_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&quot;,&quot;citationItems&quot;:[{&quot;id&quot;:&quot;876bcdfb-5c0b-399a-9d43-94638e57d3c1&quot;,&quot;itemData&quot;:{&quot;type&quot;:&quot;article-journal&quot;,&quot;id&quot;:&quot;876bcdfb-5c0b-399a-9d43-94638e57d3c1&quot;,&quot;title&quot;:&quot;Smartphone-based System for water quality analysis&quot;,&quot;author&quot;:[{&quot;family&quot;:&quot;Srivastava&quot;,&quot;given&quot;:&quot;Satyam&quot;,&quot;parse-names&quot;:false,&quot;dropping-particle&quot;:&quot;&quot;,&quot;non-dropping-particle&quot;:&quot;&quot;},{&quot;family&quot;:&quot;Vaddadi&quot;,&quot;given&quot;:&quot;Saikrishna&quot;,&quot;parse-names&quot;:false,&quot;dropping-particle&quot;:&quot;&quot;,&quot;non-dropping-particle&quot;:&quot;&quot;},{&quot;family&quot;:&quot;Sadistap&quot;,&quot;given&quot;:&quot;Shashikant&quot;,&quot;parse-names&quot;:false,&quot;dropping-particle&quot;:&quot;&quot;,&quot;non-dropping-particle&quot;:&quot;&quot;}],&quot;container-title&quot;:&quot;Applied Water Science&quot;,&quot;container-title-short&quot;:&quot;Appl Water Sci&quot;,&quot;DOI&quot;:&quot;10.1007/s13201-018-0780-0&quot;,&quot;ISSN&quot;:&quot;21905495&quot;,&quot;issued&quot;:{&quot;date-parts&quot;:[[2018,9,1]]},&quot;abstract&quot;:&quot;Water quality in rural areas is difficult to monitor due to lack of connectivity from different water laboratories. In other areas, location-based real-time water quality data collection is a tedious job and highly dependent on human intervention. The presented paper introduces a low-cost battery operated smartphone-based embedded system design to measure different water quality parameters in various remote locations. Developed system measures pH, total dissolved salt (TDS) and temperature of the water samples using off the shelf available sensors. Measured pH and TDS dataset have been used to derive other water quality parameters using standard mathematical relationships such as salinity, oxygen reduction potential and conductivity. Front-end readout interface circuit has been designed and interfaced with 8-bit microcontroller along with classical Bluetooth module for measurement, data acquisition, and logging purpose. A dedicated smartphone-based application offers analysis and cloud data storage possibilities. It also provides facility to analyze water quality data with location information on Google map for quick judgment and easy understanding. The developed smartphone-based application provides the facility of auto-calibration feature for rapid and on-site usage. Developed smartphone-based application also opens up the possibility to share the data and warnings using different options such as SMS, WhatsApp and E-mail. Overall device has dimensions of 11.0 × 8.0 × 4.0 (in cm), weighs 350 g and runs with 9-V rechargeable battery. Obtained results have been validated with standard water quality measurement system from Eutech Instruments, and it has been observed that measured and calculated parameters are acceptable according to Indian water quality standards. Various statistical and artificial neural network-based modeling techniques have been used to convert measured water quality parameters to a single water quality index for easy and rapid judgment. The developed water quality measurement system has been used for multiple applications to explore the utility of the system such as instant water quality judgment and real-time water quality analysis of different water sources. One of the other explored applications is the real-time water quality monitoring of small ponds and lakes.&quot;,&quot;publisher&quot;:&quot;Springer Verlag&quot;,&quot;issue&quot;:&quot;5&quot;,&quot;volume&quot;:&quot;8&quot;},&quot;isTemporary&quot;:false}]},{&quot;citationID&quot;:&quot;MENDELEY_CITATION_39949d0a-b618-45d7-9b32-f8eba0a73d60&quot;,&quot;properties&quot;:{&quot;noteIndex&quot;:0},&quot;isEdited&quot;:false,&quot;manualOverride&quot;:{&quot;isManuallyOverridden&quot;:false,&quot;citeprocText&quot;:&quot;[9]&quot;,&quot;manualOverrideText&quot;:&quot;&quot;},&quot;citationTag&quot;:&quot;MENDELEY_CITATION_v3_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&quot;,&quot;citationItems&quot;:[{&quot;id&quot;:&quot;ba8918f9-b89f-32e9-9aac-c32356c41d2d&quot;,&quot;itemData&quot;:{&quot;type&quot;:&quot;article-journal&quot;,&quot;id&quot;:&quot;ba8918f9-b89f-32e9-9aac-c32356c41d2d&quot;,&quot;title&quot;:&quot;Pengendalian Kualitas Air Minum Menggunakan Fuzzy Mamdani Berbasis\nInternet of Things&quot;,&quot;author&quot;:[{&quot;family&quot;:&quot;Elriyan&quot;,&quot;given&quot;:&quot;Daniel Izzulhaq&quot;,&quot;parse-names&quot;:false,&quot;dropping-particle&quot;:&quot;&quot;,&quot;non-dropping-particle&quot;:&quot;&quot;},{&quot;family&quot;:&quot;Chaidir&quot;,&quot;given&quot;:&quot;Ali Rizal&quot;,&quot;parse-names&quot;:false,&quot;dropping-particle&quot;:&quot;&quot;,&quot;non-dropping-particle&quot;:&quot;&quot;},{&quot;family&quot;:&quot;Anam&quot;,&quot;given&quot;:&quot;Khairul&quot;,&quot;parse-names&quot;:false,&quot;dropping-particle&quot;:&quot;&quot;,&quot;non-dropping-particle&quot;:&quot;&quot;}],&quot;container-title&quot;:&quot;ELECTRICIAN, Jurnal Rekayasa dan Teknologi Elektro&quot;,&quot;issued&quot;:{&quot;date-parts&quot;:[[2025,1]]},&quot;volume&quot;:&quot;19&quot;,&quot;container-title-short&quot;:&quot;&quot;},&quot;isTemporary&quot;:false}]},{&quot;citationID&quot;:&quot;MENDELEY_CITATION_72333423-3e56-472b-bf86-05a0b91a77b5&quot;,&quot;properties&quot;:{&quot;noteIndex&quot;:0},&quot;isEdited&quot;:false,&quot;manualOverride&quot;:{&quot;isManuallyOverridden&quot;:false,&quot;citeprocText&quot;:&quot;[10]&quot;,&quot;manualOverrideText&quot;:&quot;&quot;},&quot;citationTag&quot;:&quot;MENDELEY_CITATION_v3_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&quot;,&quot;citationItems&quot;:[{&quot;id&quot;:&quot;01678711-0485-3ca1-ae11-5878a8482b32&quot;,&quot;itemData&quot;:{&quot;type&quot;:&quot;article-journal&quot;,&quot;id&quot;:&quot;01678711-0485-3ca1-ae11-5878a8482b32&quot;,&quot;title&quot;:&quot;Real-Time Water Quality Assessment via IoT: Monitoring pH, TDS, Temperature, and Turbidity&quot;,&quot;author&quot;:[{&quot;family&quot;:&quot;Sugiharto&quot;,&quot;given&quot;:&quot;Wibowo Harry&quot;,&quot;parse-names&quot;:false,&quot;dropping-particle&quot;:&quot;&quot;,&quot;non-dropping-particle&quot;:&quot;&quot;},{&quot;family&quot;:&quot;Susanto&quot;,&quot;given&quot;:&quot;Heru&quot;,&quot;parse-names&quot;:false,&quot;dropping-particle&quot;:&quot;&quot;,&quot;non-dropping-particle&quot;:&quot;&quot;},{&quot;family&quot;:&quot;Prasetijo&quot;,&quot;given&quot;:&quot;Agung Budi&quot;,&quot;parse-names&quot;:false,&quot;dropping-particle&quot;:&quot;&quot;,&quot;non-dropping-particle&quot;:&quot;&quot;}],&quot;container-title&quot;:&quot;Ingenierie des Systemes d'Information&quot;,&quot;DOI&quot;:&quot;10.18280/isi.280403&quot;,&quot;ISSN&quot;:&quot;21167125&quot;,&quot;issued&quot;:{&quot;date-parts&quot;:[[2023,8,1]]},&quot;page&quot;:&quot;823-831&quot;,&quot;abstract&quot;:&quot;Water quality monitoring is crucial for detecting changes in aquatic resources. Traditional methods, which typically involve in-situ sample retrieval followed by laboratory assessments, have been perceived as laborious and time-consuming. Herein, a state-of-the-art, open-source framework is introduced, leveraging the potent synergy of the Internet of Things (IoT) and cloud computing for real-time water quality evaluations. Commercially accessible sensors were utilized for the instantaneous acquisition and interpretation of essential water quality parameters: pH, temperature, total dissolved solids (TDS), and turbidity. Accuracies of 98.54%, 96.85%, and 98.10% were obtained for temperature, pH, and TDS measurements, respectively, based on chosen accuracy metrics. The resilience of the proposed system was ascertained through a comprehensive study at the Troso River, Indonesia. During this evaluation, 4,833 data entries were amassed within a two-hour period. Outcomes from this research, elucidated in the subsequent sections, underscore the proficiency of the system in real-time water quality surveillance. This investigation augments the extant literature, underscoring the transformative role of cloud computing in facilitating instantaneous raw data collection for water quality assessment endeavors.&quot;,&quot;publisher&quot;:&quot;International Information and Engineering Technology Association&quot;,&quot;issue&quot;:&quot;4&quot;,&quot;volume&quot;:&quot;28&quot;,&quot;container-title-short&quot;:&quot;&quot;},&quot;isTemporary&quot;:false}]},{&quot;citationID&quot;:&quot;MENDELEY_CITATION_276b6060-36cd-4364-a28f-81c24035e9d8&quot;,&quot;properties&quot;:{&quot;noteIndex&quot;:0},&quot;isEdited&quot;:false,&quot;manualOverride&quot;:{&quot;isManuallyOverridden&quot;:false,&quot;citeprocText&quot;:&quot;[11]&quot;,&quot;manualOverrideText&quot;:&quot;&quot;},&quot;citationTag&quot;:&quot;MENDELEY_CITATION_v3_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&quot;,&quot;citationItems&quot;:[{&quot;id&quot;:&quot;fc92522b-7017-3305-9c78-bb7c311fa9a5&quot;,&quot;itemData&quot;:{&quot;type&quot;:&quot;report&quot;,&quot;id&quot;:&quot;fc92522b-7017-3305-9c78-bb7c311fa9a5&quot;,&quot;title&quot;:&quot;Rancang Bangun Sistem Pakar Pemantau Kualitas Air Berbasis IoT Menggunakan Fuzzy Classifier&quot;,&quot;author&quot;:[{&quot;family&quot;:&quot;Ramadhan&quot;,&quot;given&quot;:&quot;Muhammad Hisyamudin&quot;,&quot;parse-names&quot;:false,&quot;dropping-particle&quot;:&quot;&quot;,&quot;non-dropping-particle&quot;:&quot;&quot;},{&quot;family&quot;:&quot;Dewantoro&quot;,&quot;given&quot;:&quot;Gunawan&quot;,&quot;parse-names&quot;:false,&quot;dropping-particle&quot;:&quot;&quot;,&quot;non-dropping-particle&quot;:&quot;&quot;},{&quot;family&quot;:&quot;Fransiscus&quot;,&quot;given&quot;:&quot;Dan&quot;,&quot;parse-names&quot;:false,&quot;dropping-particle&quot;:&quot;&quot;,&quot;non-dropping-particle&quot;:&quot;&quot;},{&quot;family&quot;:&quot;Setiaji&quot;,&quot;given&quot;:&quot;Dalu&quot;,&quot;parse-names&quot;:false,&quot;dropping-particle&quot;:&quot;&quot;,&quot;non-dropping-particle&quot;:&quot;&quot;}],&quot;abstract&quot;:&quot;The cl assific ation of water quality is vital to ensure that the water has been properl y utilized. As of today, the water treatment pl ant empl oys a c onventional method by taking water sampl e, measuring all of water quality parameters, and anal yzing eac h sample. Besides, the c onclusion-drawing proc esses have not been inc orporated whic h might l ead to water quality miscl assific ation and prol onged efforts. I n this study, an expert system was devel oped to monitor the water qual ity in real time fashion, therefore it c oul d be accessed anytime and anywhere. The water quality anal ysis proc ess was c onduc ted by means of fuzzy cl assifier, and implemented on Arduino Mega 2560 board. The fuzzy inputs incl uded pH val ue, total dissol ved sol id (TDS), and turbidity. A fuzzy inferenc e system was empl oyed to cl assify the water quality into three cl asses, namel y good (meet the hygiene standards), fair, and poor (poll uted). The expert system succ essfully yiel ded the inferenc e resul ts with a succ ess rate of 100%. The water qual ity monitoring and c l assification c ould be ac c essed onl ine through Internet of Things (IoT) pl atform Thingspeak.&quot;,&quot;container-title-short&quot;:&quot;&quot;},&quot;isTemporary&quot;:false}]},{&quot;citationID&quot;:&quot;MENDELEY_CITATION_978a099d-a99e-4cdc-88c9-6b68916f29a1&quot;,&quot;properties&quot;:{&quot;noteIndex&quot;:0},&quot;isEdited&quot;:false,&quot;manualOverride&quot;:{&quot;isManuallyOverridden&quot;:false,&quot;citeprocText&quot;:&quot;[12]&quot;,&quot;manualOverrideText&quot;:&quot;&quot;},&quot;citationTag&quot;:&quot;MENDELEY_CITATION_v3_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&quot;,&quot;citationItems&quot;:[{&quot;id&quot;:&quot;d3b6fad2-e2e9-32d0-bfcf-9ea02aaa224c&quot;,&quot;itemData&quot;:{&quot;type&quot;:&quot;article-journal&quot;,&quot;id&quot;:&quot;d3b6fad2-e2e9-32d0-bfcf-9ea02aaa224c&quot;,&quot;title&quot;:&quot;Smart water quality monitoring system with cost-effective using IoT&quot;,&quot;author&quot;:[{&quot;family&quot;:&quot;Pasika&quot;,&quot;given&quot;:&quot;Sathish&quot;,&quot;parse-names&quot;:false,&quot;dropping-particle&quot;:&quot;&quot;,&quot;non-dropping-particle&quot;:&quot;&quot;},{&quot;family&quot;:&quot;Gandla&quot;,&quot;given&quot;:&quot;Sai Teja&quot;,&quot;parse-names&quot;:false,&quot;dropping-particle&quot;:&quot;&quot;,&quot;non-dropping-particle&quot;:&quot;&quot;}],&quot;container-title&quot;:&quot;Heliyon&quot;,&quot;container-title-short&quot;:&quot;Heliyon&quot;,&quot;DOI&quot;:&quot;10.1016/j.heliyon.2020.e04096&quot;,&quot;ISSN&quot;:&quot;24058440&quot;,&quot;issued&quot;:{&quot;date-parts&quot;:[[2020,7,1]]},&quot;abstract&quot;:&quot;Electrical engineering; Environmental science; Systems engineering; Control systems; Wireless network; Communication system; Water treatment; WQM; Temperature; Wireless communication; Turbidity; Humidity; pH; MCU.; IoT.&quot;,&quot;publisher&quot;:&quot;Elsevier Ltd&quot;,&quot;issue&quot;:&quot;7&quot;,&quot;volume&quot;:&quot;6&quot;},&quot;isTemporary&quot;:false}]},{&quot;citationID&quot;:&quot;MENDELEY_CITATION_e4b92333-e42f-4153-84e1-83e04d547056&quot;,&quot;properties&quot;:{&quot;noteIndex&quot;:0},&quot;isEdited&quot;:false,&quot;manualOverride&quot;:{&quot;isManuallyOverridden&quot;:false,&quot;citeprocText&quot;:&quot;[4]&quot;,&quot;manualOverrideText&quot;:&quot;&quot;},&quot;citationTag&quot;:&quot;MENDELEY_CITATION_v3_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&quot;,&quot;citationItems&quot;:[{&quot;id&quot;:&quot;1fd5b7a8-e6c7-3d4e-9969-795a7e89d89f&quot;,&quot;itemData&quot;:{&quot;type&quot;:&quot;article&quot;,&quot;id&quot;:&quot;1fd5b7a8-e6c7-3d4e-9969-795a7e89d89f&quot;,&quot;title&quot;:&quot;The Integration of IoT (Internet of Things) Sensors and Location-Based Services for Water Quality Monitoring: A Systematic Literature Review&quot;,&quot;author&quot;:[{&quot;family&quot;:&quot;Bandara&quot;,&quot;given&quot;:&quot;Rajapaksha Mudiyanselage Prasad Niroshan Sanjaya&quot;,&quot;parse-names&quot;:false,&quot;dropping-particle&quot;:&quot;&quot;,&quot;non-dropping-particle&quot;:&quot;&quot;},{&quot;family&quot;:&quot;Jayasignhe&quot;,&quot;given&quot;:&quot;Amila Buddhika&quot;,&quot;parse-names&quot;:false,&quot;dropping-particle&quot;:&quot;&quot;,&quot;non-dropping-particle&quot;:&quot;&quot;},{&quot;family&quot;:&quot;Retscher&quot;,&quot;given&quot;:&quot;Günther&quot;,&quot;parse-names&quot;:false,&quot;dropping-particle&quot;:&quot;&quot;,&quot;non-dropping-particle&quot;:&quot;&quot;}],&quot;container-title&quot;:&quot;Sensors&quot;,&quot;DOI&quot;:&quot;10.3390/s25061918&quot;,&quot;ISSN&quot;:&quot;14248220&quot;,&quot;PMID&quot;:&quot;40293038&quot;,&quot;issued&quot;:{&quot;date-parts&quot;:[[2025,3,1]]},&quot;abstract&quot;:&quot;The increasing demand for clean and reliable water resources, coupled with the growing threat of water pollution, has made real-time water quality (WQ) monitoring and assessment a critical priority in many urban areas. Urban environments encounter substantial challenges in maintaining WQ, driven by factors such as rapid population growth, industrial expansion, and the impacts of climate change. Effective real-time WQ monitoring is essential for safeguarding public health, promoting environmental sustainability, and ensuring adherence to regulatory standards. The rapid advancement of Internet of Things (IoT) sensor technologies and smartphone applications presents an opportunity to develop integrated platforms for real-time WQ assessment. Advances in the IoT provide a transformative solution for WQ monitoring, revolutionizing the way we assess and manage our water resources. Moreover, recent developments in Location-Based Services (LBSs) and Global Navigation Satellite Systems (GNSSs) have significantly enhanced the accessibility and accuracy of location information. With the proliferation of GNSS services, such as GPS, GLONASS, Galileo, and BeiDou, users now have access to a diverse range of location data that are more precise and reliable than ever before. These advancements have made it easier to integrate location information into various applications, from urban planning and disaster management to environmental monitoring and transportation. The availability of multi-GNSS support allows for improved satellite coverage and reduces the potential for signal loss in urban environments or densely built environments. To harness this potential and to enable the seamless integration of the IoT and LBSs for sustainable WQ monitoring, a systematic literature review was conducted to determine past trends and future opportunities. This research aimed to review the limitations of traditional monitoring systems while fostering an understanding of the positioning capabilities of LBSs in environmental monitoring for sustainable urban development. The review highlights both the advancements and challenges in using the IoT and LBSs for real-time WQ monitoring, offering critical insights into the current state of the technology and its potential for future development. There is a pressing need for an integrated, real-time WQ monitoring system that is cost-effective and accessible. Such a system should leverage IoT sensor networks and LBSs to provide continuous monitoring, immediate feedback, and spatially dynamic insights, empowering stakeholders to address WQ issues collaboratively and efficiently.&quot;,&quot;publisher&quot;:&quot;Multidisciplinary Digital Publishing Institute (MDPI)&quot;,&quot;issue&quot;:&quot;6&quot;,&quot;volume&quot;:&quot;25&quot;,&quot;container-title-short&quot;:&quot;&quot;},&quot;isTemporary&quot;:false}]},{&quot;citationID&quot;:&quot;MENDELEY_CITATION_d7976fff-5771-4859-befe-16cd6161999e&quot;,&quot;properties&quot;:{&quot;noteIndex&quot;:0},&quot;isEdited&quot;:false,&quot;manualOverride&quot;:{&quot;isManuallyOverridden&quot;:false,&quot;citeprocText&quot;:&quot;[13]&quot;,&quot;manualOverrideText&quot;:&quot;&quot;},&quot;citationTag&quot;:&quot;MENDELEY_CITATION_v3_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&quot;,&quot;citationItems&quot;:[{&quot;id&quot;:&quot;a324429a-2a53-3418-ad59-2ee6c8f85f1e&quot;,&quot;itemData&quot;:{&quot;type&quot;:&quot;article-journal&quot;,&quot;id&quot;:&quot;a324429a-2a53-3418-ad59-2ee6c8f85f1e&quot;,&quot;title&quot;:&quot;Alat Pengukur Kualitas Air Bersih Berdasarkan Tingkat Kekeruhan dan Jumlah Padatan Terlarut&quot;,&quot;author&quot;:[{&quot;family&quot;:&quot;Reforma&quot;,&quot;given&quot;:&quot;Bagas&quot;,&quot;parse-names&quot;:false,&quot;dropping-particle&quot;:&quot;&quot;,&quot;non-dropping-particle&quot;:&quot;&quot;},{&quot;family&quot;:&quot;Ma'arif&quot;,&quot;given&quot;:&quot;Alfian&quot;,&quot;parse-names&quot;:false,&quot;dropping-particle&quot;:&quot;&quot;,&quot;non-dropping-particle&quot;:&quot;&quot;},{&quot;family&quot;:&quot;Sunardi&quot;,&quot;given&quot;:&quot;Sunardi&quot;,&quot;parse-names&quot;:false,&quot;dropping-particle&quot;:&quot;&quot;,&quot;non-dropping-particle&quot;:&quot;&quot;}],&quot;container-title&quot;:&quot;Jurnal Teknologi Elektro&quot;,&quot;DOI&quot;:&quot;10.22441/jte.2022.v13i2.002&quot;,&quot;ISSN&quot;:&quot;2086-9479&quot;,&quot;issued&quot;:{&quot;date-parts&quot;:[[2022,5,31]]},&quot;page&quot;:&quot;66&quot;,&quot;abstract&quot;:&quot;Air merupakan sumber kehidupan yang dibutuhkan oleh makhluk hidup, misalnya untuk mencuci, memasak, membersihkan kotoran di sekitar rumah, mandi, dan konsumsi. Air dapat digolongkan menjadi dua bagian dengan karakteristiknya sendiri, yaitu air bersih dan air kotor. Penelitian ini merancang alat pengukur kualitas air berdasarkan tingkat kekeruhan dan jumlah padatan terlarut. Alat ini menggunakan sensor turbidity untuk mengukur tingkat kekeruhan dan sensor Total Dissolved Solids untuk mengukur jumlah padatan terlarut dalam air. Arduino Uno digunakan sebagai mikrokontroler untuk memproses data. Hasil keluaran dari nilai kekeruhan dan jumlah padatan terlarut di tampilkan di LCD. Parameter nilai kekeruhan dengan satuan NTU dan jumlah padatan terlarut dengan satuan PPM akan dijadikan kategori air bersih atau air kotor. Berdasarkan hasil pengujian yang telah dilakukan, alat telah dapat menentukan kualitas air bersih dengan benar. Didapat persentase error sebesar 3,86 % untuk sensor kekeruhan dan 2,11% untuk sensor TDS.&quot;,&quot;publisher&quot;:&quot;Universitas Mercu Buana&quot;,&quot;issue&quot;:&quot;2&quot;,&quot;volume&quot;:&quot;13&quot;,&quot;container-title-short&quot;:&quot;&quot;},&quot;isTemporary&quot;:false}]},{&quot;citationID&quot;:&quot;MENDELEY_CITATION_dc79d0ef-0095-4570-9995-1e1dba753674&quot;,&quot;properties&quot;:{&quot;noteIndex&quot;:0},&quot;isEdited&quot;:false,&quot;manualOverride&quot;:{&quot;isManuallyOverridden&quot;:false,&quot;citeprocText&quot;:&quot;[14]&quot;,&quot;manualOverrideText&quot;:&quot;&quot;},&quot;citationTag&quot;:&quot;MENDELEY_CITATION_v3_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&quot;,&quot;citationItems&quot;:[{&quot;id&quot;:&quot;7eb1725a-4765-3ec0-bfde-bfbe7d587d17&quot;,&quot;itemData&quot;:{&quot;type&quot;:&quot;report&quot;,&quot;id&quot;:&quot;7eb1725a-4765-3ec0-bfde-bfbe7d587d17&quot;,&quot;title&quot;:&quot;Guidelines for Drinking-water Quality FOURTH EDITION INCORPORATING THE FIRST ADDENDUM&quot;,&quot;author&quot;:[{&quot;family&quot;:&quot;WHO&quot;,&quot;given&quot;:&quot;&quot;,&quot;parse-names&quot;:false,&quot;dropping-particle&quot;:&quot;&quot;,&quot;non-dropping-particle&quot;:&quot;&quot;}],&quot;issued&quot;:{&quot;date-parts&quot;:[[2017]]},&quot;container-title-short&quot;:&quot;&quot;},&quot;isTemporary&quot;:false}]},{&quot;citationID&quot;:&quot;MENDELEY_CITATION_637abee2-89e9-46bc-bd60-25b1b1b5bb26&quot;,&quot;properties&quot;:{&quot;noteIndex&quot;:0},&quot;isEdited&quot;:false,&quot;manualOverride&quot;:{&quot;isManuallyOverridden&quot;:false,&quot;citeprocText&quot;:&quot;[15]&quot;,&quot;manualOverrideText&quot;:&quot;&quot;},&quot;citationTag&quot;:&quot;MENDELEY_CITATION_v3_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&quot;,&quot;citationItems&quot;:[{&quot;id&quot;:&quot;e1e26e55-b670-3fcc-96f4-f5ce1b0deca4&quot;,&quot;itemData&quot;:{&quot;type&quot;:&quot;report&quot;,&quot;id&quot;:&quot;e1e26e55-b670-3fcc-96f4-f5ce1b0deca4&quot;,&quot;title&quot;:&quot;PERATURAN PEMERINTAH\nNOMOR 82 TAHUN 2001\nTANGGAL 14 Desember 2001\nTENTANG PENGELOLAAN KUALITAS AIR DAN\nPENGENDALIAN PENCEMARAN AIR&quot;,&quot;author&quot;:[{&quot;family&quot;:&quot;Peraturan Pemerintah&quot;,&quot;given&quot;:&quot;&quot;,&quot;parse-names&quot;:false,&quot;dropping-particle&quot;:&quot;&quot;,&quot;non-dropping-particle&quot;:&quot;&quot;}],&quot;issued&quot;:{&quot;date-parts&quot;:[[2001,12,14]]},&quot;container-title-short&quot;:&quot;&quot;},&quot;isTemporary&quot;:false}]},{&quot;citationID&quot;:&quot;MENDELEY_CITATION_a689bb39-418b-4dfc-865c-d49514931201&quot;,&quot;properties&quot;:{&quot;noteIndex&quot;:0},&quot;isEdited&quot;:false,&quot;manualOverride&quot;:{&quot;isManuallyOverridden&quot;:false,&quot;citeprocText&quot;:&quot;[16]&quot;,&quot;manualOverrideText&quot;:&quot;&quot;},&quot;citationTag&quot;:&quot;MENDELEY_CITATION_v3_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&quot;,&quot;citationItems&quot;:[{&quot;id&quot;:&quot;9b19a991-3219-3b2e-8055-a903b2d1a6c7&quot;,&quot;itemData&quot;:{&quot;type&quot;:&quot;article-journal&quot;,&quot;id&quot;:&quot;9b19a991-3219-3b2e-8055-a903b2d1a6c7&quot;,&quot;title&quot;:&quot;Permenkes-No-492-Tahun-2010-tentang-Persyaratan-Kualitas-Air-Minum&quot;,&quot;author&quot;:[{&quot;family&quot;:&quot;Permenkes&quot;,&quot;given&quot;:&quot;&quot;,&quot;parse-names&quot;:false,&quot;dropping-particle&quot;:&quot;&quot;,&quot;non-dropping-particle&quot;:&quot;&quot;}],&quot;issued&quot;:{&quot;date-parts&quot;:[[2010]]},&quot;container-title-short&quot;:&quot;&quot;},&quot;isTemporary&quot;:false}]},{&quot;citationID&quot;:&quot;MENDELEY_CITATION_466cde91-ccfe-4e6a-9a6d-bdefd2031342&quot;,&quot;properties&quot;:{&quot;noteIndex&quot;:0},&quot;isEdited&quot;:false,&quot;manualOverride&quot;:{&quot;isManuallyOverridden&quot;:false,&quot;citeprocText&quot;:&quot;[14], [15], [16]&quot;,&quot;manualOverrideText&quot;:&quot;&quot;},&quot;citationTag&quot;:&quot;MENDELEY_CITATION_v3_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&quot;,&quot;citationItems&quot;:[{&quot;id&quot;:&quot;e1e26e55-b670-3fcc-96f4-f5ce1b0deca4&quot;,&quot;itemData&quot;:{&quot;type&quot;:&quot;report&quot;,&quot;id&quot;:&quot;e1e26e55-b670-3fcc-96f4-f5ce1b0deca4&quot;,&quot;title&quot;:&quot;PERATURAN PEMERINTAH\nNOMOR 82 TAHUN 2001\nTANGGAL 14 Desember 2001\nTENTANG PENGELOLAAN KUALITAS AIR DAN\nPENGENDALIAN PENCEMARAN AIR&quot;,&quot;author&quot;:[{&quot;family&quot;:&quot;Peraturan Pemerintah&quot;,&quot;given&quot;:&quot;&quot;,&quot;parse-names&quot;:false,&quot;dropping-particle&quot;:&quot;&quot;,&quot;non-dropping-particle&quot;:&quot;&quot;}],&quot;issued&quot;:{&quot;date-parts&quot;:[[2001,12,14]]},&quot;container-title-short&quot;:&quot;&quot;},&quot;isTemporary&quot;:false},{&quot;id&quot;:&quot;7eb1725a-4765-3ec0-bfde-bfbe7d587d17&quot;,&quot;itemData&quot;:{&quot;type&quot;:&quot;report&quot;,&quot;id&quot;:&quot;7eb1725a-4765-3ec0-bfde-bfbe7d587d17&quot;,&quot;title&quot;:&quot;Guidelines for Drinking-water Quality FOURTH EDITION INCORPORATING THE FIRST ADDENDUM&quot;,&quot;author&quot;:[{&quot;family&quot;:&quot;WHO&quot;,&quot;given&quot;:&quot;&quot;,&quot;parse-names&quot;:false,&quot;dropping-particle&quot;:&quot;&quot;,&quot;non-dropping-particle&quot;:&quot;&quot;}],&quot;issued&quot;:{&quot;date-parts&quot;:[[2017]]},&quot;container-title-short&quot;:&quot;&quot;},&quot;isTemporary&quot;:false},{&quot;id&quot;:&quot;9b19a991-3219-3b2e-8055-a903b2d1a6c7&quot;,&quot;itemData&quot;:{&quot;type&quot;:&quot;article-journal&quot;,&quot;id&quot;:&quot;9b19a991-3219-3b2e-8055-a903b2d1a6c7&quot;,&quot;title&quot;:&quot;Permenkes-No-492-Tahun-2010-tentang-Persyaratan-Kualitas-Air-Minum&quot;,&quot;author&quot;:[{&quot;family&quot;:&quot;Permenkes&quot;,&quot;given&quot;:&quot;&quot;,&quot;parse-names&quot;:false,&quot;dropping-particle&quot;:&quot;&quot;,&quot;non-dropping-particle&quot;:&quot;&quot;}],&quot;issued&quot;:{&quot;date-parts&quot;:[[2010]]},&quot;container-title-short&quot;:&quot;&quot;},&quot;isTemporary&quot;:false}]},{&quot;citationID&quot;:&quot;MENDELEY_CITATION_fca295fb-b575-4a6b-92b4-7fbf4fe28d95&quot;,&quot;properties&quot;:{&quot;noteIndex&quot;:0},&quot;isEdited&quot;:false,&quot;manualOverride&quot;:{&quot;isManuallyOverridden&quot;:false,&quot;citeprocText&quot;:&quot;[14], [15], [16]&quot;,&quot;manualOverrideText&quot;:&quot;&quot;},&quot;citationTag&quot;:&quot;MENDELEY_CITATION_v3_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&quot;,&quot;citationItems&quot;:[{&quot;id&quot;:&quot;7eb1725a-4765-3ec0-bfde-bfbe7d587d17&quot;,&quot;itemData&quot;:{&quot;type&quot;:&quot;report&quot;,&quot;id&quot;:&quot;7eb1725a-4765-3ec0-bfde-bfbe7d587d17&quot;,&quot;title&quot;:&quot;Guidelines for Drinking-water Quality FOURTH EDITION INCORPORATING THE FIRST ADDENDUM&quot;,&quot;author&quot;:[{&quot;family&quot;:&quot;WHO&quot;,&quot;given&quot;:&quot;&quot;,&quot;parse-names&quot;:false,&quot;dropping-particle&quot;:&quot;&quot;,&quot;non-dropping-particle&quot;:&quot;&quot;}],&quot;issued&quot;:{&quot;date-parts&quot;:[[2017]]},&quot;container-title-short&quot;:&quot;&quot;},&quot;isTemporary&quot;:false},{&quot;id&quot;:&quot;9b19a991-3219-3b2e-8055-a903b2d1a6c7&quot;,&quot;itemData&quot;:{&quot;type&quot;:&quot;article-journal&quot;,&quot;id&quot;:&quot;9b19a991-3219-3b2e-8055-a903b2d1a6c7&quot;,&quot;title&quot;:&quot;Permenkes-No-492-Tahun-2010-tentang-Persyaratan-Kualitas-Air-Minum&quot;,&quot;author&quot;:[{&quot;family&quot;:&quot;Permenkes&quot;,&quot;given&quot;:&quot;&quot;,&quot;parse-names&quot;:false,&quot;dropping-particle&quot;:&quot;&quot;,&quot;non-dropping-particle&quot;:&quot;&quot;}],&quot;issued&quot;:{&quot;date-parts&quot;:[[2010]]},&quot;container-title-short&quot;:&quot;&quot;},&quot;isTemporary&quot;:false},{&quot;id&quot;:&quot;e1e26e55-b670-3fcc-96f4-f5ce1b0deca4&quot;,&quot;itemData&quot;:{&quot;type&quot;:&quot;report&quot;,&quot;id&quot;:&quot;e1e26e55-b670-3fcc-96f4-f5ce1b0deca4&quot;,&quot;title&quot;:&quot;PERATURAN PEMERINTAH\nNOMOR 82 TAHUN 2001\nTANGGAL 14 Desember 2001\nTENTANG PENGELOLAAN KUALITAS AIR DAN\nPENGENDALIAN PENCEMARAN AIR&quot;,&quot;author&quot;:[{&quot;family&quot;:&quot;Peraturan Pemerintah&quot;,&quot;given&quot;:&quot;&quot;,&quot;parse-names&quot;:false,&quot;dropping-particle&quot;:&quot;&quot;,&quot;non-dropping-particle&quot;:&quot;&quot;}],&quot;issued&quot;:{&quot;date-parts&quot;:[[2001,12,14]]},&quot;container-title-short&quot;:&quot;&quot;},&quot;isTemporary&quot;:false}]},{&quot;citationID&quot;:&quot;MENDELEY_CITATION_b759a5f1-991c-4a95-a85b-6b3156804eb1&quot;,&quot;properties&quot;:{&quot;noteIndex&quot;:0},&quot;isEdited&quot;:false,&quot;manualOverride&quot;:{&quot;isManuallyOverridden&quot;:false,&quot;citeprocText&quot;:&quot;[14], [15], [16]&quot;,&quot;manualOverrideText&quot;:&quot;&quot;},&quot;citationTag&quot;:&quot;MENDELEY_CITATION_v3_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&quot;,&quot;citationItems&quot;:[{&quot;id&quot;:&quot;9b19a991-3219-3b2e-8055-a903b2d1a6c7&quot;,&quot;itemData&quot;:{&quot;type&quot;:&quot;article-journal&quot;,&quot;id&quot;:&quot;9b19a991-3219-3b2e-8055-a903b2d1a6c7&quot;,&quot;title&quot;:&quot;Permenkes-No-492-Tahun-2010-tentang-Persyaratan-Kualitas-Air-Minum&quot;,&quot;author&quot;:[{&quot;family&quot;:&quot;Permenkes&quot;,&quot;given&quot;:&quot;&quot;,&quot;parse-names&quot;:false,&quot;dropping-particle&quot;:&quot;&quot;,&quot;non-dropping-particle&quot;:&quot;&quot;}],&quot;issued&quot;:{&quot;date-parts&quot;:[[2010]]},&quot;container-title-short&quot;:&quot;&quot;},&quot;isTemporary&quot;:false},{&quot;id&quot;:&quot;e1e26e55-b670-3fcc-96f4-f5ce1b0deca4&quot;,&quot;itemData&quot;:{&quot;type&quot;:&quot;report&quot;,&quot;id&quot;:&quot;e1e26e55-b670-3fcc-96f4-f5ce1b0deca4&quot;,&quot;title&quot;:&quot;PERATURAN PEMERINTAH\nNOMOR 82 TAHUN 2001\nTANGGAL 14 Desember 2001\nTENTANG PENGELOLAAN KUALITAS AIR DAN\nPENGENDALIAN PENCEMARAN AIR&quot;,&quot;author&quot;:[{&quot;family&quot;:&quot;Peraturan Pemerintah&quot;,&quot;given&quot;:&quot;&quot;,&quot;parse-names&quot;:false,&quot;dropping-particle&quot;:&quot;&quot;,&quot;non-dropping-particle&quot;:&quot;&quot;}],&quot;issued&quot;:{&quot;date-parts&quot;:[[2001,12,14]]},&quot;container-title-short&quot;:&quot;&quot;},&quot;isTemporary&quot;:false},{&quot;id&quot;:&quot;7eb1725a-4765-3ec0-bfde-bfbe7d587d17&quot;,&quot;itemData&quot;:{&quot;type&quot;:&quot;report&quot;,&quot;id&quot;:&quot;7eb1725a-4765-3ec0-bfde-bfbe7d587d17&quot;,&quot;title&quot;:&quot;Guidelines for Drinking-water Quality FOURTH EDITION INCORPORATING THE FIRST ADDENDUM&quot;,&quot;author&quot;:[{&quot;family&quot;:&quot;WHO&quot;,&quot;given&quot;:&quot;&quot;,&quot;parse-names&quot;:false,&quot;dropping-particle&quot;:&quot;&quot;,&quot;non-dropping-particle&quot;:&quot;&quot;}],&quot;issued&quot;:{&quot;date-parts&quot;:[[2017]]},&quot;container-title-short&quot;:&quot;&quot;},&quot;isTemporary&quot;:false}]},{&quot;citationID&quot;:&quot;MENDELEY_CITATION_8e1b674b-44ca-4bcd-8099-f0eb4a3e571d&quot;,&quot;properties&quot;:{&quot;noteIndex&quot;:0},&quot;isEdited&quot;:false,&quot;manualOverride&quot;:{&quot;isManuallyOverridden&quot;:false,&quot;citeprocText&quot;:&quot;[14]&quot;,&quot;manualOverrideText&quot;:&quot;&quot;},&quot;citationTag&quot;:&quot;MENDELEY_CITATION_v3_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&quot;,&quot;citationItems&quot;:[{&quot;id&quot;:&quot;7eb1725a-4765-3ec0-bfde-bfbe7d587d17&quot;,&quot;itemData&quot;:{&quot;type&quot;:&quot;report&quot;,&quot;id&quot;:&quot;7eb1725a-4765-3ec0-bfde-bfbe7d587d17&quot;,&quot;title&quot;:&quot;Guidelines for Drinking-water Quality FOURTH EDITION INCORPORATING THE FIRST ADDENDUM&quot;,&quot;author&quot;:[{&quot;family&quot;:&quot;WHO&quot;,&quot;given&quot;:&quot;&quot;,&quot;parse-names&quot;:false,&quot;dropping-particle&quot;:&quot;&quot;,&quot;non-dropping-particle&quot;:&quot;&quot;}],&quot;issued&quot;:{&quot;date-parts&quot;:[[2017]]},&quot;container-title-short&quot;:&quot;&quot;},&quot;isTemporary&quot;:false}]},{&quot;citationID&quot;:&quot;MENDELEY_CITATION_706280f3-3129-40ff-a805-98e25e152a31&quot;,&quot;properties&quot;:{&quot;noteIndex&quot;:0},&quot;isEdited&quot;:false,&quot;manualOverride&quot;:{&quot;isManuallyOverridden&quot;:false,&quot;citeprocText&quot;:&quot;[14], [15], [16]&quot;,&quot;manualOverrideText&quot;:&quot;&quot;},&quot;citationTag&quot;:&quot;MENDELEY_CITATION_v3_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&quot;,&quot;citationItems&quot;:[{&quot;id&quot;:&quot;7eb1725a-4765-3ec0-bfde-bfbe7d587d17&quot;,&quot;itemData&quot;:{&quot;type&quot;:&quot;report&quot;,&quot;id&quot;:&quot;7eb1725a-4765-3ec0-bfde-bfbe7d587d17&quot;,&quot;title&quot;:&quot;Guidelines for Drinking-water Quality FOURTH EDITION INCORPORATING THE FIRST ADDENDUM&quot;,&quot;author&quot;:[{&quot;family&quot;:&quot;WHO&quot;,&quot;given&quot;:&quot;&quot;,&quot;parse-names&quot;:false,&quot;dropping-particle&quot;:&quot;&quot;,&quot;non-dropping-particle&quot;:&quot;&quot;}],&quot;issued&quot;:{&quot;date-parts&quot;:[[2017]]},&quot;container-title-short&quot;:&quot;&quot;},&quot;isTemporary&quot;:false},{&quot;id&quot;:&quot;e1e26e55-b670-3fcc-96f4-f5ce1b0deca4&quot;,&quot;itemData&quot;:{&quot;type&quot;:&quot;report&quot;,&quot;id&quot;:&quot;e1e26e55-b670-3fcc-96f4-f5ce1b0deca4&quot;,&quot;title&quot;:&quot;PERATURAN PEMERINTAH\nNOMOR 82 TAHUN 2001\nTANGGAL 14 Desember 2001\nTENTANG PENGELOLAAN KUALITAS AIR DAN\nPENGENDALIAN PENCEMARAN AIR&quot;,&quot;author&quot;:[{&quot;family&quot;:&quot;Peraturan Pemerintah&quot;,&quot;given&quot;:&quot;&quot;,&quot;parse-names&quot;:false,&quot;dropping-particle&quot;:&quot;&quot;,&quot;non-dropping-particle&quot;:&quot;&quot;}],&quot;issued&quot;:{&quot;date-parts&quot;:[[2001,12,14]]},&quot;container-title-short&quot;:&quot;&quot;},&quot;isTemporary&quot;:false},{&quot;id&quot;:&quot;9b19a991-3219-3b2e-8055-a903b2d1a6c7&quot;,&quot;itemData&quot;:{&quot;type&quot;:&quot;article-journal&quot;,&quot;id&quot;:&quot;9b19a991-3219-3b2e-8055-a903b2d1a6c7&quot;,&quot;title&quot;:&quot;Permenkes-No-492-Tahun-2010-tentang-Persyaratan-Kualitas-Air-Minum&quot;,&quot;author&quot;:[{&quot;family&quot;:&quot;Permenkes&quot;,&quot;given&quot;:&quot;&quot;,&quot;parse-names&quot;:false,&quot;dropping-particle&quot;:&quot;&quot;,&quot;non-dropping-particle&quot;:&quot;&quot;}],&quot;issued&quot;:{&quot;date-parts&quot;:[[2010]]},&quot;container-title-short&quot;:&quot;&quot;},&quot;isTemporary&quot;:false}]},{&quot;citationID&quot;:&quot;MENDELEY_CITATION_8bdbc566-7f0f-4ea7-ba07-13bfba30b56d&quot;,&quot;properties&quot;:{&quot;noteIndex&quot;:0},&quot;isEdited&quot;:false,&quot;manualOverride&quot;:{&quot;isManuallyOverridden&quot;:false,&quot;citeprocText&quot;:&quot;[17]&quot;,&quot;manualOverrideText&quot;:&quot;&quot;},&quot;citationTag&quot;:&quot;MENDELEY_CITATION_v3_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&quot;,&quot;citationItems&quot;:[{&quot;id&quot;:&quot;c46039f2-fdb4-388a-ad84-781f50f10d84&quot;,&quot;itemData&quot;:{&quot;type&quot;:&quot;report&quot;,&quot;id&quot;:&quot;c46039f2-fdb4-388a-ad84-781f50f10d84&quot;,&quot;title&quot;:&quot;ESP32 Series Datasheet Version 5.2 2.4 GHz Wi-Fi + Bluetooth ® + Bluetooth LE SoC Including&quot;,&quot;author&quot;:[{&quot;family&quot;:&quot;Espressif&quot;,&quot;given&quot;:&quot;&quot;,&quot;parse-names&quot;:false,&quot;dropping-particle&quot;:&quot;&quot;,&quot;non-dropping-particle&quot;:&quot;&quot;}],&quot;URL&quot;:&quot;www.espressif.com&quot;,&quot;issued&quot;:{&quot;date-parts&quot;:[[2023]]},&quot;container-title-short&quot;:&quot;&quot;},&quot;isTemporary&quot;:false}]},{&quot;citationID&quot;:&quot;MENDELEY_CITATION_b7b85747-0760-4da3-92d4-86c2f8208c5c&quot;,&quot;properties&quot;:{&quot;noteIndex&quot;:0},&quot;isEdited&quot;:false,&quot;manualOverride&quot;:{&quot;isManuallyOverridden&quot;:false,&quot;citeprocText&quot;:&quot;[17]&quot;,&quot;manualOverrideText&quot;:&quot;&quot;},&quot;citationTag&quot;:&quot;MENDELEY_CITATION_v3_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&quot;,&quot;citationItems&quot;:[{&quot;id&quot;:&quot;c46039f2-fdb4-388a-ad84-781f50f10d84&quot;,&quot;itemData&quot;:{&quot;type&quot;:&quot;report&quot;,&quot;id&quot;:&quot;c46039f2-fdb4-388a-ad84-781f50f10d84&quot;,&quot;title&quot;:&quot;ESP32 Series Datasheet Version 5.2 2.4 GHz Wi-Fi + Bluetooth ® + Bluetooth LE SoC Including&quot;,&quot;author&quot;:[{&quot;family&quot;:&quot;Espressif&quot;,&quot;given&quot;:&quot;&quot;,&quot;parse-names&quot;:false,&quot;dropping-particle&quot;:&quot;&quot;,&quot;non-dropping-particle&quot;:&quot;&quot;}],&quot;URL&quot;:&quot;www.espressif.com&quot;,&quot;issued&quot;:{&quot;date-parts&quot;:[[2023]]},&quot;container-title-short&quot;:&quot;&quot;},&quot;isTemporary&quot;:false}]},{&quot;citationID&quot;:&quot;MENDELEY_CITATION_238841e9-2c6e-41d7-b691-b74c10650dac&quot;,&quot;properties&quot;:{&quot;noteIndex&quot;:0},&quot;isEdited&quot;:false,&quot;manualOverride&quot;:{&quot;isManuallyOverridden&quot;:false,&quot;citeprocText&quot;:&quot;[17]&quot;,&quot;manualOverrideText&quot;:&quot;&quot;},&quot;citationTag&quot;:&quot;MENDELEY_CITATION_v3_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&quot;,&quot;citationItems&quot;:[{&quot;id&quot;:&quot;c46039f2-fdb4-388a-ad84-781f50f10d84&quot;,&quot;itemData&quot;:{&quot;type&quot;:&quot;report&quot;,&quot;id&quot;:&quot;c46039f2-fdb4-388a-ad84-781f50f10d84&quot;,&quot;title&quot;:&quot;ESP32 Series Datasheet Version 5.2 2.4 GHz Wi-Fi + Bluetooth ® + Bluetooth LE SoC Including&quot;,&quot;author&quot;:[{&quot;family&quot;:&quot;Espressif&quot;,&quot;given&quot;:&quot;&quot;,&quot;parse-names&quot;:false,&quot;dropping-particle&quot;:&quot;&quot;,&quot;non-dropping-particle&quot;:&quot;&quot;}],&quot;URL&quot;:&quot;www.espressif.com&quot;,&quot;issued&quot;:{&quot;date-parts&quot;:[[2023]]},&quot;container-title-short&quot;:&quot;&quot;},&quot;isTemporary&quot;:false}]},{&quot;citationID&quot;:&quot;MENDELEY_CITATION_38434ca0-38db-4f4f-85c7-8c69811af434&quot;,&quot;properties&quot;:{&quot;noteIndex&quot;:0},&quot;isEdited&quot;:false,&quot;manualOverride&quot;:{&quot;isManuallyOverridden&quot;:false,&quot;citeprocText&quot;:&quot;[18]&quot;,&quot;manualOverrideText&quot;:&quot;&quot;},&quot;citationTag&quot;:&quot;MENDELEY_CITATION_v3_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&quot;,&quot;citationItems&quot;:[{&quot;id&quot;:&quot;0bb2945d-de36-3b5c-ac96-199a399355cf&quot;,&quot;itemData&quot;:{&quot;type&quot;:&quot;article-journal&quot;,&quot;id&quot;:&quot;0bb2945d-de36-3b5c-ac96-199a399355cf&quot;,&quot;title&quot;:&quot;Integrated water quality monitoring system with pH, free chlorine, and temperature sensors&quot;,&quot;author&quot;:[{&quot;family&quot;:&quot;Qin&quot;,&quot;given&quot;:&quot;Yiheng&quot;,&quot;parse-names&quot;:false,&quot;dropping-particle&quot;:&quot;&quot;,&quot;non-dropping-particle&quot;:&quot;&quot;},{&quot;family&quot;:&quot;Alam&quot;,&quot;given&quot;:&quot;Arif U.&quot;,&quot;parse-names&quot;:false,&quot;dropping-particle&quot;:&quot;&quot;,&quot;non-dropping-particle&quot;:&quot;&quot;},{&quot;family&quot;:&quot;Pan&quot;,&quot;given&quot;:&quot;Si&quot;,&quot;parse-names&quot;:false,&quot;dropping-particle&quot;:&quot;&quot;,&quot;non-dropping-particle&quot;:&quot;&quot;},{&quot;family&quot;:&quot;Howlader&quot;,&quot;given&quot;:&quot;Matiar M.R.&quot;,&quot;parse-names&quot;:false,&quot;dropping-particle&quot;:&quot;&quot;,&quot;non-dropping-particle&quot;:&quot;&quot;},{&quot;family&quot;:&quot;Ghosh&quot;,&quot;given&quot;:&quot;Raja&quot;,&quot;parse-names&quot;:false,&quot;dropping-particle&quot;:&quot;&quot;,&quot;non-dropping-particle&quot;:&quot;&quot;},{&quot;family&quot;:&quot;Hu&quot;,&quot;given&quot;:&quot;Nan Xing&quot;,&quot;parse-names&quot;:false,&quot;dropping-particle&quot;:&quot;&quot;,&quot;non-dropping-particle&quot;:&quot;&quot;},{&quot;family&quot;:&quot;Jin&quot;,&quot;given&quot;:&quot;Hao&quot;,&quot;parse-names&quot;:false,&quot;dropping-particle&quot;:&quot;&quot;,&quot;non-dropping-particle&quot;:&quot;&quot;},{&quot;family&quot;:&quot;Dong&quot;,&quot;given&quot;:&quot;Shurong&quot;,&quot;parse-names&quot;:false,&quot;dropping-particle&quot;:&quot;&quot;,&quot;non-dropping-particle&quot;:&quot;&quot;},{&quot;family&quot;:&quot;Chen&quot;,&quot;given&quot;:&quot;Chih Hung&quot;,&quot;parse-names&quot;:false,&quot;dropping-particle&quot;:&quot;&quot;,&quot;non-dropping-particle&quot;:&quot;&quot;},{&quot;family&quot;:&quot;Deen&quot;,&quot;given&quot;:&quot;M. Jamal&quot;,&quot;parse-names&quot;:false,&quot;dropping-particle&quot;:&quot;&quot;,&quot;non-dropping-particle&quot;:&quot;&quot;}],&quot;container-title&quot;:&quot;Sensors and Actuators, B: Chemical&quot;,&quot;container-title-short&quot;:&quot;Sens Actuators B Chem&quot;,&quot;DOI&quot;:&quot;10.1016/j.snb.2017.07.188&quot;,&quot;ISSN&quot;:&quot;09254005&quot;,&quot;issued&quot;:{&quot;date-parts&quot;:[[2018,2,1]]},&quot;page&quot;:&quot;781-790&quot;,&quot;abstract&quot;:&quot;Accurate, efficient, inexpensive, and multi-parameter monitoring of water quality parameters is critical for continued water safety from developed urban regions to resource-limited or sparsely populated areas. This study describes an integrated sensing system with solution-processed pH, free chlorine, and temperature sensors on a common glass substrate. The pH and temperature sensors are fabricated by low-cost inkjet printing of palladium/palladium oxide and silver. The potentiometric pH sensor has a high sensitivity of 60.6 mV/pH and a fast response of 15 s. The Wheatstone-bridge-based temperature sensor shows an immediate response of 3.35 mV/°C towards temperature change. The free chlorine sensor is based on an electrochemically modified pencil lead, which exhibits a stable and reproducible sensitivity of 342 nA/ppm for hypochlorous acid. Such a free chlorine sensor is potentiostat-free and calibration-free, so it is easy-to-use. The three sensors are connected to a field-programmable gate array board for data collection, analysis and display, with real-time pH and temperature compensation for free chlorine sensing. The developed sensing system is user-friendly, cost-effective, and can monitor water samples in real-time with an accuracy of &gt;82%. This platform enables water quality monitoring by nonprofessionals in a simple manner.&quot;,&quot;publisher&quot;:&quot;Elsevier B.V.&quot;,&quot;volume&quot;:&quot;255&quot;},&quot;isTemporary&quot;:false}]},{&quot;citationID&quot;:&quot;MENDELEY_CITATION_0315617e-78ad-4475-a6d2-891c10087460&quot;,&quot;properties&quot;:{&quot;noteIndex&quot;:0},&quot;isEdited&quot;:false,&quot;manualOverride&quot;:{&quot;isManuallyOverridden&quot;:false,&quot;citeprocText&quot;:&quot;[19]&quot;,&quot;manualOverrideText&quot;:&quot;&quot;},&quot;citationTag&quot;:&quot;MENDELEY_CITATION_v3_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&quot;,&quot;citationItems&quot;:[{&quot;id&quot;:&quot;7d093580-face-3215-924f-97b84ba5192d&quot;,&quot;itemData&quot;:{&quot;type&quot;:&quot;article-journal&quot;,&quot;id&quot;:&quot;7d093580-face-3215-924f-97b84ba5192d&quot;,&quot;title&quot;:&quot;Design and Development of an IoT-based Water Level and Quality Monitoring System as a Mechatronics Learning Tool at Makassar Aviation Polytechnic&quot;,&quot;author&quot;:[{&quot;family&quot;:&quot;Cen&quot;,&quot;given&quot;:&quot;Sally&quot;,&quot;parse-names&quot;:false,&quot;dropping-particle&quot;:&quot;&quot;,&quot;non-dropping-particle&quot;:&quot;&quot;},{&quot;family&quot;:&quot;Novita&quot;,&quot;given&quot;:&quot;Sheilla&quot;,&quot;parse-names&quot;:false,&quot;dropping-particle&quot;:&quot;&quot;,&quot;non-dropping-particle&quot;:&quot;&quot;},{&quot;family&quot;:&quot;Rossydi&quot;,&quot;given&quot;:&quot;Ahmad&quot;,&quot;parse-names&quot;:false,&quot;dropping-particle&quot;:&quot;&quot;,&quot;non-dropping-particle&quot;:&quot;&quot;},{&quot;family&quot;:&quot;Khairunnisa&quot;,&quot;given&quot;:&quot;Indah&quot;,&quot;parse-names&quot;:false,&quot;dropping-particle&quot;:&quot;&quot;,&quot;non-dropping-particle&quot;:&quot;&quot;},{&quot;family&quot;:&quot;Winardi&quot;,&quot;given&quot;:&quot;Slamet&quot;,&quot;parse-names&quot;:false,&quot;dropping-particle&quot;:&quot;&quot;,&quot;non-dropping-particle&quot;:&quot;&quot;}],&quot;container-title&quot;:&quot;Airman: Jurnal Teknik dan Keselamatan Transportasi&quot;,&quot;DOI&quot;:&quot;10.46509/ajtk.v8i2.763&quot;,&quot;ISSN&quot;:&quot;2716-1196&quot;,&quot;URL&quot;:&quot;https://jurnal.poltekbangmakassar.ac.id/index.php/airman/article/view/763&quot;,&quot;issued&quot;:{&quot;date-parts&quot;:[[2025,12,25]]},&quot;page&quot;:&quot;1-12&quot;,&quot;abstract&quot;:&quot;&lt;p&gt;Hands-on learning tools that integrate Internet of Things (IoT) technology remain limited in vocational aviation education, often restricting students to theoretical instruction without sufficient practical exposure. To address this gap, this study presents the design and development of an IoT-based water-level and quality-monitoring system as an interactive learning medium for the Mechatronics course at the Makassar Aviation Polytechnic. The system integrates three key sensors: an HC-SR04 ultrasonic sensor for water level measurement, a pH-4502C sensor for acidity detection, and a TDS sensor for dissolved solids analysis. Data from all sensors was processed by a NodeMCU ESP32 microcontroller, displayed locally on a 20×4 LCD, and transmitted in real time to the Thinger.io platform via Wi-Fi, enabling both local and remote monitoring. The research followed a Research and Development (R&amp;amp;D) methodology using a waterfall model, encompassing needs analysis, design, implementation, testing, and maintenance. Validation was conducted by comparing the instrument with standard instruments under identical conditions. Results showed average error rates of 4.38% for the ultrasonic sensor, 4.69% for the pH sensor, and 1.76% for the TDS sensor, indicating high measurement accuracy. The findings demonstrate that the developed system not only offers a reliable solution for real-time water monitoring but also functions as an effective pedagogical tool, strengthening students’ competencies in sensor integration, microcontroller programming, and IoT-based communication. By bridging the gap between theory and practice, the system enhances student preparedness for Industry 4.0 and supports the advancement of technology-driven aviation education.&lt;/p&gt;&quot;,&quot;issue&quot;:&quot;2&quot;,&quot;volume&quot;:&quot;8&quot;,&quot;container-title-short&quot;:&quot;&quot;},&quot;isTemporary&quot;:false}]},{&quot;citationID&quot;:&quot;MENDELEY_CITATION_59f2d447-b3d9-4283-ba10-3e83a1e330b1&quot;,&quot;properties&quot;:{&quot;noteIndex&quot;:0},&quot;isEdited&quot;:false,&quot;manualOverride&quot;:{&quot;isManuallyOverridden&quot;:false,&quot;citeprocText&quot;:&quot;[20]&quot;,&quot;manualOverrideText&quot;:&quot;&quot;},&quot;citationTag&quot;:&quot;MENDELEY_CITATION_v3_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&quot;,&quot;citationItems&quot;:[{&quot;id&quot;:&quot;ad4dd761-9ae7-3be9-90fb-6458cb6a37e7&quot;,&quot;itemData&quot;:{&quot;type&quot;:&quot;article-journal&quot;,&quot;id&quot;:&quot;ad4dd761-9ae7-3be9-90fb-6458cb6a37e7&quot;,&quot;title&quot;:&quot;Advances in optical based turbidity sensing using led photometry (Pedd)&quot;,&quot;author&quot;:[{&quot;family&quot;:&quot;Fay&quot;,&quot;given&quot;:&quot;Cormac D.&quot;,&quot;parse-names&quot;:false,&quot;dropping-particle&quot;:&quot;&quot;,&quot;non-dropping-particle&quot;:&quot;&quot;},{&quot;family&quot;:&quot;Nattestad&quot;,&quot;given&quot;:&quot;Andrew&quot;,&quot;parse-names&quot;:false,&quot;dropping-particle&quot;:&quot;&quot;,&quot;non-dropping-particle&quot;:&quot;&quot;}],&quot;container-title&quot;:&quot;Sensors&quot;,&quot;DOI&quot;:&quot;10.3390/s22010254&quot;,&quot;ISSN&quot;:&quot;14248220&quot;,&quot;PMID&quot;:&quot;35009798&quot;,&quot;issued&quot;:{&quot;date-parts&quot;:[[2022,1,1]]},&quot;abstract&quot;:&quot;Turbidity is one of the primary metrics to determine water quality in terms of health and environmental concerns, however analysis typically takes place in centralized facilities, with samples periodically collected and transported there. Large scale autonomous deployments (WSNs) are impeded by both initial and per measurement costs. In this study we employ a Paired Emitter-Detector Diode (PEDD) technique to quantitatively measure turbidity using analytical grade calibration standards. Our PEDD approach compares favorably against more conventional photodiode-LED arrangements in terms of spectral sensitivity, cost, power use, sensitivity, limit of detection, and physical arrangement as per the ISO 7027 turbidity sensing standard. The findings show that the PEDD technique was superior in all aforementioned aspects. It is therefore more ideal for low-cost, low-power, IoT deployed sensors. The significance of these findings can lead to environmental deployments that greatly lower the device and per-measurement costs.&quot;,&quot;publisher&quot;:&quot;MDPI&quot;,&quot;issue&quot;:&quot;1&quot;,&quot;volume&quot;:&quot;22&quot;,&quot;container-title-short&quot;:&quot;&quot;},&quot;isTemporary&quot;:false}]},{&quot;citationID&quot;:&quot;MENDELEY_CITATION_f0660d19-e40e-4c2c-918a-cb7407d7d3cf&quot;,&quot;properties&quot;:{&quot;noteIndex&quot;:0},&quot;isEdited&quot;:false,&quot;manualOverride&quot;:{&quot;isManuallyOverridden&quot;:false,&quot;citeprocText&quot;:&quot;[21]&quot;,&quot;manualOverrideText&quot;:&quot;&quot;},&quot;citationTag&quot;:&quot;MENDELEY_CITATION_v3_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&quot;,&quot;citationItems&quot;:[{&quot;id&quot;:&quot;bc3bcda7-8546-3055-981e-4d0560ec6863&quot;,&quot;itemData&quot;:{&quot;type&quot;:&quot;report&quot;,&quot;id&quot;:&quot;bc3bcda7-8546-3055-981e-4d0560ec6863&quot;,&quot;title&quot;:&quot;IoT MONITORING KUALITAS AIR DENGAN MENGGUNAKAN SENSOR SUHU, pH, DAN TOTAL DISSOLVED SOLIDS (TDS)&quot;,&quot;author&quot;:[{&quot;family&quot;:&quot;Chuzaini&quot;,&quot;given&quot;:&quot;Fanharis&quot;,&quot;parse-names&quot;:false,&quot;dropping-particle&quot;:&quot;&quot;,&quot;non-dropping-particle&quot;:&quot;&quot;},{&quot;family&quot;:&quot;Studi Fisika&quot;,&quot;given&quot;:&quot;Program&quot;,&quot;parse-names&quot;:false,&quot;dropping-particle&quot;:&quot;&quot;,&quot;non-dropping-particle&quot;:&quot;&quot;},{&quot;family&quot;:&quot;Fisika&quot;,&quot;given&quot;:&quot;Jurusan&quot;,&quot;parse-names&quot;:false,&quot;dropping-particle&quot;:&quot;&quot;,&quot;non-dropping-particle&quot;:&quot;&quot;},{&quot;family&quot;:&quot;Negeri Surabaya&quot;,&quot;given&quot;:&quot;Universitas&quot;,&quot;parse-names&quot;:false,&quot;dropping-particle&quot;:&quot;&quot;,&quot;non-dropping-particle&quot;:&quot;&quot;}],&quot;container-title&quot;:&quot;Jurnal Inovasi Fisika Indonesia (IFI)&quot;,&quot;issued&quot;:{&quot;date-parts&quot;:[[2022]]},&quot;number-of-pages&quot;:&quot;46-56&quot;,&quot;volume&quot;:&quot;11&quot;,&quot;container-title-short&quot;:&quot;&quot;},&quot;isTemporary&quot;:false}]},{&quot;citationID&quot;:&quot;MENDELEY_CITATION_cf138211-d026-4b4a-bc45-75a866f6ab3a&quot;,&quot;properties&quot;:{&quot;noteIndex&quot;:0},&quot;isEdited&quot;:false,&quot;manualOverride&quot;:{&quot;isManuallyOverridden&quot;:false,&quot;citeprocText&quot;:&quot;[22]&quot;,&quot;manualOverrideText&quot;:&quot;&quot;},&quot;citationTag&quot;:&quot;MENDELEY_CITATION_v3_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&quot;,&quot;citationItems&quot;:[{&quot;id&quot;:&quot;013a3863-5d5d-3e15-bd73-8899e37df419&quot;,&quot;itemData&quot;:{&quot;type&quot;:&quot;article-journal&quot;,&quot;id&quot;:&quot;013a3863-5d5d-3e15-bd73-8899e37df419&quot;,&quot;title&quot;:&quot;Internet of Things (IoT): A vision, architectural elements, and future directions&quot;,&quot;author&quot;:[{&quot;family&quot;:&quot;Gubbi&quot;,&quot;given&quot;:&quot;Jayavardhana&quot;,&quot;parse-names&quot;:false,&quot;dropping-particle&quot;:&quot;&quot;,&quot;non-dropping-particle&quot;:&quot;&quot;},{&quot;family&quot;:&quot;Buyya&quot;,&quot;given&quot;:&quot;Rajkumar&quot;,&quot;parse-names&quot;:false,&quot;dropping-particle&quot;:&quot;&quot;,&quot;non-dropping-particle&quot;:&quot;&quot;},{&quot;family&quot;:&quot;Marusic&quot;,&quot;given&quot;:&quot;Slaven&quot;,&quot;parse-names&quot;:false,&quot;dropping-particle&quot;:&quot;&quot;,&quot;non-dropping-particle&quot;:&quot;&quot;},{&quot;family&quot;:&quot;Palaniswami&quot;,&quot;given&quot;:&quot;Marimuthu&quot;,&quot;parse-names&quot;:false,&quot;dropping-particle&quot;:&quot;&quot;,&quot;non-dropping-particle&quot;:&quot;&quot;}],&quot;container-title&quot;:&quot;Future Generation Computer Systems&quot;,&quot;DOI&quot;:&quot;10.1016/j.future.2013.01.010&quot;,&quot;ISSN&quot;:&quot;0167739X&quot;,&quot;issued&quot;:{&quot;date-parts&quot;:[[2013]]},&quot;page&quot;:&quot;1645-1660&quot;,&quot;abstract&quot;:&quot;Ubiquitous sensing enabled by Wireless Sensor Network (WSN) technologies cuts across many areas of modern day living. This offers the ability to measure, infer and understand environmental indicators, from delicate ecologies and natural resources to urban environments. The proliferation of these devices in a communicating-actuating network creates the Internet of Things (IoT), wherein sensors and actuators blend seamlessly with the environment around us, and the information is shared across platforms in order to develop a common operating picture (COP). Fueled by the recent adaptation of a variety of enabling wireless technologies such as RFID tags and embedded sensor and actuator nodes, the IoT has stepped out of its infancy and is the next revolutionary technology in transforming the Internet into a fully integrated Future Internet. As we move from www (static pages web) to web2 (social networking web) to web3 (ubiquitous computing web), the need for data-on-demand using sophisticated intuitive queries increases significantly. This paper presents a Cloud centric vision for worldwide implementation of Internet of Things. The key enabling technologies and application domains that are likely to drive IoT research in the near future are discussed. A Cloud implementation using Aneka, which is based on interaction of private and public Clouds is presented. We conclude our IoT vision by expanding on the need for convergence of WSN, the Internet and distributed computing directed at technological research community. © 2013 Elsevier B.V. All rights reserved.&quot;,&quot;issue&quot;:&quot;7&quot;,&quot;volume&quot;:&quot;29&quot;,&quot;container-title-short&quot;:&quot;&quot;},&quot;isTemporary&quot;:false}]},{&quot;citationID&quot;:&quot;MENDELEY_CITATION_11054e5f-759c-42cd-be91-70bb5b6fa1f5&quot;,&quot;properties&quot;:{&quot;noteIndex&quot;:0},&quot;isEdited&quot;:false,&quot;manualOverride&quot;:{&quot;isManuallyOverridden&quot;:false,&quot;citeprocText&quot;:&quot;[22]&quot;,&quot;manualOverrideText&quot;:&quot;&quot;},&quot;citationTag&quot;:&quot;MENDELEY_CITATION_v3_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&quot;,&quot;citationItems&quot;:[{&quot;id&quot;:&quot;013a3863-5d5d-3e15-bd73-8899e37df419&quot;,&quot;itemData&quot;:{&quot;type&quot;:&quot;article-journal&quot;,&quot;id&quot;:&quot;013a3863-5d5d-3e15-bd73-8899e37df419&quot;,&quot;title&quot;:&quot;Internet of Things (IoT): A vision, architectural elements, and future directions&quot;,&quot;author&quot;:[{&quot;family&quot;:&quot;Gubbi&quot;,&quot;given&quot;:&quot;Jayavardhana&quot;,&quot;parse-names&quot;:false,&quot;dropping-particle&quot;:&quot;&quot;,&quot;non-dropping-particle&quot;:&quot;&quot;},{&quot;family&quot;:&quot;Buyya&quot;,&quot;given&quot;:&quot;Rajkumar&quot;,&quot;parse-names&quot;:false,&quot;dropping-particle&quot;:&quot;&quot;,&quot;non-dropping-particle&quot;:&quot;&quot;},{&quot;family&quot;:&quot;Marusic&quot;,&quot;given&quot;:&quot;Slaven&quot;,&quot;parse-names&quot;:false,&quot;dropping-particle&quot;:&quot;&quot;,&quot;non-dropping-particle&quot;:&quot;&quot;},{&quot;family&quot;:&quot;Palaniswami&quot;,&quot;given&quot;:&quot;Marimuthu&quot;,&quot;parse-names&quot;:false,&quot;dropping-particle&quot;:&quot;&quot;,&quot;non-dropping-particle&quot;:&quot;&quot;}],&quot;container-title&quot;:&quot;Future Generation Computer Systems&quot;,&quot;DOI&quot;:&quot;10.1016/j.future.2013.01.010&quot;,&quot;ISSN&quot;:&quot;0167739X&quot;,&quot;issued&quot;:{&quot;date-parts&quot;:[[2013]]},&quot;page&quot;:&quot;1645-1660&quot;,&quot;abstract&quot;:&quot;Ubiquitous sensing enabled by Wireless Sensor Network (WSN) technologies cuts across many areas of modern day living. This offers the ability to measure, infer and understand environmental indicators, from delicate ecologies and natural resources to urban environments. The proliferation of these devices in a communicating-actuating network creates the Internet of Things (IoT), wherein sensors and actuators blend seamlessly with the environment around us, and the information is shared across platforms in order to develop a common operating picture (COP). Fueled by the recent adaptation of a variety of enabling wireless technologies such as RFID tags and embedded sensor and actuator nodes, the IoT has stepped out of its infancy and is the next revolutionary technology in transforming the Internet into a fully integrated Future Internet. As we move from www (static pages web) to web2 (social networking web) to web3 (ubiquitous computing web), the need for data-on-demand using sophisticated intuitive queries increases significantly. This paper presents a Cloud centric vision for worldwide implementation of Internet of Things. The key enabling technologies and application domains that are likely to drive IoT research in the near future are discussed. A Cloud implementation using Aneka, which is based on interaction of private and public Clouds is presented. We conclude our IoT vision by expanding on the need for convergence of WSN, the Internet and distributed computing directed at technological research community. © 2013 Elsevier B.V. All rights reserved.&quot;,&quot;issue&quot;:&quot;7&quot;,&quot;volume&quot;:&quot;29&quot;,&quot;container-title-short&quot;:&quot;&quot;},&quot;isTemporary&quot;:false}]},{&quot;citationID&quot;:&quot;MENDELEY_CITATION_0302e008-1076-4a11-831c-8db045d1056c&quot;,&quot;properties&quot;:{&quot;noteIndex&quot;:0},&quot;isEdited&quot;:false,&quot;manualOverride&quot;:{&quot;isManuallyOverridden&quot;:false,&quot;citeprocText&quot;:&quot;[3]&quot;,&quot;manualOverrideText&quot;:&quot;&quot;},&quot;citationTag&quot;:&quot;MENDELEY_CITATION_v3_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&quot;,&quot;citationItems&quot;:[{&quot;id&quot;:&quot;8587c468-ea65-362a-8060-155568e80f0c&quot;,&quot;itemData&quot;:{&quot;type&quot;:&quot;article-journal&quot;,&quot;id&quot;:&quot;8587c468-ea65-362a-8060-155568e80f0c&quot;,&quot;title&quot;:&quot;IoT based real-time water quality monitoring system in water treatment plants (WTPs)&quot;,&quot;author&quot;:[{&quot;family&quot;:&quot;Forhad&quot;,&quot;given&quot;:&quot;H. M.&quot;,&quot;parse-names&quot;:false,&quot;dropping-particle&quot;:&quot;&quot;,&quot;non-dropping-particle&quot;:&quot;&quot;},{&quot;family&quot;:&quot;Uddin&quot;,&quot;given&quot;:&quot;Md Ripaj&quot;,&quot;parse-names&quot;:false,&quot;dropping-particle&quot;:&quot;&quot;,&quot;non-dropping-particle&quot;:&quot;&quot;},{&quot;family&quot;:&quot;Chakrovorty&quot;,&quot;given&quot;:&quot;R. S.&quot;,&quot;parse-names&quot;:false,&quot;dropping-particle&quot;:&quot;&quot;,&quot;non-dropping-particle&quot;:&quot;&quot;},{&quot;family&quot;:&quot;Ruhul&quot;,&quot;given&quot;:&quot;A. M.&quot;,&quot;parse-names&quot;:false,&quot;dropping-particle&quot;:&quot;&quot;,&quot;non-dropping-particle&quot;:&quot;&quot;},{&quot;family&quot;:&quot;Faruk&quot;,&quot;given&quot;:&quot;H. M.&quot;,&quot;parse-names&quot;:false,&quot;dropping-particle&quot;:&quot;&quot;,&quot;non-dropping-particle&quot;:&quot;&quot;},{&quot;family&quot;:&quot;Kamruzzaman&quot;,&quot;given&quot;:&quot;Sarker&quot;,&quot;parse-names&quot;:false,&quot;dropping-particle&quot;:&quot;&quot;,&quot;non-dropping-particle&quot;:&quot;&quot;},{&quot;family&quot;:&quot;Sharmin&quot;,&quot;given&quot;:&quot;Nahid&quot;,&quot;parse-names&quot;:false,&quot;dropping-particle&quot;:&quot;&quot;,&quot;non-dropping-particle&quot;:&quot;&quot;},{&quot;family&quot;:&quot;Jamal&quot;,&quot;given&quot;:&quot;AHM Shofiul Islam Molla&quot;,&quot;parse-names&quot;:false,&quot;dropping-particle&quot;:&quot;&quot;,&quot;non-dropping-particle&quot;:&quot;&quot;},{&quot;family&quot;:&quot;Haque&quot;,&quot;given&quot;:&quot;Md Mezba Ul&quot;,&quot;parse-names&quot;:false,&quot;dropping-particle&quot;:&quot;&quot;,&quot;non-dropping-particle&quot;:&quot;&quot;},{&quot;family&quot;:&quot;Morshed&quot;,&quot;given&quot;:&quot;AKM M.&quot;,&quot;parse-names&quot;:false,&quot;dropping-particle&quot;:&quot;&quot;,&quot;non-dropping-particle&quot;:&quot;&quot;}],&quot;container-title&quot;:&quot;Heliyon&quot;,&quot;container-title-short&quot;:&quot;Heliyon&quot;,&quot;DOI&quot;:&quot;10.1016/j.heliyon.2024.e40746&quot;,&quot;ISSN&quot;:&quot;24058440&quot;,&quot;issued&quot;:{&quot;date-parts&quot;:[[2024,12,15]]},&quot;abstract&quot;:&quot;This study presents the development and implementation of an Internet of Things (IoT)-based real-time water quality monitoring system tailored for water treatment plants (WTPs). The system integrates advanced sensor technologies to continuously monitor key water quality parameters such as pH, dissolved oxygen (DO), total dissolved solids (TDS), and temperature. Data collected by these sensors is transmitted through a robust communication network to a centralized monitoring platform that utilizes cloud-based storage and analytics. The system's design includes a PLC-based control mechanism, allowing for flexible setup modifications and the easy addition of new monitoring parameters. The IoT-based system, powered by a low-energy 29-W configuration, offers accurate and reliable data with a minimal error margin of 0.1–0.2 across various parameters. The research highlights the system's ability to provide real-time alerts, historical data logging, and remote monitoring, all of which contribute to enhanced operational efficiency, proactive maintenance, and informed decision-making. This innovative approach to water quality management not only improves the effectiveness of WTP operations but also ensures environmental sustainability and public health safety. The study underscores the significant potential of IoT technologies in revolutionizing water quality monitoring practices.&quot;,&quot;publisher&quot;:&quot;Elsevier Ltd&quot;,&quot;issue&quot;:&quot;23&quot;,&quot;volume&quot;:&quot;10&quot;},&quot;isTemporary&quot;:false}]},{&quot;citationID&quot;:&quot;MENDELEY_CITATION_82fc8bc8-3077-4d14-b713-4fa6d2ceb28d&quot;,&quot;properties&quot;:{&quot;noteIndex&quot;:0},&quot;isEdited&quot;:false,&quot;manualOverride&quot;:{&quot;isManuallyOverridden&quot;:false,&quot;citeprocText&quot;:&quot;[23]&quot;,&quot;manualOverrideText&quot;:&quot;&quot;},&quot;citationTag&quot;:&quot;MENDELEY_CITATION_v3_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&quot;,&quot;citationItems&quot;:[{&quot;id&quot;:&quot;4e7a86f8-d156-3777-8c80-88417fb02d5f&quot;,&quot;itemData&quot;:{&quot;type&quot;:&quot;article-journal&quot;,&quot;id&quot;:&quot;4e7a86f8-d156-3777-8c80-88417fb02d5f&quot;,&quot;title&quot;:&quot;Geographic Information System for a Community-Based Water Quality Mapping of Rivers in Indonesia&quot;,&quot;author&quot;:[{&quot;family&quot;:&quot;‘Uyun&quot;,&quot;given&quot;:&quot;Shofwatul&quot;,&quot;parse-names&quot;:false,&quot;dropping-particle&quot;:&quot;&quot;,&quot;non-dropping-particle&quot;:&quot;&quot;}],&quot;container-title&quot;:&quot;Kinetik: Game Technology, Information System, Computer Network, Computing, Electronics, and Control&quot;,&quot;DOI&quot;:&quot;10.22219/kinetik.v5i3.1042&quot;,&quot;ISSN&quot;:&quot;2503-2259&quot;,&quot;issued&quot;:{&quot;date-parts&quot;:[[2020,8,27]]},&quot;page&quot;:&quot;219-226&quot;,&quot;abstract&quot;:&quot;River Water with good quality status is the primary needs for the Indonesian people who live along the river. Indonesia has more or less 303 rivers with varied status of water quality. On the other side, the government is obliged to conduct the current situation mapping and to spread the status of river water quality to the surrounding society. It is certainly not an easy job considering the amount and width of the monitoring area. Therefore, this research has proposed a new concept to map the status of river water quality using the STORET method by involving the active participation of the local river community. The locations of research are: Kambaniru river, Brantas river, dan Gajah Wong river. There are seven parameters used to determine the status of river water quality those are: temperature, EC/DHL, TDS, PH, DO, BOD and Caliform. The river community can report the data of analysis result into a system in accordance with the sampling location by enclosing the spatial data. The system will present the status of water quality starting from each point of location to the status of water quality of certain river. The testing result functionally indicates that the system is able to give perfect accuration value. While from its usability, the respondents’ responses are as follows: very agree 60.40%, agree 37.95%, and disagree 1.65%.&quot;,&quot;publisher&quot;:&quot;Universitas Muhammadiyah Malang&quot;,&quot;container-title-short&quot;:&quot;&quot;},&quot;isTemporary&quot;:false}]},{&quot;citationID&quot;:&quot;MENDELEY_CITATION_1e7f2cfd-7cc0-4842-a1ad-5a22e0eefc26&quot;,&quot;properties&quot;:{&quot;noteIndex&quot;:0},&quot;isEdited&quot;:false,&quot;manualOverride&quot;:{&quot;isManuallyOverridden&quot;:false,&quot;citeprocText&quot;:&quot;[24]&quot;,&quot;manualOverrideText&quot;:&quot;&quot;},&quot;citationTag&quot;:&quot;MENDELEY_CITATION_v3_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&quot;,&quot;citationItems&quot;:[{&quot;id&quot;:&quot;eab43ccc-98e4-36a6-8d04-a5fa88892aa6&quot;,&quot;itemData&quot;:{&quot;type&quot;:&quot;article-journal&quot;,&quot;id&quot;:&quot;eab43ccc-98e4-36a6-8d04-a5fa88892aa6&quot;,&quot;title&quot;:&quot;Geographical variability of environmental parameters versus GPS precision: Toward a better sampling strategy&quot;,&quot;author&quot;:[{&quot;family&quot;:&quot;Beryouni&quot;,&quot;given&quot;:&quot;K.&quot;,&quot;parse-names&quot;:false,&quot;dropping-particle&quot;:&quot;&quot;,&quot;non-dropping-particle&quot;:&quot;&quot;},{&quot;family&quot;:&quot;Méar&quot;,&quot;given&quot;:&quot;Y.&quot;,&quot;parse-names&quot;:false,&quot;dropping-particle&quot;:&quot;&quot;,&quot;non-dropping-particle&quot;:&quot;&quot;},{&quot;family&quot;:&quot;Murat&quot;,&quot;given&quot;:&quot;A.&quot;,&quot;parse-names&quot;:false,&quot;dropping-particle&quot;:&quot;&quot;,&quot;non-dropping-particle&quot;:&quot;&quot;},{&quot;family&quot;:&quot;Poizot&quot;,&quot;given&quot;:&quot;E.&quot;,&quot;parse-names&quot;:false,&quot;dropping-particle&quot;:&quot;&quot;,&quot;non-dropping-particle&quot;:&quot;&quot;},{&quot;family&quot;:&quot;Chaibi&quot;,&quot;given&quot;:&quot;M.&quot;,&quot;parse-names&quot;:false,&quot;dropping-particle&quot;:&quot;&quot;,&quot;non-dropping-particle&quot;:&quot;&quot;}],&quot;container-title&quot;:&quot;Marine Pollution Bulletin&quot;,&quot;container-title-short&quot;:&quot;Mar Pollut Bull&quot;,&quot;DOI&quot;:&quot;10.1016/j.marpolbul.2012.05.015&quot;,&quot;ISSN&quot;:&quot;0025326X&quot;,&quot;PMID&quot;:&quot;22995784&quot;,&quot;issued&quot;:{&quot;date-parts&quot;:[[2012,11]]},&quot;page&quot;:&quot;2507-2518&quot;,&quot;abstract&quot;:&quot;To characterize a sedimentary environment, it is risky to take a single sample when the spatial variability is unknown. A reference station has to reflect the natural variations in order to allow the creation of long time series. However, it can remain unclear whether the temporal changes are real or due to a spatial variation. We highlight here the importance of spatial variability at the scale of precision of the GNSS. It appears that the number and arrangement of replicates depend on the environment and the studied parameters. InC, TOC and TS show a sufficiently low spatial variability to allow temporal tracking using GNSS without multiplying samples. The fine fraction percent shows a high spatial variability over small distances. The study of this parameter in the framework of temporal tracking requires a knowledge of its spatial variability during each period of sampling, and hence leads to the multiplication of samples. © 2012 Elsevier Ltd.&quot;,&quot;issue&quot;:&quot;11&quot;,&quot;volume&quot;:&quot;64&quot;},&quot;isTemporary&quot;:false}]},{&quot;citationID&quot;:&quot;MENDELEY_CITATION_259d2eed-5c65-4b74-a298-b7f540fb9cf7&quot;,&quot;properties&quot;:{&quot;noteIndex&quot;:0},&quot;isEdited&quot;:false,&quot;manualOverride&quot;:{&quot;isManuallyOverridden&quot;:false,&quot;citeprocText&quot;:&quot;[4]&quot;,&quot;manualOverrideText&quot;:&quot;&quot;},&quot;citationTag&quot;:&quot;MENDELEY_CITATION_v3_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&quot;,&quot;citationItems&quot;:[{&quot;id&quot;:&quot;1fd5b7a8-e6c7-3d4e-9969-795a7e89d89f&quot;,&quot;itemData&quot;:{&quot;type&quot;:&quot;article&quot;,&quot;id&quot;:&quot;1fd5b7a8-e6c7-3d4e-9969-795a7e89d89f&quot;,&quot;title&quot;:&quot;The Integration of IoT (Internet of Things) Sensors and Location-Based Services for Water Quality Monitoring: A Systematic Literature Review&quot;,&quot;author&quot;:[{&quot;family&quot;:&quot;Bandara&quot;,&quot;given&quot;:&quot;Rajapaksha Mudiyanselage Prasad Niroshan Sanjaya&quot;,&quot;parse-names&quot;:false,&quot;dropping-particle&quot;:&quot;&quot;,&quot;non-dropping-particle&quot;:&quot;&quot;},{&quot;family&quot;:&quot;Jayasignhe&quot;,&quot;given&quot;:&quot;Amila Buddhika&quot;,&quot;parse-names&quot;:false,&quot;dropping-particle&quot;:&quot;&quot;,&quot;non-dropping-particle&quot;:&quot;&quot;},{&quot;family&quot;:&quot;Retscher&quot;,&quot;given&quot;:&quot;Günther&quot;,&quot;parse-names&quot;:false,&quot;dropping-particle&quot;:&quot;&quot;,&quot;non-dropping-particle&quot;:&quot;&quot;}],&quot;container-title&quot;:&quot;Sensors&quot;,&quot;DOI&quot;:&quot;10.3390/s25061918&quot;,&quot;ISSN&quot;:&quot;14248220&quot;,&quot;PMID&quot;:&quot;40293038&quot;,&quot;issued&quot;:{&quot;date-parts&quot;:[[2025,3,1]]},&quot;abstract&quot;:&quot;The increasing demand for clean and reliable water resources, coupled with the growing threat of water pollution, has made real-time water quality (WQ) monitoring and assessment a critical priority in many urban areas. Urban environments encounter substantial challenges in maintaining WQ, driven by factors such as rapid population growth, industrial expansion, and the impacts of climate change. Effective real-time WQ monitoring is essential for safeguarding public health, promoting environmental sustainability, and ensuring adherence to regulatory standards. The rapid advancement of Internet of Things (IoT) sensor technologies and smartphone applications presents an opportunity to develop integrated platforms for real-time WQ assessment. Advances in the IoT provide a transformative solution for WQ monitoring, revolutionizing the way we assess and manage our water resources. Moreover, recent developments in Location-Based Services (LBSs) and Global Navigation Satellite Systems (GNSSs) have significantly enhanced the accessibility and accuracy of location information. With the proliferation of GNSS services, such as GPS, GLONASS, Galileo, and BeiDou, users now have access to a diverse range of location data that are more precise and reliable than ever before. These advancements have made it easier to integrate location information into various applications, from urban planning and disaster management to environmental monitoring and transportation. The availability of multi-GNSS support allows for improved satellite coverage and reduces the potential for signal loss in urban environments or densely built environments. To harness this potential and to enable the seamless integration of the IoT and LBSs for sustainable WQ monitoring, a systematic literature review was conducted to determine past trends and future opportunities. This research aimed to review the limitations of traditional monitoring systems while fostering an understanding of the positioning capabilities of LBSs in environmental monitoring for sustainable urban development. The review highlights both the advancements and challenges in using the IoT and LBSs for real-time WQ monitoring, offering critical insights into the current state of the technology and its potential for future development. There is a pressing need for an integrated, real-time WQ monitoring system that is cost-effective and accessible. Such a system should leverage IoT sensor networks and LBSs to provide continuous monitoring, immediate feedback, and spatially dynamic insights, empowering stakeholders to address WQ issues collaboratively and efficiently.&quot;,&quot;publisher&quot;:&quot;Multidisciplinary Digital Publishing Institute (MDPI)&quot;,&quot;issue&quot;:&quot;6&quot;,&quot;volume&quot;:&quot;25&quot;,&quot;container-title-short&quot;:&quot;&quot;},&quot;isTemporary&quot;:false}]},{&quot;citationID&quot;:&quot;MENDELEY_CITATION_3a9ab9b2-a85c-4e03-81eb-78fa89b2c321&quot;,&quot;properties&quot;:{&quot;noteIndex&quot;:0},&quot;isEdited&quot;:false,&quot;manualOverride&quot;:{&quot;isManuallyOverridden&quot;:false,&quot;citeprocText&quot;:&quot;[25]&quot;,&quot;manualOverrideText&quot;:&quot;&quot;},&quot;citationTag&quot;:&quot;MENDELEY_CITATION_v3_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&quot;,&quot;citationItems&quot;:[{&quot;id&quot;:&quot;f66805dd-7837-3714-8f10-cfd397e81ff2&quot;,&quot;itemData&quot;:{&quot;type&quot;:&quot;book&quot;,&quot;id&quot;:&quot;f66805dd-7837-3714-8f10-cfd397e81ff2&quot;,&quot;title&quot;:&quot;Fuzzy logic with engineering applications&quot;,&quot;author&quot;:[{&quot;family&quot;:&quot;Ross&quot;,&quot;given&quot;:&quot;Timothy J..&quot;,&quot;parse-names&quot;:false,&quot;dropping-particle&quot;:&quot;&quot;,&quot;non-dropping-particle&quot;:&quot;&quot;}],&quot;ISBN&quot;:&quot;9780470743768&quot;,&quot;issued&quot;:{&quot;date-parts&quot;:[[2010]]},&quot;number-of-pages&quot;:&quot;585&quot;,&quot;abstract&quot;:&quot;3rd ed. \&quot;The first edition of Fuzzy Logic with Engineering Applications (1995) was the first classroom text for undergraduates in the field. Now updated for the second time, this new edition features the latest advances in the field including material on expansion of the MLFE method using genetic algorithms, cognitive mapping, fuzzy agent-based models and total uncertainty. Redundant or obsolete topics have been removed, resulting in a more concise yet inclusive text that will ensure the book retains its broad appeal at the forefront of the literature.\&quot; \&quot;Fuzzy Logic with Engineering Applications, Third Edition is oriented mainly towards methods and techniques. Every chapter has been revised, featuring new illustrations and examples throughout. Supporting MATLABcode is downloadable at www.w ileyeurope.com/go/fuzzylogic. This will benefit student learning in all basic operations, the generation of membership functions, and the specialized applications in the latter chapters of the book, providing an invaluable tool for students as well as for self-study by practicing engineers.\&quot;--Jacket. Introduction -- Classical Sets and Fuzzy Sets -- Classical Relations and Fuzzy Relations -- Properties of Membership Functions, Fuzzification, and Defuzzification -- Logic and Fuzzy Systems -- Development of Membership Functions -- Automated Methods for Fuzzy Systems -- Fuzzy Systems Simulation -- Decision Making with Fuzzy Information -- Fuzzy Classification -- Fuzzy Pattern Recognition -- Fuzzy Arithmetic and the Extension Principle -- Fuzzy Control Systems -- Miscellaneous Topics -- Monotone Measures: Belief, Plausibility, Probability, and Possibility.&quot;,&quot;publisher&quot;:&quot;John Wiley&quot;,&quot;container-title-short&quot;:&quot;&quot;},&quot;isTemporary&quot;:false}]},{&quot;citationID&quot;:&quot;MENDELEY_CITATION_007d39cb-902d-441d-8a0f-3e7933284db3&quot;,&quot;properties&quot;:{&quot;noteIndex&quot;:0},&quot;isEdited&quot;:false,&quot;manualOverride&quot;:{&quot;isManuallyOverridden&quot;:false,&quot;citeprocText&quot;:&quot;[25]&quot;,&quot;manualOverrideText&quot;:&quot;&quot;},&quot;citationTag&quot;:&quot;MENDELEY_CITATION_v3_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&quot;,&quot;citationItems&quot;:[{&quot;id&quot;:&quot;f66805dd-7837-3714-8f10-cfd397e81ff2&quot;,&quot;itemData&quot;:{&quot;type&quot;:&quot;book&quot;,&quot;id&quot;:&quot;f66805dd-7837-3714-8f10-cfd397e81ff2&quot;,&quot;title&quot;:&quot;Fuzzy logic with engineering applications&quot;,&quot;author&quot;:[{&quot;family&quot;:&quot;Ross&quot;,&quot;given&quot;:&quot;Timothy J..&quot;,&quot;parse-names&quot;:false,&quot;dropping-particle&quot;:&quot;&quot;,&quot;non-dropping-particle&quot;:&quot;&quot;}],&quot;ISBN&quot;:&quot;9780470743768&quot;,&quot;issued&quot;:{&quot;date-parts&quot;:[[2010]]},&quot;number-of-pages&quot;:&quot;585&quot;,&quot;abstract&quot;:&quot;3rd ed. \&quot;The first edition of Fuzzy Logic with Engineering Applications (1995) was the first classroom text for undergraduates in the field. Now updated for the second time, this new edition features the latest advances in the field including material on expansion of the MLFE method using genetic algorithms, cognitive mapping, fuzzy agent-based models and total uncertainty. Redundant or obsolete topics have been removed, resulting in a more concise yet inclusive text that will ensure the book retains its broad appeal at the forefront of the literature.\&quot; \&quot;Fuzzy Logic with Engineering Applications, Third Edition is oriented mainly towards methods and techniques. Every chapter has been revised, featuring new illustrations and examples throughout. Supporting MATLABcode is downloadable at www.w ileyeurope.com/go/fuzzylogic. This will benefit student learning in all basic operations, the generation of membership functions, and the specialized applications in the latter chapters of the book, providing an invaluable tool for students as well as for self-study by practicing engineers.\&quot;--Jacket. Introduction -- Classical Sets and Fuzzy Sets -- Classical Relations and Fuzzy Relations -- Properties of Membership Functions, Fuzzification, and Defuzzification -- Logic and Fuzzy Systems -- Development of Membership Functions -- Automated Methods for Fuzzy Systems -- Fuzzy Systems Simulation -- Decision Making with Fuzzy Information -- Fuzzy Classification -- Fuzzy Pattern Recognition -- Fuzzy Arithmetic and the Extension Principle -- Fuzzy Control Systems -- Miscellaneous Topics -- Monotone Measures: Belief, Plausibility, Probability, and Possibility.&quot;,&quot;publisher&quot;:&quot;John Wiley&quot;,&quot;container-title-short&quot;:&quot;&quot;},&quot;isTemporary&quot;:false}]},{&quot;citationID&quot;:&quot;MENDELEY_CITATION_a13bbb3d-1c55-401d-9d64-2071ce856f1f&quot;,&quot;properties&quot;:{&quot;noteIndex&quot;:0},&quot;isEdited&quot;:false,&quot;manualOverride&quot;:{&quot;isManuallyOverridden&quot;:false,&quot;citeprocText&quot;:&quot;[26]&quot;,&quot;manualOverrideText&quot;:&quot;&quot;},&quot;citationTag&quot;:&quot;MENDELEY_CITATION_v3_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&quot;,&quot;citationItems&quot;:[{&quot;id&quot;:&quot;8f7cb371-ddf4-3a90-b547-58f967435e86&quot;,&quot;itemData&quot;:{&quot;type&quot;:&quot;article-journal&quot;,&quot;id&quot;:&quot;8f7cb371-ddf4-3a90-b547-58f967435e86&quot;,&quot;title&quot;:&quot;ANALISA PERBANDINGAN LOGIC FUZZY METODE TSUKAMOTO, SUGENO, DAN MAMDANI (STUDI KASUS : PREDIKSI JUMLAH PENDAFTAR MAHASISWA BARU FAKULTAS SAINS DAN TEKNOLOGI UNIVERSITAS ISLAM NEGERI SUNAN GUNUNG DJATI BANDUNG)&quot;,&quot;author&quot;:[{&quot;family&quot;:&quot;Purwati Ayuningtias&quot;,&quot;given&quot;:&quot;Laras&quot;,&quot;parse-names&quot;:false,&quot;dropping-particle&quot;:&quot;&quot;,&quot;non-dropping-particle&quot;:&quot;&quot;},{&quot;family&quot;:&quot;irfan&quot;,&quot;given&quot;:&quot;Mohamad&quot;,&quot;parse-names&quot;:false,&quot;dropping-particle&quot;:&quot;&quot;,&quot;non-dropping-particle&quot;:&quot;&quot;}],&quot;ISSN&quot;:&quot;1979-9160&quot;,&quot;issued&quot;:{&quot;date-parts&quot;:[[2017]]},&quot;container-title-short&quot;:&quot;&quot;},&quot;isTemporary&quot;:false}]},{&quot;citationID&quot;:&quot;MENDELEY_CITATION_a9479241-9d86-4c34-a04a-42cfb12b2f7b&quot;,&quot;properties&quot;:{&quot;noteIndex&quot;:0},&quot;isEdited&quot;:false,&quot;manualOverride&quot;:{&quot;isManuallyOverridden&quot;:false,&quot;citeprocText&quot;:&quot;[27]&quot;,&quot;manualOverrideText&quot;:&quot;&quot;},&quot;citationTag&quot;:&quot;MENDELEY_CITATION_v3_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&quot;,&quot;citationItems&quot;:[{&quot;id&quot;:&quot;94d0609c-34c9-355e-8847-fb36aa2083fb&quot;,&quot;itemData&quot;:{&quot;type&quot;:&quot;article-journal&quot;,&quot;id&quot;:&quot;94d0609c-34c9-355e-8847-fb36aa2083fb&quot;,&quot;title&quot;:&quot;Contingency tables, confusion matrices, classifiers and quality of prediction&quot;,&quot;author&quot;:[{&quot;family&quot;:&quot;Brereton&quot;,&quot;given&quot;:&quot;Richard G.&quot;,&quot;parse-names&quot;:false,&quot;dropping-particle&quot;:&quot;&quot;,&quot;non-dropping-particle&quot;:&quot;&quot;}],&quot;container-title&quot;:&quot;Journal of Chemometrics&quot;,&quot;container-title-short&quot;:&quot;J Chemom&quot;,&quot;DOI&quot;:&quot;10.1002/cem.3331&quot;,&quot;ISSN&quot;:&quot;1099128X&quot;,&quot;issued&quot;:{&quot;date-parts&quot;:[[2021,11,1]]},&quot;publisher&quot;:&quot;John Wiley and Sons Ltd&quot;,&quot;issue&quot;:&quot;11&quot;,&quot;volume&quot;:&quot;35&quot;},&quot;isTemporary&quot;:false}]}]"/>
     <we:property name="MENDELEY_CITATIONS_STYLE" value="{&quot;id&quot;:&quot;https://www.zotero.org/styles/ieee&quot;,&quot;title&quot;:&quot;IEEE&quot;,&quot;format&quot;:&quot;numeric&quot;,&quot;defaultLocale&quot;:null,&quot;isLocaleCodeValid&quot;:true}"/>
   </we:properties>
   <we:bindings/>
